--- a/Historia wersji oraz md/Historia wersji/AMSteel_Quote_Raport_Wersji_1.3.docx
+++ b/Historia wersji oraz md/Historia wersji/AMSteel_Quote_Raport_Wersji_1.3.docx
@@ -158,7 +158,13 @@
               <w:rPr>
                 <w:color w:val="1F2A44"/>
               </w:rPr>
-              <w:t>1.2</w:t>
+              <w:t>1.</w:t>
+            </w:r>
+            <w:r>
+              <w:rPr>
+                <w:color w:val="1F2A44"/>
+              </w:rPr>
+              <w:t>3</w:t>
             </w:r>
           </w:p>
         </w:tc>
@@ -212,7 +218,43 @@
               <w:rPr>
                 <w:color w:val="666666"/>
               </w:rPr>
-              <w:t>13.07.2026 - 16.07.2026</w:t>
+              <w:t>1</w:t>
+            </w:r>
+            <w:r>
+              <w:rPr>
+                <w:color w:val="666666"/>
+              </w:rPr>
+              <w:t>6</w:t>
+            </w:r>
+            <w:r>
+              <w:rPr>
+                <w:color w:val="666666"/>
+              </w:rPr>
+              <w:t xml:space="preserve">.07.2026 - </w:t>
+            </w:r>
+            <w:r>
+              <w:rPr>
+                <w:color w:val="666666"/>
+              </w:rPr>
+              <w:t>5</w:t>
+            </w:r>
+            <w:r>
+              <w:rPr>
+                <w:color w:val="666666"/>
+              </w:rPr>
+              <w:t>.0</w:t>
+            </w:r>
+            <w:r>
+              <w:rPr>
+                <w:color w:val="666666"/>
+              </w:rPr>
+              <w:t>8</w:t>
+            </w:r>
+            <w:r>
+              <w:rPr>
+                <w:color w:val="666666"/>
+              </w:rPr>
+              <w:t>.2026</w:t>
             </w:r>
           </w:p>
         </w:tc>
@@ -257,7 +299,25 @@
               <w:rPr>
                 <w:color w:val="666666"/>
               </w:rPr>
-              <w:t>16.07.2026</w:t>
+              <w:t>5</w:t>
+            </w:r>
+            <w:r>
+              <w:rPr>
+                <w:color w:val="666666"/>
+              </w:rPr>
+              <w:t>.0</w:t>
+            </w:r>
+            <w:r>
+              <w:rPr>
+                <w:color w:val="666666"/>
+              </w:rPr>
+              <w:t>8</w:t>
+            </w:r>
+            <w:r>
+              <w:rPr>
+                <w:color w:val="666666"/>
+              </w:rPr>
+              <w:t>.2026</w:t>
             </w:r>
           </w:p>
         </w:tc>
@@ -448,7 +508,7 @@
       <w:tr>
         <w:tc>
           <w:tcPr>
-            <w:tcW w:w="1247" w:type="dxa"/>
+            <w:tcW w:w="1226" w:type="dxa"/>
             <w:shd w:val="clear" w:color="auto" w:fill="2B57A6"/>
           </w:tcPr>
           <w:p>
@@ -465,7 +525,7 @@
         </w:tc>
         <w:tc>
           <w:tcPr>
-            <w:tcW w:w="2551" w:type="dxa"/>
+            <w:tcW w:w="2481" w:type="dxa"/>
             <w:shd w:val="clear" w:color="auto" w:fill="2B57A6"/>
           </w:tcPr>
           <w:p>
@@ -482,7 +542,7 @@
         </w:tc>
         <w:tc>
           <w:tcPr>
-            <w:tcW w:w="1587" w:type="dxa"/>
+            <w:tcW w:w="1568" w:type="dxa"/>
             <w:shd w:val="clear" w:color="auto" w:fill="2B57A6"/>
           </w:tcPr>
           <w:p>
@@ -497,7 +557,7 @@
         </w:tc>
         <w:tc>
           <w:tcPr>
-            <w:tcW w:w="3685" w:type="dxa"/>
+            <w:tcW w:w="3581" w:type="dxa"/>
             <w:shd w:val="clear" w:color="auto" w:fill="2B57A6"/>
           </w:tcPr>
           <w:p>
@@ -551,11 +611,16 @@
             <w:tcW w:w="1226" w:type="dxa"/>
           </w:tcPr>
           <w:p>
-            <w:r>
+            <w:pPr>
               <w:rPr>
                 <w:b/>
               </w:rPr>
-              <w:t>1.2</w:t>
+            </w:pPr>
+            <w:r>
+              <w:rPr>
+                <w:b/>
+              </w:rPr>
+              <w:t>1.3</w:t>
             </w:r>
           </w:p>
         </w:tc>
@@ -565,7 +630,7 @@
           </w:tcPr>
           <w:p>
             <w:r>
-              <w:t>13.07.2026 - 16.07.2026</w:t>
+              <w:t>16.07.2026 - 5.08.2026</w:t>
             </w:r>
           </w:p>
         </w:tc>
@@ -575,7 +640,7 @@
           </w:tcPr>
           <w:p>
             <w:r>
-              <w:t>16.07.2026</w:t>
+              <w:t>5.08.2026</w:t>
             </w:r>
           </w:p>
         </w:tc>
@@ -585,31 +650,69 @@
           </w:tcPr>
           <w:p>
             <w:r>
-              <w:t xml:space="preserve">Poprawki regresji po </w:t>
-            </w:r>
-            <w:proofErr w:type="spellStart"/>
-            <w:r>
-              <w:t>integracji</w:t>
-            </w:r>
-            <w:proofErr w:type="spellEnd"/>
-            <w:r>
-              <w:t xml:space="preserve"> </w:t>
-            </w:r>
-            <w:proofErr w:type="spellStart"/>
-            <w:r>
-              <w:t>podczas</w:t>
-            </w:r>
-            <w:proofErr w:type="spellEnd"/>
-            <w:r>
-              <w:t xml:space="preserve"> </w:t>
-            </w:r>
-            <w:proofErr w:type="spellStart"/>
-            <w:r>
-              <w:t>Deployu</w:t>
-            </w:r>
-            <w:proofErr w:type="spellEnd"/>
-            <w:r>
-              <w:t xml:space="preserve"> (m.in. krytyczny błąd edycji pozycji, przywrócona waga arkusza), ujednolicenie generowania PDF na wersję serwerową, zamknięcie rejestracji kont dla administratora oraz eksport ofert do Excela w formacie KTS/GPAO.</w:t>
+              <w:t>Panel administratora zyskał obsługę zatwierdzania, odrzucania i edycji ofert; wysyłka do klienta rozszerzona na starszego handlowca i administratora wraz z zakładkami szybkiego filtrowania; dodane języki czeski i niemiecki oraz sortowanie listy ofert. Dodano panel ustawień administratora (kurs EUR/PLN, PGL bazowe, transport bazowy) oraz przełącznik waluty EURO/PLN w kalkulatorze; oferta zapamiętuje walutę handlowca i kurs z dnia wyceny.</w:t>
+            </w:r>
+            <w:proofErr w:type="spellStart"/>
+            <w:proofErr w:type="spellEnd"/>
+            <w:proofErr w:type="spellStart"/>
+            <w:proofErr w:type="spellEnd"/>
+            <w:proofErr w:type="spellStart"/>
+            <w:proofErr w:type="spellEnd"/>
+            <w:proofErr w:type="spellStart"/>
+            <w:proofErr w:type="spellEnd"/>
+            <w:proofErr w:type="spellStart"/>
+            <w:proofErr w:type="spellEnd"/>
+            <w:proofErr w:type="spellStart"/>
+            <w:proofErr w:type="spellEnd"/>
+            <w:proofErr w:type="spellStart"/>
+            <w:proofErr w:type="spellEnd"/>
+            <w:proofErr w:type="spellStart"/>
+            <w:proofErr w:type="spellEnd"/>
+            <w:proofErr w:type="spellStart"/>
+            <w:proofErr w:type="spellEnd"/>
+            <w:proofErr w:type="spellStart"/>
+            <w:proofErr w:type="spellEnd"/>
+            <w:proofErr w:type="spellStart"/>
+            <w:proofErr w:type="spellEnd"/>
+            <w:proofErr w:type="spellStart"/>
+            <w:proofErr w:type="spellEnd"/>
+            <w:proofErr w:type="spellStart"/>
+            <w:proofErr w:type="spellEnd"/>
+            <w:proofErr w:type="spellStart"/>
+            <w:proofErr w:type="spellEnd"/>
+            <w:proofErr w:type="spellStart"/>
+            <w:proofErr w:type="spellEnd"/>
+            <w:proofErr w:type="spellStart"/>
+            <w:proofErr w:type="spellEnd"/>
+            <w:proofErr w:type="spellStart"/>
+            <w:proofErr w:type="spellEnd"/>
+            <w:proofErr w:type="spellStart"/>
+            <w:proofErr w:type="spellEnd"/>
+            <w:proofErr w:type="spellStart"/>
+            <w:proofErr w:type="spellEnd"/>
+            <w:proofErr w:type="spellStart"/>
+            <w:proofErr w:type="spellEnd"/>
+            <w:proofErr w:type="spellStart"/>
+            <w:proofErr w:type="spellEnd"/>
+            <w:proofErr w:type="spellStart"/>
+            <w:proofErr w:type="spellEnd"/>
+            <w:proofErr w:type="spellStart"/>
+            <w:proofErr w:type="spellEnd"/>
+            <w:proofErr w:type="spellStart"/>
+            <w:proofErr w:type="spellEnd"/>
+            <w:proofErr w:type="spellStart"/>
+            <w:proofErr w:type="spellEnd"/>
+            <w:proofErr w:type="spellStart"/>
+            <w:proofErr w:type="spellEnd"/>
+            <w:proofErr w:type="spellStart"/>
+            <w:proofErr w:type="spellEnd"/>
+            <w:proofErr w:type="spellStart"/>
+            <w:proofErr w:type="spellEnd"/>
+            <w:proofErr w:type="spellStart"/>
+            <w:proofErr w:type="spellEnd"/>
+            <w:r>
+              <w:rPr/>
+              <w:t xml:space="preserve"> Dodano trwałe, unikalne numery ofert wraz z automatyczną nazwą zastępczą „offer_&lt;numer&gt;” dla ofert bez tytułu oraz wyszukiwarkę ofert (po nazwie, nazwie zastępczej i numerze); uprawnienia administratora zrównane ze starszym handlowcem na własnych ofertach.</w:t>
             </w:r>
           </w:p>
         </w:tc>
@@ -617,71 +720,45 @@
       <w:tr>
         <w:tc>
           <w:tcPr>
-            <w:tcW w:w="1247" w:type="dxa"/>
+            <w:tcW w:w="1226" w:type="dxa"/>
           </w:tcPr>
           <w:p>
             <w:r>
               <w:rPr>
                 <w:b/>
-                <w:color w:val="1F2A44"/>
               </w:rPr>
-              <w:t>1.1</w:t>
+              <w:t>1.2</w:t>
             </w:r>
           </w:p>
         </w:tc>
         <w:tc>
           <w:tcPr>
-            <w:tcW w:w="2551" w:type="dxa"/>
+            <w:tcW w:w="2481" w:type="dxa"/>
           </w:tcPr>
           <w:p>
             <w:r>
-              <w:rPr>
-                <w:color w:val="666666"/>
-              </w:rPr>
-              <w:t>6.07.2026 - 13.07.2026</w:t>
+              <w:t>13.07.2026 - 16.07.2026</w:t>
             </w:r>
           </w:p>
         </w:tc>
         <w:tc>
           <w:tcPr>
-            <w:tcW w:w="1587" w:type="dxa"/>
+            <w:tcW w:w="1568" w:type="dxa"/>
           </w:tcPr>
           <w:p>
             <w:r>
-              <w:rPr>
-                <w:color w:val="666666"/>
-              </w:rPr>
-              <w:t>13.07.2026</w:t>
+              <w:t>16.07.2026</w:t>
             </w:r>
           </w:p>
         </w:tc>
         <w:tc>
           <w:tcPr>
-            <w:tcW w:w="3685" w:type="dxa"/>
+            <w:tcW w:w="3581" w:type="dxa"/>
           </w:tcPr>
           <w:p>
-            <w:r>
-              <w:t xml:space="preserve">Role </w:t>
-            </w:r>
-            <w:proofErr w:type="spellStart"/>
-            <w:r>
-              <w:t>użytkowników</w:t>
-            </w:r>
-            <w:proofErr w:type="spellEnd"/>
-            <w:r>
-              <w:t xml:space="preserve"> (</w:t>
-            </w:r>
-            <w:proofErr w:type="spellStart"/>
-            <w:r>
-              <w:t>młodszy</w:t>
-            </w:r>
-            <w:proofErr w:type="spellEnd"/>
-            <w:r>
-              <w:t>/</w:t>
-            </w:r>
-            <w:proofErr w:type="spellStart"/>
-            <w:r>
-              <w:t>starszy</w:t>
+            <w:proofErr w:type="spellStart"/>
+            <w:r>
+              <w:t>Poprawki</w:t>
             </w:r>
             <w:proofErr w:type="spellEnd"/>
             <w:r>
@@ -689,15 +766,15 @@
             </w:r>
             <w:proofErr w:type="spellStart"/>
             <w:r>
-              <w:t>handlowiec</w:t>
-            </w:r>
-            <w:proofErr w:type="spellEnd"/>
-            <w:r>
-              <w:t xml:space="preserve">, administrator), </w:t>
-            </w:r>
-            <w:proofErr w:type="spellStart"/>
-            <w:r>
-              <w:t>obieg</w:t>
+              <w:t>regresji</w:t>
+            </w:r>
+            <w:proofErr w:type="spellEnd"/>
+            <w:r>
+              <w:t xml:space="preserve"> po </w:t>
+            </w:r>
+            <w:proofErr w:type="spellStart"/>
+            <w:r>
+              <w:t>integracji</w:t>
             </w:r>
             <w:proofErr w:type="spellEnd"/>
             <w:r>
@@ -705,7 +782,7 @@
             </w:r>
             <w:proofErr w:type="spellStart"/>
             <w:r>
-              <w:t>akceptacji</w:t>
+              <w:t>podczas</w:t>
             </w:r>
             <w:proofErr w:type="spellEnd"/>
             <w:r>
@@ -713,99 +790,187 @@
             </w:r>
             <w:proofErr w:type="spellStart"/>
             <w:r>
+              <w:t>Deployu</w:t>
+            </w:r>
+            <w:proofErr w:type="spellEnd"/>
+            <w:r>
+              <w:t xml:space="preserve"> (m.in. </w:t>
+            </w:r>
+            <w:proofErr w:type="spellStart"/>
+            <w:r>
+              <w:t>krytyczny</w:t>
+            </w:r>
+            <w:proofErr w:type="spellEnd"/>
+            <w:r>
+              <w:t xml:space="preserve"> </w:t>
+            </w:r>
+            <w:proofErr w:type="spellStart"/>
+            <w:r>
+              <w:t>błąd</w:t>
+            </w:r>
+            <w:proofErr w:type="spellEnd"/>
+            <w:r>
+              <w:t xml:space="preserve"> </w:t>
+            </w:r>
+            <w:proofErr w:type="spellStart"/>
+            <w:r>
+              <w:t>edycji</w:t>
+            </w:r>
+            <w:proofErr w:type="spellEnd"/>
+            <w:r>
+              <w:t xml:space="preserve"> </w:t>
+            </w:r>
+            <w:proofErr w:type="spellStart"/>
+            <w:r>
+              <w:t>pozycji</w:t>
+            </w:r>
+            <w:proofErr w:type="spellEnd"/>
+            <w:r>
+              <w:t xml:space="preserve">, </w:t>
+            </w:r>
+            <w:proofErr w:type="spellStart"/>
+            <w:r>
+              <w:t>przywrócona</w:t>
+            </w:r>
+            <w:proofErr w:type="spellEnd"/>
+            <w:r>
+              <w:t xml:space="preserve"> </w:t>
+            </w:r>
+            <w:proofErr w:type="spellStart"/>
+            <w:r>
+              <w:t>waga</w:t>
+            </w:r>
+            <w:proofErr w:type="spellEnd"/>
+            <w:r>
+              <w:t xml:space="preserve"> </w:t>
+            </w:r>
+            <w:proofErr w:type="spellStart"/>
+            <w:r>
+              <w:t>arkusza</w:t>
+            </w:r>
+            <w:proofErr w:type="spellEnd"/>
+            <w:r>
+              <w:t xml:space="preserve">), </w:t>
+            </w:r>
+            <w:proofErr w:type="spellStart"/>
+            <w:r>
+              <w:t>ujednolicenie</w:t>
+            </w:r>
+            <w:proofErr w:type="spellEnd"/>
+            <w:r>
+              <w:t xml:space="preserve"> </w:t>
+            </w:r>
+            <w:proofErr w:type="spellStart"/>
+            <w:r>
+              <w:t>generowania</w:t>
+            </w:r>
+            <w:proofErr w:type="spellEnd"/>
+            <w:r>
+              <w:t xml:space="preserve"> PDF </w:t>
+            </w:r>
+            <w:proofErr w:type="spellStart"/>
+            <w:r>
+              <w:t>na</w:t>
+            </w:r>
+            <w:proofErr w:type="spellEnd"/>
+            <w:r>
+              <w:t xml:space="preserve"> </w:t>
+            </w:r>
+            <w:proofErr w:type="spellStart"/>
+            <w:r>
+              <w:t>wersję</w:t>
+            </w:r>
+            <w:proofErr w:type="spellEnd"/>
+            <w:r>
+              <w:t xml:space="preserve"> </w:t>
+            </w:r>
+            <w:proofErr w:type="spellStart"/>
+            <w:r>
+              <w:t>serwerową</w:t>
+            </w:r>
+            <w:proofErr w:type="spellEnd"/>
+            <w:r>
+              <w:t xml:space="preserve">, </w:t>
+            </w:r>
+            <w:proofErr w:type="spellStart"/>
+            <w:r>
+              <w:t>zamknięcie</w:t>
+            </w:r>
+            <w:proofErr w:type="spellEnd"/>
+            <w:r>
+              <w:t xml:space="preserve"> </w:t>
+            </w:r>
+            <w:proofErr w:type="spellStart"/>
+            <w:r>
+              <w:t>rejestracji</w:t>
+            </w:r>
+            <w:proofErr w:type="spellEnd"/>
+            <w:r>
+              <w:t xml:space="preserve"> </w:t>
+            </w:r>
+            <w:proofErr w:type="spellStart"/>
+            <w:r>
+              <w:t>kont</w:t>
+            </w:r>
+            <w:proofErr w:type="spellEnd"/>
+            <w:r>
+              <w:t xml:space="preserve"> </w:t>
+            </w:r>
+            <w:proofErr w:type="spellStart"/>
+            <w:r>
+              <w:t>dla</w:t>
+            </w:r>
+            <w:proofErr w:type="spellEnd"/>
+            <w:r>
+              <w:t xml:space="preserve"> </w:t>
+            </w:r>
+            <w:proofErr w:type="spellStart"/>
+            <w:r>
+              <w:t>administratora</w:t>
+            </w:r>
+            <w:proofErr w:type="spellEnd"/>
+            <w:r>
+              <w:t xml:space="preserve"> </w:t>
+            </w:r>
+            <w:proofErr w:type="spellStart"/>
+            <w:r>
+              <w:t>oraz</w:t>
+            </w:r>
+            <w:proofErr w:type="spellEnd"/>
+            <w:r>
+              <w:t xml:space="preserve"> </w:t>
+            </w:r>
+            <w:proofErr w:type="spellStart"/>
+            <w:r>
+              <w:t>eksport</w:t>
+            </w:r>
+            <w:proofErr w:type="spellEnd"/>
+            <w:r>
+              <w:t xml:space="preserve"> </w:t>
+            </w:r>
+            <w:proofErr w:type="spellStart"/>
+            <w:r>
               <w:t>ofert</w:t>
             </w:r>
             <w:proofErr w:type="spellEnd"/>
             <w:r>
-              <w:t xml:space="preserve">, panel </w:t>
-            </w:r>
-            <w:proofErr w:type="spellStart"/>
-            <w:r>
-              <w:t>administratora</w:t>
-            </w:r>
-            <w:proofErr w:type="spellEnd"/>
-            <w:r>
-              <w:t xml:space="preserve"> </w:t>
-            </w:r>
-            <w:proofErr w:type="spellStart"/>
-            <w:r>
-              <w:t>i</w:t>
-            </w:r>
-            <w:proofErr w:type="spellEnd"/>
-            <w:r>
-              <w:t xml:space="preserve"> panel </w:t>
-            </w:r>
-            <w:proofErr w:type="spellStart"/>
-            <w:r>
-              <w:t>seniora</w:t>
-            </w:r>
-            <w:proofErr w:type="spellEnd"/>
-            <w:r>
-              <w:t xml:space="preserve">, </w:t>
-            </w:r>
-            <w:proofErr w:type="spellStart"/>
-            <w:r>
-              <w:t>migracje</w:t>
-            </w:r>
-            <w:proofErr w:type="spellEnd"/>
-            <w:r>
-              <w:t xml:space="preserve"> </w:t>
-            </w:r>
-            <w:proofErr w:type="spellStart"/>
-            <w:r>
-              <w:t>bazy</w:t>
-            </w:r>
-            <w:proofErr w:type="spellEnd"/>
-            <w:r>
-              <w:t xml:space="preserve"> </w:t>
-            </w:r>
-            <w:proofErr w:type="spellStart"/>
-            <w:r>
-              <w:t>danych</w:t>
-            </w:r>
-            <w:proofErr w:type="spellEnd"/>
-            <w:r>
-              <w:t xml:space="preserve">, </w:t>
-            </w:r>
-            <w:proofErr w:type="spellStart"/>
-            <w:r>
-              <w:t>tłumaczenia</w:t>
-            </w:r>
-            <w:proofErr w:type="spellEnd"/>
-            <w:r>
-              <w:t xml:space="preserve"> PL/EN. </w:t>
-            </w:r>
-            <w:proofErr w:type="spellStart"/>
-            <w:r>
-              <w:t>Wdrożone</w:t>
-            </w:r>
-            <w:proofErr w:type="spellEnd"/>
-            <w:r>
-              <w:t xml:space="preserve"> </w:t>
-            </w:r>
-            <w:proofErr w:type="spellStart"/>
-            <w:r>
-              <w:t>na</w:t>
-            </w:r>
-            <w:proofErr w:type="spellEnd"/>
-            <w:r>
-              <w:t xml:space="preserve"> </w:t>
-            </w:r>
-            <w:proofErr w:type="spellStart"/>
-            <w:r>
-              <w:t>środowisko</w:t>
-            </w:r>
-            <w:proofErr w:type="spellEnd"/>
-            <w:r>
-              <w:t xml:space="preserve"> </w:t>
-            </w:r>
-            <w:proofErr w:type="spellStart"/>
-            <w:r>
-              <w:t>produkcyjne</w:t>
-            </w:r>
-            <w:proofErr w:type="spellEnd"/>
-            <w:r>
-              <w:t>.</w:t>
+              <w:t xml:space="preserve"> do </w:t>
+            </w:r>
+            <w:proofErr w:type="spellStart"/>
+            <w:r>
+              <w:t>Excela</w:t>
+            </w:r>
+            <w:proofErr w:type="spellEnd"/>
+            <w:r>
+              <w:t xml:space="preserve"> w </w:t>
+            </w:r>
+            <w:proofErr w:type="spellStart"/>
+            <w:r>
+              <w:t>formacie</w:t>
+            </w:r>
+            <w:proofErr w:type="spellEnd"/>
+            <w:r>
+              <w:t xml:space="preserve"> KTS/GPAO.</w:t>
             </w:r>
           </w:p>
         </w:tc>
@@ -813,7 +978,203 @@
       <w:tr>
         <w:tc>
           <w:tcPr>
-            <w:tcW w:w="1247" w:type="dxa"/>
+            <w:tcW w:w="1226" w:type="dxa"/>
+          </w:tcPr>
+          <w:p>
+            <w:r>
+              <w:rPr>
+                <w:b/>
+                <w:color w:val="1F2A44"/>
+              </w:rPr>
+              <w:t>1.1</w:t>
+            </w:r>
+          </w:p>
+        </w:tc>
+        <w:tc>
+          <w:tcPr>
+            <w:tcW w:w="2481" w:type="dxa"/>
+          </w:tcPr>
+          <w:p>
+            <w:r>
+              <w:rPr>
+                <w:color w:val="666666"/>
+              </w:rPr>
+              <w:t>6.07.2026 - 13.07.2026</w:t>
+            </w:r>
+          </w:p>
+        </w:tc>
+        <w:tc>
+          <w:tcPr>
+            <w:tcW w:w="1568" w:type="dxa"/>
+          </w:tcPr>
+          <w:p>
+            <w:r>
+              <w:rPr>
+                <w:color w:val="666666"/>
+              </w:rPr>
+              <w:t>13.07.2026</w:t>
+            </w:r>
+          </w:p>
+        </w:tc>
+        <w:tc>
+          <w:tcPr>
+            <w:tcW w:w="3581" w:type="dxa"/>
+          </w:tcPr>
+          <w:p>
+            <w:r>
+              <w:t xml:space="preserve">Role </w:t>
+            </w:r>
+            <w:proofErr w:type="spellStart"/>
+            <w:r>
+              <w:t>użytkowników</w:t>
+            </w:r>
+            <w:proofErr w:type="spellEnd"/>
+            <w:r>
+              <w:t xml:space="preserve"> (</w:t>
+            </w:r>
+            <w:proofErr w:type="spellStart"/>
+            <w:r>
+              <w:t>młodszy</w:t>
+            </w:r>
+            <w:proofErr w:type="spellEnd"/>
+            <w:r>
+              <w:t>/</w:t>
+            </w:r>
+            <w:proofErr w:type="spellStart"/>
+            <w:r>
+              <w:t>starszy</w:t>
+            </w:r>
+            <w:proofErr w:type="spellEnd"/>
+            <w:r>
+              <w:t xml:space="preserve"> </w:t>
+            </w:r>
+            <w:proofErr w:type="spellStart"/>
+            <w:r>
+              <w:t>handlowiec</w:t>
+            </w:r>
+            <w:proofErr w:type="spellEnd"/>
+            <w:r>
+              <w:t xml:space="preserve">, administrator), </w:t>
+            </w:r>
+            <w:proofErr w:type="spellStart"/>
+            <w:r>
+              <w:t>obieg</w:t>
+            </w:r>
+            <w:proofErr w:type="spellEnd"/>
+            <w:r>
+              <w:t xml:space="preserve"> </w:t>
+            </w:r>
+            <w:proofErr w:type="spellStart"/>
+            <w:r>
+              <w:t>akceptacji</w:t>
+            </w:r>
+            <w:proofErr w:type="spellEnd"/>
+            <w:r>
+              <w:t xml:space="preserve"> </w:t>
+            </w:r>
+            <w:proofErr w:type="spellStart"/>
+            <w:r>
+              <w:t>ofert</w:t>
+            </w:r>
+            <w:proofErr w:type="spellEnd"/>
+            <w:r>
+              <w:t xml:space="preserve">, panel </w:t>
+            </w:r>
+            <w:proofErr w:type="spellStart"/>
+            <w:r>
+              <w:t>administratora</w:t>
+            </w:r>
+            <w:proofErr w:type="spellEnd"/>
+            <w:r>
+              <w:t xml:space="preserve"> </w:t>
+            </w:r>
+            <w:proofErr w:type="spellStart"/>
+            <w:r>
+              <w:t>i</w:t>
+            </w:r>
+            <w:proofErr w:type="spellEnd"/>
+            <w:r>
+              <w:t xml:space="preserve"> panel </w:t>
+            </w:r>
+            <w:proofErr w:type="spellStart"/>
+            <w:r>
+              <w:t>seniora</w:t>
+            </w:r>
+            <w:proofErr w:type="spellEnd"/>
+            <w:r>
+              <w:t xml:space="preserve">, </w:t>
+            </w:r>
+            <w:proofErr w:type="spellStart"/>
+            <w:r>
+              <w:t>migracje</w:t>
+            </w:r>
+            <w:proofErr w:type="spellEnd"/>
+            <w:r>
+              <w:t xml:space="preserve"> </w:t>
+            </w:r>
+            <w:proofErr w:type="spellStart"/>
+            <w:r>
+              <w:t>bazy</w:t>
+            </w:r>
+            <w:proofErr w:type="spellEnd"/>
+            <w:r>
+              <w:t xml:space="preserve"> </w:t>
+            </w:r>
+            <w:proofErr w:type="spellStart"/>
+            <w:r>
+              <w:t>danych</w:t>
+            </w:r>
+            <w:proofErr w:type="spellEnd"/>
+            <w:r>
+              <w:t xml:space="preserve">, </w:t>
+            </w:r>
+            <w:proofErr w:type="spellStart"/>
+            <w:r>
+              <w:t>tłumaczenia</w:t>
+            </w:r>
+            <w:proofErr w:type="spellEnd"/>
+            <w:r>
+              <w:t xml:space="preserve"> PL/EN. </w:t>
+            </w:r>
+            <w:proofErr w:type="spellStart"/>
+            <w:r>
+              <w:t>Wdrożone</w:t>
+            </w:r>
+            <w:proofErr w:type="spellEnd"/>
+            <w:r>
+              <w:t xml:space="preserve"> </w:t>
+            </w:r>
+            <w:proofErr w:type="spellStart"/>
+            <w:r>
+              <w:t>na</w:t>
+            </w:r>
+            <w:proofErr w:type="spellEnd"/>
+            <w:r>
+              <w:t xml:space="preserve"> </w:t>
+            </w:r>
+            <w:proofErr w:type="spellStart"/>
+            <w:r>
+              <w:t>środowisko</w:t>
+            </w:r>
+            <w:proofErr w:type="spellEnd"/>
+            <w:r>
+              <w:t xml:space="preserve"> </w:t>
+            </w:r>
+            <w:proofErr w:type="spellStart"/>
+            <w:r>
+              <w:t>produkcyjne</w:t>
+            </w:r>
+            <w:proofErr w:type="spellEnd"/>
+            <w:r>
+              <w:t>.</w:t>
+            </w:r>
+          </w:p>
+        </w:tc>
+      </w:tr>
+      <w:tr>
+        <w:tc>
+          <w:tcPr>
+            <w:tcW w:w="1226" w:type="dxa"/>
           </w:tcPr>
           <w:p>
             <w:r>
@@ -827,7 +1188,7 @@
         </w:tc>
         <w:tc>
           <w:tcPr>
-            <w:tcW w:w="2551" w:type="dxa"/>
+            <w:tcW w:w="2481" w:type="dxa"/>
           </w:tcPr>
           <w:p>
             <w:r>
@@ -854,7 +1215,7 @@
         </w:tc>
         <w:tc>
           <w:tcPr>
-            <w:tcW w:w="1587" w:type="dxa"/>
+            <w:tcW w:w="1568" w:type="dxa"/>
           </w:tcPr>
           <w:p>
             <w:r>
@@ -867,7 +1228,7 @@
         </w:tc>
         <w:tc>
           <w:tcPr>
-            <w:tcW w:w="3685" w:type="dxa"/>
+            <w:tcW w:w="3581" w:type="dxa"/>
           </w:tcPr>
           <w:p>
             <w:proofErr w:type="spellStart"/>
@@ -953,7 +1314,7 @@
           <w:color w:val="1F2A44"/>
           <w:sz w:val="32"/>
         </w:rPr>
-        <w:t xml:space="preserve"> 1.2</w:t>
+        <w:t xml:space="preserve"> 1.3</w:t>
       </w:r>
     </w:p>
     <w:p>
@@ -1242,10 +1603,19 @@
             <w:tcW w:w="1948" w:type="dxa"/>
           </w:tcPr>
           <w:p>
-            <w:r>
-              <w:lastRenderedPageBreak/>
-              <w:t>Porządki w repozytorium</w:t>
-            </w:r>
+            <w:proofErr w:type="spellStart"/>
+            <w:r>
+              <w:t>Poprawka</w:t>
+            </w:r>
+            <w:proofErr w:type="spellEnd"/>
+            <w:r>
+              <w:t xml:space="preserve"> </w:t>
+            </w:r>
+            <w:proofErr w:type="spellStart"/>
+            <w:r>
+              <w:t>błędu</w:t>
+            </w:r>
+            <w:proofErr w:type="spellEnd"/>
           </w:p>
         </w:tc>
         <w:tc>
@@ -1253,8 +1623,245 @@
             <w:tcW w:w="6908" w:type="dxa"/>
           </w:tcPr>
           <w:p>
-            <w:r>
-              <w:t>Repozytorium zsynchronizowane ze stanem produkcyjnym — usunięty rozjechany, nieużywany szkielet frontendu; kod w repo to teraz dokładnie to, co działa na produkcji.</w:t>
+            <w:proofErr w:type="spellStart"/>
+            <w:r>
+              <w:t>Zapis</w:t>
+            </w:r>
+            <w:proofErr w:type="spellEnd"/>
+            <w:r>
+              <w:t xml:space="preserve"> </w:t>
+            </w:r>
+            <w:proofErr w:type="spellStart"/>
+            <w:r>
+              <w:t>edycji</w:t>
+            </w:r>
+            <w:proofErr w:type="spellEnd"/>
+            <w:r>
+              <w:t xml:space="preserve"> </w:t>
+            </w:r>
+            <w:proofErr w:type="spellStart"/>
+            <w:r>
+              <w:t>oferty</w:t>
+            </w:r>
+            <w:proofErr w:type="spellEnd"/>
+            <w:r>
+              <w:t xml:space="preserve"> (PUT) </w:t>
+            </w:r>
+            <w:proofErr w:type="spellStart"/>
+            <w:r>
+              <w:t>nie</w:t>
+            </w:r>
+            <w:proofErr w:type="spellEnd"/>
+            <w:r>
+              <w:t xml:space="preserve"> </w:t>
+            </w:r>
+            <w:proofErr w:type="spellStart"/>
+            <w:r>
+              <w:t>uwzględniał</w:t>
+            </w:r>
+            <w:proofErr w:type="spellEnd"/>
+            <w:r>
+              <w:t xml:space="preserve"> </w:t>
+            </w:r>
+            <w:proofErr w:type="spellStart"/>
+            <w:r>
+              <w:t>roli</w:t>
+            </w:r>
+            <w:proofErr w:type="spellEnd"/>
+            <w:r>
+              <w:t xml:space="preserve"> </w:t>
+            </w:r>
+            <w:proofErr w:type="spellStart"/>
+            <w:r>
+              <w:t>administratora</w:t>
+            </w:r>
+            <w:proofErr w:type="spellEnd"/>
+            <w:r>
+              <w:t xml:space="preserve"> </w:t>
+            </w:r>
+            <w:proofErr w:type="spellStart"/>
+            <w:r>
+              <w:t>przy</w:t>
+            </w:r>
+            <w:proofErr w:type="spellEnd"/>
+            <w:r>
+              <w:t xml:space="preserve"> </w:t>
+            </w:r>
+            <w:proofErr w:type="spellStart"/>
+            <w:r>
+              <w:t>edycji</w:t>
+            </w:r>
+            <w:proofErr w:type="spellEnd"/>
+            <w:r>
+              <w:t xml:space="preserve"> </w:t>
+            </w:r>
+            <w:proofErr w:type="spellStart"/>
+            <w:r>
+              <w:t>cudzej</w:t>
+            </w:r>
+            <w:proofErr w:type="spellEnd"/>
+            <w:r>
+              <w:t xml:space="preserve"> </w:t>
+            </w:r>
+            <w:proofErr w:type="spellStart"/>
+            <w:r>
+              <w:t>oferty</w:t>
+            </w:r>
+            <w:proofErr w:type="spellEnd"/>
+            <w:r>
+              <w:t xml:space="preserve"> </w:t>
+            </w:r>
+            <w:proofErr w:type="spellStart"/>
+            <w:r>
+              <w:t>oczekującej</w:t>
+            </w:r>
+            <w:proofErr w:type="spellEnd"/>
+            <w:r>
+              <w:t xml:space="preserve"> </w:t>
+            </w:r>
+            <w:proofErr w:type="spellStart"/>
+            <w:r>
+              <w:t>na</w:t>
+            </w:r>
+            <w:proofErr w:type="spellEnd"/>
+            <w:r>
+              <w:t xml:space="preserve"> </w:t>
+            </w:r>
+            <w:proofErr w:type="spellStart"/>
+            <w:r>
+              <w:t>weryfikację</w:t>
+            </w:r>
+            <w:proofErr w:type="spellEnd"/>
+            <w:r>
+              <w:t xml:space="preserve"> — </w:t>
+            </w:r>
+            <w:proofErr w:type="spellStart"/>
+            <w:r>
+              <w:t>mimo</w:t>
+            </w:r>
+            <w:proofErr w:type="spellEnd"/>
+            <w:r>
+              <w:t xml:space="preserve"> </w:t>
+            </w:r>
+            <w:proofErr w:type="spellStart"/>
+            <w:r>
+              <w:t>dodania</w:t>
+            </w:r>
+            <w:proofErr w:type="spellEnd"/>
+            <w:r>
+              <w:t xml:space="preserve"> </w:t>
+            </w:r>
+            <w:proofErr w:type="spellStart"/>
+            <w:r>
+              <w:t>przycisku</w:t>
+            </w:r>
+            <w:proofErr w:type="spellEnd"/>
+            <w:r>
+              <w:t xml:space="preserve"> </w:t>
+            </w:r>
+            <w:proofErr w:type="spellStart"/>
+            <w:r>
+              <w:t>Edytuj</w:t>
+            </w:r>
+            <w:proofErr w:type="spellEnd"/>
+            <w:r>
+              <w:t xml:space="preserve"> </w:t>
+            </w:r>
+            <w:proofErr w:type="spellStart"/>
+            <w:r>
+              <w:t>zapis</w:t>
+            </w:r>
+            <w:proofErr w:type="spellEnd"/>
+            <w:r>
+              <w:t xml:space="preserve"> </w:t>
+            </w:r>
+            <w:proofErr w:type="spellStart"/>
+            <w:r>
+              <w:t>kończył</w:t>
+            </w:r>
+            <w:proofErr w:type="spellEnd"/>
+            <w:r>
+              <w:t xml:space="preserve"> </w:t>
+            </w:r>
+            <w:proofErr w:type="spellStart"/>
+            <w:r>
+              <w:t>się</w:t>
+            </w:r>
+            <w:proofErr w:type="spellEnd"/>
+            <w:r>
+              <w:t xml:space="preserve"> </w:t>
+            </w:r>
+            <w:proofErr w:type="spellStart"/>
+            <w:r>
+              <w:t>cichym</w:t>
+            </w:r>
+            <w:proofErr w:type="spellEnd"/>
+            <w:r>
+              <w:t xml:space="preserve"> </w:t>
+            </w:r>
+            <w:proofErr w:type="spellStart"/>
+            <w:r>
+              <w:t>błędem</w:t>
+            </w:r>
+            <w:proofErr w:type="spellEnd"/>
+            <w:r>
+              <w:t xml:space="preserve"> 404. </w:t>
+            </w:r>
+            <w:proofErr w:type="spellStart"/>
+            <w:r>
+              <w:t>Naprawione</w:t>
+            </w:r>
+            <w:proofErr w:type="spellEnd"/>
+            <w:r>
+              <w:t xml:space="preserve">, </w:t>
+            </w:r>
+            <w:proofErr w:type="spellStart"/>
+            <w:r>
+              <w:t>spójne</w:t>
+            </w:r>
+            <w:proofErr w:type="spellEnd"/>
+            <w:r>
+              <w:t xml:space="preserve"> z </w:t>
+            </w:r>
+            <w:proofErr w:type="spellStart"/>
+            <w:r>
+              <w:t>uprawnieniami</w:t>
+            </w:r>
+            <w:proofErr w:type="spellEnd"/>
+            <w:r>
+              <w:t xml:space="preserve"> </w:t>
+            </w:r>
+            <w:proofErr w:type="spellStart"/>
+            <w:r>
+              <w:t>odczytu</w:t>
+            </w:r>
+            <w:proofErr w:type="spellEnd"/>
+            <w:r>
+              <w:t xml:space="preserve"> </w:t>
+            </w:r>
+            <w:proofErr w:type="spellStart"/>
+            <w:r>
+              <w:t>tej</w:t>
+            </w:r>
+            <w:proofErr w:type="spellEnd"/>
+            <w:r>
+              <w:t xml:space="preserve"> </w:t>
+            </w:r>
+            <w:proofErr w:type="spellStart"/>
+            <w:r>
+              <w:t>samej</w:t>
+            </w:r>
+            <w:proofErr w:type="spellEnd"/>
+            <w:r>
+              <w:t xml:space="preserve"> </w:t>
+            </w:r>
+            <w:proofErr w:type="spellStart"/>
+            <w:r>
+              <w:t>trasy</w:t>
+            </w:r>
+            <w:proofErr w:type="spellEnd"/>
+            <w:r>
+              <w:t>.</w:t>
             </w:r>
           </w:p>
         </w:tc>
@@ -1265,9 +1872,13 @@
             <w:tcW w:w="1948" w:type="dxa"/>
           </w:tcPr>
           <w:p>
-            <w:r>
-              <w:t>Poprawka błędu budowania</w:t>
-            </w:r>
+            <w:proofErr w:type="spellStart"/>
+            <w:r>
+              <w:t>Nowa funkcja</w:t>
+            </w:r>
+            <w:proofErr w:type="spellEnd"/>
+            <w:proofErr w:type="spellStart"/>
+            <w:proofErr w:type="spellEnd"/>
           </w:p>
         </w:tc>
         <w:tc>
@@ -1275,33 +1886,69 @@
             <w:tcW w:w="6908" w:type="dxa"/>
           </w:tcPr>
           <w:p>
-            <w:r>
-              <w:t xml:space="preserve">Naprawiony typ w serverPdf.ts (offerId: number | null) blokujący next build — warunek budowalności </w:t>
-            </w:r>
-            <w:proofErr w:type="spellStart"/>
-            <w:r>
-              <w:t>aplikacji</w:t>
-            </w:r>
-            <w:proofErr w:type="spellEnd"/>
-            <w:r>
-              <w:t xml:space="preserve"> </w:t>
-            </w:r>
-            <w:proofErr w:type="spellStart"/>
-            <w:r>
-              <w:t>na</w:t>
-            </w:r>
-            <w:proofErr w:type="spellEnd"/>
-            <w:r>
-              <w:t xml:space="preserve"> </w:t>
-            </w:r>
-            <w:proofErr w:type="spellStart"/>
-            <w:r>
-              <w:t>środowisku</w:t>
-            </w:r>
-            <w:proofErr w:type="spellEnd"/>
-            <w:r>
-              <w:t xml:space="preserve"> Abacus.</w:t>
-            </w:r>
+            <w:proofErr w:type="spellStart"/>
+            <w:r>
+              <w:t>Panel administratora „Ustawienia” — globalna konfiguracja kursu EUR/PLN (domyślnie 4,30), bazowego PGL oraz bazowego transportu. Zmiana wyłącznie z poziomu administratora; wartości walidowane po stronie serwera i bazy danych.</w:t>
+            </w:r>
+            <w:proofErr w:type="spellEnd"/>
+            <w:proofErr w:type="spellStart"/>
+            <w:proofErr w:type="spellEnd"/>
+            <w:proofErr w:type="spellStart"/>
+            <w:proofErr w:type="spellEnd"/>
+            <w:proofErr w:type="spellStart"/>
+            <w:proofErr w:type="spellEnd"/>
+            <w:proofErr w:type="spellStart"/>
+            <w:proofErr w:type="spellEnd"/>
+            <w:proofErr w:type="spellStart"/>
+            <w:proofErr w:type="spellEnd"/>
+            <w:proofErr w:type="spellStart"/>
+            <w:proofErr w:type="spellEnd"/>
+            <w:proofErr w:type="spellStart"/>
+            <w:proofErr w:type="spellEnd"/>
+            <w:proofErr w:type="spellStart"/>
+            <w:proofErr w:type="spellEnd"/>
+            <w:proofErr w:type="spellStart"/>
+            <w:proofErr w:type="spellEnd"/>
+            <w:proofErr w:type="spellStart"/>
+            <w:proofErr w:type="spellEnd"/>
+            <w:proofErr w:type="spellStart"/>
+            <w:proofErr w:type="spellEnd"/>
+            <w:proofErr w:type="spellStart"/>
+            <w:proofErr w:type="spellEnd"/>
+            <w:proofErr w:type="spellStart"/>
+            <w:proofErr w:type="spellEnd"/>
+            <w:proofErr w:type="spellStart"/>
+            <w:proofErr w:type="spellEnd"/>
+            <w:proofErr w:type="spellStart"/>
+            <w:proofErr w:type="spellEnd"/>
+            <w:proofErr w:type="spellStart"/>
+            <w:proofErr w:type="spellEnd"/>
+            <w:proofErr w:type="spellStart"/>
+            <w:proofErr w:type="spellEnd"/>
+            <w:proofErr w:type="spellStart"/>
+            <w:proofErr w:type="spellEnd"/>
+            <w:proofErr w:type="spellStart"/>
+            <w:proofErr w:type="spellEnd"/>
+            <w:proofErr w:type="spellStart"/>
+            <w:proofErr w:type="spellEnd"/>
+            <w:proofErr w:type="spellStart"/>
+            <w:proofErr w:type="spellEnd"/>
+            <w:proofErr w:type="spellStart"/>
+            <w:proofErr w:type="spellEnd"/>
+            <w:proofErr w:type="spellStart"/>
+            <w:proofErr w:type="spellEnd"/>
+            <w:proofErr w:type="spellStart"/>
+            <w:proofErr w:type="spellEnd"/>
+            <w:proofErr w:type="spellStart"/>
+            <w:proofErr w:type="spellEnd"/>
+            <w:proofErr w:type="spellStart"/>
+            <w:proofErr w:type="spellEnd"/>
+            <w:proofErr w:type="spellStart"/>
+            <w:proofErr w:type="spellEnd"/>
+            <w:proofErr w:type="spellStart"/>
+            <w:proofErr w:type="spellEnd"/>
+            <w:proofErr w:type="spellStart"/>
+            <w:proofErr w:type="spellEnd"/>
           </w:p>
         </w:tc>
       </w:tr>
@@ -1311,9 +1958,13 @@
             <w:tcW w:w="1948" w:type="dxa"/>
           </w:tcPr>
           <w:p>
-            <w:r>
-              <w:t>Rejestracja konta</w:t>
-            </w:r>
+            <w:proofErr w:type="spellStart"/>
+            <w:r>
+              <w:t>Nowa funkcja</w:t>
+            </w:r>
+            <w:proofErr w:type="spellEnd"/>
+            <w:proofErr w:type="spellStart"/>
+            <w:proofErr w:type="spellEnd"/>
           </w:p>
         </w:tc>
         <w:tc>
@@ -1321,9 +1972,69 @@
             <w:tcW w:w="6908" w:type="dxa"/>
           </w:tcPr>
           <w:p>
-            <w:r>
-              <w:t>Zakładanie konta zamknięte wyłącznie dla administratora — nowe konta handlowców tworzy już tylko admin.</w:t>
-            </w:r>
+            <w:proofErr w:type="spellStart"/>
+            <w:r>
+              <w:t>Nowa tabela ustawień w bazie danych wraz z API konfiguracji. Awaria lub brak konfiguracji nie zatrzymuje kalkulatora — aplikacja pracuje wtedy na wartościach domyślnych.</w:t>
+            </w:r>
+            <w:proofErr w:type="spellEnd"/>
+            <w:proofErr w:type="spellStart"/>
+            <w:proofErr w:type="spellEnd"/>
+            <w:proofErr w:type="spellStart"/>
+            <w:proofErr w:type="spellEnd"/>
+            <w:proofErr w:type="spellStart"/>
+            <w:proofErr w:type="spellEnd"/>
+            <w:proofErr w:type="spellStart"/>
+            <w:proofErr w:type="spellEnd"/>
+            <w:proofErr w:type="spellStart"/>
+            <w:proofErr w:type="spellEnd"/>
+            <w:proofErr w:type="spellStart"/>
+            <w:proofErr w:type="spellEnd"/>
+            <w:proofErr w:type="spellStart"/>
+            <w:proofErr w:type="spellEnd"/>
+            <w:proofErr w:type="spellStart"/>
+            <w:proofErr w:type="spellEnd"/>
+            <w:proofErr w:type="spellStart"/>
+            <w:proofErr w:type="spellEnd"/>
+            <w:proofErr w:type="spellStart"/>
+            <w:proofErr w:type="spellEnd"/>
+            <w:proofErr w:type="spellStart"/>
+            <w:proofErr w:type="spellEnd"/>
+            <w:proofErr w:type="spellStart"/>
+            <w:proofErr w:type="spellEnd"/>
+            <w:proofErr w:type="spellStart"/>
+            <w:proofErr w:type="spellEnd"/>
+            <w:proofErr w:type="spellStart"/>
+            <w:proofErr w:type="spellEnd"/>
+            <w:proofErr w:type="spellStart"/>
+            <w:proofErr w:type="spellEnd"/>
+            <w:proofErr w:type="spellStart"/>
+            <w:proofErr w:type="spellEnd"/>
+            <w:proofErr w:type="spellStart"/>
+            <w:proofErr w:type="spellEnd"/>
+            <w:proofErr w:type="spellStart"/>
+            <w:proofErr w:type="spellEnd"/>
+            <w:proofErr w:type="spellStart"/>
+            <w:proofErr w:type="spellEnd"/>
+            <w:proofErr w:type="spellStart"/>
+            <w:proofErr w:type="spellEnd"/>
+            <w:proofErr w:type="spellStart"/>
+            <w:proofErr w:type="spellEnd"/>
+            <w:proofErr w:type="spellStart"/>
+            <w:proofErr w:type="spellEnd"/>
+            <w:proofErr w:type="spellStart"/>
+            <w:proofErr w:type="spellEnd"/>
+            <w:proofErr w:type="spellStart"/>
+            <w:proofErr w:type="spellEnd"/>
+            <w:proofErr w:type="spellStart"/>
+            <w:proofErr w:type="spellEnd"/>
+            <w:proofErr w:type="spellStart"/>
+            <w:proofErr w:type="spellEnd"/>
+            <w:proofErr w:type="spellStart"/>
+            <w:proofErr w:type="spellEnd"/>
+            <w:proofErr w:type="spellStart"/>
+            <w:proofErr w:type="spellEnd"/>
+            <w:proofErr w:type="spellStart"/>
+            <w:proofErr w:type="spellEnd"/>
           </w:p>
         </w:tc>
       </w:tr>
@@ -1333,9 +2044,13 @@
             <w:tcW w:w="1948" w:type="dxa"/>
           </w:tcPr>
           <w:p>
-            <w:r>
-              <w:t>Lokalne środowisko deweloperskie</w:t>
-            </w:r>
+            <w:proofErr w:type="spellStart"/>
+            <w:r>
+              <w:t>Nowa funkcja</w:t>
+            </w:r>
+            <w:proofErr w:type="spellEnd"/>
+            <w:proofErr w:type="spellStart"/>
+            <w:proofErr w:type="spellEnd"/>
           </w:p>
         </w:tc>
         <w:tc>
@@ -1343,307 +2058,68 @@
             <w:tcW w:w="6908" w:type="dxa"/>
           </w:tcPr>
           <w:p>
-            <w:r>
-              <w:t>Jeden skrypt uruchamiający jednym poleceniem: bazę danych, migracje, instalację zależności i konta testowe.</w:t>
-            </w:r>
-          </w:p>
-        </w:tc>
-      </w:tr>
-    </w:tbl>
-    <w:p>
-      <w:pPr>
-        <w:spacing w:before="240" w:after="40"/>
-      </w:pPr>
-      <w:proofErr w:type="spellStart"/>
-      <w:r>
-        <w:rPr>
-          <w:b/>
-          <w:color w:val="2B57A6"/>
-          <w:sz w:val="26"/>
-        </w:rPr>
-        <w:t>Kalkulator</w:t>
-      </w:r>
-      <w:proofErr w:type="spellEnd"/>
-      <w:r>
-        <w:rPr>
-          <w:b/>
-          <w:color w:val="2B57A6"/>
-          <w:sz w:val="26"/>
-        </w:rPr>
-        <w:t xml:space="preserve"> </w:t>
-      </w:r>
-      <w:proofErr w:type="spellStart"/>
-      <w:r>
-        <w:rPr>
-          <w:b/>
-          <w:color w:val="2B57A6"/>
-          <w:sz w:val="26"/>
-        </w:rPr>
-        <w:t>wyceny</w:t>
-      </w:r>
-      <w:proofErr w:type="spellEnd"/>
-    </w:p>
-    <w:p>
-      <w:pPr>
-        <w:spacing w:after="80"/>
-      </w:pPr>
-      <w:proofErr w:type="spellStart"/>
-      <w:r>
-        <w:rPr>
-          <w:i/>
-          <w:color w:val="666666"/>
-          <w:sz w:val="18"/>
-        </w:rPr>
-        <w:t>Typy</w:t>
-      </w:r>
-      <w:proofErr w:type="spellEnd"/>
-      <w:r>
-        <w:rPr>
-          <w:i/>
-          <w:color w:val="666666"/>
-          <w:sz w:val="18"/>
-        </w:rPr>
-        <w:t xml:space="preserve"> </w:t>
-      </w:r>
-      <w:proofErr w:type="spellStart"/>
-      <w:r>
-        <w:rPr>
-          <w:i/>
-          <w:color w:val="666666"/>
-          <w:sz w:val="18"/>
-        </w:rPr>
-        <w:t>stali</w:t>
-      </w:r>
-      <w:proofErr w:type="spellEnd"/>
-      <w:r>
-        <w:rPr>
-          <w:i/>
-          <w:color w:val="666666"/>
-          <w:sz w:val="18"/>
-        </w:rPr>
-        <w:t xml:space="preserve">, </w:t>
-      </w:r>
-      <w:proofErr w:type="spellStart"/>
-      <w:r>
-        <w:rPr>
-          <w:i/>
-          <w:color w:val="666666"/>
-          <w:sz w:val="18"/>
-        </w:rPr>
-        <w:t>gatunki</w:t>
-      </w:r>
-      <w:proofErr w:type="spellEnd"/>
-      <w:r>
-        <w:rPr>
-          <w:i/>
-          <w:color w:val="666666"/>
-          <w:sz w:val="18"/>
-        </w:rPr>
-        <w:t xml:space="preserve">, </w:t>
-      </w:r>
-      <w:proofErr w:type="spellStart"/>
-      <w:r>
-        <w:rPr>
-          <w:i/>
-          <w:color w:val="666666"/>
-          <w:sz w:val="18"/>
-        </w:rPr>
-        <w:t>dopłaty</w:t>
-      </w:r>
-      <w:proofErr w:type="spellEnd"/>
-      <w:r>
-        <w:rPr>
-          <w:i/>
-          <w:color w:val="666666"/>
-          <w:sz w:val="18"/>
-        </w:rPr>
-        <w:t xml:space="preserve"> </w:t>
-      </w:r>
-      <w:proofErr w:type="spellStart"/>
-      <w:r>
-        <w:rPr>
-          <w:i/>
-          <w:color w:val="666666"/>
-          <w:sz w:val="18"/>
-        </w:rPr>
-        <w:t>huty</w:t>
-      </w:r>
-      <w:proofErr w:type="spellEnd"/>
-      <w:r>
-        <w:rPr>
-          <w:i/>
-          <w:color w:val="666666"/>
-          <w:sz w:val="18"/>
-        </w:rPr>
-        <w:t xml:space="preserve"> </w:t>
-      </w:r>
-      <w:proofErr w:type="spellStart"/>
-      <w:r>
-        <w:rPr>
-          <w:i/>
-          <w:color w:val="666666"/>
-          <w:sz w:val="18"/>
-        </w:rPr>
-        <w:t>i</w:t>
-      </w:r>
-      <w:proofErr w:type="spellEnd"/>
-      <w:r>
-        <w:rPr>
-          <w:i/>
-          <w:color w:val="666666"/>
-          <w:sz w:val="18"/>
-        </w:rPr>
-        <w:t xml:space="preserve"> </w:t>
-      </w:r>
-      <w:proofErr w:type="spellStart"/>
-      <w:r>
-        <w:rPr>
-          <w:i/>
-          <w:color w:val="666666"/>
-          <w:sz w:val="18"/>
-        </w:rPr>
-        <w:t>przetwórcze</w:t>
-      </w:r>
-      <w:proofErr w:type="spellEnd"/>
-      <w:r>
-        <w:rPr>
-          <w:i/>
-          <w:color w:val="666666"/>
-          <w:sz w:val="18"/>
-        </w:rPr>
-        <w:t xml:space="preserve">, </w:t>
-      </w:r>
-      <w:proofErr w:type="spellStart"/>
-      <w:r>
-        <w:rPr>
-          <w:i/>
-          <w:color w:val="666666"/>
-          <w:sz w:val="18"/>
-        </w:rPr>
-        <w:t>marża</w:t>
-      </w:r>
-      <w:proofErr w:type="spellEnd"/>
-      <w:r>
-        <w:rPr>
-          <w:i/>
-          <w:color w:val="666666"/>
-          <w:sz w:val="18"/>
-        </w:rPr>
-        <w:t xml:space="preserve">, </w:t>
-      </w:r>
-      <w:proofErr w:type="spellStart"/>
-      <w:r>
-        <w:rPr>
-          <w:i/>
-          <w:color w:val="666666"/>
-          <w:sz w:val="18"/>
-        </w:rPr>
-        <w:t>logika</w:t>
-      </w:r>
-      <w:proofErr w:type="spellEnd"/>
-      <w:r>
-        <w:rPr>
-          <w:i/>
-          <w:color w:val="666666"/>
-          <w:sz w:val="18"/>
-        </w:rPr>
-        <w:t xml:space="preserve"> </w:t>
-      </w:r>
-      <w:proofErr w:type="spellStart"/>
-      <w:r>
-        <w:rPr>
-          <w:i/>
-          <w:color w:val="666666"/>
-          <w:sz w:val="18"/>
-        </w:rPr>
-        <w:t>ceny</w:t>
-      </w:r>
-      <w:proofErr w:type="spellEnd"/>
-      <w:r>
-        <w:rPr>
-          <w:i/>
-          <w:color w:val="666666"/>
-          <w:sz w:val="18"/>
-        </w:rPr>
-        <w:t xml:space="preserve"> </w:t>
-      </w:r>
-      <w:proofErr w:type="spellStart"/>
-      <w:r>
-        <w:rPr>
-          <w:i/>
-          <w:color w:val="666666"/>
-          <w:sz w:val="18"/>
-        </w:rPr>
-        <w:t>końcowej</w:t>
-      </w:r>
-      <w:proofErr w:type="spellEnd"/>
-      <w:r>
-        <w:rPr>
-          <w:i/>
-          <w:color w:val="666666"/>
-          <w:sz w:val="18"/>
-        </w:rPr>
-        <w:t>.</w:t>
-      </w:r>
-    </w:p>
-    <w:tbl>
-      <w:tblPr>
-        <w:tblStyle w:val="Tabela-Siatka"/>
-        <w:tblW w:w="0" w:type="auto"/>
-        <w:tblLook w:val="04A0" w:firstRow="1" w:lastRow="0" w:firstColumn="1" w:lastColumn="0" w:noHBand="0" w:noVBand="1"/>
-      </w:tblPr>
-      <w:tblGrid>
-        <w:gridCol w:w="1969"/>
-        <w:gridCol w:w="6887"/>
-      </w:tblGrid>
-      <w:tr>
-        <w:tc>
-          <w:tcPr>
-            <w:tcW w:w="1971" w:type="dxa"/>
-            <w:shd w:val="clear" w:color="auto" w:fill="EEF2F8"/>
-          </w:tcPr>
-          <w:p>
-            <w:proofErr w:type="spellStart"/>
-            <w:r>
-              <w:rPr>
-                <w:b/>
-                <w:color w:val="1F2A44"/>
-              </w:rPr>
-              <w:t>Typ</w:t>
-            </w:r>
-            <w:proofErr w:type="spellEnd"/>
-          </w:p>
-        </w:tc>
-        <w:tc>
-          <w:tcPr>
-            <w:tcW w:w="6885" w:type="dxa"/>
-            <w:shd w:val="clear" w:color="auto" w:fill="EEF2F8"/>
-          </w:tcPr>
-          <w:p>
-            <w:proofErr w:type="spellStart"/>
-            <w:r>
-              <w:rPr>
-                <w:b/>
-                <w:color w:val="1F2A44"/>
-              </w:rPr>
-              <w:t>Opis</w:t>
-            </w:r>
-            <w:proofErr w:type="spellEnd"/>
-            <w:r>
-              <w:rPr>
-                <w:b/>
-                <w:color w:val="1F2A44"/>
-              </w:rPr>
-              <w:t xml:space="preserve"> </w:t>
-            </w:r>
-            <w:proofErr w:type="spellStart"/>
-            <w:r>
-              <w:rPr>
-                <w:b/>
-                <w:color w:val="1F2A44"/>
-              </w:rPr>
-              <w:t>zmiany</w:t>
-            </w:r>
+            <w:proofErr w:type="spellStart"/>
+            <w:r>
+              <w:t>Każda oferta ma trwały, unikalny numer nadawany przez bazę danych. Numery nie powtarzają się i nie są odzyskiwane — usunięcie oferty nr 29 nie sprawia, że kolejna oferta dostanie ten sam numer. Dzięki temu numer oferty jednoznacznie wskazuje jeden dokument w całej historii systemu.</w:t>
+            </w:r>
+            <w:proofErr w:type="spellEnd"/>
+            <w:proofErr w:type="spellStart"/>
+            <w:proofErr w:type="spellEnd"/>
+            <w:proofErr w:type="spellStart"/>
+            <w:proofErr w:type="spellEnd"/>
+            <w:proofErr w:type="spellStart"/>
+            <w:proofErr w:type="spellEnd"/>
+            <w:proofErr w:type="spellStart"/>
+            <w:proofErr w:type="spellEnd"/>
+            <w:proofErr w:type="spellStart"/>
+            <w:proofErr w:type="spellEnd"/>
+            <w:proofErr w:type="spellStart"/>
+            <w:proofErr w:type="spellEnd"/>
+            <w:proofErr w:type="spellStart"/>
+            <w:proofErr w:type="spellEnd"/>
+            <w:proofErr w:type="spellStart"/>
+            <w:proofErr w:type="spellEnd"/>
+            <w:proofErr w:type="spellStart"/>
+            <w:proofErr w:type="spellEnd"/>
+            <w:proofErr w:type="spellStart"/>
+            <w:proofErr w:type="spellEnd"/>
+            <w:proofErr w:type="spellStart"/>
+            <w:proofErr w:type="spellEnd"/>
+            <w:proofErr w:type="spellStart"/>
+            <w:proofErr w:type="spellEnd"/>
+            <w:proofErr w:type="spellStart"/>
+            <w:proofErr w:type="spellEnd"/>
+            <w:proofErr w:type="spellStart"/>
+            <w:proofErr w:type="spellEnd"/>
+            <w:proofErr w:type="spellStart"/>
+            <w:proofErr w:type="spellEnd"/>
+            <w:proofErr w:type="spellStart"/>
+            <w:proofErr w:type="spellEnd"/>
+            <w:proofErr w:type="spellStart"/>
+            <w:proofErr w:type="spellEnd"/>
+            <w:proofErr w:type="spellStart"/>
+            <w:proofErr w:type="spellEnd"/>
+            <w:proofErr w:type="spellStart"/>
+            <w:proofErr w:type="spellEnd"/>
+            <w:proofErr w:type="spellStart"/>
+            <w:proofErr w:type="spellEnd"/>
+            <w:proofErr w:type="spellStart"/>
+            <w:proofErr w:type="spellEnd"/>
+            <w:proofErr w:type="spellStart"/>
+            <w:proofErr w:type="spellEnd"/>
+            <w:proofErr w:type="spellStart"/>
+            <w:proofErr w:type="spellEnd"/>
+            <w:proofErr w:type="spellStart"/>
+            <w:proofErr w:type="spellEnd"/>
+            <w:proofErr w:type="spellStart"/>
+            <w:proofErr w:type="spellEnd"/>
+            <w:proofErr w:type="spellStart"/>
+            <w:proofErr w:type="spellEnd"/>
+            <w:proofErr w:type="spellStart"/>
+            <w:proofErr w:type="spellEnd"/>
+            <w:proofErr w:type="spellStart"/>
+            <w:proofErr w:type="spellEnd"/>
+            <w:proofErr w:type="spellStart"/>
             <w:proofErr w:type="spellEnd"/>
           </w:p>
         </w:tc>
@@ -1654,9 +2130,13 @@
             <w:tcW w:w="1948" w:type="dxa"/>
           </w:tcPr>
           <w:p>
-            <w:r>
-              <w:t>Poprawka błędu (POWAŻNE)</w:t>
-            </w:r>
+            <w:proofErr w:type="spellStart"/>
+            <w:r>
+              <w:t>Nowa funkcja</w:t>
+            </w:r>
+            <w:proofErr w:type="spellEnd"/>
+            <w:proofErr w:type="spellStart"/>
+            <w:proofErr w:type="spellEnd"/>
           </w:p>
         </w:tc>
         <w:tc>
@@ -1664,9 +2144,454 @@
             <w:tcW w:w="6908" w:type="dxa"/>
           </w:tcPr>
           <w:p>
-            <w:r>
-              <w:t>Edycja pozycji zestawienia nadpisywała cenę błędnymi ustawieniami dopłat — każda pozycja zapamiętuje teraz pełny zestaw wejść i odtwarza go przy edycji, także dla ofert wczytanych z bazy.</w:t>
-            </w:r>
+            <w:proofErr w:type="spellStart"/>
+            <w:r>
+              <w:t>Nazwa wyświetlana oferty wyliczana jest po stronie bazy danych (kolumna generowana): pusta nazwa własna oznacza automatyczne „offer_&lt;numer&gt;”. Nazwa nie może się rozjechać między aplikacją a bazą, niezależnie od tego, którym kanałem oferta zostanie zapisana.</w:t>
+            </w:r>
+            <w:proofErr w:type="spellEnd"/>
+            <w:proofErr w:type="spellStart"/>
+            <w:proofErr w:type="spellEnd"/>
+            <w:proofErr w:type="spellStart"/>
+            <w:proofErr w:type="spellEnd"/>
+            <w:proofErr w:type="spellStart"/>
+            <w:proofErr w:type="spellEnd"/>
+            <w:proofErr w:type="spellStart"/>
+            <w:proofErr w:type="spellEnd"/>
+            <w:proofErr w:type="spellStart"/>
+            <w:proofErr w:type="spellEnd"/>
+            <w:proofErr w:type="spellStart"/>
+            <w:proofErr w:type="spellEnd"/>
+            <w:proofErr w:type="spellStart"/>
+            <w:proofErr w:type="spellEnd"/>
+            <w:proofErr w:type="spellStart"/>
+            <w:proofErr w:type="spellEnd"/>
+            <w:proofErr w:type="spellStart"/>
+            <w:proofErr w:type="spellEnd"/>
+            <w:proofErr w:type="spellStart"/>
+            <w:proofErr w:type="spellEnd"/>
+            <w:proofErr w:type="spellStart"/>
+            <w:proofErr w:type="spellEnd"/>
+            <w:proofErr w:type="spellStart"/>
+            <w:proofErr w:type="spellEnd"/>
+            <w:proofErr w:type="spellStart"/>
+            <w:proofErr w:type="spellEnd"/>
+            <w:proofErr w:type="spellStart"/>
+            <w:proofErr w:type="spellEnd"/>
+            <w:proofErr w:type="spellStart"/>
+            <w:proofErr w:type="spellEnd"/>
+            <w:proofErr w:type="spellStart"/>
+            <w:proofErr w:type="spellEnd"/>
+            <w:proofErr w:type="spellStart"/>
+            <w:proofErr w:type="spellEnd"/>
+            <w:proofErr w:type="spellStart"/>
+            <w:proofErr w:type="spellEnd"/>
+            <w:proofErr w:type="spellStart"/>
+            <w:proofErr w:type="spellEnd"/>
+            <w:proofErr w:type="spellStart"/>
+            <w:proofErr w:type="spellEnd"/>
+            <w:proofErr w:type="spellStart"/>
+            <w:proofErr w:type="spellEnd"/>
+            <w:proofErr w:type="spellStart"/>
+            <w:proofErr w:type="spellEnd"/>
+            <w:proofErr w:type="spellStart"/>
+            <w:proofErr w:type="spellEnd"/>
+            <w:proofErr w:type="spellStart"/>
+            <w:proofErr w:type="spellEnd"/>
+            <w:proofErr w:type="spellStart"/>
+            <w:proofErr w:type="spellEnd"/>
+            <w:proofErr w:type="spellStart"/>
+            <w:proofErr w:type="spellEnd"/>
+            <w:proofErr w:type="spellStart"/>
+            <w:proofErr w:type="spellEnd"/>
+            <w:proofErr w:type="spellStart"/>
+            <w:proofErr w:type="spellEnd"/>
+            <w:proofErr w:type="spellStart"/>
+            <w:proofErr w:type="spellEnd"/>
+          </w:p>
+        </w:tc>
+      </w:tr>
+      <w:tr>
+        <w:tc>
+          <w:tcPr>
+            <w:tcW w:w="1948" w:type="dxa"/>
+          </w:tcPr>
+          <w:p>
+            <w:proofErr w:type="spellStart"/>
+            <w:r>
+              <w:t>Poprawka błędu</w:t>
+            </w:r>
+            <w:proofErr w:type="spellEnd"/>
+            <w:proofErr w:type="spellStart"/>
+            <w:proofErr w:type="spellEnd"/>
+          </w:p>
+        </w:tc>
+        <w:tc>
+          <w:tcPr>
+            <w:tcW w:w="6908" w:type="dxa"/>
+          </w:tcPr>
+          <w:p>
+            <w:proofErr w:type="spellStart"/>
+            <w:r>
+              <w:t>Wyszukiwarka ofert traktowała znaki „_” i „%” jak wieloznaczniki zapytania SQL, przez co fraza „offer_14” trafiała również w nazwy typu „offerA14”. Znaki specjalne są teraz escapowane po stronie serwera, a zapytania pozostają parametryzowane.</w:t>
+            </w:r>
+            <w:proofErr w:type="spellEnd"/>
+            <w:proofErr w:type="spellStart"/>
+            <w:proofErr w:type="spellEnd"/>
+            <w:proofErr w:type="spellStart"/>
+            <w:proofErr w:type="spellEnd"/>
+            <w:proofErr w:type="spellStart"/>
+            <w:proofErr w:type="spellEnd"/>
+            <w:proofErr w:type="spellStart"/>
+            <w:proofErr w:type="spellEnd"/>
+            <w:proofErr w:type="spellStart"/>
+            <w:proofErr w:type="spellEnd"/>
+            <w:proofErr w:type="spellStart"/>
+            <w:proofErr w:type="spellEnd"/>
+            <w:proofErr w:type="spellStart"/>
+            <w:proofErr w:type="spellEnd"/>
+            <w:proofErr w:type="spellStart"/>
+            <w:proofErr w:type="spellEnd"/>
+            <w:proofErr w:type="spellStart"/>
+            <w:proofErr w:type="spellEnd"/>
+            <w:proofErr w:type="spellStart"/>
+            <w:proofErr w:type="spellEnd"/>
+            <w:proofErr w:type="spellStart"/>
+            <w:proofErr w:type="spellEnd"/>
+            <w:proofErr w:type="spellStart"/>
+            <w:proofErr w:type="spellEnd"/>
+            <w:proofErr w:type="spellStart"/>
+            <w:proofErr w:type="spellEnd"/>
+            <w:proofErr w:type="spellStart"/>
+            <w:proofErr w:type="spellEnd"/>
+            <w:proofErr w:type="spellStart"/>
+            <w:proofErr w:type="spellEnd"/>
+            <w:proofErr w:type="spellStart"/>
+            <w:proofErr w:type="spellEnd"/>
+            <w:proofErr w:type="spellStart"/>
+            <w:proofErr w:type="spellEnd"/>
+            <w:proofErr w:type="spellStart"/>
+            <w:proofErr w:type="spellEnd"/>
+            <w:proofErr w:type="spellStart"/>
+            <w:proofErr w:type="spellEnd"/>
+            <w:proofErr w:type="spellStart"/>
+            <w:proofErr w:type="spellEnd"/>
+            <w:proofErr w:type="spellStart"/>
+            <w:proofErr w:type="spellEnd"/>
+            <w:proofErr w:type="spellStart"/>
+            <w:proofErr w:type="spellEnd"/>
+            <w:proofErr w:type="spellStart"/>
+            <w:proofErr w:type="spellEnd"/>
+            <w:proofErr w:type="spellStart"/>
+            <w:proofErr w:type="spellEnd"/>
+            <w:proofErr w:type="spellStart"/>
+            <w:proofErr w:type="spellEnd"/>
+            <w:proofErr w:type="spellStart"/>
+            <w:proofErr w:type="spellEnd"/>
+            <w:proofErr w:type="spellStart"/>
+            <w:proofErr w:type="spellEnd"/>
+            <w:proofErr w:type="spellStart"/>
+            <w:proofErr w:type="spellEnd"/>
+            <w:proofErr w:type="spellStart"/>
+            <w:proofErr w:type="spellEnd"/>
+          </w:p>
+        </w:tc>
+      </w:tr>
+    </w:tbl>
+    <w:p>
+      <w:pPr>
+        <w:spacing w:before="240" w:after="40"/>
+      </w:pPr>
+      <w:proofErr w:type="spellStart"/>
+      <w:r>
+        <w:rPr>
+          <w:b/>
+          <w:color w:val="2B57A6"/>
+          <w:sz w:val="26"/>
+        </w:rPr>
+        <w:t>Kalkulator</w:t>
+      </w:r>
+      <w:proofErr w:type="spellEnd"/>
+      <w:r>
+        <w:rPr>
+          <w:b/>
+          <w:color w:val="2B57A6"/>
+          <w:sz w:val="26"/>
+        </w:rPr>
+        <w:t xml:space="preserve"> </w:t>
+      </w:r>
+      <w:proofErr w:type="spellStart"/>
+      <w:r>
+        <w:rPr>
+          <w:b/>
+          <w:color w:val="2B57A6"/>
+          <w:sz w:val="26"/>
+        </w:rPr>
+        <w:t>wyceny</w:t>
+      </w:r>
+      <w:proofErr w:type="spellEnd"/>
+    </w:p>
+    <w:p>
+      <w:pPr>
+        <w:spacing w:after="80"/>
+      </w:pPr>
+      <w:proofErr w:type="spellStart"/>
+      <w:r>
+        <w:rPr>
+          <w:i/>
+          <w:color w:val="666666"/>
+          <w:sz w:val="18"/>
+        </w:rPr>
+        <w:t>Typy</w:t>
+      </w:r>
+      <w:proofErr w:type="spellEnd"/>
+      <w:r>
+        <w:rPr>
+          <w:i/>
+          <w:color w:val="666666"/>
+          <w:sz w:val="18"/>
+        </w:rPr>
+        <w:t xml:space="preserve"> </w:t>
+      </w:r>
+      <w:proofErr w:type="spellStart"/>
+      <w:r>
+        <w:rPr>
+          <w:i/>
+          <w:color w:val="666666"/>
+          <w:sz w:val="18"/>
+        </w:rPr>
+        <w:t>stali</w:t>
+      </w:r>
+      <w:proofErr w:type="spellEnd"/>
+      <w:r>
+        <w:rPr>
+          <w:i/>
+          <w:color w:val="666666"/>
+          <w:sz w:val="18"/>
+        </w:rPr>
+        <w:t xml:space="preserve">, </w:t>
+      </w:r>
+      <w:proofErr w:type="spellStart"/>
+      <w:r>
+        <w:rPr>
+          <w:i/>
+          <w:color w:val="666666"/>
+          <w:sz w:val="18"/>
+        </w:rPr>
+        <w:t>gatunki</w:t>
+      </w:r>
+      <w:proofErr w:type="spellEnd"/>
+      <w:r>
+        <w:rPr>
+          <w:i/>
+          <w:color w:val="666666"/>
+          <w:sz w:val="18"/>
+        </w:rPr>
+        <w:t xml:space="preserve">, </w:t>
+      </w:r>
+      <w:proofErr w:type="spellStart"/>
+      <w:r>
+        <w:rPr>
+          <w:i/>
+          <w:color w:val="666666"/>
+          <w:sz w:val="18"/>
+        </w:rPr>
+        <w:t>dopłaty</w:t>
+      </w:r>
+      <w:proofErr w:type="spellEnd"/>
+      <w:r>
+        <w:rPr>
+          <w:i/>
+          <w:color w:val="666666"/>
+          <w:sz w:val="18"/>
+        </w:rPr>
+        <w:t xml:space="preserve"> </w:t>
+      </w:r>
+      <w:proofErr w:type="spellStart"/>
+      <w:r>
+        <w:rPr>
+          <w:i/>
+          <w:color w:val="666666"/>
+          <w:sz w:val="18"/>
+        </w:rPr>
+        <w:t>huty</w:t>
+      </w:r>
+      <w:proofErr w:type="spellEnd"/>
+      <w:r>
+        <w:rPr>
+          <w:i/>
+          <w:color w:val="666666"/>
+          <w:sz w:val="18"/>
+        </w:rPr>
+        <w:t xml:space="preserve"> </w:t>
+      </w:r>
+      <w:proofErr w:type="spellStart"/>
+      <w:r>
+        <w:rPr>
+          <w:i/>
+          <w:color w:val="666666"/>
+          <w:sz w:val="18"/>
+        </w:rPr>
+        <w:t>i</w:t>
+      </w:r>
+      <w:proofErr w:type="spellEnd"/>
+      <w:r>
+        <w:rPr>
+          <w:i/>
+          <w:color w:val="666666"/>
+          <w:sz w:val="18"/>
+        </w:rPr>
+        <w:t xml:space="preserve"> </w:t>
+      </w:r>
+      <w:proofErr w:type="spellStart"/>
+      <w:r>
+        <w:rPr>
+          <w:i/>
+          <w:color w:val="666666"/>
+          <w:sz w:val="18"/>
+        </w:rPr>
+        <w:t>przetwórcze</w:t>
+      </w:r>
+      <w:proofErr w:type="spellEnd"/>
+      <w:r>
+        <w:rPr>
+          <w:i/>
+          <w:color w:val="666666"/>
+          <w:sz w:val="18"/>
+        </w:rPr>
+        <w:t xml:space="preserve">, </w:t>
+      </w:r>
+      <w:proofErr w:type="spellStart"/>
+      <w:r>
+        <w:rPr>
+          <w:i/>
+          <w:color w:val="666666"/>
+          <w:sz w:val="18"/>
+        </w:rPr>
+        <w:t>marża</w:t>
+      </w:r>
+      <w:proofErr w:type="spellEnd"/>
+      <w:r>
+        <w:rPr>
+          <w:i/>
+          <w:color w:val="666666"/>
+          <w:sz w:val="18"/>
+        </w:rPr>
+        <w:t xml:space="preserve">, </w:t>
+      </w:r>
+      <w:proofErr w:type="spellStart"/>
+      <w:r>
+        <w:rPr>
+          <w:i/>
+          <w:color w:val="666666"/>
+          <w:sz w:val="18"/>
+        </w:rPr>
+        <w:t>logika</w:t>
+      </w:r>
+      <w:proofErr w:type="spellEnd"/>
+      <w:r>
+        <w:rPr>
+          <w:i/>
+          <w:color w:val="666666"/>
+          <w:sz w:val="18"/>
+        </w:rPr>
+        <w:t xml:space="preserve"> </w:t>
+      </w:r>
+      <w:proofErr w:type="spellStart"/>
+      <w:r>
+        <w:rPr>
+          <w:i/>
+          <w:color w:val="666666"/>
+          <w:sz w:val="18"/>
+        </w:rPr>
+        <w:t>ceny</w:t>
+      </w:r>
+      <w:proofErr w:type="spellEnd"/>
+      <w:r>
+        <w:rPr>
+          <w:i/>
+          <w:color w:val="666666"/>
+          <w:sz w:val="18"/>
+        </w:rPr>
+        <w:t xml:space="preserve"> </w:t>
+      </w:r>
+      <w:proofErr w:type="spellStart"/>
+      <w:r>
+        <w:rPr>
+          <w:i/>
+          <w:color w:val="666666"/>
+          <w:sz w:val="18"/>
+        </w:rPr>
+        <w:t>końcowej</w:t>
+      </w:r>
+      <w:proofErr w:type="spellEnd"/>
+      <w:r>
+        <w:rPr>
+          <w:i/>
+          <w:color w:val="666666"/>
+          <w:sz w:val="18"/>
+        </w:rPr>
+        <w:t>.</w:t>
+      </w:r>
+    </w:p>
+    <w:tbl>
+      <w:tblPr>
+        <w:tblStyle w:val="Tabela-Siatka"/>
+        <w:tblW w:w="0" w:type="auto"/>
+        <w:tblLook w:val="04A0" w:firstRow="1" w:lastRow="0" w:firstColumn="1" w:lastColumn="0" w:noHBand="0" w:noVBand="1"/>
+      </w:tblPr>
+      <w:tblGrid>
+        <w:gridCol w:w="1967"/>
+        <w:gridCol w:w="6889"/>
+      </w:tblGrid>
+      <w:tr>
+        <w:tc>
+          <w:tcPr>
+            <w:tcW w:w="1967" w:type="dxa"/>
+            <w:shd w:val="clear" w:color="auto" w:fill="EEF2F8"/>
+          </w:tcPr>
+          <w:p>
+            <w:proofErr w:type="spellStart"/>
+            <w:r>
+              <w:rPr>
+                <w:b/>
+                <w:color w:val="1F2A44"/>
+              </w:rPr>
+              <w:t>Typ</w:t>
+            </w:r>
+            <w:proofErr w:type="spellEnd"/>
+          </w:p>
+        </w:tc>
+        <w:tc>
+          <w:tcPr>
+            <w:tcW w:w="6889" w:type="dxa"/>
+            <w:shd w:val="clear" w:color="auto" w:fill="EEF2F8"/>
+          </w:tcPr>
+          <w:p>
+            <w:proofErr w:type="spellStart"/>
+            <w:r>
+              <w:rPr>
+                <w:b/>
+                <w:color w:val="1F2A44"/>
+              </w:rPr>
+              <w:t>Opis</w:t>
+            </w:r>
+            <w:proofErr w:type="spellEnd"/>
+            <w:r>
+              <w:rPr>
+                <w:b/>
+                <w:color w:val="1F2A44"/>
+              </w:rPr>
+              <w:t xml:space="preserve"> </w:t>
+            </w:r>
+            <w:proofErr w:type="spellStart"/>
+            <w:r>
+              <w:rPr>
+                <w:b/>
+                <w:color w:val="1F2A44"/>
+              </w:rPr>
+              <w:t>zmiany</w:t>
+            </w:r>
+            <w:proofErr w:type="spellEnd"/>
           </w:p>
         </w:tc>
       </w:tr>
@@ -1677,7 +2602,7 @@
           </w:tcPr>
           <w:p>
             <w:r>
-              <w:t>Przywrócona funkcjonalność</w:t>
+              <w:t>Nowa funkcja</w:t>
             </w:r>
           </w:p>
         </w:tc>
@@ -1687,8 +2612,10 @@
           </w:tcPr>
           <w:p>
             <w:r>
-              <w:t>Waga arkusza pod polami wymiarów (grubość×szerokość×długość×7,85), widoczna w trybie arkusza.</w:t>
-            </w:r>
+              <w:t>Przełącznik waluty EURO / PLN pod blokiem „Waga arkusza”, dostępny dla wszystkich ról (młodszy, starszy, administrator). Przełącza całą wycenę — dopłaty, sumy, cenę końcową oraz pola edytowalne. Silnik liczenia pozostaje w EUR, złotówki są warstwą prezentacji, dzięki czemu przełączanie tam i z powrotem nie gubi ani nie zaokrągla cen.</w:t>
+            </w:r>
+            <w:proofErr w:type="spellStart"/>
+            <w:proofErr w:type="spellEnd"/>
           </w:p>
         </w:tc>
       </w:tr>
@@ -1699,7 +2626,7 @@
           </w:tcPr>
           <w:p>
             <w:r>
-              <w:t>Poprawka wizualna</w:t>
+              <w:t>Nowa funkcja</w:t>
             </w:r>
           </w:p>
         </w:tc>
@@ -1709,8 +2636,10 @@
           </w:tcPr>
           <w:p>
             <w:r>
-              <w:t>Przyciemniony kolor „€/t” w wierszu powłoki, spójny z pozostałymi wierszami dopłat huty.</w:t>
-            </w:r>
+              <w:t>PGL bazowe i transport bazowy startują z wartości ustawionych przez administratora. Handlowiec nadal może je nadpisać w konkretnej wycenie.</w:t>
+            </w:r>
+            <w:proofErr w:type="spellStart"/>
+            <w:proofErr w:type="spellEnd"/>
           </w:p>
         </w:tc>
       </w:tr>
@@ -1904,8 +2833,8 @@
         <w:tblLook w:val="04A0" w:firstRow="1" w:lastRow="0" w:firstColumn="1" w:lastColumn="0" w:noHBand="0" w:noVBand="1"/>
       </w:tblPr>
       <w:tblGrid>
-        <w:gridCol w:w="1951"/>
-        <w:gridCol w:w="6905"/>
+        <w:gridCol w:w="1945"/>
+        <w:gridCol w:w="6911"/>
       </w:tblGrid>
       <w:tr>
         <w:tc>
@@ -1966,8 +2895,13 @@
           </w:tcPr>
           <w:p>
             <w:r>
-              <w:t>Eksport do Excela</w:t>
-            </w:r>
+              <w:t xml:space="preserve">Nowa </w:t>
+            </w:r>
+            <w:proofErr w:type="spellStart"/>
+            <w:r>
+              <w:t>funkcja</w:t>
+            </w:r>
+            <w:proofErr w:type="spellEnd"/>
           </w:p>
         </w:tc>
         <w:tc>
@@ -1976,7 +2910,191 @@
           </w:tcPr>
           <w:p>
             <w:r>
-              <w:t>Nowy eksport zestawienia oferty do pliku .xlsx w formacie zgodnym z obecnym systemem (KTS/GPAO) — dostępny w kalkulatorze oraz przy każdej zapisanej ofercie.</w:t>
+              <w:t xml:space="preserve">Panel </w:t>
+            </w:r>
+            <w:proofErr w:type="spellStart"/>
+            <w:r>
+              <w:t>administratora</w:t>
+            </w:r>
+            <w:proofErr w:type="spellEnd"/>
+            <w:r>
+              <w:t xml:space="preserve"> (</w:t>
+            </w:r>
+            <w:proofErr w:type="spellStart"/>
+            <w:r>
+              <w:t>Oferty</w:t>
+            </w:r>
+            <w:proofErr w:type="spellEnd"/>
+            <w:r>
+              <w:t xml:space="preserve">) </w:t>
+            </w:r>
+            <w:proofErr w:type="spellStart"/>
+            <w:r>
+              <w:t>otrzymał</w:t>
+            </w:r>
+            <w:proofErr w:type="spellEnd"/>
+            <w:r>
+              <w:t xml:space="preserve"> </w:t>
+            </w:r>
+            <w:proofErr w:type="spellStart"/>
+            <w:r>
+              <w:t>przyciski</w:t>
+            </w:r>
+            <w:proofErr w:type="spellEnd"/>
+            <w:r>
+              <w:t xml:space="preserve"> </w:t>
+            </w:r>
+            <w:proofErr w:type="spellStart"/>
+            <w:r>
+              <w:t>Zatwierdź</w:t>
+            </w:r>
+            <w:proofErr w:type="spellEnd"/>
+            <w:r>
+              <w:t xml:space="preserve"> / </w:t>
+            </w:r>
+            <w:proofErr w:type="spellStart"/>
+            <w:r>
+              <w:t>Odrzuć</w:t>
+            </w:r>
+            <w:proofErr w:type="spellEnd"/>
+            <w:r>
+              <w:t xml:space="preserve"> / </w:t>
+            </w:r>
+            <w:proofErr w:type="spellStart"/>
+            <w:r>
+              <w:t>Edytuj</w:t>
+            </w:r>
+            <w:proofErr w:type="spellEnd"/>
+            <w:r>
+              <w:t xml:space="preserve"> </w:t>
+            </w:r>
+            <w:proofErr w:type="spellStart"/>
+            <w:r>
+              <w:t>dla</w:t>
+            </w:r>
+            <w:proofErr w:type="spellEnd"/>
+            <w:r>
+              <w:t xml:space="preserve"> </w:t>
+            </w:r>
+            <w:proofErr w:type="spellStart"/>
+            <w:r>
+              <w:t>ofert</w:t>
+            </w:r>
+            <w:proofErr w:type="spellEnd"/>
+            <w:r>
+              <w:t xml:space="preserve"> </w:t>
+            </w:r>
+            <w:proofErr w:type="spellStart"/>
+            <w:r>
+              <w:t>oczekujących</w:t>
+            </w:r>
+            <w:proofErr w:type="spellEnd"/>
+            <w:r>
+              <w:t xml:space="preserve"> </w:t>
+            </w:r>
+            <w:proofErr w:type="spellStart"/>
+            <w:r>
+              <w:t>na</w:t>
+            </w:r>
+            <w:proofErr w:type="spellEnd"/>
+            <w:r>
+              <w:t xml:space="preserve"> </w:t>
+            </w:r>
+            <w:proofErr w:type="spellStart"/>
+            <w:r>
+              <w:t>weryfikację</w:t>
+            </w:r>
+            <w:proofErr w:type="spellEnd"/>
+            <w:r>
+              <w:t xml:space="preserve">, </w:t>
+            </w:r>
+            <w:proofErr w:type="spellStart"/>
+            <w:r>
+              <w:t>wraz</w:t>
+            </w:r>
+            <w:proofErr w:type="spellEnd"/>
+            <w:r>
+              <w:t xml:space="preserve"> z </w:t>
+            </w:r>
+            <w:proofErr w:type="spellStart"/>
+            <w:r>
+              <w:t>modalem</w:t>
+            </w:r>
+            <w:proofErr w:type="spellEnd"/>
+            <w:r>
+              <w:t xml:space="preserve"> </w:t>
+            </w:r>
+            <w:proofErr w:type="spellStart"/>
+            <w:r>
+              <w:t>odrzucenia</w:t>
+            </w:r>
+            <w:proofErr w:type="spellEnd"/>
+            <w:r>
+              <w:t xml:space="preserve"> z </w:t>
+            </w:r>
+            <w:proofErr w:type="spellStart"/>
+            <w:r>
+              <w:t>wymaganym</w:t>
+            </w:r>
+            <w:proofErr w:type="spellEnd"/>
+            <w:r>
+              <w:t xml:space="preserve"> </w:t>
+            </w:r>
+            <w:proofErr w:type="spellStart"/>
+            <w:r>
+              <w:t>komentarzem</w:t>
+            </w:r>
+            <w:proofErr w:type="spellEnd"/>
+            <w:r>
+              <w:t xml:space="preserve"> </w:t>
+            </w:r>
+            <w:proofErr w:type="spellStart"/>
+            <w:r>
+              <w:t>i</w:t>
+            </w:r>
+            <w:proofErr w:type="spellEnd"/>
+            <w:r>
+              <w:t xml:space="preserve"> </w:t>
+            </w:r>
+            <w:proofErr w:type="spellStart"/>
+            <w:r>
+              <w:t>wyświetlaniem</w:t>
+            </w:r>
+            <w:proofErr w:type="spellEnd"/>
+            <w:r>
+              <w:t xml:space="preserve"> </w:t>
+            </w:r>
+            <w:proofErr w:type="spellStart"/>
+            <w:r>
+              <w:t>powodu</w:t>
+            </w:r>
+            <w:proofErr w:type="spellEnd"/>
+            <w:r>
+              <w:t xml:space="preserve"> </w:t>
+            </w:r>
+            <w:proofErr w:type="spellStart"/>
+            <w:r>
+              <w:t>odrzucenia</w:t>
+            </w:r>
+            <w:proofErr w:type="spellEnd"/>
+            <w:r>
+              <w:t xml:space="preserve"> pod </w:t>
+            </w:r>
+            <w:proofErr w:type="spellStart"/>
+            <w:r>
+              <w:t>statusem</w:t>
+            </w:r>
+            <w:proofErr w:type="spellEnd"/>
+            <w:r>
+              <w:t xml:space="preserve"> </w:t>
+            </w:r>
+            <w:proofErr w:type="spellStart"/>
+            <w:r>
+              <w:t>oferty</w:t>
+            </w:r>
+            <w:proofErr w:type="spellEnd"/>
+            <w:r>
+              <w:t>.</w:t>
             </w:r>
           </w:p>
         </w:tc>
@@ -1988,8 +3106,13 @@
           </w:tcPr>
           <w:p>
             <w:r>
-              <w:t>Podgląd pozycji</w:t>
-            </w:r>
+              <w:t xml:space="preserve">Nowa </w:t>
+            </w:r>
+            <w:proofErr w:type="spellStart"/>
+            <w:r>
+              <w:t>funkcja</w:t>
+            </w:r>
+            <w:proofErr w:type="spellEnd"/>
           </w:p>
         </w:tc>
         <w:tc>
@@ -1997,208 +3120,206 @@
             <w:tcW w:w="6908" w:type="dxa"/>
           </w:tcPr>
           <w:p>
-            <w:r>
-              <w:t>Kliknięcie liczby pozycji na liście „Moje Oferty” rozwija pełną tabelę z cenami (wcześniej tylko skrócone chipsy bez cen).</w:t>
-            </w:r>
-          </w:p>
-        </w:tc>
-      </w:tr>
-    </w:tbl>
-    <w:p>
-      <w:pPr>
-        <w:spacing w:before="240" w:after="40"/>
-      </w:pPr>
-      <w:proofErr w:type="spellStart"/>
-      <w:r>
-        <w:rPr>
-          <w:b/>
-          <w:color w:val="2B57A6"/>
-          <w:sz w:val="26"/>
-        </w:rPr>
-        <w:t>Eksport</w:t>
-      </w:r>
-      <w:proofErr w:type="spellEnd"/>
-      <w:r>
-        <w:rPr>
-          <w:b/>
-          <w:color w:val="2B57A6"/>
-          <w:sz w:val="26"/>
-        </w:rPr>
-        <w:t xml:space="preserve"> PDF</w:t>
-      </w:r>
-    </w:p>
-    <w:p>
-      <w:pPr>
-        <w:spacing w:after="80"/>
-      </w:pPr>
-      <w:proofErr w:type="spellStart"/>
-      <w:r>
-        <w:rPr>
-          <w:i/>
-          <w:color w:val="666666"/>
-          <w:sz w:val="18"/>
-        </w:rPr>
-        <w:t>Wygląd</w:t>
-      </w:r>
-      <w:proofErr w:type="spellEnd"/>
-      <w:r>
-        <w:rPr>
-          <w:i/>
-          <w:color w:val="666666"/>
-          <w:sz w:val="18"/>
-        </w:rPr>
-        <w:t xml:space="preserve"> </w:t>
-      </w:r>
-      <w:proofErr w:type="spellStart"/>
-      <w:r>
-        <w:rPr>
-          <w:i/>
-          <w:color w:val="666666"/>
-          <w:sz w:val="18"/>
-        </w:rPr>
-        <w:t>i</w:t>
-      </w:r>
-      <w:proofErr w:type="spellEnd"/>
-      <w:r>
-        <w:rPr>
-          <w:i/>
-          <w:color w:val="666666"/>
-          <w:sz w:val="18"/>
-        </w:rPr>
-        <w:t xml:space="preserve"> </w:t>
-      </w:r>
-      <w:proofErr w:type="spellStart"/>
-      <w:r>
-        <w:rPr>
-          <w:i/>
-          <w:color w:val="666666"/>
-          <w:sz w:val="18"/>
-        </w:rPr>
-        <w:t>zawartość</w:t>
-      </w:r>
-      <w:proofErr w:type="spellEnd"/>
-      <w:r>
-        <w:rPr>
-          <w:i/>
-          <w:color w:val="666666"/>
-          <w:sz w:val="18"/>
-        </w:rPr>
-        <w:t xml:space="preserve"> </w:t>
-      </w:r>
-      <w:proofErr w:type="spellStart"/>
-      <w:r>
-        <w:rPr>
-          <w:i/>
-          <w:color w:val="666666"/>
-          <w:sz w:val="18"/>
-        </w:rPr>
-        <w:t>oferty</w:t>
-      </w:r>
-      <w:proofErr w:type="spellEnd"/>
-      <w:r>
-        <w:rPr>
-          <w:i/>
-          <w:color w:val="666666"/>
-          <w:sz w:val="18"/>
-        </w:rPr>
-        <w:t xml:space="preserve"> PDF, </w:t>
-      </w:r>
-      <w:proofErr w:type="spellStart"/>
-      <w:r>
-        <w:rPr>
-          <w:i/>
-          <w:color w:val="666666"/>
-          <w:sz w:val="18"/>
-        </w:rPr>
-        <w:t>dane</w:t>
-      </w:r>
-      <w:proofErr w:type="spellEnd"/>
-      <w:r>
-        <w:rPr>
-          <w:i/>
-          <w:color w:val="666666"/>
-          <w:sz w:val="18"/>
-        </w:rPr>
-        <w:t xml:space="preserve"> </w:t>
-      </w:r>
-      <w:proofErr w:type="spellStart"/>
-      <w:r>
-        <w:rPr>
-          <w:i/>
-          <w:color w:val="666666"/>
-          <w:sz w:val="18"/>
-        </w:rPr>
-        <w:t>klienta</w:t>
-      </w:r>
-      <w:proofErr w:type="spellEnd"/>
-      <w:r>
-        <w:rPr>
-          <w:i/>
-          <w:color w:val="666666"/>
-          <w:sz w:val="18"/>
-        </w:rPr>
-        <w:t>.</w:t>
-      </w:r>
-    </w:p>
-    <w:tbl>
-      <w:tblPr>
-        <w:tblStyle w:val="Tabela-Siatka"/>
-        <w:tblW w:w="0" w:type="auto"/>
-        <w:tblLook w:val="04A0" w:firstRow="1" w:lastRow="0" w:firstColumn="1" w:lastColumn="0" w:noHBand="0" w:noVBand="1"/>
-      </w:tblPr>
-      <w:tblGrid>
-        <w:gridCol w:w="1965"/>
-        <w:gridCol w:w="6891"/>
-      </w:tblGrid>
-      <w:tr>
-        <w:tc>
-          <w:tcPr>
-            <w:tcW w:w="1984" w:type="dxa"/>
-            <w:shd w:val="clear" w:color="auto" w:fill="EEF2F8"/>
-          </w:tcPr>
-          <w:p>
-            <w:proofErr w:type="spellStart"/>
-            <w:r>
-              <w:rPr>
-                <w:b/>
-                <w:color w:val="1F2A44"/>
-              </w:rPr>
-              <w:t>Typ</w:t>
-            </w:r>
-            <w:proofErr w:type="spellEnd"/>
-          </w:p>
-        </w:tc>
-        <w:tc>
-          <w:tcPr>
-            <w:tcW w:w="7087" w:type="dxa"/>
-            <w:shd w:val="clear" w:color="auto" w:fill="EEF2F8"/>
-          </w:tcPr>
-          <w:p>
-            <w:proofErr w:type="spellStart"/>
-            <w:r>
-              <w:rPr>
-                <w:b/>
-                <w:color w:val="1F2A44"/>
-              </w:rPr>
-              <w:t>Opis</w:t>
-            </w:r>
-            <w:proofErr w:type="spellEnd"/>
-            <w:r>
-              <w:rPr>
-                <w:b/>
-                <w:color w:val="1F2A44"/>
-              </w:rPr>
+            <w:proofErr w:type="spellStart"/>
+            <w:r>
+              <w:t>Wysyłka</w:t>
+            </w:r>
+            <w:proofErr w:type="spellEnd"/>
+            <w:r>
               <w:t xml:space="preserve"> </w:t>
             </w:r>
             <w:proofErr w:type="spellStart"/>
             <w:r>
-              <w:rPr>
-                <w:b/>
-                <w:color w:val="1F2A44"/>
-              </w:rPr>
-              <w:t>zmiany</w:t>
-            </w:r>
-            <w:proofErr w:type="spellEnd"/>
+              <w:t>oferty</w:t>
+            </w:r>
+            <w:proofErr w:type="spellEnd"/>
+            <w:r>
+              <w:t xml:space="preserve"> do </w:t>
+            </w:r>
+            <w:proofErr w:type="spellStart"/>
+            <w:r>
+              <w:t>klienta</w:t>
+            </w:r>
+            <w:proofErr w:type="spellEnd"/>
+            <w:r>
+              <w:t xml:space="preserve"> </w:t>
+            </w:r>
+            <w:proofErr w:type="spellStart"/>
+            <w:r>
+              <w:t>rozszerzona</w:t>
+            </w:r>
+            <w:proofErr w:type="spellEnd"/>
+            <w:r>
+              <w:t xml:space="preserve"> </w:t>
+            </w:r>
+            <w:proofErr w:type="spellStart"/>
+            <w:r>
+              <w:t>na</w:t>
+            </w:r>
+            <w:proofErr w:type="spellEnd"/>
+            <w:r>
+              <w:t xml:space="preserve"> </w:t>
+            </w:r>
+            <w:proofErr w:type="spellStart"/>
+            <w:r>
+              <w:t>starszego</w:t>
+            </w:r>
+            <w:proofErr w:type="spellEnd"/>
+            <w:r>
+              <w:t xml:space="preserve"> </w:t>
+            </w:r>
+            <w:proofErr w:type="spellStart"/>
+            <w:r>
+              <w:t>handlowca</w:t>
+            </w:r>
+            <w:proofErr w:type="spellEnd"/>
+            <w:r>
+              <w:t xml:space="preserve"> </w:t>
+            </w:r>
+            <w:proofErr w:type="spellStart"/>
+            <w:r>
+              <w:t>i</w:t>
+            </w:r>
+            <w:proofErr w:type="spellEnd"/>
+            <w:r>
+              <w:t xml:space="preserve"> </w:t>
+            </w:r>
+            <w:proofErr w:type="spellStart"/>
+            <w:r>
+              <w:t>administratora</w:t>
+            </w:r>
+            <w:proofErr w:type="spellEnd"/>
+            <w:r>
+              <w:t xml:space="preserve"> — senior </w:t>
+            </w:r>
+            <w:proofErr w:type="spellStart"/>
+            <w:r>
+              <w:t>może</w:t>
+            </w:r>
+            <w:proofErr w:type="spellEnd"/>
+            <w:r>
+              <w:t xml:space="preserve"> </w:t>
+            </w:r>
+            <w:proofErr w:type="spellStart"/>
+            <w:r>
+              <w:t>wysłać</w:t>
+            </w:r>
+            <w:proofErr w:type="spellEnd"/>
+            <w:r>
+              <w:t xml:space="preserve"> </w:t>
+            </w:r>
+            <w:proofErr w:type="spellStart"/>
+            <w:r>
+              <w:t>dowolną</w:t>
+            </w:r>
+            <w:proofErr w:type="spellEnd"/>
+            <w:r>
+              <w:t xml:space="preserve"> </w:t>
+            </w:r>
+            <w:proofErr w:type="spellStart"/>
+            <w:r>
+              <w:t>zatwierdzoną</w:t>
+            </w:r>
+            <w:proofErr w:type="spellEnd"/>
+            <w:r>
+              <w:t xml:space="preserve"> </w:t>
+            </w:r>
+            <w:proofErr w:type="spellStart"/>
+            <w:r>
+              <w:t>ofertę</w:t>
+            </w:r>
+            <w:proofErr w:type="spellEnd"/>
+            <w:r>
+              <w:t xml:space="preserve"> (</w:t>
+            </w:r>
+            <w:proofErr w:type="spellStart"/>
+            <w:r>
+              <w:t>także</w:t>
+            </w:r>
+            <w:proofErr w:type="spellEnd"/>
+            <w:r>
+              <w:t xml:space="preserve"> </w:t>
+            </w:r>
+            <w:proofErr w:type="spellStart"/>
+            <w:r>
+              <w:t>cudzą</w:t>
+            </w:r>
+            <w:proofErr w:type="spellEnd"/>
+            <w:r>
+              <w:t xml:space="preserve">, </w:t>
+            </w:r>
+            <w:proofErr w:type="spellStart"/>
+            <w:r>
+              <w:t>którą</w:t>
+            </w:r>
+            <w:proofErr w:type="spellEnd"/>
+            <w:r>
+              <w:t xml:space="preserve"> </w:t>
+            </w:r>
+            <w:proofErr w:type="spellStart"/>
+            <w:r>
+              <w:t>sam</w:t>
+            </w:r>
+            <w:proofErr w:type="spellEnd"/>
+            <w:r>
+              <w:t xml:space="preserve"> </w:t>
+            </w:r>
+            <w:proofErr w:type="spellStart"/>
+            <w:r>
+              <w:t>zrecenzował</w:t>
+            </w:r>
+            <w:proofErr w:type="spellEnd"/>
+            <w:r>
+              <w:t xml:space="preserve">), administrator </w:t>
+            </w:r>
+            <w:proofErr w:type="spellStart"/>
+            <w:r>
+              <w:t>może</w:t>
+            </w:r>
+            <w:proofErr w:type="spellEnd"/>
+            <w:r>
+              <w:t xml:space="preserve"> </w:t>
+            </w:r>
+            <w:proofErr w:type="spellStart"/>
+            <w:r>
+              <w:t>wysłać</w:t>
+            </w:r>
+            <w:proofErr w:type="spellEnd"/>
+            <w:r>
+              <w:t xml:space="preserve"> </w:t>
+            </w:r>
+            <w:proofErr w:type="spellStart"/>
+            <w:r>
+              <w:t>dowolną</w:t>
+            </w:r>
+            <w:proofErr w:type="spellEnd"/>
+            <w:r>
+              <w:t xml:space="preserve"> </w:t>
+            </w:r>
+            <w:proofErr w:type="spellStart"/>
+            <w:r>
+              <w:t>zatwierdzoną</w:t>
+            </w:r>
+            <w:proofErr w:type="spellEnd"/>
+            <w:r>
+              <w:t xml:space="preserve"> </w:t>
+            </w:r>
+            <w:proofErr w:type="spellStart"/>
+            <w:r>
+              <w:t>ofertę</w:t>
+            </w:r>
+            <w:proofErr w:type="spellEnd"/>
+            <w:r>
+              <w:t xml:space="preserve"> w </w:t>
+            </w:r>
+            <w:proofErr w:type="spellStart"/>
+            <w:r>
+              <w:t>systemie</w:t>
+            </w:r>
+            <w:proofErr w:type="spellEnd"/>
+            <w:r>
+              <w:t>.</w:t>
+            </w:r>
           </w:p>
         </w:tc>
       </w:tr>
@@ -2209,8 +3330,13 @@
           </w:tcPr>
           <w:p>
             <w:r>
-              <w:t>Ujednolicenie generowania PDF</w:t>
-            </w:r>
+              <w:t xml:space="preserve">Nowa </w:t>
+            </w:r>
+            <w:proofErr w:type="spellStart"/>
+            <w:r>
+              <w:t>funkcja</w:t>
+            </w:r>
+            <w:proofErr w:type="spellEnd"/>
           </w:p>
         </w:tc>
         <w:tc>
@@ -2218,9 +3344,941 @@
             <w:tcW w:w="6908" w:type="dxa"/>
           </w:tcPr>
           <w:p>
-            <w:r>
-              <w:t>Aplikacja korzysta już wyłącznie z generowania po stronie serwera (/api/generate-pdf); generowanie w przeglądarce (jsPDF) zostało wycofane.</w:t>
-            </w:r>
+            <w:proofErr w:type="spellStart"/>
+            <w:r>
+              <w:t>Zakładki</w:t>
+            </w:r>
+            <w:proofErr w:type="spellEnd"/>
+            <w:r>
+              <w:t xml:space="preserve"> </w:t>
+            </w:r>
+            <w:proofErr w:type="spellStart"/>
+            <w:r>
+              <w:t>szybkiego</w:t>
+            </w:r>
+            <w:proofErr w:type="spellEnd"/>
+            <w:r>
+              <w:t xml:space="preserve"> </w:t>
+            </w:r>
+            <w:proofErr w:type="spellStart"/>
+            <w:r>
+              <w:t>filtrowania</w:t>
+            </w:r>
+            <w:proofErr w:type="spellEnd"/>
+            <w:r>
+              <w:t xml:space="preserve"> w </w:t>
+            </w:r>
+            <w:proofErr w:type="spellStart"/>
+            <w:r>
+              <w:t>panelu</w:t>
+            </w:r>
+            <w:proofErr w:type="spellEnd"/>
+            <w:r>
+              <w:t xml:space="preserve"> </w:t>
+            </w:r>
+            <w:proofErr w:type="spellStart"/>
+            <w:r>
+              <w:t>seniora</w:t>
+            </w:r>
+            <w:proofErr w:type="spellEnd"/>
+            <w:r>
+              <w:t xml:space="preserve"> </w:t>
+            </w:r>
+            <w:proofErr w:type="spellStart"/>
+            <w:r>
+              <w:t>i</w:t>
+            </w:r>
+            <w:proofErr w:type="spellEnd"/>
+            <w:r>
+              <w:t xml:space="preserve"> </w:t>
+            </w:r>
+            <w:proofErr w:type="spellStart"/>
+            <w:r>
+              <w:t>administratora</w:t>
+            </w:r>
+            <w:proofErr w:type="spellEnd"/>
+            <w:r>
+              <w:t>: „</w:t>
+            </w:r>
+            <w:proofErr w:type="spellStart"/>
+            <w:r>
+              <w:t>Oczekujące</w:t>
+            </w:r>
+            <w:proofErr w:type="spellEnd"/>
+            <w:r>
+              <w:t xml:space="preserve"> </w:t>
+            </w:r>
+            <w:proofErr w:type="spellStart"/>
+            <w:r>
+              <w:t>na</w:t>
+            </w:r>
+            <w:proofErr w:type="spellEnd"/>
+            <w:r>
+              <w:t xml:space="preserve"> </w:t>
+            </w:r>
+            <w:proofErr w:type="spellStart"/>
+            <w:r>
+              <w:t>weryfikację</w:t>
+            </w:r>
+            <w:proofErr w:type="spellEnd"/>
+            <w:r>
+              <w:t>”, „</w:t>
+            </w:r>
+            <w:proofErr w:type="spellStart"/>
+            <w:r>
+              <w:t>Oczekujące</w:t>
+            </w:r>
+            <w:proofErr w:type="spellEnd"/>
+            <w:r>
+              <w:t xml:space="preserve"> </w:t>
+            </w:r>
+            <w:proofErr w:type="spellStart"/>
+            <w:r>
+              <w:t>na</w:t>
+            </w:r>
+            <w:proofErr w:type="spellEnd"/>
+            <w:r>
+              <w:t xml:space="preserve"> </w:t>
+            </w:r>
+            <w:proofErr w:type="spellStart"/>
+            <w:r>
+              <w:t>wysłanie</w:t>
+            </w:r>
+            <w:proofErr w:type="spellEnd"/>
+            <w:r>
+              <w:t>”, „</w:t>
+            </w:r>
+            <w:proofErr w:type="spellStart"/>
+            <w:r>
+              <w:t>Zweryfikowane</w:t>
+            </w:r>
+            <w:proofErr w:type="spellEnd"/>
+            <w:r>
+              <w:t xml:space="preserve"> </w:t>
+            </w:r>
+            <w:proofErr w:type="spellStart"/>
+            <w:r>
+              <w:t>przeze</w:t>
+            </w:r>
+            <w:proofErr w:type="spellEnd"/>
+            <w:r>
+              <w:t xml:space="preserve"> </w:t>
+            </w:r>
+            <w:proofErr w:type="spellStart"/>
+            <w:r>
+              <w:t>mnie</w:t>
+            </w:r>
+            <w:proofErr w:type="spellEnd"/>
+            <w:r>
+              <w:t>”, „</w:t>
+            </w:r>
+            <w:proofErr w:type="spellStart"/>
+            <w:r>
+              <w:t>Wszystkie</w:t>
+            </w:r>
+            <w:proofErr w:type="spellEnd"/>
+            <w:r>
+              <w:t>”.</w:t>
+            </w:r>
+          </w:p>
+        </w:tc>
+      </w:tr>
+      <w:tr>
+        <w:tc>
+          <w:tcPr>
+            <w:tcW w:w="1948" w:type="dxa"/>
+          </w:tcPr>
+          <w:p>
+            <w:r>
+              <w:t xml:space="preserve">Nowa </w:t>
+            </w:r>
+            <w:proofErr w:type="spellStart"/>
+            <w:r>
+              <w:t>funkcja</w:t>
+            </w:r>
+            <w:proofErr w:type="spellEnd"/>
+          </w:p>
+        </w:tc>
+        <w:tc>
+          <w:tcPr>
+            <w:tcW w:w="6908" w:type="dxa"/>
+          </w:tcPr>
+          <w:p>
+            <w:proofErr w:type="spellStart"/>
+            <w:r>
+              <w:t>Sortowanie</w:t>
+            </w:r>
+            <w:proofErr w:type="spellEnd"/>
+            <w:r>
+              <w:t xml:space="preserve"> </w:t>
+            </w:r>
+            <w:proofErr w:type="spellStart"/>
+            <w:r>
+              <w:t>listy</w:t>
+            </w:r>
+            <w:proofErr w:type="spellEnd"/>
+            <w:r>
+              <w:t xml:space="preserve"> w „Moje </w:t>
+            </w:r>
+            <w:proofErr w:type="spellStart"/>
+            <w:r>
+              <w:t>Oferty</w:t>
+            </w:r>
+            <w:proofErr w:type="spellEnd"/>
+            <w:r>
+              <w:t xml:space="preserve">” po </w:t>
+            </w:r>
+            <w:proofErr w:type="spellStart"/>
+            <w:r>
+              <w:t>dacie</w:t>
+            </w:r>
+            <w:proofErr w:type="spellEnd"/>
+            <w:r>
+              <w:t xml:space="preserve">, </w:t>
+            </w:r>
+            <w:proofErr w:type="spellStart"/>
+            <w:r>
+              <w:t>nazwie</w:t>
+            </w:r>
+            <w:proofErr w:type="spellEnd"/>
+            <w:r>
+              <w:t xml:space="preserve">, </w:t>
+            </w:r>
+            <w:proofErr w:type="spellStart"/>
+            <w:r>
+              <w:t>wartości</w:t>
+            </w:r>
+            <w:proofErr w:type="spellEnd"/>
+            <w:r>
+              <w:t xml:space="preserve"> </w:t>
+            </w:r>
+            <w:proofErr w:type="spellStart"/>
+            <w:r>
+              <w:t>i</w:t>
+            </w:r>
+            <w:proofErr w:type="spellEnd"/>
+            <w:r>
+              <w:t xml:space="preserve"> </w:t>
+            </w:r>
+            <w:proofErr w:type="spellStart"/>
+            <w:r>
+              <w:t>statusie</w:t>
+            </w:r>
+            <w:proofErr w:type="spellEnd"/>
+            <w:r>
+              <w:t xml:space="preserve"> (</w:t>
+            </w:r>
+            <w:proofErr w:type="spellStart"/>
+            <w:r>
+              <w:t>rosnąco</w:t>
+            </w:r>
+            <w:proofErr w:type="spellEnd"/>
+            <w:r>
+              <w:t>/</w:t>
+            </w:r>
+            <w:proofErr w:type="spellStart"/>
+            <w:r>
+              <w:t>malejąco</w:t>
+            </w:r>
+            <w:proofErr w:type="spellEnd"/>
+            <w:r>
+              <w:t xml:space="preserve">), </w:t>
+            </w:r>
+            <w:proofErr w:type="spellStart"/>
+            <w:r>
+              <w:t>domyślnie</w:t>
+            </w:r>
+            <w:proofErr w:type="spellEnd"/>
+            <w:r>
+              <w:t xml:space="preserve"> </w:t>
+            </w:r>
+            <w:proofErr w:type="spellStart"/>
+            <w:r>
+              <w:t>najnowsze</w:t>
+            </w:r>
+            <w:proofErr w:type="spellEnd"/>
+            <w:r>
+              <w:t xml:space="preserve"> </w:t>
+            </w:r>
+            <w:proofErr w:type="spellStart"/>
+            <w:r>
+              <w:t>oferty</w:t>
+            </w:r>
+            <w:proofErr w:type="spellEnd"/>
+            <w:r>
+              <w:t xml:space="preserve"> </w:t>
+            </w:r>
+            <w:proofErr w:type="spellStart"/>
+            <w:r>
+              <w:t>na</w:t>
+            </w:r>
+            <w:proofErr w:type="spellEnd"/>
+            <w:r>
+              <w:t xml:space="preserve"> </w:t>
+            </w:r>
+            <w:proofErr w:type="spellStart"/>
+            <w:r>
+              <w:t>górze</w:t>
+            </w:r>
+            <w:proofErr w:type="spellEnd"/>
+            <w:r>
+              <w:t>.</w:t>
+            </w:r>
+          </w:p>
+        </w:tc>
+      </w:tr>
+      <w:tr>
+        <w:tc>
+          <w:tcPr>
+            <w:tcW w:w="1948" w:type="dxa"/>
+          </w:tcPr>
+          <w:p>
+            <w:r>
+              <w:t>Nowa funkcja</w:t>
+            </w:r>
+            <w:proofErr w:type="spellStart"/>
+            <w:proofErr w:type="spellEnd"/>
+          </w:p>
+        </w:tc>
+        <w:tc>
+          <w:tcPr>
+            <w:tcW w:w="6908" w:type="dxa"/>
+          </w:tcPr>
+          <w:p>
+            <w:proofErr w:type="spellStart"/>
+            <w:r>
+              <w:t>Oferta zapisuje walutę wybraną przez handlowca oraz kurs EUR/PLN z chwili zapisu. Listy ofert (Moje Oferty, panel starszego, panel administratora) pokazują każdą ofertę w jej własnej walucie.</w:t>
+            </w:r>
+            <w:proofErr w:type="spellEnd"/>
+            <w:proofErr w:type="spellStart"/>
+            <w:proofErr w:type="spellEnd"/>
+            <w:proofErr w:type="spellStart"/>
+            <w:proofErr w:type="spellEnd"/>
+            <w:proofErr w:type="spellStart"/>
+            <w:proofErr w:type="spellEnd"/>
+            <w:proofErr w:type="spellStart"/>
+            <w:proofErr w:type="spellEnd"/>
+            <w:proofErr w:type="spellStart"/>
+            <w:proofErr w:type="spellEnd"/>
+            <w:proofErr w:type="spellStart"/>
+            <w:proofErr w:type="spellEnd"/>
+            <w:proofErr w:type="spellStart"/>
+            <w:proofErr w:type="spellEnd"/>
+            <w:proofErr w:type="spellStart"/>
+            <w:proofErr w:type="spellEnd"/>
+            <w:proofErr w:type="spellStart"/>
+            <w:proofErr w:type="spellEnd"/>
+            <w:proofErr w:type="spellStart"/>
+            <w:proofErr w:type="spellEnd"/>
+            <w:proofErr w:type="spellStart"/>
+            <w:proofErr w:type="spellEnd"/>
+            <w:proofErr w:type="spellStart"/>
+            <w:proofErr w:type="spellEnd"/>
+            <w:proofErr w:type="spellStart"/>
+            <w:proofErr w:type="spellEnd"/>
+            <w:proofErr w:type="spellStart"/>
+            <w:proofErr w:type="spellEnd"/>
+          </w:p>
+        </w:tc>
+      </w:tr>
+      <w:tr>
+        <w:tc>
+          <w:tcPr>
+            <w:tcW w:w="1948" w:type="dxa"/>
+          </w:tcPr>
+          <w:p>
+            <w:r>
+              <w:t>Nowa funkcja</w:t>
+            </w:r>
+            <w:proofErr w:type="spellStart"/>
+            <w:proofErr w:type="spellEnd"/>
+          </w:p>
+        </w:tc>
+        <w:tc>
+          <w:tcPr>
+            <w:tcW w:w="6908" w:type="dxa"/>
+          </w:tcPr>
+          <w:p>
+            <w:proofErr w:type="spellStart"/>
+            <w:r>
+              <w:t>Kurs zamrożony w ofercie. Późniejsza zmiana kursu przez administratora nie przelicza ofert zapisanych, oczekujących na zatwierdzenie ani wysłanych — kwoty raz przedstawione klientowi pozostają niezmienione.</w:t>
+            </w:r>
+            <w:proofErr w:type="spellEnd"/>
+            <w:proofErr w:type="spellStart"/>
+            <w:proofErr w:type="spellEnd"/>
+            <w:proofErr w:type="spellStart"/>
+            <w:proofErr w:type="spellEnd"/>
+            <w:proofErr w:type="spellStart"/>
+            <w:proofErr w:type="spellEnd"/>
+            <w:proofErr w:type="spellStart"/>
+            <w:proofErr w:type="spellEnd"/>
+            <w:proofErr w:type="spellStart"/>
+            <w:proofErr w:type="spellEnd"/>
+            <w:proofErr w:type="spellStart"/>
+            <w:proofErr w:type="spellEnd"/>
+            <w:proofErr w:type="spellStart"/>
+            <w:proofErr w:type="spellEnd"/>
+            <w:proofErr w:type="spellStart"/>
+            <w:proofErr w:type="spellEnd"/>
+            <w:proofErr w:type="spellStart"/>
+            <w:proofErr w:type="spellEnd"/>
+            <w:proofErr w:type="spellStart"/>
+            <w:proofErr w:type="spellEnd"/>
+            <w:proofErr w:type="spellStart"/>
+            <w:proofErr w:type="spellEnd"/>
+            <w:proofErr w:type="spellStart"/>
+            <w:proofErr w:type="spellEnd"/>
+            <w:proofErr w:type="spellStart"/>
+            <w:proofErr w:type="spellEnd"/>
+            <w:proofErr w:type="spellStart"/>
+            <w:proofErr w:type="spellEnd"/>
+          </w:p>
+        </w:tc>
+      </w:tr>
+      <w:tr>
+        <w:tc>
+          <w:tcPr>
+            <w:tcW w:w="1948" w:type="dxa"/>
+          </w:tcPr>
+          <w:p>
+            <w:r>
+              <w:t>Nowa funkcja</w:t>
+            </w:r>
+            <w:proofErr w:type="spellStart"/>
+            <w:proofErr w:type="spellEnd"/>
+          </w:p>
+        </w:tc>
+        <w:tc>
+          <w:tcPr>
+            <w:tcW w:w="6908" w:type="dxa"/>
+          </w:tcPr>
+          <w:p>
+            <w:proofErr w:type="spellStart"/>
+            <w:r>
+              <w:t>Nazwa oferty jest opcjonalna. Jeśli handlowiec jej nie poda, oferta otrzymuje automatyczną nazwę zastępczą „offer_&lt;numer&gt;” (np. offer_30) — nie ma już ofert bez tytułu.</w:t>
+            </w:r>
+            <w:proofErr w:type="spellEnd"/>
+            <w:proofErr w:type="spellStart"/>
+            <w:proofErr w:type="spellEnd"/>
+            <w:proofErr w:type="spellStart"/>
+            <w:proofErr w:type="spellEnd"/>
+            <w:proofErr w:type="spellStart"/>
+            <w:proofErr w:type="spellEnd"/>
+            <w:proofErr w:type="spellStart"/>
+            <w:proofErr w:type="spellEnd"/>
+            <w:proofErr w:type="spellStart"/>
+            <w:proofErr w:type="spellEnd"/>
+            <w:proofErr w:type="spellStart"/>
+            <w:proofErr w:type="spellEnd"/>
+            <w:proofErr w:type="spellStart"/>
+            <w:proofErr w:type="spellEnd"/>
+            <w:proofErr w:type="spellStart"/>
+            <w:proofErr w:type="spellEnd"/>
+            <w:proofErr w:type="spellStart"/>
+            <w:proofErr w:type="spellEnd"/>
+            <w:proofErr w:type="spellStart"/>
+            <w:proofErr w:type="spellEnd"/>
+            <w:proofErr w:type="spellStart"/>
+            <w:proofErr w:type="spellEnd"/>
+            <w:proofErr w:type="spellStart"/>
+            <w:proofErr w:type="spellEnd"/>
+            <w:proofErr w:type="spellStart"/>
+            <w:proofErr w:type="spellEnd"/>
+            <w:proofErr w:type="spellStart"/>
+            <w:proofErr w:type="spellEnd"/>
+          </w:p>
+        </w:tc>
+      </w:tr>
+      <w:tr>
+        <w:tc>
+          <w:tcPr>
+            <w:tcW w:w="1948" w:type="dxa"/>
+          </w:tcPr>
+          <w:p>
+            <w:r>
+              <w:t>Nowa funkcja</w:t>
+            </w:r>
+            <w:proofErr w:type="spellStart"/>
+            <w:proofErr w:type="spellEnd"/>
+          </w:p>
+        </w:tc>
+        <w:tc>
+          <w:tcPr>
+            <w:tcW w:w="6908" w:type="dxa"/>
+          </w:tcPr>
+          <w:p>
+            <w:proofErr w:type="spellStart"/>
+            <w:r>
+              <w:t>Pod nazwą każdej oferty — w „Moje Oferty”, panelu starszego handlowca i panelu administratora — wyświetlany jest jej numer w formacie „offer_&lt;ID&gt;”, drobnym, wyszarzonym drukiem. Numer stoi zawsze w tym samym miejscu, także wtedy, gdy jest jednocześnie tytułem oferty, dzięki czemu listę można skanować wzrokiem po jednej kolumnie.</w:t>
+            </w:r>
+            <w:proofErr w:type="spellEnd"/>
+            <w:proofErr w:type="spellStart"/>
+            <w:proofErr w:type="spellEnd"/>
+            <w:proofErr w:type="spellStart"/>
+            <w:proofErr w:type="spellEnd"/>
+            <w:proofErr w:type="spellStart"/>
+            <w:proofErr w:type="spellEnd"/>
+            <w:proofErr w:type="spellStart"/>
+            <w:proofErr w:type="spellEnd"/>
+            <w:proofErr w:type="spellStart"/>
+            <w:proofErr w:type="spellEnd"/>
+            <w:proofErr w:type="spellStart"/>
+            <w:proofErr w:type="spellEnd"/>
+            <w:proofErr w:type="spellStart"/>
+            <w:proofErr w:type="spellEnd"/>
+            <w:proofErr w:type="spellStart"/>
+            <w:proofErr w:type="spellEnd"/>
+            <w:proofErr w:type="spellStart"/>
+            <w:proofErr w:type="spellEnd"/>
+            <w:proofErr w:type="spellStart"/>
+            <w:proofErr w:type="spellEnd"/>
+            <w:proofErr w:type="spellStart"/>
+            <w:proofErr w:type="spellEnd"/>
+            <w:proofErr w:type="spellStart"/>
+            <w:proofErr w:type="spellEnd"/>
+            <w:proofErr w:type="spellStart"/>
+            <w:proofErr w:type="spellEnd"/>
+            <w:proofErr w:type="spellStart"/>
+            <w:proofErr w:type="spellEnd"/>
+          </w:p>
+        </w:tc>
+      </w:tr>
+      <w:tr>
+        <w:tc>
+          <w:tcPr>
+            <w:tcW w:w="1948" w:type="dxa"/>
+          </w:tcPr>
+          <w:p>
+            <w:r>
+              <w:t>Nowa funkcja</w:t>
+            </w:r>
+            <w:proofErr w:type="spellStart"/>
+            <w:proofErr w:type="spellEnd"/>
+          </w:p>
+        </w:tc>
+        <w:tc>
+          <w:tcPr>
+            <w:tcW w:w="6908" w:type="dxa"/>
+          </w:tcPr>
+          <w:p>
+            <w:proofErr w:type="spellStart"/>
+            <w:r>
+              <w:t>Wyszukiwarka ofert na wszystkich trzech listach. Ofertę można znaleźć po nazwie własnej, po nazwie zastępczej („offer_30”) oraz po samym numerze. W panelu administratora wyszukiwanie łączy się z istniejącymi filtrami i zakładkami.</w:t>
+            </w:r>
+            <w:proofErr w:type="spellEnd"/>
+            <w:proofErr w:type="spellStart"/>
+            <w:proofErr w:type="spellEnd"/>
+            <w:proofErr w:type="spellStart"/>
+            <w:proofErr w:type="spellEnd"/>
+            <w:proofErr w:type="spellStart"/>
+            <w:proofErr w:type="spellEnd"/>
+            <w:proofErr w:type="spellStart"/>
+            <w:proofErr w:type="spellEnd"/>
+            <w:proofErr w:type="spellStart"/>
+            <w:proofErr w:type="spellEnd"/>
+            <w:proofErr w:type="spellStart"/>
+            <w:proofErr w:type="spellEnd"/>
+            <w:proofErr w:type="spellStart"/>
+            <w:proofErr w:type="spellEnd"/>
+            <w:proofErr w:type="spellStart"/>
+            <w:proofErr w:type="spellEnd"/>
+            <w:proofErr w:type="spellStart"/>
+            <w:proofErr w:type="spellEnd"/>
+            <w:proofErr w:type="spellStart"/>
+            <w:proofErr w:type="spellEnd"/>
+            <w:proofErr w:type="spellStart"/>
+            <w:proofErr w:type="spellEnd"/>
+            <w:proofErr w:type="spellStart"/>
+            <w:proofErr w:type="spellEnd"/>
+            <w:proofErr w:type="spellStart"/>
+            <w:proofErr w:type="spellEnd"/>
+            <w:proofErr w:type="spellStart"/>
+            <w:proofErr w:type="spellEnd"/>
+          </w:p>
+        </w:tc>
+      </w:tr>
+      <w:tr>
+        <w:tc>
+          <w:tcPr>
+            <w:tcW w:w="1948" w:type="dxa"/>
+          </w:tcPr>
+          <w:p>
+            <w:r>
+              <w:t>Poprawka błędu</w:t>
+            </w:r>
+            <w:proofErr w:type="spellStart"/>
+            <w:proofErr w:type="spellEnd"/>
+          </w:p>
+        </w:tc>
+        <w:tc>
+          <w:tcPr>
+            <w:tcW w:w="6908" w:type="dxa"/>
+          </w:tcPr>
+          <w:p>
+            <w:proofErr w:type="spellStart"/>
+            <w:r>
+              <w:t>Oferta bez nazwy własnej po ponownym zapisie dostawała na stałe nazwę „offer_14”, a raz nadanej nazwy nie dało się wyczyścić — puste pole wracało do poprzedniej wartości. Aplikacja rozróżnia teraz nazwę wpisaną przez handlowca od nazwy wyświetlanej.</w:t>
+            </w:r>
+            <w:proofErr w:type="spellEnd"/>
+            <w:proofErr w:type="spellStart"/>
+            <w:proofErr w:type="spellEnd"/>
+            <w:proofErr w:type="spellStart"/>
+            <w:proofErr w:type="spellEnd"/>
+            <w:proofErr w:type="spellStart"/>
+            <w:proofErr w:type="spellEnd"/>
+            <w:proofErr w:type="spellStart"/>
+            <w:proofErr w:type="spellEnd"/>
+            <w:proofErr w:type="spellStart"/>
+            <w:proofErr w:type="spellEnd"/>
+            <w:proofErr w:type="spellStart"/>
+            <w:proofErr w:type="spellEnd"/>
+            <w:proofErr w:type="spellStart"/>
+            <w:proofErr w:type="spellEnd"/>
+            <w:proofErr w:type="spellStart"/>
+            <w:proofErr w:type="spellEnd"/>
+            <w:proofErr w:type="spellStart"/>
+            <w:proofErr w:type="spellEnd"/>
+            <w:proofErr w:type="spellStart"/>
+            <w:proofErr w:type="spellEnd"/>
+            <w:proofErr w:type="spellStart"/>
+            <w:proofErr w:type="spellEnd"/>
+            <w:proofErr w:type="spellStart"/>
+            <w:proofErr w:type="spellEnd"/>
+            <w:proofErr w:type="spellStart"/>
+            <w:proofErr w:type="spellEnd"/>
+            <w:proofErr w:type="spellStart"/>
+            <w:proofErr w:type="spellEnd"/>
+          </w:p>
+        </w:tc>
+      </w:tr>
+      <w:tr>
+        <w:tc>
+          <w:tcPr>
+            <w:tcW w:w="1948" w:type="dxa"/>
+          </w:tcPr>
+          <w:p>
+            <w:r>
+              <w:t>Poprawka błędu</w:t>
+            </w:r>
+            <w:proofErr w:type="spellStart"/>
+            <w:proofErr w:type="spellEnd"/>
+          </w:p>
+        </w:tc>
+        <w:tc>
+          <w:tcPr>
+            <w:tcW w:w="6908" w:type="dxa"/>
+          </w:tcPr>
+          <w:p>
+            <w:proofErr w:type="spellStart"/>
+            <w:r>
+              <w:t>Duplikat oferty bez nazwy własnej nazywał się dosłownie „Kopia null”. Kopia dziedziczy teraz nazwę wyświetlaną oryginału.</w:t>
+            </w:r>
+            <w:proofErr w:type="spellEnd"/>
+            <w:proofErr w:type="spellStart"/>
+            <w:proofErr w:type="spellEnd"/>
+            <w:proofErr w:type="spellStart"/>
+            <w:proofErr w:type="spellEnd"/>
+            <w:proofErr w:type="spellStart"/>
+            <w:proofErr w:type="spellEnd"/>
+            <w:proofErr w:type="spellStart"/>
+            <w:proofErr w:type="spellEnd"/>
+            <w:proofErr w:type="spellStart"/>
+            <w:proofErr w:type="spellEnd"/>
+            <w:proofErr w:type="spellStart"/>
+            <w:proofErr w:type="spellEnd"/>
+            <w:proofErr w:type="spellStart"/>
+            <w:proofErr w:type="spellEnd"/>
+            <w:proofErr w:type="spellStart"/>
+            <w:proofErr w:type="spellEnd"/>
+            <w:proofErr w:type="spellStart"/>
+            <w:proofErr w:type="spellEnd"/>
+            <w:proofErr w:type="spellStart"/>
+            <w:proofErr w:type="spellEnd"/>
+            <w:proofErr w:type="spellStart"/>
+            <w:proofErr w:type="spellEnd"/>
+            <w:proofErr w:type="spellStart"/>
+            <w:proofErr w:type="spellEnd"/>
+            <w:proofErr w:type="spellStart"/>
+            <w:proofErr w:type="spellEnd"/>
+            <w:proofErr w:type="spellStart"/>
+            <w:proofErr w:type="spellEnd"/>
+          </w:p>
+        </w:tc>
+      </w:tr>
+      <w:tr>
+        <w:tc>
+          <w:tcPr>
+            <w:tcW w:w="1948" w:type="dxa"/>
+          </w:tcPr>
+          <w:p>
+            <w:r>
+              <w:t>Nowa funkcja</w:t>
+            </w:r>
+            <w:proofErr w:type="spellStart"/>
+            <w:proofErr w:type="spellEnd"/>
+          </w:p>
+        </w:tc>
+        <w:tc>
+          <w:tcPr>
+            <w:tcW w:w="6908" w:type="dxa"/>
+          </w:tcPr>
+          <w:p>
+            <w:proofErr w:type="spellStart"/>
+            <w:r>
+              <w:t>Administrator ma na własnych ofertach te same możliwości co starszy handlowiec: edycja w kalkulatorze, PDF, Excel, duplikowanie, usuwanie i wysyłka do klienta. Wcześniej administrator mógł stworzyć ofertę, ale nie miał przy niej żadnych przycisków. Oferty ze statusem „wysłana” pozostają tylko do odczytu dla wszystkich ról, łącznie z administratorem.</w:t>
+            </w:r>
+            <w:proofErr w:type="spellEnd"/>
+            <w:proofErr w:type="spellStart"/>
+            <w:proofErr w:type="spellEnd"/>
+            <w:proofErr w:type="spellStart"/>
+            <w:proofErr w:type="spellEnd"/>
+            <w:proofErr w:type="spellStart"/>
+            <w:proofErr w:type="spellEnd"/>
+            <w:proofErr w:type="spellStart"/>
+            <w:proofErr w:type="spellEnd"/>
+            <w:proofErr w:type="spellStart"/>
+            <w:proofErr w:type="spellEnd"/>
+            <w:proofErr w:type="spellStart"/>
+            <w:proofErr w:type="spellEnd"/>
+            <w:proofErr w:type="spellStart"/>
+            <w:proofErr w:type="spellEnd"/>
+            <w:proofErr w:type="spellStart"/>
+            <w:proofErr w:type="spellEnd"/>
+            <w:proofErr w:type="spellStart"/>
+            <w:proofErr w:type="spellEnd"/>
+            <w:proofErr w:type="spellStart"/>
+            <w:proofErr w:type="spellEnd"/>
+            <w:proofErr w:type="spellStart"/>
+            <w:proofErr w:type="spellEnd"/>
+            <w:proofErr w:type="spellStart"/>
+            <w:proofErr w:type="spellEnd"/>
+            <w:proofErr w:type="spellStart"/>
+            <w:proofErr w:type="spellEnd"/>
+            <w:proofErr w:type="spellStart"/>
+            <w:proofErr w:type="spellEnd"/>
+          </w:p>
+        </w:tc>
+      </w:tr>
+    </w:tbl>
+    <w:p>
+      <w:pPr>
+        <w:spacing w:before="240" w:after="40"/>
+      </w:pPr>
+      <w:proofErr w:type="spellStart"/>
+      <w:r>
+        <w:rPr>
+          <w:b/>
+          <w:color w:val="2B57A6"/>
+          <w:sz w:val="26"/>
+        </w:rPr>
+        <w:t>Eksport</w:t>
+      </w:r>
+      <w:proofErr w:type="spellEnd"/>
+      <w:r>
+        <w:rPr>
+          <w:b/>
+          <w:color w:val="2B57A6"/>
+          <w:sz w:val="26"/>
+        </w:rPr>
+        <w:t xml:space="preserve"> PDF</w:t>
+      </w:r>
+    </w:p>
+    <w:p>
+      <w:pPr>
+        <w:spacing w:after="80"/>
+      </w:pPr>
+      <w:proofErr w:type="spellStart"/>
+      <w:r>
+        <w:rPr>
+          <w:i/>
+          <w:color w:val="666666"/>
+          <w:sz w:val="18"/>
+        </w:rPr>
+        <w:t>Wygląd</w:t>
+      </w:r>
+      <w:proofErr w:type="spellEnd"/>
+      <w:r>
+        <w:rPr>
+          <w:i/>
+          <w:color w:val="666666"/>
+          <w:sz w:val="18"/>
+        </w:rPr>
+        <w:t xml:space="preserve"> </w:t>
+      </w:r>
+      <w:proofErr w:type="spellStart"/>
+      <w:r>
+        <w:rPr>
+          <w:i/>
+          <w:color w:val="666666"/>
+          <w:sz w:val="18"/>
+        </w:rPr>
+        <w:t>i</w:t>
+      </w:r>
+      <w:proofErr w:type="spellEnd"/>
+      <w:r>
+        <w:rPr>
+          <w:i/>
+          <w:color w:val="666666"/>
+          <w:sz w:val="18"/>
+        </w:rPr>
+        <w:t xml:space="preserve"> </w:t>
+      </w:r>
+      <w:proofErr w:type="spellStart"/>
+      <w:r>
+        <w:rPr>
+          <w:i/>
+          <w:color w:val="666666"/>
+          <w:sz w:val="18"/>
+        </w:rPr>
+        <w:t>zawartość</w:t>
+      </w:r>
+      <w:proofErr w:type="spellEnd"/>
+      <w:r>
+        <w:rPr>
+          <w:i/>
+          <w:color w:val="666666"/>
+          <w:sz w:val="18"/>
+        </w:rPr>
+        <w:t xml:space="preserve"> </w:t>
+      </w:r>
+      <w:proofErr w:type="spellStart"/>
+      <w:r>
+        <w:rPr>
+          <w:i/>
+          <w:color w:val="666666"/>
+          <w:sz w:val="18"/>
+        </w:rPr>
+        <w:t>oferty</w:t>
+      </w:r>
+      <w:proofErr w:type="spellEnd"/>
+      <w:r>
+        <w:rPr>
+          <w:i/>
+          <w:color w:val="666666"/>
+          <w:sz w:val="18"/>
+        </w:rPr>
+        <w:t xml:space="preserve"> PDF, </w:t>
+      </w:r>
+      <w:proofErr w:type="spellStart"/>
+      <w:r>
+        <w:rPr>
+          <w:i/>
+          <w:color w:val="666666"/>
+          <w:sz w:val="18"/>
+        </w:rPr>
+        <w:t>dane</w:t>
+      </w:r>
+      <w:proofErr w:type="spellEnd"/>
+      <w:r>
+        <w:rPr>
+          <w:i/>
+          <w:color w:val="666666"/>
+          <w:sz w:val="18"/>
+        </w:rPr>
+        <w:t xml:space="preserve"> </w:t>
+      </w:r>
+      <w:proofErr w:type="spellStart"/>
+      <w:r>
+        <w:rPr>
+          <w:i/>
+          <w:color w:val="666666"/>
+          <w:sz w:val="18"/>
+        </w:rPr>
+        <w:t>klienta</w:t>
+      </w:r>
+      <w:proofErr w:type="spellEnd"/>
+      <w:r>
+        <w:rPr>
+          <w:i/>
+          <w:color w:val="666666"/>
+          <w:sz w:val="18"/>
+        </w:rPr>
+        <w:t>.</w:t>
+      </w:r>
+    </w:p>
+    <w:tbl>
+      <w:tblPr>
+        <w:tblStyle w:val="Tabela-Siatka"/>
+        <w:tblW w:w="0" w:type="auto"/>
+        <w:tblLook w:val="04A0" w:firstRow="1" w:lastRow="0" w:firstColumn="1" w:lastColumn="0" w:noHBand="0" w:noVBand="1"/>
+      </w:tblPr>
+      <w:tblGrid>
+        <w:gridCol w:w="1944"/>
+        <w:gridCol w:w="6912"/>
+      </w:tblGrid>
+      <w:tr>
+        <w:tc>
+          <w:tcPr>
+            <w:tcW w:w="1984" w:type="dxa"/>
+            <w:shd w:val="clear" w:color="auto" w:fill="EEF2F8"/>
+          </w:tcPr>
+          <w:p>
+            <w:proofErr w:type="spellStart"/>
+            <w:r>
+              <w:rPr>
+                <w:b/>
+                <w:color w:val="1F2A44"/>
+              </w:rPr>
+              <w:t>Typ</w:t>
+            </w:r>
+            <w:proofErr w:type="spellEnd"/>
+          </w:p>
+        </w:tc>
+        <w:tc>
+          <w:tcPr>
+            <w:tcW w:w="7087" w:type="dxa"/>
+            <w:shd w:val="clear" w:color="auto" w:fill="EEF2F8"/>
+          </w:tcPr>
+          <w:p>
+            <w:proofErr w:type="spellStart"/>
+            <w:r>
+              <w:rPr>
+                <w:b/>
+                <w:color w:val="1F2A44"/>
+              </w:rPr>
+              <w:t>Opis</w:t>
+            </w:r>
+            <w:proofErr w:type="spellEnd"/>
+            <w:r>
+              <w:rPr>
+                <w:b/>
+                <w:color w:val="1F2A44"/>
+              </w:rPr>
+              <w:t xml:space="preserve"> </w:t>
+            </w:r>
+            <w:proofErr w:type="spellStart"/>
+            <w:r>
+              <w:rPr>
+                <w:b/>
+                <w:color w:val="1F2A44"/>
+              </w:rPr>
+              <w:t>zmiany</w:t>
+            </w:r>
+            <w:proofErr w:type="spellEnd"/>
+          </w:p>
+        </w:tc>
+      </w:tr>
+      <w:tr>
+        <w:tc>
+          <w:tcPr>
+            <w:tcW w:w="1948" w:type="dxa"/>
+          </w:tcPr>
+          <w:p>
+            <w:r>
+              <w:t>Nowa funkcja</w:t>
+            </w:r>
+          </w:p>
+        </w:tc>
+        <w:tc>
+          <w:tcPr>
+            <w:tcW w:w="6908" w:type="dxa"/>
+          </w:tcPr>
+          <w:p>
+            <w:r>
+              <w:t>PDF generuje się w walucie oferty. Przy ofercie w złotówkach w stopce dokumentu pojawia się użyty kurs przeliczeniowy (np. „1 EUR = 4,30 PLN — kurs z dnia wyceny”). PDF wygenerowany ponownie po zmianie kursu przez administratora nadal pokazuje pierwotne kwoty oferty.</w:t>
+            </w:r>
+            <w:proofErr w:type="spellStart"/>
+            <w:proofErr w:type="spellEnd"/>
           </w:p>
         </w:tc>
       </w:tr>
@@ -2422,8 +4480,13 @@
           </w:tcPr>
           <w:p>
             <w:r>
-              <w:t>Poprawka błędu</w:t>
-            </w:r>
+              <w:t xml:space="preserve">Nowa </w:t>
+            </w:r>
+            <w:proofErr w:type="spellStart"/>
+            <w:r>
+              <w:t>funkcja</w:t>
+            </w:r>
+            <w:proofErr w:type="spellEnd"/>
           </w:p>
         </w:tc>
         <w:tc>
@@ -2431,8 +4494,166 @@
             <w:tcW w:w="6893" w:type="dxa"/>
           </w:tcPr>
           <w:p>
-            <w:r>
-              <w:t>Naprawiony błąd trybu jasnego odznaczającego się przy zmianie podstrony — motyw zapisywany trwale i spójny na kalkulatorze, ofertach, panelu seniora i panelu admina.</w:t>
+            <w:proofErr w:type="spellStart"/>
+            <w:r>
+              <w:t>Dodane</w:t>
+            </w:r>
+            <w:proofErr w:type="spellEnd"/>
+            <w:r>
+              <w:t xml:space="preserve"> </w:t>
+            </w:r>
+            <w:proofErr w:type="spellStart"/>
+            <w:r>
+              <w:t>języki</w:t>
+            </w:r>
+            <w:proofErr w:type="spellEnd"/>
+            <w:r>
+              <w:t xml:space="preserve"> </w:t>
+            </w:r>
+            <w:proofErr w:type="spellStart"/>
+            <w:r>
+              <w:t>czeski</w:t>
+            </w:r>
+            <w:proofErr w:type="spellEnd"/>
+            <w:r>
+              <w:t xml:space="preserve"> </w:t>
+            </w:r>
+            <w:proofErr w:type="spellStart"/>
+            <w:r>
+              <w:t>i</w:t>
+            </w:r>
+            <w:proofErr w:type="spellEnd"/>
+            <w:r>
+              <w:t xml:space="preserve"> </w:t>
+            </w:r>
+            <w:proofErr w:type="spellStart"/>
+            <w:r>
+              <w:t>niemiecki</w:t>
+            </w:r>
+            <w:proofErr w:type="spellEnd"/>
+            <w:r>
+              <w:t xml:space="preserve"> </w:t>
+            </w:r>
+            <w:proofErr w:type="spellStart"/>
+            <w:r>
+              <w:t>obok</w:t>
+            </w:r>
+            <w:proofErr w:type="spellEnd"/>
+            <w:r>
+              <w:t xml:space="preserve"> </w:t>
+            </w:r>
+            <w:proofErr w:type="spellStart"/>
+            <w:r>
+              <w:t>polskiego</w:t>
+            </w:r>
+            <w:proofErr w:type="spellEnd"/>
+            <w:r>
+              <w:t xml:space="preserve"> </w:t>
+            </w:r>
+            <w:proofErr w:type="spellStart"/>
+            <w:r>
+              <w:t>i</w:t>
+            </w:r>
+            <w:proofErr w:type="spellEnd"/>
+            <w:r>
+              <w:t xml:space="preserve"> </w:t>
+            </w:r>
+            <w:proofErr w:type="spellStart"/>
+            <w:r>
+              <w:t>angielskiego</w:t>
+            </w:r>
+            <w:proofErr w:type="spellEnd"/>
+            <w:r>
+              <w:t xml:space="preserve"> — </w:t>
+            </w:r>
+            <w:proofErr w:type="spellStart"/>
+            <w:r>
+              <w:t>pełny</w:t>
+            </w:r>
+            <w:proofErr w:type="spellEnd"/>
+            <w:r>
+              <w:t xml:space="preserve"> </w:t>
+            </w:r>
+            <w:proofErr w:type="spellStart"/>
+            <w:r>
+              <w:lastRenderedPageBreak/>
+              <w:t>komplet</w:t>
+            </w:r>
+            <w:proofErr w:type="spellEnd"/>
+            <w:r>
+              <w:t xml:space="preserve"> </w:t>
+            </w:r>
+            <w:proofErr w:type="spellStart"/>
+            <w:r>
+              <w:t>tłumaczeń</w:t>
+            </w:r>
+            <w:proofErr w:type="spellEnd"/>
+            <w:r>
+              <w:t xml:space="preserve"> </w:t>
+            </w:r>
+            <w:proofErr w:type="spellStart"/>
+            <w:r>
+              <w:t>interfejsu</w:t>
+            </w:r>
+            <w:proofErr w:type="spellEnd"/>
+            <w:r>
+              <w:t xml:space="preserve"> </w:t>
+            </w:r>
+            <w:proofErr w:type="spellStart"/>
+            <w:r>
+              <w:t>oraz</w:t>
+            </w:r>
+            <w:proofErr w:type="spellEnd"/>
+            <w:r>
+              <w:t xml:space="preserve"> </w:t>
+            </w:r>
+            <w:proofErr w:type="spellStart"/>
+            <w:r>
+              <w:t>selektor</w:t>
+            </w:r>
+            <w:proofErr w:type="spellEnd"/>
+            <w:r>
+              <w:t xml:space="preserve"> </w:t>
+            </w:r>
+            <w:proofErr w:type="spellStart"/>
+            <w:r>
+              <w:t>języka</w:t>
+            </w:r>
+            <w:proofErr w:type="spellEnd"/>
+            <w:r>
+              <w:t xml:space="preserve"> </w:t>
+            </w:r>
+            <w:proofErr w:type="spellStart"/>
+            <w:r>
+              <w:t>rozszerzony</w:t>
+            </w:r>
+            <w:proofErr w:type="spellEnd"/>
+            <w:r>
+              <w:t xml:space="preserve"> o </w:t>
+            </w:r>
+            <w:proofErr w:type="spellStart"/>
+            <w:r>
+              <w:t>dwie</w:t>
+            </w:r>
+            <w:proofErr w:type="spellEnd"/>
+            <w:r>
+              <w:t xml:space="preserve"> </w:t>
+            </w:r>
+            <w:proofErr w:type="spellStart"/>
+            <w:r>
+              <w:t>nowe</w:t>
+            </w:r>
+            <w:proofErr w:type="spellEnd"/>
+            <w:r>
+              <w:t xml:space="preserve"> </w:t>
+            </w:r>
+            <w:proofErr w:type="spellStart"/>
+            <w:r>
+              <w:t>flagi</w:t>
+            </w:r>
+            <w:proofErr w:type="spellEnd"/>
+            <w:r>
+              <w:t>.</w:t>
             </w:r>
           </w:p>
         </w:tc>
@@ -2444,9 +4665,10 @@
           </w:tcPr>
           <w:p>
             <w:r>
-              <w:lastRenderedPageBreak/>
-              <w:t>Nawigacja</w:t>
-            </w:r>
+              <w:t>Nowa funkcja</w:t>
+            </w:r>
+            <w:proofErr w:type="spellStart"/>
+            <w:proofErr w:type="spellEnd"/>
           </w:p>
         </w:tc>
         <w:tc>
@@ -2454,9 +4676,49 @@
             <w:tcW w:w="6893" w:type="dxa"/>
           </w:tcPr>
           <w:p>
-            <w:r>
-              <w:t>Widoczny adres e-mail zalogowanego użytkownika w pasku nawigacji.</w:t>
-            </w:r>
+            <w:proofErr w:type="spellStart"/>
+            <w:r>
+              <w:t>Przełącznik EURO / PLN oraz ekran „Ustawienia” przetłumaczone na wszystkie cztery języki (polski, angielski, czeski, niemiecki).</w:t>
+            </w:r>
+            <w:proofErr w:type="spellEnd"/>
+            <w:proofErr w:type="spellStart"/>
+            <w:proofErr w:type="spellEnd"/>
+            <w:proofErr w:type="spellStart"/>
+            <w:proofErr w:type="spellEnd"/>
+            <w:proofErr w:type="spellStart"/>
+            <w:proofErr w:type="spellEnd"/>
+            <w:proofErr w:type="spellStart"/>
+            <w:proofErr w:type="spellEnd"/>
+            <w:proofErr w:type="spellStart"/>
+            <w:proofErr w:type="spellEnd"/>
+            <w:proofErr w:type="spellStart"/>
+            <w:proofErr w:type="spellEnd"/>
+            <w:proofErr w:type="spellStart"/>
+            <w:proofErr w:type="spellEnd"/>
+            <w:proofErr w:type="spellStart"/>
+            <w:proofErr w:type="spellEnd"/>
+            <w:proofErr w:type="spellStart"/>
+            <w:proofErr w:type="spellEnd"/>
+            <w:proofErr w:type="spellStart"/>
+            <w:proofErr w:type="spellEnd"/>
+            <w:proofErr w:type="spellStart"/>
+            <w:proofErr w:type="spellEnd"/>
+            <w:proofErr w:type="spellStart"/>
+            <w:proofErr w:type="spellEnd"/>
+            <w:proofErr w:type="spellStart"/>
+            <w:proofErr w:type="spellEnd"/>
+            <w:proofErr w:type="spellStart"/>
+            <w:proofErr w:type="spellEnd"/>
+            <w:proofErr w:type="spellStart"/>
+            <w:proofErr w:type="spellEnd"/>
+            <w:proofErr w:type="spellStart"/>
+            <w:proofErr w:type="spellEnd"/>
+            <w:proofErr w:type="spellStart"/>
+            <w:proofErr w:type="spellEnd"/>
+            <w:proofErr w:type="spellStart"/>
+            <w:proofErr w:type="spellEnd"/>
+            <w:proofErr w:type="spellStart"/>
+            <w:proofErr w:type="spellEnd"/>
           </w:p>
         </w:tc>
       </w:tr>
@@ -2472,6 +4734,7 @@
           <w:color w:val="1F2A44"/>
           <w:sz w:val="26"/>
         </w:rPr>
+        <w:lastRenderedPageBreak/>
         <w:t>Znane</w:t>
       </w:r>
       <w:proofErr w:type="spellEnd"/>
@@ -2665,11 +4928,11 @@
       </w:r>
       <w:proofErr w:type="spellEnd"/>
       <w:r>
-        <w:t xml:space="preserve"> Excel (format KTS/GPAO) — w </w:t>
-      </w:r>
-      <w:proofErr w:type="spellStart"/>
-      <w:r>
-        <w:t>toku</w:t>
+        <w:t xml:space="preserve"> Excel (format KTS/GPAO) — </w:t>
+      </w:r>
+      <w:proofErr w:type="spellStart"/>
+      <w:r>
+        <w:t>przeanalizowany</w:t>
       </w:r>
       <w:proofErr w:type="spellEnd"/>
       <w:r>
@@ -2677,7 +4940,7 @@
       </w:r>
       <w:proofErr w:type="spellStart"/>
       <w:r>
-        <w:t>priorytet</w:t>
+        <w:t>budowa</w:t>
       </w:r>
       <w:proofErr w:type="spellEnd"/>
       <w:r>
@@ -2685,6 +4948,22 @@
       </w:r>
       <w:proofErr w:type="spellStart"/>
       <w:r>
+        <w:t>świadomie</w:t>
+      </w:r>
+      <w:proofErr w:type="spellEnd"/>
+      <w:r>
+        <w:t xml:space="preserve"> </w:t>
+      </w:r>
+      <w:proofErr w:type="spellStart"/>
+      <w:r>
+        <w:t>odłożona</w:t>
+      </w:r>
+      <w:proofErr w:type="spellEnd"/>
+      <w:r>
+        <w:t xml:space="preserve"> </w:t>
+      </w:r>
+      <w:proofErr w:type="spellStart"/>
+      <w:r>
         <w:t>na</w:t>
       </w:r>
       <w:proofErr w:type="spellEnd"/>
@@ -2693,15 +4972,7 @@
       </w:r>
       <w:proofErr w:type="spellStart"/>
       <w:r>
-        <w:t>najbliższy</w:t>
-      </w:r>
-      <w:proofErr w:type="spellEnd"/>
-      <w:r>
-        <w:t xml:space="preserve"> </w:t>
-      </w:r>
-      <w:proofErr w:type="spellStart"/>
-      <w:r>
-        <w:t>okres</w:t>
+        <w:t>później</w:t>
       </w:r>
       <w:proofErr w:type="spellEnd"/>
     </w:p>
@@ -2940,6 +5211,155 @@
         <w:t>uporządkowania</w:t>
       </w:r>
       <w:proofErr w:type="spellEnd"/>
+    </w:p>
+    <w:p>
+      <w:pPr>
+        <w:pStyle w:val="Listapunktowana"/>
+      </w:pPr>
+      <w:proofErr w:type="spellStart"/>
+      <w:r>
+        <w:t>Wysyłka</w:t>
+      </w:r>
+      <w:proofErr w:type="spellEnd"/>
+      <w:r>
+        <w:t xml:space="preserve"> </w:t>
+      </w:r>
+      <w:proofErr w:type="spellStart"/>
+      <w:r>
+        <w:t>oferty</w:t>
+      </w:r>
+      <w:proofErr w:type="spellEnd"/>
+      <w:r>
+        <w:t xml:space="preserve"> do </w:t>
+      </w:r>
+      <w:proofErr w:type="spellStart"/>
+      <w:r>
+        <w:t>klienta</w:t>
+      </w:r>
+      <w:proofErr w:type="spellEnd"/>
+      <w:r>
+        <w:t xml:space="preserve"> to </w:t>
+      </w:r>
+      <w:proofErr w:type="spellStart"/>
+      <w:r>
+        <w:t>na</w:t>
+      </w:r>
+      <w:proofErr w:type="spellEnd"/>
+      <w:r>
+        <w:t xml:space="preserve"> </w:t>
+      </w:r>
+      <w:proofErr w:type="spellStart"/>
+      <w:r>
+        <w:t>razie</w:t>
+      </w:r>
+      <w:proofErr w:type="spellEnd"/>
+      <w:r>
+        <w:t xml:space="preserve"> </w:t>
+      </w:r>
+      <w:proofErr w:type="spellStart"/>
+      <w:r>
+        <w:t>wyłącznie</w:t>
+      </w:r>
+      <w:proofErr w:type="spellEnd"/>
+      <w:r>
+        <w:t xml:space="preserve"> </w:t>
+      </w:r>
+      <w:proofErr w:type="spellStart"/>
+      <w:r>
+        <w:t>zmiana</w:t>
+      </w:r>
+      <w:proofErr w:type="spellEnd"/>
+      <w:r>
+        <w:t xml:space="preserve"> </w:t>
+      </w:r>
+      <w:proofErr w:type="spellStart"/>
+      <w:r>
+        <w:t>statusu</w:t>
+      </w:r>
+      <w:proofErr w:type="spellEnd"/>
+      <w:r>
+        <w:t xml:space="preserve"> </w:t>
+      </w:r>
+      <w:proofErr w:type="spellStart"/>
+      <w:r>
+        <w:t>na</w:t>
+      </w:r>
+      <w:proofErr w:type="spellEnd"/>
+      <w:r>
+        <w:t xml:space="preserve"> „</w:t>
+      </w:r>
+      <w:proofErr w:type="spellStart"/>
+      <w:r>
+        <w:t>wysłana</w:t>
+      </w:r>
+      <w:proofErr w:type="spellEnd"/>
+      <w:r>
+        <w:t xml:space="preserve">” — </w:t>
+      </w:r>
+      <w:proofErr w:type="spellStart"/>
+      <w:r>
+        <w:t>rzeczywista</w:t>
+      </w:r>
+      <w:proofErr w:type="spellEnd"/>
+      <w:r>
+        <w:t xml:space="preserve"> </w:t>
+      </w:r>
+      <w:proofErr w:type="spellStart"/>
+      <w:r>
+        <w:t>dostawa</w:t>
+      </w:r>
+      <w:proofErr w:type="spellEnd"/>
+      <w:r>
+        <w:t xml:space="preserve"> e-</w:t>
+      </w:r>
+      <w:proofErr w:type="spellStart"/>
+      <w:r>
+        <w:t>mailem</w:t>
+      </w:r>
+      <w:proofErr w:type="spellEnd"/>
+      <w:r>
+        <w:t xml:space="preserve"> / PDF do </w:t>
+      </w:r>
+      <w:proofErr w:type="spellStart"/>
+      <w:r>
+        <w:t>klienta</w:t>
+      </w:r>
+      <w:proofErr w:type="spellEnd"/>
+      <w:r>
+        <w:t xml:space="preserve"> </w:t>
+      </w:r>
+      <w:proofErr w:type="spellStart"/>
+      <w:r>
+        <w:t>jeszcze</w:t>
+      </w:r>
+      <w:proofErr w:type="spellEnd"/>
+      <w:r>
+        <w:t xml:space="preserve"> </w:t>
+      </w:r>
+      <w:proofErr w:type="spellStart"/>
+      <w:r>
+        <w:t>niezaimplementowana</w:t>
+      </w:r>
+      <w:proofErr w:type="spellEnd"/>
+      <w:r>
+        <w:t xml:space="preserve"> (</w:t>
+      </w:r>
+      <w:proofErr w:type="spellStart"/>
+      <w:r>
+        <w:t>świadomie</w:t>
+      </w:r>
+      <w:proofErr w:type="spellEnd"/>
+      <w:r>
+        <w:t xml:space="preserve"> </w:t>
+      </w:r>
+      <w:proofErr w:type="spellStart"/>
+      <w:r>
+        <w:t>odłożona</w:t>
+      </w:r>
+      <w:proofErr w:type="spellEnd"/>
+      <w:r>
+        <w:t>).</w:t>
+      </w:r>
     </w:p>
     <w:p>
       <w:pPr>
@@ -3191,32 +5611,14 @@
       </w:pPr>
       <w:proofErr w:type="spellStart"/>
       <w:r>
-        <w:t>Stworzenie</w:t>
-      </w:r>
-      <w:proofErr w:type="spellEnd"/>
-      <w:r>
-        <w:t xml:space="preserve"> </w:t>
-      </w:r>
-      <w:proofErr w:type="spellStart"/>
-      <w:r>
-        <w:t>mechanizmu</w:t>
-      </w:r>
-      <w:proofErr w:type="spellEnd"/>
-      <w:r>
-        <w:t xml:space="preserve"> </w:t>
-      </w:r>
-      <w:proofErr w:type="spellStart"/>
-      <w:r>
-        <w:t>sortowania</w:t>
-      </w:r>
-      <w:proofErr w:type="spellEnd"/>
-      <w:r>
-        <w:t xml:space="preserve"> </w:t>
-      </w:r>
-      <w:proofErr w:type="spellStart"/>
-      <w:r>
-        <w:t>ofert</w:t>
-      </w:r>
+        <w:t>Automatyczne pobieranie kursu EUR/PLN z API giełdowego (ręczne ustawianie kursu przez administratora — zrealizowane w 1.3)</w:t>
+      </w:r>
+      <w:proofErr w:type="spellEnd"/>
+      <w:proofErr w:type="spellStart"/>
+      <w:proofErr w:type="spellEnd"/>
+      <w:proofErr w:type="spellStart"/>
+      <w:proofErr w:type="spellEnd"/>
+      <w:proofErr w:type="spellStart"/>
       <w:proofErr w:type="spellEnd"/>
     </w:p>
     <w:p>
@@ -3225,7 +5627,7 @@
       </w:pPr>
       <w:proofErr w:type="spellStart"/>
       <w:r>
-        <w:t>Zmiana</w:t>
+        <w:t>Poprawki</w:t>
       </w:r>
       <w:proofErr w:type="spellEnd"/>
       <w:r>
@@ -3233,28 +5635,17 @@
       </w:r>
       <w:proofErr w:type="spellStart"/>
       <w:r>
-        <w:t>waluty</w:t>
-      </w:r>
-      <w:proofErr w:type="spellEnd"/>
-      <w:r>
-        <w:t xml:space="preserve"> z </w:t>
-      </w:r>
-      <w:proofErr w:type="spellStart"/>
-      <w:r>
-        <w:t>podłączeniem</w:t>
-      </w:r>
-      <w:proofErr w:type="spellEnd"/>
-      <w:r>
-        <w:t xml:space="preserve"> API do </w:t>
-      </w:r>
-      <w:proofErr w:type="spellStart"/>
-      <w:r>
-        <w:t>giełdy</w:t>
+        <w:t>systemu</w:t>
       </w:r>
       <w:proofErr w:type="spellEnd"/>
       <w:r>
         <w:t xml:space="preserve"> </w:t>
       </w:r>
+      <w:proofErr w:type="spellStart"/>
+      <w:r>
+        <w:t>walidacji</w:t>
+      </w:r>
+      <w:proofErr w:type="spellEnd"/>
     </w:p>
     <w:p>
       <w:pPr>
@@ -3262,7 +5653,7 @@
       </w:pPr>
       <w:proofErr w:type="spellStart"/>
       <w:r>
-        <w:t>Wprowadzenie</w:t>
+        <w:t>Dodanie</w:t>
       </w:r>
       <w:proofErr w:type="spellEnd"/>
       <w:r>
@@ -3270,7 +5661,15 @@
       </w:r>
       <w:proofErr w:type="spellStart"/>
       <w:r>
-        <w:t>języka</w:t>
+        <w:t>tabelki</w:t>
+      </w:r>
+      <w:proofErr w:type="spellEnd"/>
+      <w:r>
+        <w:t xml:space="preserve"> z </w:t>
+      </w:r>
+      <w:proofErr w:type="spellStart"/>
+      <w:r>
+        <w:t>terminem</w:t>
       </w:r>
       <w:proofErr w:type="spellEnd"/>
       <w:r>
@@ -3278,28 +5677,9 @@
       </w:r>
       <w:proofErr w:type="spellStart"/>
       <w:r>
-        <w:t>Czeskiego</w:t>
-      </w:r>
-      <w:proofErr w:type="spellEnd"/>
-      <w:r>
-        <w:t xml:space="preserve"> </w:t>
-      </w:r>
-      <w:proofErr w:type="spellStart"/>
-      <w:r>
-        <w:t>oraz</w:t>
-      </w:r>
-      <w:proofErr w:type="spellEnd"/>
-      <w:r>
-        <w:t xml:space="preserve"> </w:t>
-      </w:r>
-      <w:proofErr w:type="spellStart"/>
-      <w:r>
-        <w:t>Niemieckiego</w:t>
-      </w:r>
-      <w:proofErr w:type="spellEnd"/>
-      <w:r>
-        <w:t xml:space="preserve"> </w:t>
-      </w:r>
+        <w:t>płatności</w:t>
+      </w:r>
+      <w:proofErr w:type="spellEnd"/>
     </w:p>
     <w:p>
       <w:pPr>
@@ -3307,7 +5687,7 @@
       </w:pPr>
       <w:proofErr w:type="spellStart"/>
       <w:r>
-        <w:t>Poprawki</w:t>
+        <w:t>Mechanizm</w:t>
       </w:r>
       <w:proofErr w:type="spellEnd"/>
       <w:r>
@@ -3315,10 +5695,7 @@
       </w:r>
       <w:proofErr w:type="spellStart"/>
       <w:r>
-        <w:t>system</w:t>
-      </w:r>
-      <w:r>
-        <w:t>u</w:t>
+        <w:t>faktycznej</w:t>
       </w:r>
       <w:proofErr w:type="spellEnd"/>
       <w:r>
@@ -3326,45 +5703,85 @@
       </w:r>
       <w:proofErr w:type="spellStart"/>
       <w:r>
-        <w:t>walidacji</w:t>
-      </w:r>
-      <w:proofErr w:type="spellEnd"/>
+        <w:t>wysyłki</w:t>
+      </w:r>
+      <w:proofErr w:type="spellEnd"/>
+      <w:r>
+        <w:t xml:space="preserve"> </w:t>
+      </w:r>
+      <w:proofErr w:type="spellStart"/>
+      <w:r>
+        <w:t>oferty</w:t>
+      </w:r>
+      <w:proofErr w:type="spellEnd"/>
+      <w:r>
+        <w:t xml:space="preserve"> do </w:t>
+      </w:r>
+      <w:proofErr w:type="spellStart"/>
+      <w:r>
+        <w:t>klienta</w:t>
+      </w:r>
+      <w:proofErr w:type="spellEnd"/>
+      <w:r>
+        <w:t xml:space="preserve"> e-</w:t>
+      </w:r>
+      <w:proofErr w:type="spellStart"/>
+      <w:r>
+        <w:t>mailem</w:t>
+      </w:r>
+      <w:proofErr w:type="spellEnd"/>
+      <w:r>
+        <w:t xml:space="preserve"> / PDF (</w:t>
+      </w:r>
+      <w:proofErr w:type="spellStart"/>
+      <w:r>
+        <w:t>obecnie</w:t>
+      </w:r>
+      <w:proofErr w:type="spellEnd"/>
+      <w:r>
+        <w:t xml:space="preserve"> </w:t>
+      </w:r>
+      <w:proofErr w:type="spellStart"/>
+      <w:r>
+        <w:t>tylko</w:t>
+      </w:r>
+      <w:proofErr w:type="spellEnd"/>
+      <w:r>
+        <w:t xml:space="preserve"> </w:t>
+      </w:r>
+      <w:proofErr w:type="spellStart"/>
+      <w:r>
+        <w:t>zmiana</w:t>
+      </w:r>
+      <w:proofErr w:type="spellEnd"/>
+      <w:r>
+        <w:t xml:space="preserve"> </w:t>
+      </w:r>
+      <w:proofErr w:type="spellStart"/>
+      <w:r>
+        <w:t>statusu</w:t>
+      </w:r>
+      <w:proofErr w:type="spellEnd"/>
+      <w:r>
+        <w:t xml:space="preserve"> </w:t>
+      </w:r>
+      <w:proofErr w:type="spellStart"/>
+      <w:r>
+        <w:t>na</w:t>
+      </w:r>
+      <w:proofErr w:type="spellEnd"/>
+      <w:r>
+        <w:t xml:space="preserve"> „</w:t>
+      </w:r>
+      <w:proofErr w:type="spellStart"/>
+      <w:r>
+        <w:t>wysłana</w:t>
+      </w:r>
+      <w:proofErr w:type="spellEnd"/>
+      <w:r>
+        <w:t>”)</w:t>
+      </w:r>
     </w:p>
-    <w:p>
-      <w:pPr>
-        <w:pStyle w:val="Listapunktowana"/>
-      </w:pPr>
-      <w:proofErr w:type="spellStart"/>
-      <w:r>
-        <w:t>Dodanie</w:t>
-      </w:r>
-      <w:proofErr w:type="spellEnd"/>
-      <w:r>
-        <w:t xml:space="preserve"> </w:t>
-      </w:r>
-      <w:proofErr w:type="spellStart"/>
-      <w:r>
-        <w:t>tabelki</w:t>
-      </w:r>
-      <w:proofErr w:type="spellEnd"/>
-      <w:r>
-        <w:t xml:space="preserve"> z </w:t>
-      </w:r>
-      <w:proofErr w:type="spellStart"/>
-      <w:r>
-        <w:t>terminem</w:t>
-      </w:r>
-      <w:proofErr w:type="spellEnd"/>
-      <w:r>
-        <w:t xml:space="preserve"> </w:t>
-      </w:r>
-      <w:proofErr w:type="spellStart"/>
-      <w:r>
-        <w:t>płatności</w:t>
-      </w:r>
-      <w:proofErr w:type="spellEnd"/>
-    </w:p>
-    <w:p/>
     <w:p>
       <w:pPr>
         <w:pBdr>

--- a/Historia wersji oraz md/Historia wersji/AMSteel_Quote_Raport_Wersji_1.3.docx
+++ b/Historia wersji oraz md/Historia wersji/AMSteel_Quote_Raport_Wersji_1.3.docx
@@ -1,6 +1,6 @@
 
 <file path=word/document.xml><?xml version="1.0" encoding="utf-8"?>
-<w:document xmlns:wpc="http://schemas.microsoft.com/office/word/2010/wordprocessingCanvas" xmlns:cx="http://schemas.microsoft.com/office/drawing/2014/chartex" xmlns:cx1="http://schemas.microsoft.com/office/drawing/2015/9/8/chartex" xmlns:cx2="http://schemas.microsoft.com/office/drawing/2015/10/21/chartex" xmlns:cx3="http://schemas.microsoft.com/office/drawing/2016/5/9/chartex" xmlns:cx4="http://schemas.microsoft.com/office/drawing/2016/5/10/chartex" xmlns:cx5="http://schemas.microsoft.com/office/drawing/2016/5/11/chartex" xmlns:cx6="http://schemas.microsoft.com/office/drawing/2016/5/12/chartex" xmlns:cx7="http://schemas.microsoft.com/office/drawing/2016/5/13/chartex" xmlns:cx8="http://schemas.microsoft.com/office/drawing/2016/5/14/chartex" xmlns:mc="http://schemas.openxmlformats.org/markup-compatibility/2006" xmlns:aink="http://schemas.microsoft.com/office/drawing/2016/ink" xmlns:am3d="http://schemas.microsoft.com/office/drawing/2017/model3d" xmlns:o="urn:schemas-microsoft-com:office:office" xmlns:oel="http://schemas.microsoft.com/office/2019/extlst" xmlns:r="http://schemas.openxmlformats.org/officeDocument/2006/relationships" xmlns:m="http://schemas.openxmlformats.org/officeDocument/2006/math" xmlns:v="urn:schemas-microsoft-com:vml" xmlns:wp14="http://schemas.microsoft.com/office/word/2010/wordprocessingDrawing" xmlns:wp="http://schemas.openxmlformats.org/drawingml/2006/wordprocessingDrawing" xmlns:w10="urn:schemas-microsoft-com:office:word" xmlns:w="http://schemas.openxmlformats.org/wordprocessingml/2006/main" xmlns:w14="http://schemas.microsoft.com/office/word/2010/wordml" xmlns:w15="http://schemas.microsoft.com/office/word/2012/wordml" xmlns:w16cex="http://schemas.microsoft.com/office/word/2018/wordml/cex" xmlns:w16cid="http://schemas.microsoft.com/office/word/2016/wordml/cid" xmlns:w16="http://schemas.microsoft.com/office/word/2018/wordml" xmlns:w16du="http://schemas.microsoft.com/office/word/2023/wordml/word16du" xmlns:w16sdtdh="http://schemas.microsoft.com/office/word/2020/wordml/sdtdatahash" xmlns:w16sdtfl="http://schemas.microsoft.com/office/word/2024/wordml/sdtformatlock" xmlns:w16se="http://schemas.microsoft.com/office/word/2015/wordml/symex" xmlns:wpg="http://schemas.microsoft.com/office/word/2010/wordprocessingGroup" xmlns:wpi="http://schemas.microsoft.com/office/word/2010/wordprocessingInk" xmlns:wne="http://schemas.microsoft.com/office/word/2006/wordml" xmlns:wps="http://schemas.microsoft.com/office/word/2010/wordprocessingShape" mc:Ignorable="w14 w15 w16se w16cid w16 w16cex w16sdtdh w16sdtfl w16du wp14">
+<w:document xmlns:wpc="http://schemas.microsoft.com/office/word/2010/wordprocessingCanvas" xmlns:cx="http://schemas.microsoft.com/office/drawing/2014/chartex" xmlns:cx1="http://schemas.microsoft.com/office/drawing/2015/9/8/chartex" xmlns:cx2="http://schemas.microsoft.com/office/drawing/2015/10/21/chartex" xmlns:cx3="http://schemas.microsoft.com/office/drawing/2016/5/9/chartex" xmlns:cx4="http://schemas.microsoft.com/office/drawing/2016/5/10/chartex" xmlns:cx5="http://schemas.microsoft.com/office/drawing/2016/5/11/chartex" xmlns:cx6="http://schemas.microsoft.com/office/drawing/2016/5/12/chartex" xmlns:cx7="http://schemas.microsoft.com/office/drawing/2016/5/13/chartex" xmlns:cx8="http://schemas.microsoft.com/office/drawing/2016/5/14/chartex" xmlns:mc="http://schemas.openxmlformats.org/markup-compatibility/2006" xmlns:aink="http://schemas.microsoft.com/office/drawing/2016/ink" xmlns:am3d="http://schemas.microsoft.com/office/drawing/2017/model3d" xmlns:o="urn:schemas-microsoft-com:office:office" xmlns:oel="http://schemas.microsoft.com/office/2019/extlst" xmlns:r="http://schemas.openxmlformats.org/officeDocument/2006/relationships" xmlns:m="http://schemas.openxmlformats.org/officeDocument/2006/math" xmlns:v="urn:schemas-microsoft-com:vml" xmlns:wp14="http://schemas.microsoft.com/office/word/2010/wordprocessingDrawing" xmlns:wp="http://schemas.openxmlformats.org/drawingml/2006/wordprocessingDrawing" xmlns:w10="urn:schemas-microsoft-com:office:word" xmlns:w="http://schemas.openxmlformats.org/wordprocessingml/2006/main" xmlns:w14="http://schemas.microsoft.com/office/word/2010/wordml" xmlns:w15="http://schemas.microsoft.com/office/word/2012/wordml" xmlns:w16cei="http://schemas.microsoft.com/office/word/2026/wordml/cei" xmlns:w16cex="http://schemas.microsoft.com/office/word/2018/wordml/cex" xmlns:w16cid="http://schemas.microsoft.com/office/word/2016/wordml/cid" xmlns:w16="http://schemas.microsoft.com/office/word/2018/wordml" xmlns:w16du="http://schemas.microsoft.com/office/word/2023/wordml/word16du" xmlns:w16sdtdh="http://schemas.microsoft.com/office/word/2020/wordml/sdtdatahash" xmlns:w16sdtfl="http://schemas.microsoft.com/office/word/2024/wordml/sdtformatlock" xmlns:w16se="http://schemas.microsoft.com/office/word/2015/wordml/symex" xmlns:wpg="http://schemas.microsoft.com/office/word/2010/wordprocessingGroup" xmlns:wpi="http://schemas.microsoft.com/office/word/2010/wordprocessingInk" xmlns:wne="http://schemas.microsoft.com/office/word/2006/wordml" xmlns:wps="http://schemas.microsoft.com/office/word/2010/wordprocessingShape" mc:Ignorable="w14 w15 w16se w16cid w16 w16cex w16sdtdh w16sdtfl w16du wp14">
   <w:body>
     <w:p>
       <w:proofErr w:type="spellStart"/>
@@ -236,7 +236,7 @@
               <w:rPr>
                 <w:color w:val="666666"/>
               </w:rPr>
-              <w:t>5</w:t>
+              <w:t>31</w:t>
             </w:r>
             <w:r>
               <w:rPr>
@@ -248,7 +248,7 @@
               <w:rPr>
                 <w:color w:val="666666"/>
               </w:rPr>
-              <w:t>8</w:t>
+              <w:t>7</w:t>
             </w:r>
             <w:r>
               <w:rPr>
@@ -299,7 +299,7 @@
               <w:rPr>
                 <w:color w:val="666666"/>
               </w:rPr>
-              <w:t>5</w:t>
+              <w:t>31</w:t>
             </w:r>
             <w:r>
               <w:rPr>
@@ -311,7 +311,7 @@
               <w:rPr>
                 <w:color w:val="666666"/>
               </w:rPr>
-              <w:t>8</w:t>
+              <w:t>7</w:t>
             </w:r>
             <w:r>
               <w:rPr>
@@ -630,7 +630,19 @@
           </w:tcPr>
           <w:p>
             <w:r>
-              <w:t>16.07.2026 - 5.08.2026</w:t>
+              <w:t xml:space="preserve">16.07.2026 - </w:t>
+            </w:r>
+            <w:r>
+              <w:t>31</w:t>
+            </w:r>
+            <w:r>
+              <w:t>.0</w:t>
+            </w:r>
+            <w:r>
+              <w:t>7</w:t>
+            </w:r>
+            <w:r>
+              <w:t>.2026</w:t>
             </w:r>
           </w:p>
         </w:tc>
@@ -640,7 +652,16 @@
           </w:tcPr>
           <w:p>
             <w:r>
-              <w:t>5.08.2026</w:t>
+              <w:t>31</w:t>
+            </w:r>
+            <w:r>
+              <w:t>.0</w:t>
+            </w:r>
+            <w:r>
+              <w:t>7</w:t>
+            </w:r>
+            <w:r>
+              <w:t>.2026</w:t>
             </w:r>
           </w:p>
         </w:tc>
@@ -650,69 +671,7 @@
           </w:tcPr>
           <w:p>
             <w:r>
-              <w:t>Panel administratora zyskał obsługę zatwierdzania, odrzucania i edycji ofert; wysyłka do klienta rozszerzona na starszego handlowca i administratora wraz z zakładkami szybkiego filtrowania; dodane języki czeski i niemiecki oraz sortowanie listy ofert. Dodano panel ustawień administratora (kurs EUR/PLN, PGL bazowe, transport bazowy) oraz przełącznik waluty EURO/PLN w kalkulatorze; oferta zapamiętuje walutę handlowca i kurs z dnia wyceny.</w:t>
-            </w:r>
-            <w:proofErr w:type="spellStart"/>
-            <w:proofErr w:type="spellEnd"/>
-            <w:proofErr w:type="spellStart"/>
-            <w:proofErr w:type="spellEnd"/>
-            <w:proofErr w:type="spellStart"/>
-            <w:proofErr w:type="spellEnd"/>
-            <w:proofErr w:type="spellStart"/>
-            <w:proofErr w:type="spellEnd"/>
-            <w:proofErr w:type="spellStart"/>
-            <w:proofErr w:type="spellEnd"/>
-            <w:proofErr w:type="spellStart"/>
-            <w:proofErr w:type="spellEnd"/>
-            <w:proofErr w:type="spellStart"/>
-            <w:proofErr w:type="spellEnd"/>
-            <w:proofErr w:type="spellStart"/>
-            <w:proofErr w:type="spellEnd"/>
-            <w:proofErr w:type="spellStart"/>
-            <w:proofErr w:type="spellEnd"/>
-            <w:proofErr w:type="spellStart"/>
-            <w:proofErr w:type="spellEnd"/>
-            <w:proofErr w:type="spellStart"/>
-            <w:proofErr w:type="spellEnd"/>
-            <w:proofErr w:type="spellStart"/>
-            <w:proofErr w:type="spellEnd"/>
-            <w:proofErr w:type="spellStart"/>
-            <w:proofErr w:type="spellEnd"/>
-            <w:proofErr w:type="spellStart"/>
-            <w:proofErr w:type="spellEnd"/>
-            <w:proofErr w:type="spellStart"/>
-            <w:proofErr w:type="spellEnd"/>
-            <w:proofErr w:type="spellStart"/>
-            <w:proofErr w:type="spellEnd"/>
-            <w:proofErr w:type="spellStart"/>
-            <w:proofErr w:type="spellEnd"/>
-            <w:proofErr w:type="spellStart"/>
-            <w:proofErr w:type="spellEnd"/>
-            <w:proofErr w:type="spellStart"/>
-            <w:proofErr w:type="spellEnd"/>
-            <w:proofErr w:type="spellStart"/>
-            <w:proofErr w:type="spellEnd"/>
-            <w:proofErr w:type="spellStart"/>
-            <w:proofErr w:type="spellEnd"/>
-            <w:proofErr w:type="spellStart"/>
-            <w:proofErr w:type="spellEnd"/>
-            <w:proofErr w:type="spellStart"/>
-            <w:proofErr w:type="spellEnd"/>
-            <w:proofErr w:type="spellStart"/>
-            <w:proofErr w:type="spellEnd"/>
-            <w:proofErr w:type="spellStart"/>
-            <w:proofErr w:type="spellEnd"/>
-            <w:proofErr w:type="spellStart"/>
-            <w:proofErr w:type="spellEnd"/>
-            <w:proofErr w:type="spellStart"/>
-            <w:proofErr w:type="spellEnd"/>
-            <w:proofErr w:type="spellStart"/>
-            <w:proofErr w:type="spellEnd"/>
-            <w:proofErr w:type="spellStart"/>
-            <w:proofErr w:type="spellEnd"/>
-            <w:r>
-              <w:rPr/>
-              <w:t xml:space="preserve"> Dodano trwałe, unikalne numery ofert wraz z automatyczną nazwą zastępczą „offer_&lt;numer&gt;” dla ofert bez tytułu oraz wyszukiwarkę ofert (po nazwie, nazwie zastępczej i numerze); uprawnienia administratora zrównane ze starszym handlowcem na własnych ofertach.</w:t>
+              <w:t>Panel administratora zyskał obsługę zatwierdzania, odrzucania i edycji ofert; wysyłka do klienta rozszerzona na starszego handlowca i administratora wraz z zakładkami szybkiego filtrowania; dodane języki czeski i niemiecki oraz sortowanie listy ofert. Dodano panel ustawień administratora (kurs EUR/PLN, PGL bazowe, transport bazowy) oraz przełącznik waluty EURO/PLN w kalkulatorze; oferta zapamiętuje walutę handlowca i kurs z dnia wyceny. Dodano trwałe, unikalne numery ofert wraz z automatyczną nazwą zastępczą „offer_&lt;numer&gt;” dla ofert bez tytułu oraz wyszukiwarkę ofert (po nazwie, nazwie zastępczej i numerze); uprawnienia administratora zrównane ze starszym handlowcem na własnych ofertach.</w:t>
             </w:r>
           </w:p>
         </w:tc>
@@ -862,6 +821,7 @@
             </w:r>
             <w:proofErr w:type="spellStart"/>
             <w:r>
+              <w:lastRenderedPageBreak/>
               <w:t>generowania</w:t>
             </w:r>
             <w:proofErr w:type="spellEnd"/>
@@ -986,6 +946,7 @@
                 <w:b/>
                 <w:color w:val="1F2A44"/>
               </w:rPr>
+              <w:lastRenderedPageBreak/>
               <w:t>1.1</w:t>
             </w:r>
           </w:p>
@@ -1872,12 +1833,13 @@
             <w:tcW w:w="1948" w:type="dxa"/>
           </w:tcPr>
           <w:p>
-            <w:proofErr w:type="spellStart"/>
-            <w:r>
-              <w:t>Nowa funkcja</w:t>
-            </w:r>
-            <w:proofErr w:type="spellEnd"/>
-            <w:proofErr w:type="spellStart"/>
+            <w:r>
+              <w:t xml:space="preserve">Nowa </w:t>
+            </w:r>
+            <w:proofErr w:type="spellStart"/>
+            <w:r>
+              <w:t>funkcja</w:t>
+            </w:r>
             <w:proofErr w:type="spellEnd"/>
           </w:p>
         </w:tc>
@@ -1886,69 +1848,177 @@
             <w:tcW w:w="6908" w:type="dxa"/>
           </w:tcPr>
           <w:p>
-            <w:proofErr w:type="spellStart"/>
-            <w:r>
-              <w:t>Panel administratora „Ustawienia” — globalna konfiguracja kursu EUR/PLN (domyślnie 4,30), bazowego PGL oraz bazowego transportu. Zmiana wyłącznie z poziomu administratora; wartości walidowane po stronie serwera i bazy danych.</w:t>
-            </w:r>
-            <w:proofErr w:type="spellEnd"/>
-            <w:proofErr w:type="spellStart"/>
-            <w:proofErr w:type="spellEnd"/>
-            <w:proofErr w:type="spellStart"/>
-            <w:proofErr w:type="spellEnd"/>
-            <w:proofErr w:type="spellStart"/>
-            <w:proofErr w:type="spellEnd"/>
-            <w:proofErr w:type="spellStart"/>
-            <w:proofErr w:type="spellEnd"/>
-            <w:proofErr w:type="spellStart"/>
-            <w:proofErr w:type="spellEnd"/>
-            <w:proofErr w:type="spellStart"/>
-            <w:proofErr w:type="spellEnd"/>
-            <w:proofErr w:type="spellStart"/>
-            <w:proofErr w:type="spellEnd"/>
-            <w:proofErr w:type="spellStart"/>
-            <w:proofErr w:type="spellEnd"/>
-            <w:proofErr w:type="spellStart"/>
-            <w:proofErr w:type="spellEnd"/>
-            <w:proofErr w:type="spellStart"/>
-            <w:proofErr w:type="spellEnd"/>
-            <w:proofErr w:type="spellStart"/>
-            <w:proofErr w:type="spellEnd"/>
-            <w:proofErr w:type="spellStart"/>
-            <w:proofErr w:type="spellEnd"/>
-            <w:proofErr w:type="spellStart"/>
-            <w:proofErr w:type="spellEnd"/>
-            <w:proofErr w:type="spellStart"/>
-            <w:proofErr w:type="spellEnd"/>
-            <w:proofErr w:type="spellStart"/>
-            <w:proofErr w:type="spellEnd"/>
-            <w:proofErr w:type="spellStart"/>
-            <w:proofErr w:type="spellEnd"/>
-            <w:proofErr w:type="spellStart"/>
-            <w:proofErr w:type="spellEnd"/>
-            <w:proofErr w:type="spellStart"/>
-            <w:proofErr w:type="spellEnd"/>
-            <w:proofErr w:type="spellStart"/>
-            <w:proofErr w:type="spellEnd"/>
-            <w:proofErr w:type="spellStart"/>
-            <w:proofErr w:type="spellEnd"/>
-            <w:proofErr w:type="spellStart"/>
-            <w:proofErr w:type="spellEnd"/>
-            <w:proofErr w:type="spellStart"/>
-            <w:proofErr w:type="spellEnd"/>
-            <w:proofErr w:type="spellStart"/>
-            <w:proofErr w:type="spellEnd"/>
-            <w:proofErr w:type="spellStart"/>
-            <w:proofErr w:type="spellEnd"/>
-            <w:proofErr w:type="spellStart"/>
-            <w:proofErr w:type="spellEnd"/>
-            <w:proofErr w:type="spellStart"/>
-            <w:proofErr w:type="spellEnd"/>
-            <w:proofErr w:type="spellStart"/>
-            <w:proofErr w:type="spellEnd"/>
-            <w:proofErr w:type="spellStart"/>
-            <w:proofErr w:type="spellEnd"/>
-            <w:proofErr w:type="spellStart"/>
-            <w:proofErr w:type="spellEnd"/>
+            <w:r>
+              <w:t xml:space="preserve">Panel </w:t>
+            </w:r>
+            <w:proofErr w:type="spellStart"/>
+            <w:r>
+              <w:t>administratora</w:t>
+            </w:r>
+            <w:proofErr w:type="spellEnd"/>
+            <w:r>
+              <w:t xml:space="preserve"> „</w:t>
+            </w:r>
+            <w:proofErr w:type="spellStart"/>
+            <w:r>
+              <w:t>Ustawienia</w:t>
+            </w:r>
+            <w:proofErr w:type="spellEnd"/>
+            <w:r>
+              <w:t xml:space="preserve">” — </w:t>
+            </w:r>
+            <w:proofErr w:type="spellStart"/>
+            <w:r>
+              <w:t>globalna</w:t>
+            </w:r>
+            <w:proofErr w:type="spellEnd"/>
+            <w:r>
+              <w:t xml:space="preserve"> </w:t>
+            </w:r>
+            <w:proofErr w:type="spellStart"/>
+            <w:r>
+              <w:t>konfiguracja</w:t>
+            </w:r>
+            <w:proofErr w:type="spellEnd"/>
+            <w:r>
+              <w:t xml:space="preserve"> </w:t>
+            </w:r>
+            <w:proofErr w:type="spellStart"/>
+            <w:r>
+              <w:t>kursu</w:t>
+            </w:r>
+            <w:proofErr w:type="spellEnd"/>
+            <w:r>
+              <w:t xml:space="preserve"> EUR/PLN (</w:t>
+            </w:r>
+            <w:proofErr w:type="spellStart"/>
+            <w:r>
+              <w:t>domyślnie</w:t>
+            </w:r>
+            <w:proofErr w:type="spellEnd"/>
+            <w:r>
+              <w:t xml:space="preserve"> 4,30), </w:t>
+            </w:r>
+            <w:proofErr w:type="spellStart"/>
+            <w:r>
+              <w:t>bazowego</w:t>
+            </w:r>
+            <w:proofErr w:type="spellEnd"/>
+            <w:r>
+              <w:t xml:space="preserve"> PGL </w:t>
+            </w:r>
+            <w:proofErr w:type="spellStart"/>
+            <w:r>
+              <w:t>oraz</w:t>
+            </w:r>
+            <w:proofErr w:type="spellEnd"/>
+            <w:r>
+              <w:t xml:space="preserve"> </w:t>
+            </w:r>
+            <w:proofErr w:type="spellStart"/>
+            <w:r>
+              <w:t>bazowego</w:t>
+            </w:r>
+            <w:proofErr w:type="spellEnd"/>
+            <w:r>
+              <w:t xml:space="preserve"> </w:t>
+            </w:r>
+            <w:proofErr w:type="spellStart"/>
+            <w:r>
+              <w:t>transportu</w:t>
+            </w:r>
+            <w:proofErr w:type="spellEnd"/>
+            <w:r>
+              <w:t xml:space="preserve">. </w:t>
+            </w:r>
+            <w:proofErr w:type="spellStart"/>
+            <w:r>
+              <w:t>Zmiana</w:t>
+            </w:r>
+            <w:proofErr w:type="spellEnd"/>
+            <w:r>
+              <w:t xml:space="preserve"> </w:t>
+            </w:r>
+            <w:proofErr w:type="spellStart"/>
+            <w:r>
+              <w:t>wyłącznie</w:t>
+            </w:r>
+            <w:proofErr w:type="spellEnd"/>
+            <w:r>
+              <w:t xml:space="preserve"> z </w:t>
+            </w:r>
+            <w:proofErr w:type="spellStart"/>
+            <w:r>
+              <w:t>poziomu</w:t>
+            </w:r>
+            <w:proofErr w:type="spellEnd"/>
+            <w:r>
+              <w:t xml:space="preserve"> </w:t>
+            </w:r>
+            <w:proofErr w:type="spellStart"/>
+            <w:r>
+              <w:t>administratora</w:t>
+            </w:r>
+            <w:proofErr w:type="spellEnd"/>
+            <w:r>
+              <w:t xml:space="preserve">; </w:t>
+            </w:r>
+            <w:proofErr w:type="spellStart"/>
+            <w:r>
+              <w:t>wartości</w:t>
+            </w:r>
+            <w:proofErr w:type="spellEnd"/>
+            <w:r>
+              <w:t xml:space="preserve"> </w:t>
+            </w:r>
+            <w:proofErr w:type="spellStart"/>
+            <w:r>
+              <w:t>walidowane</w:t>
+            </w:r>
+            <w:proofErr w:type="spellEnd"/>
+            <w:r>
+              <w:t xml:space="preserve"> po </w:t>
+            </w:r>
+            <w:proofErr w:type="spellStart"/>
+            <w:r>
+              <w:t>stronie</w:t>
+            </w:r>
+            <w:proofErr w:type="spellEnd"/>
+            <w:r>
+              <w:t xml:space="preserve"> </w:t>
+            </w:r>
+            <w:proofErr w:type="spellStart"/>
+            <w:r>
+              <w:t>serwera</w:t>
+            </w:r>
+            <w:proofErr w:type="spellEnd"/>
+            <w:r>
+              <w:t xml:space="preserve"> </w:t>
+            </w:r>
+            <w:proofErr w:type="spellStart"/>
+            <w:r>
+              <w:t>i</w:t>
+            </w:r>
+            <w:proofErr w:type="spellEnd"/>
+            <w:r>
+              <w:t xml:space="preserve"> </w:t>
+            </w:r>
+            <w:proofErr w:type="spellStart"/>
+            <w:r>
+              <w:t>bazy</w:t>
+            </w:r>
+            <w:proofErr w:type="spellEnd"/>
+            <w:r>
+              <w:t xml:space="preserve"> </w:t>
+            </w:r>
+            <w:proofErr w:type="spellStart"/>
+            <w:r>
+              <w:t>danych</w:t>
+            </w:r>
+            <w:proofErr w:type="spellEnd"/>
+            <w:r>
+              <w:t>.</w:t>
+            </w:r>
           </w:p>
         </w:tc>
       </w:tr>
@@ -1958,12 +2028,13 @@
             <w:tcW w:w="1948" w:type="dxa"/>
           </w:tcPr>
           <w:p>
-            <w:proofErr w:type="spellStart"/>
-            <w:r>
-              <w:t>Nowa funkcja</w:t>
-            </w:r>
-            <w:proofErr w:type="spellEnd"/>
-            <w:proofErr w:type="spellStart"/>
+            <w:r>
+              <w:t xml:space="preserve">Nowa </w:t>
+            </w:r>
+            <w:proofErr w:type="spellStart"/>
+            <w:r>
+              <w:t>funkcja</w:t>
+            </w:r>
             <w:proofErr w:type="spellEnd"/>
           </w:p>
         </w:tc>
@@ -1972,69 +2043,161 @@
             <w:tcW w:w="6908" w:type="dxa"/>
           </w:tcPr>
           <w:p>
-            <w:proofErr w:type="spellStart"/>
-            <w:r>
-              <w:t>Nowa tabela ustawień w bazie danych wraz z API konfiguracji. Awaria lub brak konfiguracji nie zatrzymuje kalkulatora — aplikacja pracuje wtedy na wartościach domyślnych.</w:t>
-            </w:r>
-            <w:proofErr w:type="spellEnd"/>
-            <w:proofErr w:type="spellStart"/>
-            <w:proofErr w:type="spellEnd"/>
-            <w:proofErr w:type="spellStart"/>
-            <w:proofErr w:type="spellEnd"/>
-            <w:proofErr w:type="spellStart"/>
-            <w:proofErr w:type="spellEnd"/>
-            <w:proofErr w:type="spellStart"/>
-            <w:proofErr w:type="spellEnd"/>
-            <w:proofErr w:type="spellStart"/>
-            <w:proofErr w:type="spellEnd"/>
-            <w:proofErr w:type="spellStart"/>
-            <w:proofErr w:type="spellEnd"/>
-            <w:proofErr w:type="spellStart"/>
-            <w:proofErr w:type="spellEnd"/>
-            <w:proofErr w:type="spellStart"/>
-            <w:proofErr w:type="spellEnd"/>
-            <w:proofErr w:type="spellStart"/>
-            <w:proofErr w:type="spellEnd"/>
-            <w:proofErr w:type="spellStart"/>
-            <w:proofErr w:type="spellEnd"/>
-            <w:proofErr w:type="spellStart"/>
-            <w:proofErr w:type="spellEnd"/>
-            <w:proofErr w:type="spellStart"/>
-            <w:proofErr w:type="spellEnd"/>
-            <w:proofErr w:type="spellStart"/>
-            <w:proofErr w:type="spellEnd"/>
-            <w:proofErr w:type="spellStart"/>
-            <w:proofErr w:type="spellEnd"/>
-            <w:proofErr w:type="spellStart"/>
-            <w:proofErr w:type="spellEnd"/>
-            <w:proofErr w:type="spellStart"/>
-            <w:proofErr w:type="spellEnd"/>
-            <w:proofErr w:type="spellStart"/>
-            <w:proofErr w:type="spellEnd"/>
-            <w:proofErr w:type="spellStart"/>
-            <w:proofErr w:type="spellEnd"/>
-            <w:proofErr w:type="spellStart"/>
-            <w:proofErr w:type="spellEnd"/>
-            <w:proofErr w:type="spellStart"/>
-            <w:proofErr w:type="spellEnd"/>
-            <w:proofErr w:type="spellStart"/>
-            <w:proofErr w:type="spellEnd"/>
-            <w:proofErr w:type="spellStart"/>
-            <w:proofErr w:type="spellEnd"/>
-            <w:proofErr w:type="spellStart"/>
-            <w:proofErr w:type="spellEnd"/>
-            <w:proofErr w:type="spellStart"/>
-            <w:proofErr w:type="spellEnd"/>
-            <w:proofErr w:type="spellStart"/>
-            <w:proofErr w:type="spellEnd"/>
-            <w:proofErr w:type="spellStart"/>
-            <w:proofErr w:type="spellEnd"/>
-            <w:proofErr w:type="spellStart"/>
-            <w:proofErr w:type="spellEnd"/>
-            <w:proofErr w:type="spellStart"/>
-            <w:proofErr w:type="spellEnd"/>
-            <w:proofErr w:type="spellStart"/>
-            <w:proofErr w:type="spellEnd"/>
+            <w:r>
+              <w:t xml:space="preserve">Nowa </w:t>
+            </w:r>
+            <w:proofErr w:type="spellStart"/>
+            <w:r>
+              <w:t>tabela</w:t>
+            </w:r>
+            <w:proofErr w:type="spellEnd"/>
+            <w:r>
+              <w:t xml:space="preserve"> </w:t>
+            </w:r>
+            <w:proofErr w:type="spellStart"/>
+            <w:r>
+              <w:t>ustawień</w:t>
+            </w:r>
+            <w:proofErr w:type="spellEnd"/>
+            <w:r>
+              <w:t xml:space="preserve"> w </w:t>
+            </w:r>
+            <w:proofErr w:type="spellStart"/>
+            <w:r>
+              <w:t>bazie</w:t>
+            </w:r>
+            <w:proofErr w:type="spellEnd"/>
+            <w:r>
+              <w:t xml:space="preserve"> </w:t>
+            </w:r>
+            <w:proofErr w:type="spellStart"/>
+            <w:r>
+              <w:t>danych</w:t>
+            </w:r>
+            <w:proofErr w:type="spellEnd"/>
+            <w:r>
+              <w:t xml:space="preserve"> </w:t>
+            </w:r>
+            <w:proofErr w:type="spellStart"/>
+            <w:r>
+              <w:t>wraz</w:t>
+            </w:r>
+            <w:proofErr w:type="spellEnd"/>
+            <w:r>
+              <w:t xml:space="preserve"> z API </w:t>
+            </w:r>
+            <w:proofErr w:type="spellStart"/>
+            <w:r>
+              <w:t>konfiguracji</w:t>
+            </w:r>
+            <w:proofErr w:type="spellEnd"/>
+            <w:r>
+              <w:t xml:space="preserve">. </w:t>
+            </w:r>
+            <w:proofErr w:type="spellStart"/>
+            <w:r>
+              <w:t>Awaria</w:t>
+            </w:r>
+            <w:proofErr w:type="spellEnd"/>
+            <w:r>
+              <w:t xml:space="preserve"> </w:t>
+            </w:r>
+            <w:proofErr w:type="spellStart"/>
+            <w:r>
+              <w:t>lub</w:t>
+            </w:r>
+            <w:proofErr w:type="spellEnd"/>
+            <w:r>
+              <w:t xml:space="preserve"> </w:t>
+            </w:r>
+            <w:proofErr w:type="spellStart"/>
+            <w:r>
+              <w:t>brak</w:t>
+            </w:r>
+            <w:proofErr w:type="spellEnd"/>
+            <w:r>
+              <w:t xml:space="preserve"> </w:t>
+            </w:r>
+            <w:proofErr w:type="spellStart"/>
+            <w:r>
+              <w:t>konfiguracji</w:t>
+            </w:r>
+            <w:proofErr w:type="spellEnd"/>
+            <w:r>
+              <w:t xml:space="preserve"> </w:t>
+            </w:r>
+            <w:proofErr w:type="spellStart"/>
+            <w:r>
+              <w:t>nie</w:t>
+            </w:r>
+            <w:proofErr w:type="spellEnd"/>
+            <w:r>
+              <w:t xml:space="preserve"> </w:t>
+            </w:r>
+            <w:proofErr w:type="spellStart"/>
+            <w:r>
+              <w:t>zatrzymuje</w:t>
+            </w:r>
+            <w:proofErr w:type="spellEnd"/>
+            <w:r>
+              <w:t xml:space="preserve"> </w:t>
+            </w:r>
+            <w:proofErr w:type="spellStart"/>
+            <w:r>
+              <w:t>kalkulatora</w:t>
+            </w:r>
+            <w:proofErr w:type="spellEnd"/>
+            <w:r>
+              <w:t xml:space="preserve"> — </w:t>
+            </w:r>
+            <w:proofErr w:type="spellStart"/>
+            <w:r>
+              <w:t>aplikacja</w:t>
+            </w:r>
+            <w:proofErr w:type="spellEnd"/>
+            <w:r>
+              <w:t xml:space="preserve"> </w:t>
+            </w:r>
+            <w:proofErr w:type="spellStart"/>
+            <w:r>
+              <w:t>pracuje</w:t>
+            </w:r>
+            <w:proofErr w:type="spellEnd"/>
+            <w:r>
+              <w:t xml:space="preserve"> </w:t>
+            </w:r>
+            <w:proofErr w:type="spellStart"/>
+            <w:r>
+              <w:t>wtedy</w:t>
+            </w:r>
+            <w:proofErr w:type="spellEnd"/>
+            <w:r>
+              <w:t xml:space="preserve"> </w:t>
+            </w:r>
+            <w:proofErr w:type="spellStart"/>
+            <w:r>
+              <w:t>na</w:t>
+            </w:r>
+            <w:proofErr w:type="spellEnd"/>
+            <w:r>
+              <w:t xml:space="preserve"> </w:t>
+            </w:r>
+            <w:proofErr w:type="spellStart"/>
+            <w:r>
+              <w:t>wartościach</w:t>
+            </w:r>
+            <w:proofErr w:type="spellEnd"/>
+            <w:r>
+              <w:t xml:space="preserve"> </w:t>
+            </w:r>
+            <w:proofErr w:type="spellStart"/>
+            <w:r>
+              <w:t>domyślnych</w:t>
+            </w:r>
+            <w:proofErr w:type="spellEnd"/>
+            <w:r>
+              <w:t>.</w:t>
+            </w:r>
           </w:p>
         </w:tc>
       </w:tr>
@@ -2044,12 +2207,13 @@
             <w:tcW w:w="1948" w:type="dxa"/>
           </w:tcPr>
           <w:p>
-            <w:proofErr w:type="spellStart"/>
-            <w:r>
-              <w:t>Nowa funkcja</w:t>
-            </w:r>
-            <w:proofErr w:type="spellEnd"/>
-            <w:proofErr w:type="spellStart"/>
+            <w:r>
+              <w:t xml:space="preserve">Nowa </w:t>
+            </w:r>
+            <w:proofErr w:type="spellStart"/>
+            <w:r>
+              <w:t>funkcja</w:t>
+            </w:r>
             <w:proofErr w:type="spellEnd"/>
           </w:p>
         </w:tc>
@@ -2060,67 +2224,308 @@
           <w:p>
             <w:proofErr w:type="spellStart"/>
             <w:r>
-              <w:t>Każda oferta ma trwały, unikalny numer nadawany przez bazę danych. Numery nie powtarzają się i nie są odzyskiwane — usunięcie oferty nr 29 nie sprawia, że kolejna oferta dostanie ten sam numer. Dzięki temu numer oferty jednoznacznie wskazuje jeden dokument w całej historii systemu.</w:t>
-            </w:r>
-            <w:proofErr w:type="spellEnd"/>
-            <w:proofErr w:type="spellStart"/>
-            <w:proofErr w:type="spellEnd"/>
-            <w:proofErr w:type="spellStart"/>
-            <w:proofErr w:type="spellEnd"/>
-            <w:proofErr w:type="spellStart"/>
-            <w:proofErr w:type="spellEnd"/>
-            <w:proofErr w:type="spellStart"/>
-            <w:proofErr w:type="spellEnd"/>
-            <w:proofErr w:type="spellStart"/>
-            <w:proofErr w:type="spellEnd"/>
-            <w:proofErr w:type="spellStart"/>
-            <w:proofErr w:type="spellEnd"/>
-            <w:proofErr w:type="spellStart"/>
-            <w:proofErr w:type="spellEnd"/>
-            <w:proofErr w:type="spellStart"/>
-            <w:proofErr w:type="spellEnd"/>
-            <w:proofErr w:type="spellStart"/>
-            <w:proofErr w:type="spellEnd"/>
-            <w:proofErr w:type="spellStart"/>
-            <w:proofErr w:type="spellEnd"/>
-            <w:proofErr w:type="spellStart"/>
-            <w:proofErr w:type="spellEnd"/>
-            <w:proofErr w:type="spellStart"/>
-            <w:proofErr w:type="spellEnd"/>
-            <w:proofErr w:type="spellStart"/>
-            <w:proofErr w:type="spellEnd"/>
-            <w:proofErr w:type="spellStart"/>
-            <w:proofErr w:type="spellEnd"/>
-            <w:proofErr w:type="spellStart"/>
-            <w:proofErr w:type="spellEnd"/>
-            <w:proofErr w:type="spellStart"/>
-            <w:proofErr w:type="spellEnd"/>
-            <w:proofErr w:type="spellStart"/>
-            <w:proofErr w:type="spellEnd"/>
-            <w:proofErr w:type="spellStart"/>
-            <w:proofErr w:type="spellEnd"/>
-            <w:proofErr w:type="spellStart"/>
-            <w:proofErr w:type="spellEnd"/>
-            <w:proofErr w:type="spellStart"/>
-            <w:proofErr w:type="spellEnd"/>
-            <w:proofErr w:type="spellStart"/>
-            <w:proofErr w:type="spellEnd"/>
-            <w:proofErr w:type="spellStart"/>
-            <w:proofErr w:type="spellEnd"/>
-            <w:proofErr w:type="spellStart"/>
-            <w:proofErr w:type="spellEnd"/>
-            <w:proofErr w:type="spellStart"/>
-            <w:proofErr w:type="spellEnd"/>
-            <w:proofErr w:type="spellStart"/>
-            <w:proofErr w:type="spellEnd"/>
-            <w:proofErr w:type="spellStart"/>
-            <w:proofErr w:type="spellEnd"/>
-            <w:proofErr w:type="spellStart"/>
-            <w:proofErr w:type="spellEnd"/>
-            <w:proofErr w:type="spellStart"/>
-            <w:proofErr w:type="spellEnd"/>
-            <w:proofErr w:type="spellStart"/>
-            <w:proofErr w:type="spellEnd"/>
+              <w:t>Każda</w:t>
+            </w:r>
+            <w:proofErr w:type="spellEnd"/>
+            <w:r>
+              <w:t xml:space="preserve"> </w:t>
+            </w:r>
+            <w:proofErr w:type="spellStart"/>
+            <w:r>
+              <w:t>oferta</w:t>
+            </w:r>
+            <w:proofErr w:type="spellEnd"/>
+            <w:r>
+              <w:t xml:space="preserve"> ma </w:t>
+            </w:r>
+            <w:proofErr w:type="spellStart"/>
+            <w:r>
+              <w:t>trwały</w:t>
+            </w:r>
+            <w:proofErr w:type="spellEnd"/>
+            <w:r>
+              <w:t xml:space="preserve">, </w:t>
+            </w:r>
+            <w:proofErr w:type="spellStart"/>
+            <w:r>
+              <w:t>unikalny</w:t>
+            </w:r>
+            <w:proofErr w:type="spellEnd"/>
+            <w:r>
+              <w:t xml:space="preserve"> </w:t>
+            </w:r>
+            <w:proofErr w:type="spellStart"/>
+            <w:r>
+              <w:t>numer</w:t>
+            </w:r>
+            <w:proofErr w:type="spellEnd"/>
+            <w:r>
+              <w:t xml:space="preserve"> </w:t>
+            </w:r>
+            <w:proofErr w:type="spellStart"/>
+            <w:r>
+              <w:t>nadawany</w:t>
+            </w:r>
+            <w:proofErr w:type="spellEnd"/>
+            <w:r>
+              <w:t xml:space="preserve"> </w:t>
+            </w:r>
+            <w:proofErr w:type="spellStart"/>
+            <w:r>
+              <w:t>przez</w:t>
+            </w:r>
+            <w:proofErr w:type="spellEnd"/>
+            <w:r>
+              <w:t xml:space="preserve"> </w:t>
+            </w:r>
+            <w:proofErr w:type="spellStart"/>
+            <w:r>
+              <w:t>bazę</w:t>
+            </w:r>
+            <w:proofErr w:type="spellEnd"/>
+            <w:r>
+              <w:t xml:space="preserve"> </w:t>
+            </w:r>
+            <w:proofErr w:type="spellStart"/>
+            <w:r>
+              <w:t>danych</w:t>
+            </w:r>
+            <w:proofErr w:type="spellEnd"/>
+            <w:r>
+              <w:t xml:space="preserve">. </w:t>
+            </w:r>
+            <w:proofErr w:type="spellStart"/>
+            <w:r>
+              <w:t>Numery</w:t>
+            </w:r>
+            <w:proofErr w:type="spellEnd"/>
+            <w:r>
+              <w:t xml:space="preserve"> </w:t>
+            </w:r>
+            <w:proofErr w:type="spellStart"/>
+            <w:r>
+              <w:t>nie</w:t>
+            </w:r>
+            <w:proofErr w:type="spellEnd"/>
+            <w:r>
+              <w:t xml:space="preserve"> </w:t>
+            </w:r>
+            <w:proofErr w:type="spellStart"/>
+            <w:r>
+              <w:t>powtarzają</w:t>
+            </w:r>
+            <w:proofErr w:type="spellEnd"/>
+            <w:r>
+              <w:t xml:space="preserve"> </w:t>
+            </w:r>
+            <w:proofErr w:type="spellStart"/>
+            <w:r>
+              <w:t>się</w:t>
+            </w:r>
+            <w:proofErr w:type="spellEnd"/>
+            <w:r>
+              <w:t xml:space="preserve"> </w:t>
+            </w:r>
+            <w:proofErr w:type="spellStart"/>
+            <w:r>
+              <w:t>i</w:t>
+            </w:r>
+            <w:proofErr w:type="spellEnd"/>
+            <w:r>
+              <w:t xml:space="preserve"> </w:t>
+            </w:r>
+            <w:proofErr w:type="spellStart"/>
+            <w:r>
+              <w:t>nie</w:t>
+            </w:r>
+            <w:proofErr w:type="spellEnd"/>
+            <w:r>
+              <w:t xml:space="preserve"> </w:t>
+            </w:r>
+            <w:proofErr w:type="spellStart"/>
+            <w:r>
+              <w:t>są</w:t>
+            </w:r>
+            <w:proofErr w:type="spellEnd"/>
+            <w:r>
+              <w:t xml:space="preserve"> </w:t>
+            </w:r>
+            <w:proofErr w:type="spellStart"/>
+            <w:r>
+              <w:t>odzyskiwane</w:t>
+            </w:r>
+            <w:proofErr w:type="spellEnd"/>
+            <w:r>
+              <w:t xml:space="preserve"> — </w:t>
+            </w:r>
+            <w:proofErr w:type="spellStart"/>
+            <w:r>
+              <w:t>usunięcie</w:t>
+            </w:r>
+            <w:proofErr w:type="spellEnd"/>
+            <w:r>
+              <w:t xml:space="preserve"> </w:t>
+            </w:r>
+            <w:proofErr w:type="spellStart"/>
+            <w:r>
+              <w:t>oferty</w:t>
+            </w:r>
+            <w:proofErr w:type="spellEnd"/>
+            <w:r>
+              <w:t xml:space="preserve"> nr 29 </w:t>
+            </w:r>
+            <w:proofErr w:type="spellStart"/>
+            <w:r>
+              <w:t>nie</w:t>
+            </w:r>
+            <w:proofErr w:type="spellEnd"/>
+            <w:r>
+              <w:t xml:space="preserve"> </w:t>
+            </w:r>
+            <w:proofErr w:type="spellStart"/>
+            <w:r>
+              <w:t>sprawia</w:t>
+            </w:r>
+            <w:proofErr w:type="spellEnd"/>
+            <w:r>
+              <w:t xml:space="preserve">, </w:t>
+            </w:r>
+            <w:proofErr w:type="spellStart"/>
+            <w:r>
+              <w:t>że</w:t>
+            </w:r>
+            <w:proofErr w:type="spellEnd"/>
+            <w:r>
+              <w:t xml:space="preserve"> </w:t>
+            </w:r>
+            <w:proofErr w:type="spellStart"/>
+            <w:r>
+              <w:t>kolejna</w:t>
+            </w:r>
+            <w:proofErr w:type="spellEnd"/>
+            <w:r>
+              <w:t xml:space="preserve"> </w:t>
+            </w:r>
+            <w:proofErr w:type="spellStart"/>
+            <w:r>
+              <w:t>oferta</w:t>
+            </w:r>
+            <w:proofErr w:type="spellEnd"/>
+            <w:r>
+              <w:t xml:space="preserve"> </w:t>
+            </w:r>
+            <w:proofErr w:type="spellStart"/>
+            <w:r>
+              <w:t>dostanie</w:t>
+            </w:r>
+            <w:proofErr w:type="spellEnd"/>
+            <w:r>
+              <w:t xml:space="preserve"> ten </w:t>
+            </w:r>
+            <w:proofErr w:type="spellStart"/>
+            <w:r>
+              <w:t>sam</w:t>
+            </w:r>
+            <w:proofErr w:type="spellEnd"/>
+            <w:r>
+              <w:t xml:space="preserve"> </w:t>
+            </w:r>
+            <w:proofErr w:type="spellStart"/>
+            <w:r>
+              <w:t>numer</w:t>
+            </w:r>
+            <w:proofErr w:type="spellEnd"/>
+            <w:r>
+              <w:t xml:space="preserve">. </w:t>
+            </w:r>
+            <w:proofErr w:type="spellStart"/>
+            <w:r>
+              <w:t>Dzięki</w:t>
+            </w:r>
+            <w:proofErr w:type="spellEnd"/>
+            <w:r>
+              <w:t xml:space="preserve"> </w:t>
+            </w:r>
+            <w:proofErr w:type="spellStart"/>
+            <w:r>
+              <w:t>temu</w:t>
+            </w:r>
+            <w:proofErr w:type="spellEnd"/>
+            <w:r>
+              <w:t xml:space="preserve"> </w:t>
+            </w:r>
+            <w:proofErr w:type="spellStart"/>
+            <w:r>
+              <w:t>numer</w:t>
+            </w:r>
+            <w:proofErr w:type="spellEnd"/>
+            <w:r>
+              <w:t xml:space="preserve"> </w:t>
+            </w:r>
+            <w:proofErr w:type="spellStart"/>
+            <w:r>
+              <w:t>oferty</w:t>
+            </w:r>
+            <w:proofErr w:type="spellEnd"/>
+            <w:r>
+              <w:t xml:space="preserve"> </w:t>
+            </w:r>
+            <w:proofErr w:type="spellStart"/>
+            <w:r>
+              <w:t>jednoznacznie</w:t>
+            </w:r>
+            <w:proofErr w:type="spellEnd"/>
+            <w:r>
+              <w:t xml:space="preserve"> </w:t>
+            </w:r>
+            <w:proofErr w:type="spellStart"/>
+            <w:r>
+              <w:t>wskazuje</w:t>
+            </w:r>
+            <w:proofErr w:type="spellEnd"/>
+            <w:r>
+              <w:t xml:space="preserve"> </w:t>
+            </w:r>
+            <w:proofErr w:type="spellStart"/>
+            <w:r>
+              <w:t>jeden</w:t>
+            </w:r>
+            <w:proofErr w:type="spellEnd"/>
+            <w:r>
+              <w:t xml:space="preserve"> </w:t>
+            </w:r>
+            <w:proofErr w:type="spellStart"/>
+            <w:r>
+              <w:t>dokument</w:t>
+            </w:r>
+            <w:proofErr w:type="spellEnd"/>
+            <w:r>
+              <w:t xml:space="preserve"> w </w:t>
+            </w:r>
+            <w:proofErr w:type="spellStart"/>
+            <w:r>
+              <w:t>całej</w:t>
+            </w:r>
+            <w:proofErr w:type="spellEnd"/>
+            <w:r>
+              <w:t xml:space="preserve"> </w:t>
+            </w:r>
+            <w:proofErr w:type="spellStart"/>
+            <w:r>
+              <w:t>historii</w:t>
+            </w:r>
+            <w:proofErr w:type="spellEnd"/>
+            <w:r>
+              <w:t xml:space="preserve"> </w:t>
+            </w:r>
+            <w:proofErr w:type="spellStart"/>
+            <w:r>
+              <w:t>systemu</w:t>
+            </w:r>
+            <w:proofErr w:type="spellEnd"/>
+            <w:r>
+              <w:t>.</w:t>
+            </w:r>
           </w:p>
         </w:tc>
       </w:tr>
@@ -2130,12 +2535,13 @@
             <w:tcW w:w="1948" w:type="dxa"/>
           </w:tcPr>
           <w:p>
-            <w:proofErr w:type="spellStart"/>
-            <w:r>
-              <w:t>Nowa funkcja</w:t>
-            </w:r>
-            <w:proofErr w:type="spellEnd"/>
-            <w:proofErr w:type="spellStart"/>
+            <w:r>
+              <w:t xml:space="preserve">Nowa </w:t>
+            </w:r>
+            <w:proofErr w:type="spellStart"/>
+            <w:r>
+              <w:t>funkcja</w:t>
+            </w:r>
             <w:proofErr w:type="spellEnd"/>
           </w:p>
         </w:tc>
@@ -2144,69 +2550,233 @@
             <w:tcW w:w="6908" w:type="dxa"/>
           </w:tcPr>
           <w:p>
-            <w:proofErr w:type="spellStart"/>
-            <w:r>
-              <w:t>Nazwa wyświetlana oferty wyliczana jest po stronie bazy danych (kolumna generowana): pusta nazwa własna oznacza automatyczne „offer_&lt;numer&gt;”. Nazwa nie może się rozjechać między aplikacją a bazą, niezależnie od tego, którym kanałem oferta zostanie zapisana.</w:t>
-            </w:r>
-            <w:proofErr w:type="spellEnd"/>
-            <w:proofErr w:type="spellStart"/>
-            <w:proofErr w:type="spellEnd"/>
-            <w:proofErr w:type="spellStart"/>
-            <w:proofErr w:type="spellEnd"/>
-            <w:proofErr w:type="spellStart"/>
-            <w:proofErr w:type="spellEnd"/>
-            <w:proofErr w:type="spellStart"/>
-            <w:proofErr w:type="spellEnd"/>
-            <w:proofErr w:type="spellStart"/>
-            <w:proofErr w:type="spellEnd"/>
-            <w:proofErr w:type="spellStart"/>
-            <w:proofErr w:type="spellEnd"/>
-            <w:proofErr w:type="spellStart"/>
-            <w:proofErr w:type="spellEnd"/>
-            <w:proofErr w:type="spellStart"/>
-            <w:proofErr w:type="spellEnd"/>
-            <w:proofErr w:type="spellStart"/>
-            <w:proofErr w:type="spellEnd"/>
-            <w:proofErr w:type="spellStart"/>
-            <w:proofErr w:type="spellEnd"/>
-            <w:proofErr w:type="spellStart"/>
-            <w:proofErr w:type="spellEnd"/>
-            <w:proofErr w:type="spellStart"/>
-            <w:proofErr w:type="spellEnd"/>
-            <w:proofErr w:type="spellStart"/>
-            <w:proofErr w:type="spellEnd"/>
-            <w:proofErr w:type="spellStart"/>
-            <w:proofErr w:type="spellEnd"/>
-            <w:proofErr w:type="spellStart"/>
-            <w:proofErr w:type="spellEnd"/>
-            <w:proofErr w:type="spellStart"/>
-            <w:proofErr w:type="spellEnd"/>
-            <w:proofErr w:type="spellStart"/>
-            <w:proofErr w:type="spellEnd"/>
-            <w:proofErr w:type="spellStart"/>
-            <w:proofErr w:type="spellEnd"/>
-            <w:proofErr w:type="spellStart"/>
-            <w:proofErr w:type="spellEnd"/>
-            <w:proofErr w:type="spellStart"/>
-            <w:proofErr w:type="spellEnd"/>
-            <w:proofErr w:type="spellStart"/>
-            <w:proofErr w:type="spellEnd"/>
-            <w:proofErr w:type="spellStart"/>
-            <w:proofErr w:type="spellEnd"/>
-            <w:proofErr w:type="spellStart"/>
-            <w:proofErr w:type="spellEnd"/>
-            <w:proofErr w:type="spellStart"/>
-            <w:proofErr w:type="spellEnd"/>
-            <w:proofErr w:type="spellStart"/>
-            <w:proofErr w:type="spellEnd"/>
-            <w:proofErr w:type="spellStart"/>
-            <w:proofErr w:type="spellEnd"/>
-            <w:proofErr w:type="spellStart"/>
-            <w:proofErr w:type="spellEnd"/>
-            <w:proofErr w:type="spellStart"/>
-            <w:proofErr w:type="spellEnd"/>
-            <w:proofErr w:type="spellStart"/>
-            <w:proofErr w:type="spellEnd"/>
+            <w:r>
+              <w:t xml:space="preserve">Nazwa </w:t>
+            </w:r>
+            <w:proofErr w:type="spellStart"/>
+            <w:r>
+              <w:t>wyświetlana</w:t>
+            </w:r>
+            <w:proofErr w:type="spellEnd"/>
+            <w:r>
+              <w:t xml:space="preserve"> </w:t>
+            </w:r>
+            <w:proofErr w:type="spellStart"/>
+            <w:r>
+              <w:t>oferty</w:t>
+            </w:r>
+            <w:proofErr w:type="spellEnd"/>
+            <w:r>
+              <w:t xml:space="preserve"> </w:t>
+            </w:r>
+            <w:proofErr w:type="spellStart"/>
+            <w:r>
+              <w:t>wyliczana</w:t>
+            </w:r>
+            <w:proofErr w:type="spellEnd"/>
+            <w:r>
+              <w:t xml:space="preserve"> jest po </w:t>
+            </w:r>
+            <w:proofErr w:type="spellStart"/>
+            <w:r>
+              <w:t>stronie</w:t>
+            </w:r>
+            <w:proofErr w:type="spellEnd"/>
+            <w:r>
+              <w:t xml:space="preserve"> </w:t>
+            </w:r>
+            <w:proofErr w:type="spellStart"/>
+            <w:r>
+              <w:t>bazy</w:t>
+            </w:r>
+            <w:proofErr w:type="spellEnd"/>
+            <w:r>
+              <w:t xml:space="preserve"> </w:t>
+            </w:r>
+            <w:proofErr w:type="spellStart"/>
+            <w:r>
+              <w:t>danych</w:t>
+            </w:r>
+            <w:proofErr w:type="spellEnd"/>
+            <w:r>
+              <w:t xml:space="preserve"> (</w:t>
+            </w:r>
+            <w:proofErr w:type="spellStart"/>
+            <w:r>
+              <w:t>kolumna</w:t>
+            </w:r>
+            <w:proofErr w:type="spellEnd"/>
+            <w:r>
+              <w:t xml:space="preserve"> </w:t>
+            </w:r>
+            <w:proofErr w:type="spellStart"/>
+            <w:r>
+              <w:t>generowana</w:t>
+            </w:r>
+            <w:proofErr w:type="spellEnd"/>
+            <w:r>
+              <w:t xml:space="preserve">): </w:t>
+            </w:r>
+            <w:proofErr w:type="spellStart"/>
+            <w:r>
+              <w:t>pusta</w:t>
+            </w:r>
+            <w:proofErr w:type="spellEnd"/>
+            <w:r>
+              <w:t xml:space="preserve"> </w:t>
+            </w:r>
+            <w:proofErr w:type="spellStart"/>
+            <w:r>
+              <w:t>nazwa</w:t>
+            </w:r>
+            <w:proofErr w:type="spellEnd"/>
+            <w:r>
+              <w:t xml:space="preserve"> </w:t>
+            </w:r>
+            <w:proofErr w:type="spellStart"/>
+            <w:r>
+              <w:t>własna</w:t>
+            </w:r>
+            <w:proofErr w:type="spellEnd"/>
+            <w:r>
+              <w:t xml:space="preserve"> </w:t>
+            </w:r>
+            <w:proofErr w:type="spellStart"/>
+            <w:r>
+              <w:t>oznacza</w:t>
+            </w:r>
+            <w:proofErr w:type="spellEnd"/>
+            <w:r>
+              <w:t xml:space="preserve"> </w:t>
+            </w:r>
+            <w:proofErr w:type="spellStart"/>
+            <w:r>
+              <w:t>automatyczne</w:t>
+            </w:r>
+            <w:proofErr w:type="spellEnd"/>
+            <w:r>
+              <w:t xml:space="preserve"> „offer_&lt;</w:t>
+            </w:r>
+            <w:proofErr w:type="spellStart"/>
+            <w:r>
+              <w:t>numer</w:t>
+            </w:r>
+            <w:proofErr w:type="spellEnd"/>
+            <w:r>
+              <w:t xml:space="preserve">&gt;”. Nazwa </w:t>
+            </w:r>
+            <w:proofErr w:type="spellStart"/>
+            <w:r>
+              <w:t>nie</w:t>
+            </w:r>
+            <w:proofErr w:type="spellEnd"/>
+            <w:r>
+              <w:t xml:space="preserve"> </w:t>
+            </w:r>
+            <w:proofErr w:type="spellStart"/>
+            <w:r>
+              <w:t>może</w:t>
+            </w:r>
+            <w:proofErr w:type="spellEnd"/>
+            <w:r>
+              <w:t xml:space="preserve"> </w:t>
+            </w:r>
+            <w:proofErr w:type="spellStart"/>
+            <w:r>
+              <w:t>się</w:t>
+            </w:r>
+            <w:proofErr w:type="spellEnd"/>
+            <w:r>
+              <w:t xml:space="preserve"> </w:t>
+            </w:r>
+            <w:proofErr w:type="spellStart"/>
+            <w:r>
+              <w:t>rozjechać</w:t>
+            </w:r>
+            <w:proofErr w:type="spellEnd"/>
+            <w:r>
+              <w:t xml:space="preserve"> </w:t>
+            </w:r>
+            <w:proofErr w:type="spellStart"/>
+            <w:r>
+              <w:t>między</w:t>
+            </w:r>
+            <w:proofErr w:type="spellEnd"/>
+            <w:r>
+              <w:t xml:space="preserve"> </w:t>
+            </w:r>
+            <w:proofErr w:type="spellStart"/>
+            <w:r>
+              <w:t>aplikacją</w:t>
+            </w:r>
+            <w:proofErr w:type="spellEnd"/>
+            <w:r>
+              <w:t xml:space="preserve"> a </w:t>
+            </w:r>
+            <w:proofErr w:type="spellStart"/>
+            <w:r>
+              <w:t>bazą</w:t>
+            </w:r>
+            <w:proofErr w:type="spellEnd"/>
+            <w:r>
+              <w:t xml:space="preserve">, </w:t>
+            </w:r>
+            <w:proofErr w:type="spellStart"/>
+            <w:r>
+              <w:t>niezależnie</w:t>
+            </w:r>
+            <w:proofErr w:type="spellEnd"/>
+            <w:r>
+              <w:t xml:space="preserve"> od </w:t>
+            </w:r>
+            <w:proofErr w:type="spellStart"/>
+            <w:r>
+              <w:t>tego</w:t>
+            </w:r>
+            <w:proofErr w:type="spellEnd"/>
+            <w:r>
+              <w:t xml:space="preserve">, </w:t>
+            </w:r>
+            <w:proofErr w:type="spellStart"/>
+            <w:r>
+              <w:t>którym</w:t>
+            </w:r>
+            <w:proofErr w:type="spellEnd"/>
+            <w:r>
+              <w:t xml:space="preserve"> </w:t>
+            </w:r>
+            <w:proofErr w:type="spellStart"/>
+            <w:r>
+              <w:t>kanałem</w:t>
+            </w:r>
+            <w:proofErr w:type="spellEnd"/>
+            <w:r>
+              <w:t xml:space="preserve"> </w:t>
+            </w:r>
+            <w:proofErr w:type="spellStart"/>
+            <w:r>
+              <w:t>oferta</w:t>
+            </w:r>
+            <w:proofErr w:type="spellEnd"/>
+            <w:r>
+              <w:t xml:space="preserve"> </w:t>
+            </w:r>
+            <w:proofErr w:type="spellStart"/>
+            <w:r>
+              <w:t>zostanie</w:t>
+            </w:r>
+            <w:proofErr w:type="spellEnd"/>
+            <w:r>
+              <w:t xml:space="preserve"> </w:t>
+            </w:r>
+            <w:proofErr w:type="spellStart"/>
+            <w:r>
+              <w:t>zapisana</w:t>
+            </w:r>
+            <w:proofErr w:type="spellEnd"/>
+            <w:r>
+              <w:t>.</w:t>
+            </w:r>
           </w:p>
         </w:tc>
       </w:tr>
@@ -2218,10 +2788,16 @@
           <w:p>
             <w:proofErr w:type="spellStart"/>
             <w:r>
-              <w:t>Poprawka błędu</w:t>
-            </w:r>
-            <w:proofErr w:type="spellEnd"/>
-            <w:proofErr w:type="spellStart"/>
+              <w:t>Poprawka</w:t>
+            </w:r>
+            <w:proofErr w:type="spellEnd"/>
+            <w:r>
+              <w:t xml:space="preserve"> </w:t>
+            </w:r>
+            <w:proofErr w:type="spellStart"/>
+            <w:r>
+              <w:t>błędu</w:t>
+            </w:r>
             <w:proofErr w:type="spellEnd"/>
           </w:p>
         </w:tc>
@@ -2232,67 +2808,611 @@
           <w:p>
             <w:proofErr w:type="spellStart"/>
             <w:r>
-              <w:t>Wyszukiwarka ofert traktowała znaki „_” i „%” jak wieloznaczniki zapytania SQL, przez co fraza „offer_14” trafiała również w nazwy typu „offerA14”. Znaki specjalne są teraz escapowane po stronie serwera, a zapytania pozostają parametryzowane.</w:t>
-            </w:r>
-            <w:proofErr w:type="spellEnd"/>
-            <w:proofErr w:type="spellStart"/>
-            <w:proofErr w:type="spellEnd"/>
-            <w:proofErr w:type="spellStart"/>
-            <w:proofErr w:type="spellEnd"/>
-            <w:proofErr w:type="spellStart"/>
-            <w:proofErr w:type="spellEnd"/>
-            <w:proofErr w:type="spellStart"/>
-            <w:proofErr w:type="spellEnd"/>
-            <w:proofErr w:type="spellStart"/>
-            <w:proofErr w:type="spellEnd"/>
-            <w:proofErr w:type="spellStart"/>
-            <w:proofErr w:type="spellEnd"/>
-            <w:proofErr w:type="spellStart"/>
-            <w:proofErr w:type="spellEnd"/>
-            <w:proofErr w:type="spellStart"/>
-            <w:proofErr w:type="spellEnd"/>
-            <w:proofErr w:type="spellStart"/>
-            <w:proofErr w:type="spellEnd"/>
-            <w:proofErr w:type="spellStart"/>
-            <w:proofErr w:type="spellEnd"/>
-            <w:proofErr w:type="spellStart"/>
-            <w:proofErr w:type="spellEnd"/>
-            <w:proofErr w:type="spellStart"/>
-            <w:proofErr w:type="spellEnd"/>
-            <w:proofErr w:type="spellStart"/>
-            <w:proofErr w:type="spellEnd"/>
-            <w:proofErr w:type="spellStart"/>
-            <w:proofErr w:type="spellEnd"/>
-            <w:proofErr w:type="spellStart"/>
-            <w:proofErr w:type="spellEnd"/>
-            <w:proofErr w:type="spellStart"/>
-            <w:proofErr w:type="spellEnd"/>
-            <w:proofErr w:type="spellStart"/>
-            <w:proofErr w:type="spellEnd"/>
-            <w:proofErr w:type="spellStart"/>
-            <w:proofErr w:type="spellEnd"/>
-            <w:proofErr w:type="spellStart"/>
-            <w:proofErr w:type="spellEnd"/>
-            <w:proofErr w:type="spellStart"/>
-            <w:proofErr w:type="spellEnd"/>
-            <w:proofErr w:type="spellStart"/>
-            <w:proofErr w:type="spellEnd"/>
-            <w:proofErr w:type="spellStart"/>
-            <w:proofErr w:type="spellEnd"/>
-            <w:proofErr w:type="spellStart"/>
-            <w:proofErr w:type="spellEnd"/>
-            <w:proofErr w:type="spellStart"/>
-            <w:proofErr w:type="spellEnd"/>
-            <w:proofErr w:type="spellStart"/>
-            <w:proofErr w:type="spellEnd"/>
-            <w:proofErr w:type="spellStart"/>
-            <w:proofErr w:type="spellEnd"/>
-            <w:proofErr w:type="spellStart"/>
-            <w:proofErr w:type="spellEnd"/>
-            <w:proofErr w:type="spellStart"/>
-            <w:proofErr w:type="spellEnd"/>
-            <w:proofErr w:type="spellStart"/>
-            <w:proofErr w:type="spellEnd"/>
+              <w:t>Wyszukiwarka</w:t>
+            </w:r>
+            <w:proofErr w:type="spellEnd"/>
+            <w:r>
+              <w:t xml:space="preserve"> </w:t>
+            </w:r>
+            <w:proofErr w:type="spellStart"/>
+            <w:r>
+              <w:t>ofert</w:t>
+            </w:r>
+            <w:proofErr w:type="spellEnd"/>
+            <w:r>
+              <w:t xml:space="preserve"> </w:t>
+            </w:r>
+            <w:proofErr w:type="spellStart"/>
+            <w:r>
+              <w:t>traktowała</w:t>
+            </w:r>
+            <w:proofErr w:type="spellEnd"/>
+            <w:r>
+              <w:t xml:space="preserve"> </w:t>
+            </w:r>
+            <w:proofErr w:type="spellStart"/>
+            <w:r>
+              <w:t>znaki</w:t>
+            </w:r>
+            <w:proofErr w:type="spellEnd"/>
+            <w:r>
+              <w:t xml:space="preserve"> „_” </w:t>
+            </w:r>
+            <w:proofErr w:type="spellStart"/>
+            <w:r>
+              <w:t>i</w:t>
+            </w:r>
+            <w:proofErr w:type="spellEnd"/>
+            <w:r>
+              <w:t xml:space="preserve"> „%” jak </w:t>
+            </w:r>
+            <w:proofErr w:type="spellStart"/>
+            <w:r>
+              <w:t>wieloznaczniki</w:t>
+            </w:r>
+            <w:proofErr w:type="spellEnd"/>
+            <w:r>
+              <w:t xml:space="preserve"> </w:t>
+            </w:r>
+            <w:proofErr w:type="spellStart"/>
+            <w:r>
+              <w:t>zapytania</w:t>
+            </w:r>
+            <w:proofErr w:type="spellEnd"/>
+            <w:r>
+              <w:t xml:space="preserve"> SQL, </w:t>
+            </w:r>
+            <w:proofErr w:type="spellStart"/>
+            <w:r>
+              <w:t>przez</w:t>
+            </w:r>
+            <w:proofErr w:type="spellEnd"/>
+            <w:r>
+              <w:t xml:space="preserve"> co </w:t>
+            </w:r>
+            <w:proofErr w:type="spellStart"/>
+            <w:r>
+              <w:t>fraza</w:t>
+            </w:r>
+            <w:proofErr w:type="spellEnd"/>
+            <w:r>
+              <w:t xml:space="preserve"> „offer_14” </w:t>
+            </w:r>
+            <w:proofErr w:type="spellStart"/>
+            <w:r>
+              <w:t>trafiała</w:t>
+            </w:r>
+            <w:proofErr w:type="spellEnd"/>
+            <w:r>
+              <w:t xml:space="preserve"> </w:t>
+            </w:r>
+            <w:proofErr w:type="spellStart"/>
+            <w:r>
+              <w:t>również</w:t>
+            </w:r>
+            <w:proofErr w:type="spellEnd"/>
+            <w:r>
+              <w:t xml:space="preserve"> w </w:t>
+            </w:r>
+            <w:proofErr w:type="spellStart"/>
+            <w:r>
+              <w:t>nazwy</w:t>
+            </w:r>
+            <w:proofErr w:type="spellEnd"/>
+            <w:r>
+              <w:t xml:space="preserve"> </w:t>
+            </w:r>
+            <w:proofErr w:type="spellStart"/>
+            <w:r>
+              <w:t>typu</w:t>
+            </w:r>
+            <w:proofErr w:type="spellEnd"/>
+            <w:r>
+              <w:t xml:space="preserve"> „offerA14”. </w:t>
+            </w:r>
+            <w:proofErr w:type="spellStart"/>
+            <w:r>
+              <w:t>Znaki</w:t>
+            </w:r>
+            <w:proofErr w:type="spellEnd"/>
+            <w:r>
+              <w:t xml:space="preserve"> </w:t>
+            </w:r>
+            <w:proofErr w:type="spellStart"/>
+            <w:r>
+              <w:t>specjalne</w:t>
+            </w:r>
+            <w:proofErr w:type="spellEnd"/>
+            <w:r>
+              <w:t xml:space="preserve"> </w:t>
+            </w:r>
+            <w:proofErr w:type="spellStart"/>
+            <w:r>
+              <w:t>są</w:t>
+            </w:r>
+            <w:proofErr w:type="spellEnd"/>
+            <w:r>
+              <w:t xml:space="preserve"> </w:t>
+            </w:r>
+            <w:proofErr w:type="spellStart"/>
+            <w:r>
+              <w:t>teraz</w:t>
+            </w:r>
+            <w:proofErr w:type="spellEnd"/>
+            <w:r>
+              <w:t xml:space="preserve"> </w:t>
+            </w:r>
+            <w:proofErr w:type="spellStart"/>
+            <w:r>
+              <w:t>escapowane</w:t>
+            </w:r>
+            <w:proofErr w:type="spellEnd"/>
+            <w:r>
+              <w:t xml:space="preserve"> po </w:t>
+            </w:r>
+            <w:proofErr w:type="spellStart"/>
+            <w:r>
+              <w:t>stronie</w:t>
+            </w:r>
+            <w:proofErr w:type="spellEnd"/>
+            <w:r>
+              <w:t xml:space="preserve"> </w:t>
+            </w:r>
+            <w:proofErr w:type="spellStart"/>
+            <w:r>
+              <w:t>serwera</w:t>
+            </w:r>
+            <w:proofErr w:type="spellEnd"/>
+            <w:r>
+              <w:t xml:space="preserve">, a </w:t>
+            </w:r>
+            <w:proofErr w:type="spellStart"/>
+            <w:r>
+              <w:t>zapytania</w:t>
+            </w:r>
+            <w:proofErr w:type="spellEnd"/>
+            <w:r>
+              <w:t xml:space="preserve"> </w:t>
+            </w:r>
+            <w:proofErr w:type="spellStart"/>
+            <w:r>
+              <w:t>pozostają</w:t>
+            </w:r>
+            <w:proofErr w:type="spellEnd"/>
+            <w:r>
+              <w:t xml:space="preserve"> </w:t>
+            </w:r>
+            <w:proofErr w:type="spellStart"/>
+            <w:r>
+              <w:t>parametryzowane</w:t>
+            </w:r>
+            <w:proofErr w:type="spellEnd"/>
+            <w:r>
+              <w:t>.</w:t>
+            </w:r>
+          </w:p>
+        </w:tc>
+      </w:tr>
+      <w:tr>
+        <w:tc>
+          <w:tcPr>
+            <w:tcW w:w="1948" w:type="dxa"/>
+          </w:tcPr>
+          <w:p>
+            <w:proofErr w:type="spellStart"/>
+            <w:r>
+              <w:t>Poprawka</w:t>
+            </w:r>
+            <w:proofErr w:type="spellEnd"/>
+            <w:r>
+              <w:t xml:space="preserve"> </w:t>
+            </w:r>
+            <w:proofErr w:type="spellStart"/>
+            <w:r>
+              <w:t>błędu</w:t>
+            </w:r>
+            <w:proofErr w:type="spellEnd"/>
+          </w:p>
+        </w:tc>
+        <w:tc>
+          <w:tcPr>
+            <w:tcW w:w="6908" w:type="dxa"/>
+          </w:tcPr>
+          <w:p>
+            <w:r>
+              <w:t xml:space="preserve">JWT_SECRET </w:t>
+            </w:r>
+            <w:proofErr w:type="spellStart"/>
+            <w:r>
+              <w:t>nie</w:t>
+            </w:r>
+            <w:proofErr w:type="spellEnd"/>
+            <w:r>
+              <w:t xml:space="preserve"> </w:t>
+            </w:r>
+            <w:proofErr w:type="spellStart"/>
+            <w:r>
+              <w:t>miał</w:t>
+            </w:r>
+            <w:proofErr w:type="spellEnd"/>
+            <w:r>
+              <w:t xml:space="preserve"> </w:t>
+            </w:r>
+            <w:proofErr w:type="spellStart"/>
+            <w:r>
+              <w:t>już</w:t>
+            </w:r>
+            <w:proofErr w:type="spellEnd"/>
+            <w:r>
+              <w:t xml:space="preserve"> </w:t>
+            </w:r>
+            <w:proofErr w:type="spellStart"/>
+            <w:r>
+              <w:t>cichego</w:t>
+            </w:r>
+            <w:proofErr w:type="spellEnd"/>
+            <w:r>
+              <w:t xml:space="preserve"> </w:t>
+            </w:r>
+            <w:proofErr w:type="spellStart"/>
+            <w:r>
+              <w:t>fallbacku</w:t>
+            </w:r>
+            <w:proofErr w:type="spellEnd"/>
+            <w:r>
+              <w:t xml:space="preserve"> </w:t>
+            </w:r>
+            <w:proofErr w:type="spellStart"/>
+            <w:r>
+              <w:t>na</w:t>
+            </w:r>
+            <w:proofErr w:type="spellEnd"/>
+            <w:r>
+              <w:t xml:space="preserve"> </w:t>
+            </w:r>
+            <w:proofErr w:type="spellStart"/>
+            <w:r>
+              <w:t>wartość</w:t>
+            </w:r>
+            <w:proofErr w:type="spellEnd"/>
+            <w:r>
+              <w:t xml:space="preserve"> </w:t>
+            </w:r>
+            <w:proofErr w:type="spellStart"/>
+            <w:r>
+              <w:t>domyślną</w:t>
+            </w:r>
+            <w:proofErr w:type="spellEnd"/>
+            <w:r>
+              <w:t xml:space="preserve"> „default-secret” — </w:t>
+            </w:r>
+            <w:proofErr w:type="spellStart"/>
+            <w:r>
+              <w:t>jeśli</w:t>
+            </w:r>
+            <w:proofErr w:type="spellEnd"/>
+            <w:r>
+              <w:t xml:space="preserve"> </w:t>
+            </w:r>
+            <w:proofErr w:type="spellStart"/>
+            <w:r>
+              <w:t>zmienna</w:t>
+            </w:r>
+            <w:proofErr w:type="spellEnd"/>
+            <w:r>
+              <w:t xml:space="preserve"> </w:t>
+            </w:r>
+            <w:proofErr w:type="spellStart"/>
+            <w:r>
+              <w:t>środowiskowa</w:t>
+            </w:r>
+            <w:proofErr w:type="spellEnd"/>
+            <w:r>
+              <w:t xml:space="preserve"> </w:t>
+            </w:r>
+            <w:proofErr w:type="spellStart"/>
+            <w:r>
+              <w:t>nie</w:t>
+            </w:r>
+            <w:proofErr w:type="spellEnd"/>
+            <w:r>
+              <w:t xml:space="preserve"> jest </w:t>
+            </w:r>
+            <w:proofErr w:type="spellStart"/>
+            <w:r>
+              <w:t>ustawiona</w:t>
+            </w:r>
+            <w:proofErr w:type="spellEnd"/>
+            <w:r>
+              <w:t xml:space="preserve">, </w:t>
+            </w:r>
+            <w:proofErr w:type="spellStart"/>
+            <w:r>
+              <w:t>aplikacja</w:t>
+            </w:r>
+            <w:proofErr w:type="spellEnd"/>
+            <w:r>
+              <w:t xml:space="preserve"> </w:t>
+            </w:r>
+            <w:proofErr w:type="spellStart"/>
+            <w:r>
+              <w:t>teraz</w:t>
+            </w:r>
+            <w:proofErr w:type="spellEnd"/>
+            <w:r>
+              <w:t xml:space="preserve"> </w:t>
+            </w:r>
+            <w:proofErr w:type="spellStart"/>
+            <w:r>
+              <w:lastRenderedPageBreak/>
+              <w:t>rzuca</w:t>
+            </w:r>
+            <w:proofErr w:type="spellEnd"/>
+            <w:r>
+              <w:t xml:space="preserve"> </w:t>
+            </w:r>
+            <w:proofErr w:type="spellStart"/>
+            <w:r>
+              <w:t>błąd</w:t>
+            </w:r>
+            <w:proofErr w:type="spellEnd"/>
+            <w:r>
+              <w:t xml:space="preserve"> </w:t>
+            </w:r>
+            <w:proofErr w:type="spellStart"/>
+            <w:r>
+              <w:t>przy</w:t>
+            </w:r>
+            <w:proofErr w:type="spellEnd"/>
+            <w:r>
+              <w:t xml:space="preserve"> </w:t>
+            </w:r>
+            <w:proofErr w:type="spellStart"/>
+            <w:r>
+              <w:t>starcie</w:t>
+            </w:r>
+            <w:proofErr w:type="spellEnd"/>
+            <w:r>
+              <w:t xml:space="preserve"> </w:t>
+            </w:r>
+            <w:proofErr w:type="spellStart"/>
+            <w:r>
+              <w:t>zamiast</w:t>
+            </w:r>
+            <w:proofErr w:type="spellEnd"/>
+            <w:r>
+              <w:t xml:space="preserve"> </w:t>
+            </w:r>
+            <w:proofErr w:type="spellStart"/>
+            <w:r>
+              <w:t>działać</w:t>
+            </w:r>
+            <w:proofErr w:type="spellEnd"/>
+            <w:r>
+              <w:t xml:space="preserve"> </w:t>
+            </w:r>
+            <w:proofErr w:type="spellStart"/>
+            <w:r>
+              <w:t>dalej</w:t>
+            </w:r>
+            <w:proofErr w:type="spellEnd"/>
+            <w:r>
+              <w:t xml:space="preserve"> z </w:t>
+            </w:r>
+            <w:proofErr w:type="spellStart"/>
+            <w:r>
+              <w:t>podatnym</w:t>
+            </w:r>
+            <w:proofErr w:type="spellEnd"/>
+            <w:r>
+              <w:t xml:space="preserve"> </w:t>
+            </w:r>
+            <w:proofErr w:type="spellStart"/>
+            <w:r>
+              <w:t>na</w:t>
+            </w:r>
+            <w:proofErr w:type="spellEnd"/>
+            <w:r>
+              <w:t xml:space="preserve"> </w:t>
+            </w:r>
+            <w:proofErr w:type="spellStart"/>
+            <w:r>
+              <w:t>sfałszowanie</w:t>
+            </w:r>
+            <w:proofErr w:type="spellEnd"/>
+            <w:r>
+              <w:t xml:space="preserve"> </w:t>
+            </w:r>
+            <w:proofErr w:type="spellStart"/>
+            <w:r>
+              <w:t>sekretem</w:t>
+            </w:r>
+            <w:proofErr w:type="spellEnd"/>
+            <w:r>
+              <w:t xml:space="preserve"> </w:t>
+            </w:r>
+            <w:proofErr w:type="spellStart"/>
+            <w:r>
+              <w:t>uwierzytelniania</w:t>
+            </w:r>
+            <w:proofErr w:type="spellEnd"/>
+            <w:r>
+              <w:t>.</w:t>
+            </w:r>
+          </w:p>
+        </w:tc>
+      </w:tr>
+      <w:tr>
+        <w:tc>
+          <w:tcPr>
+            <w:tcW w:w="1948" w:type="dxa"/>
+          </w:tcPr>
+          <w:p>
+            <w:proofErr w:type="spellStart"/>
+            <w:r>
+              <w:lastRenderedPageBreak/>
+              <w:t>Porządki</w:t>
+            </w:r>
+            <w:proofErr w:type="spellEnd"/>
+            <w:r>
+              <w:t xml:space="preserve"> w </w:t>
+            </w:r>
+            <w:proofErr w:type="spellStart"/>
+            <w:r>
+              <w:t>kodzie</w:t>
+            </w:r>
+            <w:proofErr w:type="spellEnd"/>
+          </w:p>
+        </w:tc>
+        <w:tc>
+          <w:tcPr>
+            <w:tcW w:w="6908" w:type="dxa"/>
+          </w:tcPr>
+          <w:p>
+            <w:proofErr w:type="spellStart"/>
+            <w:r>
+              <w:t>Usunięty</w:t>
+            </w:r>
+            <w:proofErr w:type="spellEnd"/>
+            <w:r>
+              <w:t xml:space="preserve"> </w:t>
+            </w:r>
+            <w:proofErr w:type="spellStart"/>
+            <w:r>
+              <w:t>martwy</w:t>
+            </w:r>
+            <w:proofErr w:type="spellEnd"/>
+            <w:r>
+              <w:t xml:space="preserve"> </w:t>
+            </w:r>
+            <w:proofErr w:type="spellStart"/>
+            <w:r>
+              <w:t>kod</w:t>
+            </w:r>
+            <w:proofErr w:type="spellEnd"/>
+            <w:r>
+              <w:t xml:space="preserve">: </w:t>
+            </w:r>
+            <w:proofErr w:type="spellStart"/>
+            <w:r>
+              <w:t>nieużywany</w:t>
+            </w:r>
+            <w:proofErr w:type="spellEnd"/>
+            <w:r>
+              <w:t xml:space="preserve"> </w:t>
+            </w:r>
+            <w:proofErr w:type="spellStart"/>
+            <w:r>
+              <w:t>plik</w:t>
+            </w:r>
+            <w:proofErr w:type="spellEnd"/>
+            <w:r>
+              <w:t xml:space="preserve"> </w:t>
+            </w:r>
+            <w:proofErr w:type="spellStart"/>
+            <w:r>
+              <w:t>danych</w:t>
+            </w:r>
+            <w:proofErr w:type="spellEnd"/>
+            <w:r>
+              <w:t xml:space="preserve"> </w:t>
+            </w:r>
+            <w:proofErr w:type="spellStart"/>
+            <w:r>
+              <w:t>kalkulatora</w:t>
+            </w:r>
+            <w:proofErr w:type="spellEnd"/>
+            <w:r>
+              <w:t xml:space="preserve"> calc-</w:t>
+            </w:r>
+            <w:proofErr w:type="spellStart"/>
+            <w:r>
+              <w:t>data.ts</w:t>
+            </w:r>
+            <w:proofErr w:type="spellEnd"/>
+            <w:r>
+              <w:t xml:space="preserve"> (</w:t>
+            </w:r>
+            <w:proofErr w:type="spellStart"/>
+            <w:r>
+              <w:t>zdublowany</w:t>
+            </w:r>
+            <w:proofErr w:type="spellEnd"/>
+            <w:r>
+              <w:t xml:space="preserve"> </w:t>
+            </w:r>
+            <w:proofErr w:type="spellStart"/>
+            <w:r>
+              <w:t>względem</w:t>
+            </w:r>
+            <w:proofErr w:type="spellEnd"/>
+            <w:r>
+              <w:t xml:space="preserve"> </w:t>
+            </w:r>
+            <w:proofErr w:type="spellStart"/>
+            <w:r>
+              <w:t>calculatorData.ts</w:t>
+            </w:r>
+            <w:proofErr w:type="spellEnd"/>
+            <w:r>
+              <w:t xml:space="preserve">, zero </w:t>
+            </w:r>
+            <w:proofErr w:type="spellStart"/>
+            <w:r>
+              <w:t>importerów</w:t>
+            </w:r>
+            <w:proofErr w:type="spellEnd"/>
+            <w:r>
+              <w:t xml:space="preserve"> w </w:t>
+            </w:r>
+            <w:proofErr w:type="spellStart"/>
+            <w:r>
+              <w:t>projekcie</w:t>
+            </w:r>
+            <w:proofErr w:type="spellEnd"/>
+            <w:r>
+              <w:t xml:space="preserve">) </w:t>
+            </w:r>
+            <w:proofErr w:type="spellStart"/>
+            <w:r>
+              <w:t>oraz</w:t>
+            </w:r>
+            <w:proofErr w:type="spellEnd"/>
+            <w:r>
+              <w:t xml:space="preserve"> </w:t>
+            </w:r>
+            <w:proofErr w:type="spellStart"/>
+            <w:r>
+              <w:t>nieużywana</w:t>
+            </w:r>
+            <w:proofErr w:type="spellEnd"/>
+            <w:r>
+              <w:t xml:space="preserve"> </w:t>
+            </w:r>
+            <w:proofErr w:type="spellStart"/>
+            <w:r>
+              <w:t>funkcja</w:t>
+            </w:r>
+            <w:proofErr w:type="spellEnd"/>
+            <w:r>
+              <w:t xml:space="preserve"> </w:t>
+            </w:r>
+            <w:proofErr w:type="spellStart"/>
+            <w:r>
+              <w:t>requireRoleFromToken</w:t>
+            </w:r>
+            <w:proofErr w:type="spellEnd"/>
+            <w:r>
+              <w:t xml:space="preserve"> w lib/</w:t>
+            </w:r>
+            <w:proofErr w:type="spellStart"/>
+            <w:r>
+              <w:t>rbac.ts</w:t>
+            </w:r>
+            <w:proofErr w:type="spellEnd"/>
+            <w:r>
+              <w:t>.</w:t>
+            </w:r>
           </w:p>
         </w:tc>
       </w:tr>
@@ -2612,10 +3732,40 @@
           </w:tcPr>
           <w:p>
             <w:r>
-              <w:t>Przełącznik waluty EURO / PLN pod blokiem „Waga arkusza”, dostępny dla wszystkich ról (młodszy, starszy, administrator). Przełącza całą wycenę — dopłaty, sumy, cenę końcową oraz pola edytowalne. Silnik liczenia pozostaje w EUR, złotówki są warstwą prezentacji, dzięki czemu przełączanie tam i z powrotem nie gubi ani nie zaokrągla cen.</w:t>
-            </w:r>
-            <w:proofErr w:type="spellStart"/>
-            <w:proofErr w:type="spellEnd"/>
+              <w:t xml:space="preserve">Przełącznik waluty EURO / PLN pod blokiem „Waga arkusza”, dostępny dla wszystkich ról (młodszy, starszy, administrator). Przełącza całą wycenę — dopłaty, sumy, cenę końcową oraz pola edytowalne. Silnik liczenia pozostaje w EUR, złotówki są warstwą prezentacji, dzięki czemu przełączanie tam i z powrotem </w:t>
+            </w:r>
+            <w:proofErr w:type="spellStart"/>
+            <w:r>
+              <w:t>nie</w:t>
+            </w:r>
+            <w:proofErr w:type="spellEnd"/>
+            <w:r>
+              <w:t xml:space="preserve"> </w:t>
+            </w:r>
+            <w:proofErr w:type="spellStart"/>
+            <w:r>
+              <w:t>gubi</w:t>
+            </w:r>
+            <w:proofErr w:type="spellEnd"/>
+            <w:r>
+              <w:t xml:space="preserve"> ani </w:t>
+            </w:r>
+            <w:proofErr w:type="spellStart"/>
+            <w:r>
+              <w:t>nie</w:t>
+            </w:r>
+            <w:proofErr w:type="spellEnd"/>
+            <w:r>
+              <w:t xml:space="preserve"> </w:t>
+            </w:r>
+            <w:proofErr w:type="spellStart"/>
+            <w:r>
+              <w:t>zaokrągla</w:t>
+            </w:r>
+            <w:proofErr w:type="spellEnd"/>
+            <w:r>
+              <w:t xml:space="preserve"> cen.</w:t>
+            </w:r>
           </w:p>
         </w:tc>
       </w:tr>
@@ -2636,10 +3786,2910 @@
           </w:tcPr>
           <w:p>
             <w:r>
-              <w:t>PGL bazowe i transport bazowy startują z wartości ustawionych przez administratora. Handlowiec nadal może je nadpisać w konkretnej wycenie.</w:t>
-            </w:r>
-            <w:proofErr w:type="spellStart"/>
-            <w:proofErr w:type="spellEnd"/>
+              <w:t xml:space="preserve">PGL bazowe i transport bazowy startują z wartości ustawionych przez administratora. Handlowiec </w:t>
+            </w:r>
+            <w:proofErr w:type="spellStart"/>
+            <w:r>
+              <w:t>nadal</w:t>
+            </w:r>
+            <w:proofErr w:type="spellEnd"/>
+            <w:r>
+              <w:t xml:space="preserve"> </w:t>
+            </w:r>
+            <w:proofErr w:type="spellStart"/>
+            <w:r>
+              <w:t>może</w:t>
+            </w:r>
+            <w:proofErr w:type="spellEnd"/>
+            <w:r>
+              <w:t xml:space="preserve"> je </w:t>
+            </w:r>
+            <w:proofErr w:type="spellStart"/>
+            <w:r>
+              <w:t>nadpisać</w:t>
+            </w:r>
+            <w:proofErr w:type="spellEnd"/>
+            <w:r>
+              <w:t xml:space="preserve"> w </w:t>
+            </w:r>
+            <w:proofErr w:type="spellStart"/>
+            <w:r>
+              <w:t>konkretnej</w:t>
+            </w:r>
+            <w:proofErr w:type="spellEnd"/>
+            <w:r>
+              <w:t xml:space="preserve"> </w:t>
+            </w:r>
+            <w:proofErr w:type="spellStart"/>
+            <w:r>
+              <w:t>wycenie</w:t>
+            </w:r>
+            <w:proofErr w:type="spellEnd"/>
+            <w:r>
+              <w:t>.</w:t>
+            </w:r>
+          </w:p>
+        </w:tc>
+      </w:tr>
+      <w:tr>
+        <w:tc>
+          <w:tcPr>
+            <w:tcW w:w="1967" w:type="dxa"/>
+          </w:tcPr>
+          <w:p>
+            <w:r>
+              <w:t>Poprawka błędu</w:t>
+            </w:r>
+          </w:p>
+        </w:tc>
+        <w:tc>
+          <w:tcPr>
+            <w:tcW w:w="6889" w:type="dxa"/>
+          </w:tcPr>
+          <w:p>
+            <w:r>
+              <w:t xml:space="preserve">Gdy grubość blachy wypada poza tabelą dopłat bazowych SSC, kalkulator używał wartości szacunkowej (29 €/t) bez żadnej informacji dla użytkownika. Dodano widoczny warning w interfejsie — cena liczy się tak samo, ale handlowiec od </w:t>
+            </w:r>
+            <w:proofErr w:type="spellStart"/>
+            <w:r>
+              <w:t>razu</w:t>
+            </w:r>
+            <w:proofErr w:type="spellEnd"/>
+            <w:r>
+              <w:t xml:space="preserve"> </w:t>
+            </w:r>
+            <w:proofErr w:type="spellStart"/>
+            <w:r>
+              <w:t>widzi</w:t>
+            </w:r>
+            <w:proofErr w:type="spellEnd"/>
+            <w:r>
+              <w:t xml:space="preserve">, </w:t>
+            </w:r>
+            <w:proofErr w:type="spellStart"/>
+            <w:r>
+              <w:t>że</w:t>
+            </w:r>
+            <w:proofErr w:type="spellEnd"/>
+            <w:r>
+              <w:t xml:space="preserve"> to </w:t>
+            </w:r>
+            <w:proofErr w:type="spellStart"/>
+            <w:r>
+              <w:t>wartość</w:t>
+            </w:r>
+            <w:proofErr w:type="spellEnd"/>
+            <w:r>
+              <w:t xml:space="preserve"> </w:t>
+            </w:r>
+            <w:proofErr w:type="spellStart"/>
+            <w:r>
+              <w:t>szacunkowa</w:t>
+            </w:r>
+            <w:proofErr w:type="spellEnd"/>
+            <w:r>
+              <w:t>.</w:t>
+            </w:r>
+          </w:p>
+        </w:tc>
+      </w:tr>
+    </w:tbl>
+    <w:p>
+      <w:pPr>
+        <w:pStyle w:val="Listapunktowana"/>
+      </w:pPr>
+      <w:r>
+        <w:t>Poprawka: pola liczbowe w kalkulatorze (grubość, szerokość, długość, PGL bazowe, marża, dopłata, transport, tonaż) po wyczyszczeniu wracały do „0” i nie dało się wpisać nowej wartości</w:t>
+      </w:r>
+    </w:p>
+    <w:p>
+      <w:pPr>
+        <w:pStyle w:val="Listapunktowana"/>
+      </w:pPr>
+      <w:r>
+        <w:t>Poprawka: przełącznik trybu Krąg/Arkusz nie pokazywał jasno, który tryb jest aktualnie aktywny</w:t>
+      </w:r>
+    </w:p>
+    <w:p>
+      <w:pPr>
+        <w:spacing w:before="240" w:after="40"/>
+      </w:pPr>
+      <w:proofErr w:type="spellStart"/>
+      <w:r>
+        <w:rPr>
+          <w:b/>
+          <w:color w:val="2B57A6"/>
+          <w:sz w:val="26"/>
+        </w:rPr>
+        <w:t>Zarządzanie</w:t>
+      </w:r>
+      <w:proofErr w:type="spellEnd"/>
+      <w:r>
+        <w:rPr>
+          <w:b/>
+          <w:color w:val="2B57A6"/>
+          <w:sz w:val="26"/>
+        </w:rPr>
+        <w:t xml:space="preserve"> </w:t>
+      </w:r>
+      <w:proofErr w:type="spellStart"/>
+      <w:r>
+        <w:rPr>
+          <w:b/>
+          <w:color w:val="2B57A6"/>
+          <w:sz w:val="26"/>
+        </w:rPr>
+        <w:t>ofertami</w:t>
+      </w:r>
+      <w:proofErr w:type="spellEnd"/>
+    </w:p>
+    <w:p>
+      <w:pPr>
+        <w:spacing w:after="80"/>
+      </w:pPr>
+      <w:proofErr w:type="spellStart"/>
+      <w:r>
+        <w:rPr>
+          <w:i/>
+          <w:color w:val="666666"/>
+          <w:sz w:val="18"/>
+        </w:rPr>
+        <w:t>Tworzenie</w:t>
+      </w:r>
+      <w:proofErr w:type="spellEnd"/>
+      <w:r>
+        <w:rPr>
+          <w:i/>
+          <w:color w:val="666666"/>
+          <w:sz w:val="18"/>
+        </w:rPr>
+        <w:t xml:space="preserve">, </w:t>
+      </w:r>
+      <w:proofErr w:type="spellStart"/>
+      <w:r>
+        <w:rPr>
+          <w:i/>
+          <w:color w:val="666666"/>
+          <w:sz w:val="18"/>
+        </w:rPr>
+        <w:t>zapis</w:t>
+      </w:r>
+      <w:proofErr w:type="spellEnd"/>
+      <w:r>
+        <w:rPr>
+          <w:i/>
+          <w:color w:val="666666"/>
+          <w:sz w:val="18"/>
+        </w:rPr>
+        <w:t xml:space="preserve">, </w:t>
+      </w:r>
+      <w:proofErr w:type="spellStart"/>
+      <w:r>
+        <w:rPr>
+          <w:i/>
+          <w:color w:val="666666"/>
+          <w:sz w:val="18"/>
+        </w:rPr>
+        <w:t>lista</w:t>
+      </w:r>
+      <w:proofErr w:type="spellEnd"/>
+      <w:r>
+        <w:rPr>
+          <w:i/>
+          <w:color w:val="666666"/>
+          <w:sz w:val="18"/>
+        </w:rPr>
+        <w:t xml:space="preserve">, </w:t>
+      </w:r>
+      <w:proofErr w:type="spellStart"/>
+      <w:r>
+        <w:rPr>
+          <w:i/>
+          <w:color w:val="666666"/>
+          <w:sz w:val="18"/>
+        </w:rPr>
+        <w:t>edycja</w:t>
+      </w:r>
+      <w:proofErr w:type="spellEnd"/>
+      <w:r>
+        <w:rPr>
+          <w:i/>
+          <w:color w:val="666666"/>
+          <w:sz w:val="18"/>
+        </w:rPr>
+        <w:t xml:space="preserve">, </w:t>
+      </w:r>
+      <w:proofErr w:type="spellStart"/>
+      <w:r>
+        <w:rPr>
+          <w:i/>
+          <w:color w:val="666666"/>
+          <w:sz w:val="18"/>
+        </w:rPr>
+        <w:t>duplikowanie</w:t>
+      </w:r>
+      <w:proofErr w:type="spellEnd"/>
+      <w:r>
+        <w:rPr>
+          <w:i/>
+          <w:color w:val="666666"/>
+          <w:sz w:val="18"/>
+        </w:rPr>
+        <w:t xml:space="preserve"> </w:t>
+      </w:r>
+      <w:proofErr w:type="spellStart"/>
+      <w:r>
+        <w:rPr>
+          <w:i/>
+          <w:color w:val="666666"/>
+          <w:sz w:val="18"/>
+        </w:rPr>
+        <w:t>i</w:t>
+      </w:r>
+      <w:proofErr w:type="spellEnd"/>
+      <w:r>
+        <w:rPr>
+          <w:i/>
+          <w:color w:val="666666"/>
+          <w:sz w:val="18"/>
+        </w:rPr>
+        <w:t xml:space="preserve"> </w:t>
+      </w:r>
+      <w:proofErr w:type="spellStart"/>
+      <w:r>
+        <w:rPr>
+          <w:i/>
+          <w:color w:val="666666"/>
+          <w:sz w:val="18"/>
+        </w:rPr>
+        <w:t>usuwanie</w:t>
+      </w:r>
+      <w:proofErr w:type="spellEnd"/>
+      <w:r>
+        <w:rPr>
+          <w:i/>
+          <w:color w:val="666666"/>
+          <w:sz w:val="18"/>
+        </w:rPr>
+        <w:t xml:space="preserve"> </w:t>
+      </w:r>
+      <w:proofErr w:type="spellStart"/>
+      <w:r>
+        <w:rPr>
+          <w:i/>
+          <w:color w:val="666666"/>
+          <w:sz w:val="18"/>
+        </w:rPr>
+        <w:t>ofert</w:t>
+      </w:r>
+      <w:proofErr w:type="spellEnd"/>
+      <w:r>
+        <w:rPr>
+          <w:i/>
+          <w:color w:val="666666"/>
+          <w:sz w:val="18"/>
+        </w:rPr>
+        <w:t>.</w:t>
+      </w:r>
+    </w:p>
+    <w:tbl>
+      <w:tblPr>
+        <w:tblStyle w:val="Tabela-Siatka"/>
+        <w:tblW w:w="0" w:type="auto"/>
+        <w:tblLook w:val="04A0" w:firstRow="1" w:lastRow="0" w:firstColumn="1" w:lastColumn="0" w:noHBand="0" w:noVBand="1"/>
+      </w:tblPr>
+      <w:tblGrid>
+        <w:gridCol w:w="1952"/>
+        <w:gridCol w:w="6904"/>
+      </w:tblGrid>
+      <w:tr>
+        <w:tc>
+          <w:tcPr>
+            <w:tcW w:w="1984" w:type="dxa"/>
+            <w:shd w:val="clear" w:color="auto" w:fill="EEF2F8"/>
+          </w:tcPr>
+          <w:p>
+            <w:proofErr w:type="spellStart"/>
+            <w:r>
+              <w:rPr>
+                <w:b/>
+                <w:color w:val="1F2A44"/>
+              </w:rPr>
+              <w:t>Typ</w:t>
+            </w:r>
+            <w:proofErr w:type="spellEnd"/>
+          </w:p>
+        </w:tc>
+        <w:tc>
+          <w:tcPr>
+            <w:tcW w:w="7087" w:type="dxa"/>
+            <w:shd w:val="clear" w:color="auto" w:fill="EEF2F8"/>
+          </w:tcPr>
+          <w:p>
+            <w:proofErr w:type="spellStart"/>
+            <w:r>
+              <w:rPr>
+                <w:b/>
+                <w:color w:val="1F2A44"/>
+              </w:rPr>
+              <w:t>Opis</w:t>
+            </w:r>
+            <w:proofErr w:type="spellEnd"/>
+            <w:r>
+              <w:rPr>
+                <w:b/>
+                <w:color w:val="1F2A44"/>
+              </w:rPr>
+              <w:t xml:space="preserve"> </w:t>
+            </w:r>
+            <w:proofErr w:type="spellStart"/>
+            <w:r>
+              <w:rPr>
+                <w:b/>
+                <w:color w:val="1F2A44"/>
+              </w:rPr>
+              <w:t>zmiany</w:t>
+            </w:r>
+            <w:proofErr w:type="spellEnd"/>
+          </w:p>
+        </w:tc>
+      </w:tr>
+      <w:tr>
+        <w:tc>
+          <w:tcPr>
+            <w:tcW w:w="1948" w:type="dxa"/>
+          </w:tcPr>
+          <w:p>
+            <w:r>
+              <w:t xml:space="preserve">Nowa </w:t>
+            </w:r>
+            <w:proofErr w:type="spellStart"/>
+            <w:r>
+              <w:t>funkcja</w:t>
+            </w:r>
+            <w:proofErr w:type="spellEnd"/>
+          </w:p>
+        </w:tc>
+        <w:tc>
+          <w:tcPr>
+            <w:tcW w:w="6908" w:type="dxa"/>
+          </w:tcPr>
+          <w:p>
+            <w:r>
+              <w:t xml:space="preserve">Panel </w:t>
+            </w:r>
+            <w:proofErr w:type="spellStart"/>
+            <w:r>
+              <w:t>administratora</w:t>
+            </w:r>
+            <w:proofErr w:type="spellEnd"/>
+            <w:r>
+              <w:t xml:space="preserve"> (</w:t>
+            </w:r>
+            <w:proofErr w:type="spellStart"/>
+            <w:r>
+              <w:t>Oferty</w:t>
+            </w:r>
+            <w:proofErr w:type="spellEnd"/>
+            <w:r>
+              <w:t xml:space="preserve">) </w:t>
+            </w:r>
+            <w:proofErr w:type="spellStart"/>
+            <w:r>
+              <w:t>otrzymał</w:t>
+            </w:r>
+            <w:proofErr w:type="spellEnd"/>
+            <w:r>
+              <w:t xml:space="preserve"> </w:t>
+            </w:r>
+            <w:proofErr w:type="spellStart"/>
+            <w:r>
+              <w:t>przyciski</w:t>
+            </w:r>
+            <w:proofErr w:type="spellEnd"/>
+            <w:r>
+              <w:t xml:space="preserve"> </w:t>
+            </w:r>
+            <w:proofErr w:type="spellStart"/>
+            <w:r>
+              <w:t>Zatwierdź</w:t>
+            </w:r>
+            <w:proofErr w:type="spellEnd"/>
+            <w:r>
+              <w:t xml:space="preserve"> / </w:t>
+            </w:r>
+            <w:proofErr w:type="spellStart"/>
+            <w:r>
+              <w:t>Odrzuć</w:t>
+            </w:r>
+            <w:proofErr w:type="spellEnd"/>
+            <w:r>
+              <w:t xml:space="preserve"> / </w:t>
+            </w:r>
+            <w:proofErr w:type="spellStart"/>
+            <w:r>
+              <w:t>Edytuj</w:t>
+            </w:r>
+            <w:proofErr w:type="spellEnd"/>
+            <w:r>
+              <w:t xml:space="preserve"> </w:t>
+            </w:r>
+            <w:proofErr w:type="spellStart"/>
+            <w:r>
+              <w:t>dla</w:t>
+            </w:r>
+            <w:proofErr w:type="spellEnd"/>
+            <w:r>
+              <w:t xml:space="preserve"> </w:t>
+            </w:r>
+            <w:proofErr w:type="spellStart"/>
+            <w:r>
+              <w:t>ofert</w:t>
+            </w:r>
+            <w:proofErr w:type="spellEnd"/>
+            <w:r>
+              <w:t xml:space="preserve"> </w:t>
+            </w:r>
+            <w:proofErr w:type="spellStart"/>
+            <w:r>
+              <w:t>oczekujących</w:t>
+            </w:r>
+            <w:proofErr w:type="spellEnd"/>
+            <w:r>
+              <w:t xml:space="preserve"> </w:t>
+            </w:r>
+            <w:proofErr w:type="spellStart"/>
+            <w:r>
+              <w:t>na</w:t>
+            </w:r>
+            <w:proofErr w:type="spellEnd"/>
+            <w:r>
+              <w:t xml:space="preserve"> </w:t>
+            </w:r>
+            <w:proofErr w:type="spellStart"/>
+            <w:r>
+              <w:t>weryfikację</w:t>
+            </w:r>
+            <w:proofErr w:type="spellEnd"/>
+            <w:r>
+              <w:t xml:space="preserve">, </w:t>
+            </w:r>
+            <w:proofErr w:type="spellStart"/>
+            <w:r>
+              <w:t>wraz</w:t>
+            </w:r>
+            <w:proofErr w:type="spellEnd"/>
+            <w:r>
+              <w:t xml:space="preserve"> z </w:t>
+            </w:r>
+            <w:proofErr w:type="spellStart"/>
+            <w:r>
+              <w:t>modalem</w:t>
+            </w:r>
+            <w:proofErr w:type="spellEnd"/>
+            <w:r>
+              <w:t xml:space="preserve"> </w:t>
+            </w:r>
+            <w:proofErr w:type="spellStart"/>
+            <w:r>
+              <w:t>odrzucenia</w:t>
+            </w:r>
+            <w:proofErr w:type="spellEnd"/>
+            <w:r>
+              <w:t xml:space="preserve"> z </w:t>
+            </w:r>
+            <w:proofErr w:type="spellStart"/>
+            <w:r>
+              <w:t>wymaganym</w:t>
+            </w:r>
+            <w:proofErr w:type="spellEnd"/>
+            <w:r>
+              <w:t xml:space="preserve"> </w:t>
+            </w:r>
+            <w:proofErr w:type="spellStart"/>
+            <w:r>
+              <w:t>komentarzem</w:t>
+            </w:r>
+            <w:proofErr w:type="spellEnd"/>
+            <w:r>
+              <w:t xml:space="preserve"> </w:t>
+            </w:r>
+            <w:proofErr w:type="spellStart"/>
+            <w:r>
+              <w:t>i</w:t>
+            </w:r>
+            <w:proofErr w:type="spellEnd"/>
+            <w:r>
+              <w:t xml:space="preserve"> </w:t>
+            </w:r>
+            <w:proofErr w:type="spellStart"/>
+            <w:r>
+              <w:t>wyświetlaniem</w:t>
+            </w:r>
+            <w:proofErr w:type="spellEnd"/>
+            <w:r>
+              <w:t xml:space="preserve"> </w:t>
+            </w:r>
+            <w:proofErr w:type="spellStart"/>
+            <w:r>
+              <w:t>powodu</w:t>
+            </w:r>
+            <w:proofErr w:type="spellEnd"/>
+            <w:r>
+              <w:t xml:space="preserve"> </w:t>
+            </w:r>
+            <w:proofErr w:type="spellStart"/>
+            <w:r>
+              <w:t>odrzucenia</w:t>
+            </w:r>
+            <w:proofErr w:type="spellEnd"/>
+            <w:r>
+              <w:t xml:space="preserve"> pod </w:t>
+            </w:r>
+            <w:proofErr w:type="spellStart"/>
+            <w:r>
+              <w:t>statusem</w:t>
+            </w:r>
+            <w:proofErr w:type="spellEnd"/>
+            <w:r>
+              <w:t xml:space="preserve"> </w:t>
+            </w:r>
+            <w:proofErr w:type="spellStart"/>
+            <w:r>
+              <w:t>oferty</w:t>
+            </w:r>
+            <w:proofErr w:type="spellEnd"/>
+            <w:r>
+              <w:t>.</w:t>
+            </w:r>
+          </w:p>
+        </w:tc>
+      </w:tr>
+      <w:tr>
+        <w:tc>
+          <w:tcPr>
+            <w:tcW w:w="1948" w:type="dxa"/>
+          </w:tcPr>
+          <w:p>
+            <w:r>
+              <w:t xml:space="preserve">Nowa </w:t>
+            </w:r>
+            <w:proofErr w:type="spellStart"/>
+            <w:r>
+              <w:t>funkcja</w:t>
+            </w:r>
+            <w:proofErr w:type="spellEnd"/>
+          </w:p>
+        </w:tc>
+        <w:tc>
+          <w:tcPr>
+            <w:tcW w:w="6908" w:type="dxa"/>
+          </w:tcPr>
+          <w:p>
+            <w:proofErr w:type="spellStart"/>
+            <w:r>
+              <w:t>Wysyłka</w:t>
+            </w:r>
+            <w:proofErr w:type="spellEnd"/>
+            <w:r>
+              <w:t xml:space="preserve"> </w:t>
+            </w:r>
+            <w:proofErr w:type="spellStart"/>
+            <w:r>
+              <w:t>oferty</w:t>
+            </w:r>
+            <w:proofErr w:type="spellEnd"/>
+            <w:r>
+              <w:t xml:space="preserve"> do </w:t>
+            </w:r>
+            <w:proofErr w:type="spellStart"/>
+            <w:r>
+              <w:t>klienta</w:t>
+            </w:r>
+            <w:proofErr w:type="spellEnd"/>
+            <w:r>
+              <w:t xml:space="preserve"> </w:t>
+            </w:r>
+            <w:proofErr w:type="spellStart"/>
+            <w:r>
+              <w:t>rozszerzona</w:t>
+            </w:r>
+            <w:proofErr w:type="spellEnd"/>
+            <w:r>
+              <w:t xml:space="preserve"> </w:t>
+            </w:r>
+            <w:proofErr w:type="spellStart"/>
+            <w:r>
+              <w:t>na</w:t>
+            </w:r>
+            <w:proofErr w:type="spellEnd"/>
+            <w:r>
+              <w:t xml:space="preserve"> </w:t>
+            </w:r>
+            <w:proofErr w:type="spellStart"/>
+            <w:r>
+              <w:t>starszego</w:t>
+            </w:r>
+            <w:proofErr w:type="spellEnd"/>
+            <w:r>
+              <w:t xml:space="preserve"> </w:t>
+            </w:r>
+            <w:proofErr w:type="spellStart"/>
+            <w:r>
+              <w:t>handlowca</w:t>
+            </w:r>
+            <w:proofErr w:type="spellEnd"/>
+            <w:r>
+              <w:t xml:space="preserve"> </w:t>
+            </w:r>
+            <w:proofErr w:type="spellStart"/>
+            <w:r>
+              <w:t>i</w:t>
+            </w:r>
+            <w:proofErr w:type="spellEnd"/>
+            <w:r>
+              <w:t xml:space="preserve"> </w:t>
+            </w:r>
+            <w:proofErr w:type="spellStart"/>
+            <w:r>
+              <w:t>administratora</w:t>
+            </w:r>
+            <w:proofErr w:type="spellEnd"/>
+            <w:r>
+              <w:t xml:space="preserve"> — senior </w:t>
+            </w:r>
+            <w:proofErr w:type="spellStart"/>
+            <w:r>
+              <w:t>może</w:t>
+            </w:r>
+            <w:proofErr w:type="spellEnd"/>
+            <w:r>
+              <w:t xml:space="preserve"> </w:t>
+            </w:r>
+            <w:proofErr w:type="spellStart"/>
+            <w:r>
+              <w:t>wysłać</w:t>
+            </w:r>
+            <w:proofErr w:type="spellEnd"/>
+            <w:r>
+              <w:t xml:space="preserve"> </w:t>
+            </w:r>
+            <w:proofErr w:type="spellStart"/>
+            <w:r>
+              <w:t>dowolną</w:t>
+            </w:r>
+            <w:proofErr w:type="spellEnd"/>
+            <w:r>
+              <w:t xml:space="preserve"> </w:t>
+            </w:r>
+            <w:proofErr w:type="spellStart"/>
+            <w:r>
+              <w:t>zatwierdzoną</w:t>
+            </w:r>
+            <w:proofErr w:type="spellEnd"/>
+            <w:r>
+              <w:t xml:space="preserve"> </w:t>
+            </w:r>
+            <w:proofErr w:type="spellStart"/>
+            <w:r>
+              <w:t>ofertę</w:t>
+            </w:r>
+            <w:proofErr w:type="spellEnd"/>
+            <w:r>
+              <w:t xml:space="preserve"> (</w:t>
+            </w:r>
+            <w:proofErr w:type="spellStart"/>
+            <w:r>
+              <w:t>także</w:t>
+            </w:r>
+            <w:proofErr w:type="spellEnd"/>
+            <w:r>
+              <w:t xml:space="preserve"> </w:t>
+            </w:r>
+            <w:proofErr w:type="spellStart"/>
+            <w:r>
+              <w:t>cudzą</w:t>
+            </w:r>
+            <w:proofErr w:type="spellEnd"/>
+            <w:r>
+              <w:t xml:space="preserve">, </w:t>
+            </w:r>
+            <w:proofErr w:type="spellStart"/>
+            <w:r>
+              <w:t>którą</w:t>
+            </w:r>
+            <w:proofErr w:type="spellEnd"/>
+            <w:r>
+              <w:t xml:space="preserve"> </w:t>
+            </w:r>
+            <w:proofErr w:type="spellStart"/>
+            <w:r>
+              <w:t>sam</w:t>
+            </w:r>
+            <w:proofErr w:type="spellEnd"/>
+            <w:r>
+              <w:t xml:space="preserve"> </w:t>
+            </w:r>
+            <w:proofErr w:type="spellStart"/>
+            <w:r>
+              <w:t>zrecenzował</w:t>
+            </w:r>
+            <w:proofErr w:type="spellEnd"/>
+            <w:r>
+              <w:t xml:space="preserve">), administrator </w:t>
+            </w:r>
+            <w:proofErr w:type="spellStart"/>
+            <w:r>
+              <w:t>może</w:t>
+            </w:r>
+            <w:proofErr w:type="spellEnd"/>
+            <w:r>
+              <w:t xml:space="preserve"> </w:t>
+            </w:r>
+            <w:proofErr w:type="spellStart"/>
+            <w:r>
+              <w:t>wysłać</w:t>
+            </w:r>
+            <w:proofErr w:type="spellEnd"/>
+            <w:r>
+              <w:t xml:space="preserve"> </w:t>
+            </w:r>
+            <w:proofErr w:type="spellStart"/>
+            <w:r>
+              <w:t>dowolną</w:t>
+            </w:r>
+            <w:proofErr w:type="spellEnd"/>
+            <w:r>
+              <w:t xml:space="preserve"> </w:t>
+            </w:r>
+            <w:proofErr w:type="spellStart"/>
+            <w:r>
+              <w:t>zatwierdzoną</w:t>
+            </w:r>
+            <w:proofErr w:type="spellEnd"/>
+            <w:r>
+              <w:t xml:space="preserve"> </w:t>
+            </w:r>
+            <w:proofErr w:type="spellStart"/>
+            <w:r>
+              <w:t>ofertę</w:t>
+            </w:r>
+            <w:proofErr w:type="spellEnd"/>
+            <w:r>
+              <w:t xml:space="preserve"> w </w:t>
+            </w:r>
+            <w:proofErr w:type="spellStart"/>
+            <w:r>
+              <w:t>systemie</w:t>
+            </w:r>
+            <w:proofErr w:type="spellEnd"/>
+            <w:r>
+              <w:t>.</w:t>
+            </w:r>
+          </w:p>
+        </w:tc>
+      </w:tr>
+      <w:tr>
+        <w:tc>
+          <w:tcPr>
+            <w:tcW w:w="1948" w:type="dxa"/>
+          </w:tcPr>
+          <w:p>
+            <w:r>
+              <w:t xml:space="preserve">Nowa </w:t>
+            </w:r>
+            <w:proofErr w:type="spellStart"/>
+            <w:r>
+              <w:t>funkcja</w:t>
+            </w:r>
+            <w:proofErr w:type="spellEnd"/>
+          </w:p>
+        </w:tc>
+        <w:tc>
+          <w:tcPr>
+            <w:tcW w:w="6908" w:type="dxa"/>
+          </w:tcPr>
+          <w:p>
+            <w:proofErr w:type="spellStart"/>
+            <w:r>
+              <w:t>Zakładki</w:t>
+            </w:r>
+            <w:proofErr w:type="spellEnd"/>
+            <w:r>
+              <w:t xml:space="preserve"> </w:t>
+            </w:r>
+            <w:proofErr w:type="spellStart"/>
+            <w:r>
+              <w:t>szybkiego</w:t>
+            </w:r>
+            <w:proofErr w:type="spellEnd"/>
+            <w:r>
+              <w:t xml:space="preserve"> </w:t>
+            </w:r>
+            <w:proofErr w:type="spellStart"/>
+            <w:r>
+              <w:t>filtrowania</w:t>
+            </w:r>
+            <w:proofErr w:type="spellEnd"/>
+            <w:r>
+              <w:t xml:space="preserve"> w </w:t>
+            </w:r>
+            <w:proofErr w:type="spellStart"/>
+            <w:r>
+              <w:t>panelu</w:t>
+            </w:r>
+            <w:proofErr w:type="spellEnd"/>
+            <w:r>
+              <w:t xml:space="preserve"> </w:t>
+            </w:r>
+            <w:proofErr w:type="spellStart"/>
+            <w:r>
+              <w:t>seniora</w:t>
+            </w:r>
+            <w:proofErr w:type="spellEnd"/>
+            <w:r>
+              <w:t xml:space="preserve"> </w:t>
+            </w:r>
+            <w:proofErr w:type="spellStart"/>
+            <w:r>
+              <w:t>i</w:t>
+            </w:r>
+            <w:proofErr w:type="spellEnd"/>
+            <w:r>
+              <w:t xml:space="preserve"> </w:t>
+            </w:r>
+            <w:proofErr w:type="spellStart"/>
+            <w:r>
+              <w:t>administratora</w:t>
+            </w:r>
+            <w:proofErr w:type="spellEnd"/>
+            <w:r>
+              <w:t>: „</w:t>
+            </w:r>
+            <w:proofErr w:type="spellStart"/>
+            <w:r>
+              <w:t>Oczekujące</w:t>
+            </w:r>
+            <w:proofErr w:type="spellEnd"/>
+            <w:r>
+              <w:t xml:space="preserve"> </w:t>
+            </w:r>
+            <w:proofErr w:type="spellStart"/>
+            <w:r>
+              <w:t>na</w:t>
+            </w:r>
+            <w:proofErr w:type="spellEnd"/>
+            <w:r>
+              <w:t xml:space="preserve"> </w:t>
+            </w:r>
+            <w:proofErr w:type="spellStart"/>
+            <w:r>
+              <w:t>weryfikację</w:t>
+            </w:r>
+            <w:proofErr w:type="spellEnd"/>
+            <w:r>
+              <w:t>”, „</w:t>
+            </w:r>
+            <w:proofErr w:type="spellStart"/>
+            <w:r>
+              <w:t>Oczekujące</w:t>
+            </w:r>
+            <w:proofErr w:type="spellEnd"/>
+            <w:r>
+              <w:t xml:space="preserve"> </w:t>
+            </w:r>
+            <w:proofErr w:type="spellStart"/>
+            <w:r>
+              <w:t>na</w:t>
+            </w:r>
+            <w:proofErr w:type="spellEnd"/>
+            <w:r>
+              <w:t xml:space="preserve"> </w:t>
+            </w:r>
+            <w:proofErr w:type="spellStart"/>
+            <w:r>
+              <w:t>wysłanie</w:t>
+            </w:r>
+            <w:proofErr w:type="spellEnd"/>
+            <w:r>
+              <w:t>”, „</w:t>
+            </w:r>
+            <w:proofErr w:type="spellStart"/>
+            <w:r>
+              <w:t>Zweryfikowane</w:t>
+            </w:r>
+            <w:proofErr w:type="spellEnd"/>
+            <w:r>
+              <w:t xml:space="preserve"> </w:t>
+            </w:r>
+            <w:proofErr w:type="spellStart"/>
+            <w:r>
+              <w:t>przeze</w:t>
+            </w:r>
+            <w:proofErr w:type="spellEnd"/>
+            <w:r>
+              <w:t xml:space="preserve"> </w:t>
+            </w:r>
+            <w:proofErr w:type="spellStart"/>
+            <w:r>
+              <w:t>mnie</w:t>
+            </w:r>
+            <w:proofErr w:type="spellEnd"/>
+            <w:r>
+              <w:t>”, „</w:t>
+            </w:r>
+            <w:proofErr w:type="spellStart"/>
+            <w:r>
+              <w:t>Wszystkie</w:t>
+            </w:r>
+            <w:proofErr w:type="spellEnd"/>
+            <w:r>
+              <w:t>”.</w:t>
+            </w:r>
+          </w:p>
+        </w:tc>
+      </w:tr>
+      <w:tr>
+        <w:tc>
+          <w:tcPr>
+            <w:tcW w:w="1948" w:type="dxa"/>
+          </w:tcPr>
+          <w:p>
+            <w:r>
+              <w:t xml:space="preserve">Nowa </w:t>
+            </w:r>
+            <w:proofErr w:type="spellStart"/>
+            <w:r>
+              <w:t>funkcja</w:t>
+            </w:r>
+            <w:proofErr w:type="spellEnd"/>
+          </w:p>
+        </w:tc>
+        <w:tc>
+          <w:tcPr>
+            <w:tcW w:w="6908" w:type="dxa"/>
+          </w:tcPr>
+          <w:p>
+            <w:proofErr w:type="spellStart"/>
+            <w:r>
+              <w:t>Sortowanie</w:t>
+            </w:r>
+            <w:proofErr w:type="spellEnd"/>
+            <w:r>
+              <w:t xml:space="preserve"> </w:t>
+            </w:r>
+            <w:proofErr w:type="spellStart"/>
+            <w:r>
+              <w:t>listy</w:t>
+            </w:r>
+            <w:proofErr w:type="spellEnd"/>
+            <w:r>
+              <w:t xml:space="preserve"> w „Moje </w:t>
+            </w:r>
+            <w:proofErr w:type="spellStart"/>
+            <w:r>
+              <w:t>Oferty</w:t>
+            </w:r>
+            <w:proofErr w:type="spellEnd"/>
+            <w:r>
+              <w:t xml:space="preserve">” po </w:t>
+            </w:r>
+            <w:proofErr w:type="spellStart"/>
+            <w:r>
+              <w:t>dacie</w:t>
+            </w:r>
+            <w:proofErr w:type="spellEnd"/>
+            <w:r>
+              <w:t xml:space="preserve">, </w:t>
+            </w:r>
+            <w:proofErr w:type="spellStart"/>
+            <w:r>
+              <w:t>nazwie</w:t>
+            </w:r>
+            <w:proofErr w:type="spellEnd"/>
+            <w:r>
+              <w:t xml:space="preserve">, </w:t>
+            </w:r>
+            <w:proofErr w:type="spellStart"/>
+            <w:r>
+              <w:t>wartości</w:t>
+            </w:r>
+            <w:proofErr w:type="spellEnd"/>
+            <w:r>
+              <w:t xml:space="preserve"> </w:t>
+            </w:r>
+            <w:proofErr w:type="spellStart"/>
+            <w:r>
+              <w:t>i</w:t>
+            </w:r>
+            <w:proofErr w:type="spellEnd"/>
+            <w:r>
+              <w:t xml:space="preserve"> </w:t>
+            </w:r>
+            <w:proofErr w:type="spellStart"/>
+            <w:r>
+              <w:t>statusie</w:t>
+            </w:r>
+            <w:proofErr w:type="spellEnd"/>
+            <w:r>
+              <w:t xml:space="preserve"> (</w:t>
+            </w:r>
+            <w:proofErr w:type="spellStart"/>
+            <w:r>
+              <w:t>rosnąco</w:t>
+            </w:r>
+            <w:proofErr w:type="spellEnd"/>
+            <w:r>
+              <w:t>/</w:t>
+            </w:r>
+            <w:proofErr w:type="spellStart"/>
+            <w:r>
+              <w:t>malejąco</w:t>
+            </w:r>
+            <w:proofErr w:type="spellEnd"/>
+            <w:r>
+              <w:t xml:space="preserve">), </w:t>
+            </w:r>
+            <w:proofErr w:type="spellStart"/>
+            <w:r>
+              <w:t>domyślnie</w:t>
+            </w:r>
+            <w:proofErr w:type="spellEnd"/>
+            <w:r>
+              <w:t xml:space="preserve"> </w:t>
+            </w:r>
+            <w:proofErr w:type="spellStart"/>
+            <w:r>
+              <w:t>najnowsze</w:t>
+            </w:r>
+            <w:proofErr w:type="spellEnd"/>
+            <w:r>
+              <w:t xml:space="preserve"> </w:t>
+            </w:r>
+            <w:proofErr w:type="spellStart"/>
+            <w:r>
+              <w:t>oferty</w:t>
+            </w:r>
+            <w:proofErr w:type="spellEnd"/>
+            <w:r>
+              <w:t xml:space="preserve"> </w:t>
+            </w:r>
+            <w:proofErr w:type="spellStart"/>
+            <w:r>
+              <w:t>na</w:t>
+            </w:r>
+            <w:proofErr w:type="spellEnd"/>
+            <w:r>
+              <w:t xml:space="preserve"> </w:t>
+            </w:r>
+            <w:proofErr w:type="spellStart"/>
+            <w:r>
+              <w:t>górze</w:t>
+            </w:r>
+            <w:proofErr w:type="spellEnd"/>
+            <w:r>
+              <w:t>.</w:t>
+            </w:r>
+          </w:p>
+        </w:tc>
+      </w:tr>
+      <w:tr>
+        <w:tc>
+          <w:tcPr>
+            <w:tcW w:w="1948" w:type="dxa"/>
+          </w:tcPr>
+          <w:p>
+            <w:r>
+              <w:t xml:space="preserve">Nowa </w:t>
+            </w:r>
+            <w:proofErr w:type="spellStart"/>
+            <w:r>
+              <w:t>funkcja</w:t>
+            </w:r>
+            <w:proofErr w:type="spellEnd"/>
+          </w:p>
+        </w:tc>
+        <w:tc>
+          <w:tcPr>
+            <w:tcW w:w="6908" w:type="dxa"/>
+          </w:tcPr>
+          <w:p>
+            <w:proofErr w:type="spellStart"/>
+            <w:r>
+              <w:t>Oferta</w:t>
+            </w:r>
+            <w:proofErr w:type="spellEnd"/>
+            <w:r>
+              <w:t xml:space="preserve"> </w:t>
+            </w:r>
+            <w:proofErr w:type="spellStart"/>
+            <w:r>
+              <w:t>zapisuje</w:t>
+            </w:r>
+            <w:proofErr w:type="spellEnd"/>
+            <w:r>
+              <w:t xml:space="preserve"> </w:t>
+            </w:r>
+            <w:proofErr w:type="spellStart"/>
+            <w:r>
+              <w:t>walutę</w:t>
+            </w:r>
+            <w:proofErr w:type="spellEnd"/>
+            <w:r>
+              <w:t xml:space="preserve"> </w:t>
+            </w:r>
+            <w:proofErr w:type="spellStart"/>
+            <w:r>
+              <w:t>wybraną</w:t>
+            </w:r>
+            <w:proofErr w:type="spellEnd"/>
+            <w:r>
+              <w:t xml:space="preserve"> </w:t>
+            </w:r>
+            <w:proofErr w:type="spellStart"/>
+            <w:r>
+              <w:t>przez</w:t>
+            </w:r>
+            <w:proofErr w:type="spellEnd"/>
+            <w:r>
+              <w:t xml:space="preserve"> </w:t>
+            </w:r>
+            <w:proofErr w:type="spellStart"/>
+            <w:r>
+              <w:t>handlowca</w:t>
+            </w:r>
+            <w:proofErr w:type="spellEnd"/>
+            <w:r>
+              <w:t xml:space="preserve"> </w:t>
+            </w:r>
+            <w:proofErr w:type="spellStart"/>
+            <w:r>
+              <w:t>oraz</w:t>
+            </w:r>
+            <w:proofErr w:type="spellEnd"/>
+            <w:r>
+              <w:t xml:space="preserve"> </w:t>
+            </w:r>
+            <w:proofErr w:type="spellStart"/>
+            <w:r>
+              <w:t>kurs</w:t>
+            </w:r>
+            <w:proofErr w:type="spellEnd"/>
+            <w:r>
+              <w:t xml:space="preserve"> EUR/PLN z </w:t>
+            </w:r>
+            <w:proofErr w:type="spellStart"/>
+            <w:r>
+              <w:t>chwili</w:t>
+            </w:r>
+            <w:proofErr w:type="spellEnd"/>
+            <w:r>
+              <w:t xml:space="preserve"> </w:t>
+            </w:r>
+            <w:proofErr w:type="spellStart"/>
+            <w:r>
+              <w:t>zapisu</w:t>
+            </w:r>
+            <w:proofErr w:type="spellEnd"/>
+            <w:r>
+              <w:t xml:space="preserve">. </w:t>
+            </w:r>
+            <w:proofErr w:type="spellStart"/>
+            <w:r>
+              <w:t>Listy</w:t>
+            </w:r>
+            <w:proofErr w:type="spellEnd"/>
+            <w:r>
+              <w:t xml:space="preserve"> </w:t>
+            </w:r>
+            <w:proofErr w:type="spellStart"/>
+            <w:r>
+              <w:t>ofert</w:t>
+            </w:r>
+            <w:proofErr w:type="spellEnd"/>
+            <w:r>
+              <w:t xml:space="preserve"> (Moje </w:t>
+            </w:r>
+            <w:proofErr w:type="spellStart"/>
+            <w:r>
+              <w:t>Oferty</w:t>
+            </w:r>
+            <w:proofErr w:type="spellEnd"/>
+            <w:r>
+              <w:t xml:space="preserve">, panel </w:t>
+            </w:r>
+            <w:proofErr w:type="spellStart"/>
+            <w:r>
+              <w:t>starszego</w:t>
+            </w:r>
+            <w:proofErr w:type="spellEnd"/>
+            <w:r>
+              <w:t xml:space="preserve">, panel </w:t>
+            </w:r>
+            <w:proofErr w:type="spellStart"/>
+            <w:r>
+              <w:lastRenderedPageBreak/>
+              <w:t>administratora</w:t>
+            </w:r>
+            <w:proofErr w:type="spellEnd"/>
+            <w:r>
+              <w:t xml:space="preserve">) </w:t>
+            </w:r>
+            <w:proofErr w:type="spellStart"/>
+            <w:r>
+              <w:t>pokazują</w:t>
+            </w:r>
+            <w:proofErr w:type="spellEnd"/>
+            <w:r>
+              <w:t xml:space="preserve"> </w:t>
+            </w:r>
+            <w:proofErr w:type="spellStart"/>
+            <w:r>
+              <w:t>każdą</w:t>
+            </w:r>
+            <w:proofErr w:type="spellEnd"/>
+            <w:r>
+              <w:t xml:space="preserve"> </w:t>
+            </w:r>
+            <w:proofErr w:type="spellStart"/>
+            <w:r>
+              <w:t>ofertę</w:t>
+            </w:r>
+            <w:proofErr w:type="spellEnd"/>
+            <w:r>
+              <w:t xml:space="preserve"> w </w:t>
+            </w:r>
+            <w:proofErr w:type="spellStart"/>
+            <w:r>
+              <w:t>jej</w:t>
+            </w:r>
+            <w:proofErr w:type="spellEnd"/>
+            <w:r>
+              <w:t xml:space="preserve"> </w:t>
+            </w:r>
+            <w:proofErr w:type="spellStart"/>
+            <w:r>
+              <w:t>własnej</w:t>
+            </w:r>
+            <w:proofErr w:type="spellEnd"/>
+            <w:r>
+              <w:t xml:space="preserve"> </w:t>
+            </w:r>
+            <w:proofErr w:type="spellStart"/>
+            <w:r>
+              <w:t>walucie</w:t>
+            </w:r>
+            <w:proofErr w:type="spellEnd"/>
+            <w:r>
+              <w:t>.</w:t>
+            </w:r>
+          </w:p>
+        </w:tc>
+      </w:tr>
+      <w:tr>
+        <w:tc>
+          <w:tcPr>
+            <w:tcW w:w="1948" w:type="dxa"/>
+          </w:tcPr>
+          <w:p>
+            <w:r>
+              <w:lastRenderedPageBreak/>
+              <w:t xml:space="preserve">Nowa </w:t>
+            </w:r>
+            <w:proofErr w:type="spellStart"/>
+            <w:r>
+              <w:t>funkcja</w:t>
+            </w:r>
+            <w:proofErr w:type="spellEnd"/>
+          </w:p>
+        </w:tc>
+        <w:tc>
+          <w:tcPr>
+            <w:tcW w:w="6908" w:type="dxa"/>
+          </w:tcPr>
+          <w:p>
+            <w:r>
+              <w:t xml:space="preserve">Kurs </w:t>
+            </w:r>
+            <w:proofErr w:type="spellStart"/>
+            <w:r>
+              <w:t>zamrożony</w:t>
+            </w:r>
+            <w:proofErr w:type="spellEnd"/>
+            <w:r>
+              <w:t xml:space="preserve"> w </w:t>
+            </w:r>
+            <w:proofErr w:type="spellStart"/>
+            <w:r>
+              <w:t>ofercie</w:t>
+            </w:r>
+            <w:proofErr w:type="spellEnd"/>
+            <w:r>
+              <w:t xml:space="preserve">. </w:t>
+            </w:r>
+            <w:proofErr w:type="spellStart"/>
+            <w:r>
+              <w:t>Późniejsza</w:t>
+            </w:r>
+            <w:proofErr w:type="spellEnd"/>
+            <w:r>
+              <w:t xml:space="preserve"> </w:t>
+            </w:r>
+            <w:proofErr w:type="spellStart"/>
+            <w:r>
+              <w:t>zmiana</w:t>
+            </w:r>
+            <w:proofErr w:type="spellEnd"/>
+            <w:r>
+              <w:t xml:space="preserve"> </w:t>
+            </w:r>
+            <w:proofErr w:type="spellStart"/>
+            <w:r>
+              <w:t>kursu</w:t>
+            </w:r>
+            <w:proofErr w:type="spellEnd"/>
+            <w:r>
+              <w:t xml:space="preserve"> </w:t>
+            </w:r>
+            <w:proofErr w:type="spellStart"/>
+            <w:r>
+              <w:t>przez</w:t>
+            </w:r>
+            <w:proofErr w:type="spellEnd"/>
+            <w:r>
+              <w:t xml:space="preserve"> </w:t>
+            </w:r>
+            <w:proofErr w:type="spellStart"/>
+            <w:r>
+              <w:t>administratora</w:t>
+            </w:r>
+            <w:proofErr w:type="spellEnd"/>
+            <w:r>
+              <w:t xml:space="preserve"> </w:t>
+            </w:r>
+            <w:proofErr w:type="spellStart"/>
+            <w:r>
+              <w:t>nie</w:t>
+            </w:r>
+            <w:proofErr w:type="spellEnd"/>
+            <w:r>
+              <w:t xml:space="preserve"> </w:t>
+            </w:r>
+            <w:proofErr w:type="spellStart"/>
+            <w:r>
+              <w:t>przelicza</w:t>
+            </w:r>
+            <w:proofErr w:type="spellEnd"/>
+            <w:r>
+              <w:t xml:space="preserve"> </w:t>
+            </w:r>
+            <w:proofErr w:type="spellStart"/>
+            <w:r>
+              <w:t>ofert</w:t>
+            </w:r>
+            <w:proofErr w:type="spellEnd"/>
+            <w:r>
+              <w:t xml:space="preserve"> </w:t>
+            </w:r>
+            <w:proofErr w:type="spellStart"/>
+            <w:r>
+              <w:t>zapisanych</w:t>
+            </w:r>
+            <w:proofErr w:type="spellEnd"/>
+            <w:r>
+              <w:t xml:space="preserve">, </w:t>
+            </w:r>
+            <w:proofErr w:type="spellStart"/>
+            <w:r>
+              <w:t>oczekujących</w:t>
+            </w:r>
+            <w:proofErr w:type="spellEnd"/>
+            <w:r>
+              <w:t xml:space="preserve"> </w:t>
+            </w:r>
+            <w:proofErr w:type="spellStart"/>
+            <w:r>
+              <w:t>na</w:t>
+            </w:r>
+            <w:proofErr w:type="spellEnd"/>
+            <w:r>
+              <w:t xml:space="preserve"> </w:t>
+            </w:r>
+            <w:proofErr w:type="spellStart"/>
+            <w:r>
+              <w:t>zatwierdzenie</w:t>
+            </w:r>
+            <w:proofErr w:type="spellEnd"/>
+            <w:r>
+              <w:t xml:space="preserve"> ani </w:t>
+            </w:r>
+            <w:proofErr w:type="spellStart"/>
+            <w:r>
+              <w:t>wysłanych</w:t>
+            </w:r>
+            <w:proofErr w:type="spellEnd"/>
+            <w:r>
+              <w:t xml:space="preserve"> — </w:t>
+            </w:r>
+            <w:proofErr w:type="spellStart"/>
+            <w:r>
+              <w:t>kwoty</w:t>
+            </w:r>
+            <w:proofErr w:type="spellEnd"/>
+            <w:r>
+              <w:t xml:space="preserve"> </w:t>
+            </w:r>
+            <w:proofErr w:type="spellStart"/>
+            <w:r>
+              <w:t>raz</w:t>
+            </w:r>
+            <w:proofErr w:type="spellEnd"/>
+            <w:r>
+              <w:t xml:space="preserve"> </w:t>
+            </w:r>
+            <w:proofErr w:type="spellStart"/>
+            <w:r>
+              <w:t>przedstawione</w:t>
+            </w:r>
+            <w:proofErr w:type="spellEnd"/>
+            <w:r>
+              <w:t xml:space="preserve"> </w:t>
+            </w:r>
+            <w:proofErr w:type="spellStart"/>
+            <w:r>
+              <w:t>klientowi</w:t>
+            </w:r>
+            <w:proofErr w:type="spellEnd"/>
+            <w:r>
+              <w:t xml:space="preserve"> </w:t>
+            </w:r>
+            <w:proofErr w:type="spellStart"/>
+            <w:r>
+              <w:t>pozostają</w:t>
+            </w:r>
+            <w:proofErr w:type="spellEnd"/>
+            <w:r>
+              <w:t xml:space="preserve"> </w:t>
+            </w:r>
+            <w:proofErr w:type="spellStart"/>
+            <w:r>
+              <w:t>niezmienione</w:t>
+            </w:r>
+            <w:proofErr w:type="spellEnd"/>
+            <w:r>
+              <w:t>.</w:t>
+            </w:r>
+          </w:p>
+        </w:tc>
+      </w:tr>
+      <w:tr>
+        <w:tc>
+          <w:tcPr>
+            <w:tcW w:w="1948" w:type="dxa"/>
+          </w:tcPr>
+          <w:p>
+            <w:r>
+              <w:t xml:space="preserve">Nowa </w:t>
+            </w:r>
+            <w:proofErr w:type="spellStart"/>
+            <w:r>
+              <w:t>funkcja</w:t>
+            </w:r>
+            <w:proofErr w:type="spellEnd"/>
+          </w:p>
+        </w:tc>
+        <w:tc>
+          <w:tcPr>
+            <w:tcW w:w="6908" w:type="dxa"/>
+          </w:tcPr>
+          <w:p>
+            <w:r>
+              <w:t xml:space="preserve">Nazwa </w:t>
+            </w:r>
+            <w:proofErr w:type="spellStart"/>
+            <w:r>
+              <w:t>oferty</w:t>
+            </w:r>
+            <w:proofErr w:type="spellEnd"/>
+            <w:r>
+              <w:t xml:space="preserve"> jest </w:t>
+            </w:r>
+            <w:proofErr w:type="spellStart"/>
+            <w:r>
+              <w:t>opcjonalna</w:t>
+            </w:r>
+            <w:proofErr w:type="spellEnd"/>
+            <w:r>
+              <w:t xml:space="preserve">. </w:t>
+            </w:r>
+            <w:proofErr w:type="spellStart"/>
+            <w:r>
+              <w:t>Jeśli</w:t>
+            </w:r>
+            <w:proofErr w:type="spellEnd"/>
+            <w:r>
+              <w:t xml:space="preserve"> </w:t>
+            </w:r>
+            <w:proofErr w:type="spellStart"/>
+            <w:r>
+              <w:t>handlowiec</w:t>
+            </w:r>
+            <w:proofErr w:type="spellEnd"/>
+            <w:r>
+              <w:t xml:space="preserve"> </w:t>
+            </w:r>
+            <w:proofErr w:type="spellStart"/>
+            <w:r>
+              <w:t>jej</w:t>
+            </w:r>
+            <w:proofErr w:type="spellEnd"/>
+            <w:r>
+              <w:t xml:space="preserve"> </w:t>
+            </w:r>
+            <w:proofErr w:type="spellStart"/>
+            <w:r>
+              <w:t>nie</w:t>
+            </w:r>
+            <w:proofErr w:type="spellEnd"/>
+            <w:r>
+              <w:t xml:space="preserve"> </w:t>
+            </w:r>
+            <w:proofErr w:type="spellStart"/>
+            <w:r>
+              <w:t>poda</w:t>
+            </w:r>
+            <w:proofErr w:type="spellEnd"/>
+            <w:r>
+              <w:t xml:space="preserve">, </w:t>
+            </w:r>
+            <w:proofErr w:type="spellStart"/>
+            <w:r>
+              <w:t>oferta</w:t>
+            </w:r>
+            <w:proofErr w:type="spellEnd"/>
+            <w:r>
+              <w:t xml:space="preserve"> </w:t>
+            </w:r>
+            <w:proofErr w:type="spellStart"/>
+            <w:r>
+              <w:t>otrzymuje</w:t>
+            </w:r>
+            <w:proofErr w:type="spellEnd"/>
+            <w:r>
+              <w:t xml:space="preserve"> </w:t>
+            </w:r>
+            <w:proofErr w:type="spellStart"/>
+            <w:r>
+              <w:t>automatyczną</w:t>
+            </w:r>
+            <w:proofErr w:type="spellEnd"/>
+            <w:r>
+              <w:t xml:space="preserve"> </w:t>
+            </w:r>
+            <w:proofErr w:type="spellStart"/>
+            <w:r>
+              <w:t>nazwę</w:t>
+            </w:r>
+            <w:proofErr w:type="spellEnd"/>
+            <w:r>
+              <w:t xml:space="preserve"> </w:t>
+            </w:r>
+            <w:proofErr w:type="spellStart"/>
+            <w:r>
+              <w:t>zastępczą</w:t>
+            </w:r>
+            <w:proofErr w:type="spellEnd"/>
+            <w:r>
+              <w:t xml:space="preserve"> „offer_&lt;</w:t>
+            </w:r>
+            <w:proofErr w:type="spellStart"/>
+            <w:r>
+              <w:t>numer</w:t>
+            </w:r>
+            <w:proofErr w:type="spellEnd"/>
+            <w:r>
+              <w:t xml:space="preserve">&gt;” (np. offer_30) — </w:t>
+            </w:r>
+            <w:proofErr w:type="spellStart"/>
+            <w:r>
+              <w:t>nie</w:t>
+            </w:r>
+            <w:proofErr w:type="spellEnd"/>
+            <w:r>
+              <w:t xml:space="preserve"> ma </w:t>
+            </w:r>
+            <w:proofErr w:type="spellStart"/>
+            <w:r>
+              <w:t>już</w:t>
+            </w:r>
+            <w:proofErr w:type="spellEnd"/>
+            <w:r>
+              <w:t xml:space="preserve"> </w:t>
+            </w:r>
+            <w:proofErr w:type="spellStart"/>
+            <w:r>
+              <w:t>ofert</w:t>
+            </w:r>
+            <w:proofErr w:type="spellEnd"/>
+            <w:r>
+              <w:t xml:space="preserve"> bez </w:t>
+            </w:r>
+            <w:proofErr w:type="spellStart"/>
+            <w:r>
+              <w:t>tytułu</w:t>
+            </w:r>
+            <w:proofErr w:type="spellEnd"/>
+            <w:r>
+              <w:t>.</w:t>
+            </w:r>
+          </w:p>
+        </w:tc>
+      </w:tr>
+      <w:tr>
+        <w:tc>
+          <w:tcPr>
+            <w:tcW w:w="1948" w:type="dxa"/>
+          </w:tcPr>
+          <w:p>
+            <w:r>
+              <w:t xml:space="preserve">Nowa </w:t>
+            </w:r>
+            <w:proofErr w:type="spellStart"/>
+            <w:r>
+              <w:t>funkcja</w:t>
+            </w:r>
+            <w:proofErr w:type="spellEnd"/>
+          </w:p>
+        </w:tc>
+        <w:tc>
+          <w:tcPr>
+            <w:tcW w:w="6908" w:type="dxa"/>
+          </w:tcPr>
+          <w:p>
+            <w:r>
+              <w:t xml:space="preserve">Pod </w:t>
+            </w:r>
+            <w:proofErr w:type="spellStart"/>
+            <w:r>
+              <w:t>nazwą</w:t>
+            </w:r>
+            <w:proofErr w:type="spellEnd"/>
+            <w:r>
+              <w:t xml:space="preserve"> </w:t>
+            </w:r>
+            <w:proofErr w:type="spellStart"/>
+            <w:r>
+              <w:t>każdej</w:t>
+            </w:r>
+            <w:proofErr w:type="spellEnd"/>
+            <w:r>
+              <w:t xml:space="preserve"> </w:t>
+            </w:r>
+            <w:proofErr w:type="spellStart"/>
+            <w:r>
+              <w:t>oferty</w:t>
+            </w:r>
+            <w:proofErr w:type="spellEnd"/>
+            <w:r>
+              <w:t xml:space="preserve"> — w „Moje </w:t>
+            </w:r>
+            <w:proofErr w:type="spellStart"/>
+            <w:r>
+              <w:t>Oferty</w:t>
+            </w:r>
+            <w:proofErr w:type="spellEnd"/>
+            <w:r>
+              <w:t xml:space="preserve">”, </w:t>
+            </w:r>
+            <w:proofErr w:type="spellStart"/>
+            <w:r>
+              <w:t>panelu</w:t>
+            </w:r>
+            <w:proofErr w:type="spellEnd"/>
+            <w:r>
+              <w:t xml:space="preserve"> </w:t>
+            </w:r>
+            <w:proofErr w:type="spellStart"/>
+            <w:r>
+              <w:t>starszego</w:t>
+            </w:r>
+            <w:proofErr w:type="spellEnd"/>
+            <w:r>
+              <w:t xml:space="preserve"> </w:t>
+            </w:r>
+            <w:proofErr w:type="spellStart"/>
+            <w:r>
+              <w:t>handlowca</w:t>
+            </w:r>
+            <w:proofErr w:type="spellEnd"/>
+            <w:r>
+              <w:t xml:space="preserve"> </w:t>
+            </w:r>
+            <w:proofErr w:type="spellStart"/>
+            <w:r>
+              <w:t>i</w:t>
+            </w:r>
+            <w:proofErr w:type="spellEnd"/>
+            <w:r>
+              <w:t xml:space="preserve"> </w:t>
+            </w:r>
+            <w:proofErr w:type="spellStart"/>
+            <w:r>
+              <w:t>panelu</w:t>
+            </w:r>
+            <w:proofErr w:type="spellEnd"/>
+            <w:r>
+              <w:t xml:space="preserve"> </w:t>
+            </w:r>
+            <w:proofErr w:type="spellStart"/>
+            <w:r>
+              <w:t>administratora</w:t>
+            </w:r>
+            <w:proofErr w:type="spellEnd"/>
+            <w:r>
+              <w:t xml:space="preserve"> — </w:t>
+            </w:r>
+            <w:proofErr w:type="spellStart"/>
+            <w:r>
+              <w:t>wyświetlany</w:t>
+            </w:r>
+            <w:proofErr w:type="spellEnd"/>
+            <w:r>
+              <w:t xml:space="preserve"> jest </w:t>
+            </w:r>
+            <w:proofErr w:type="spellStart"/>
+            <w:r>
+              <w:t>jej</w:t>
+            </w:r>
+            <w:proofErr w:type="spellEnd"/>
+            <w:r>
+              <w:t xml:space="preserve"> </w:t>
+            </w:r>
+            <w:proofErr w:type="spellStart"/>
+            <w:r>
+              <w:t>numer</w:t>
+            </w:r>
+            <w:proofErr w:type="spellEnd"/>
+            <w:r>
+              <w:t xml:space="preserve"> w </w:t>
+            </w:r>
+            <w:proofErr w:type="spellStart"/>
+            <w:r>
+              <w:t>formacie</w:t>
+            </w:r>
+            <w:proofErr w:type="spellEnd"/>
+            <w:r>
+              <w:t xml:space="preserve"> „offer_&lt;ID&gt;”, </w:t>
+            </w:r>
+            <w:proofErr w:type="spellStart"/>
+            <w:r>
+              <w:t>drobnym</w:t>
+            </w:r>
+            <w:proofErr w:type="spellEnd"/>
+            <w:r>
+              <w:t xml:space="preserve">, </w:t>
+            </w:r>
+            <w:proofErr w:type="spellStart"/>
+            <w:r>
+              <w:t>wyszarzonym</w:t>
+            </w:r>
+            <w:proofErr w:type="spellEnd"/>
+            <w:r>
+              <w:t xml:space="preserve"> </w:t>
+            </w:r>
+            <w:proofErr w:type="spellStart"/>
+            <w:r>
+              <w:t>drukiem</w:t>
+            </w:r>
+            <w:proofErr w:type="spellEnd"/>
+            <w:r>
+              <w:t xml:space="preserve">. </w:t>
+            </w:r>
+            <w:proofErr w:type="spellStart"/>
+            <w:r>
+              <w:t>Numer</w:t>
+            </w:r>
+            <w:proofErr w:type="spellEnd"/>
+            <w:r>
+              <w:t xml:space="preserve"> </w:t>
+            </w:r>
+            <w:proofErr w:type="spellStart"/>
+            <w:r>
+              <w:t>stoi</w:t>
+            </w:r>
+            <w:proofErr w:type="spellEnd"/>
+            <w:r>
+              <w:t xml:space="preserve"> </w:t>
+            </w:r>
+            <w:proofErr w:type="spellStart"/>
+            <w:r>
+              <w:t>zawsze</w:t>
+            </w:r>
+            <w:proofErr w:type="spellEnd"/>
+            <w:r>
+              <w:t xml:space="preserve"> w </w:t>
+            </w:r>
+            <w:proofErr w:type="spellStart"/>
+            <w:r>
+              <w:t>tym</w:t>
+            </w:r>
+            <w:proofErr w:type="spellEnd"/>
+            <w:r>
+              <w:t xml:space="preserve"> </w:t>
+            </w:r>
+            <w:proofErr w:type="spellStart"/>
+            <w:r>
+              <w:t>samym</w:t>
+            </w:r>
+            <w:proofErr w:type="spellEnd"/>
+            <w:r>
+              <w:t xml:space="preserve"> </w:t>
+            </w:r>
+            <w:proofErr w:type="spellStart"/>
+            <w:r>
+              <w:t>miejscu</w:t>
+            </w:r>
+            <w:proofErr w:type="spellEnd"/>
+            <w:r>
+              <w:t xml:space="preserve">, </w:t>
+            </w:r>
+            <w:proofErr w:type="spellStart"/>
+            <w:r>
+              <w:t>także</w:t>
+            </w:r>
+            <w:proofErr w:type="spellEnd"/>
+            <w:r>
+              <w:t xml:space="preserve"> </w:t>
+            </w:r>
+            <w:proofErr w:type="spellStart"/>
+            <w:r>
+              <w:t>wtedy</w:t>
+            </w:r>
+            <w:proofErr w:type="spellEnd"/>
+            <w:r>
+              <w:t xml:space="preserve">, </w:t>
+            </w:r>
+            <w:proofErr w:type="spellStart"/>
+            <w:r>
+              <w:t>gdy</w:t>
+            </w:r>
+            <w:proofErr w:type="spellEnd"/>
+            <w:r>
+              <w:t xml:space="preserve"> jest </w:t>
+            </w:r>
+            <w:proofErr w:type="spellStart"/>
+            <w:r>
+              <w:t>jednocześnie</w:t>
+            </w:r>
+            <w:proofErr w:type="spellEnd"/>
+            <w:r>
+              <w:t xml:space="preserve"> </w:t>
+            </w:r>
+            <w:proofErr w:type="spellStart"/>
+            <w:r>
+              <w:t>tytułem</w:t>
+            </w:r>
+            <w:proofErr w:type="spellEnd"/>
+            <w:r>
+              <w:t xml:space="preserve"> </w:t>
+            </w:r>
+            <w:proofErr w:type="spellStart"/>
+            <w:r>
+              <w:t>oferty</w:t>
+            </w:r>
+            <w:proofErr w:type="spellEnd"/>
+            <w:r>
+              <w:t xml:space="preserve">, </w:t>
+            </w:r>
+            <w:proofErr w:type="spellStart"/>
+            <w:r>
+              <w:t>dzięki</w:t>
+            </w:r>
+            <w:proofErr w:type="spellEnd"/>
+            <w:r>
+              <w:t xml:space="preserve"> </w:t>
+            </w:r>
+            <w:proofErr w:type="spellStart"/>
+            <w:r>
+              <w:t>czemu</w:t>
+            </w:r>
+            <w:proofErr w:type="spellEnd"/>
+            <w:r>
+              <w:t xml:space="preserve"> </w:t>
+            </w:r>
+            <w:proofErr w:type="spellStart"/>
+            <w:r>
+              <w:t>listę</w:t>
+            </w:r>
+            <w:proofErr w:type="spellEnd"/>
+            <w:r>
+              <w:t xml:space="preserve"> </w:t>
+            </w:r>
+            <w:proofErr w:type="spellStart"/>
+            <w:r>
+              <w:t>można</w:t>
+            </w:r>
+            <w:proofErr w:type="spellEnd"/>
+            <w:r>
+              <w:t xml:space="preserve"> </w:t>
+            </w:r>
+            <w:proofErr w:type="spellStart"/>
+            <w:r>
+              <w:t>skanować</w:t>
+            </w:r>
+            <w:proofErr w:type="spellEnd"/>
+            <w:r>
+              <w:t xml:space="preserve"> </w:t>
+            </w:r>
+            <w:proofErr w:type="spellStart"/>
+            <w:r>
+              <w:t>wzrokiem</w:t>
+            </w:r>
+            <w:proofErr w:type="spellEnd"/>
+            <w:r>
+              <w:t xml:space="preserve"> po </w:t>
+            </w:r>
+            <w:proofErr w:type="spellStart"/>
+            <w:r>
+              <w:t>jednej</w:t>
+            </w:r>
+            <w:proofErr w:type="spellEnd"/>
+            <w:r>
+              <w:t xml:space="preserve"> </w:t>
+            </w:r>
+            <w:proofErr w:type="spellStart"/>
+            <w:r>
+              <w:t>kolumnie</w:t>
+            </w:r>
+            <w:proofErr w:type="spellEnd"/>
+            <w:r>
+              <w:t>.</w:t>
+            </w:r>
+          </w:p>
+        </w:tc>
+      </w:tr>
+      <w:tr>
+        <w:tc>
+          <w:tcPr>
+            <w:tcW w:w="1948" w:type="dxa"/>
+          </w:tcPr>
+          <w:p>
+            <w:r>
+              <w:t xml:space="preserve">Nowa </w:t>
+            </w:r>
+            <w:proofErr w:type="spellStart"/>
+            <w:r>
+              <w:t>funkcja</w:t>
+            </w:r>
+            <w:proofErr w:type="spellEnd"/>
+          </w:p>
+        </w:tc>
+        <w:tc>
+          <w:tcPr>
+            <w:tcW w:w="6908" w:type="dxa"/>
+          </w:tcPr>
+          <w:p>
+            <w:proofErr w:type="spellStart"/>
+            <w:r>
+              <w:t>Wyszukiwarka</w:t>
+            </w:r>
+            <w:proofErr w:type="spellEnd"/>
+            <w:r>
+              <w:t xml:space="preserve"> </w:t>
+            </w:r>
+            <w:proofErr w:type="spellStart"/>
+            <w:r>
+              <w:t>ofert</w:t>
+            </w:r>
+            <w:proofErr w:type="spellEnd"/>
+            <w:r>
+              <w:t xml:space="preserve"> </w:t>
+            </w:r>
+            <w:proofErr w:type="spellStart"/>
+            <w:r>
+              <w:t>na</w:t>
+            </w:r>
+            <w:proofErr w:type="spellEnd"/>
+            <w:r>
+              <w:t xml:space="preserve"> </w:t>
+            </w:r>
+            <w:proofErr w:type="spellStart"/>
+            <w:r>
+              <w:t>wszystkich</w:t>
+            </w:r>
+            <w:proofErr w:type="spellEnd"/>
+            <w:r>
+              <w:t xml:space="preserve"> </w:t>
+            </w:r>
+            <w:proofErr w:type="spellStart"/>
+            <w:r>
+              <w:t>trzech</w:t>
+            </w:r>
+            <w:proofErr w:type="spellEnd"/>
+            <w:r>
+              <w:t xml:space="preserve"> </w:t>
+            </w:r>
+            <w:proofErr w:type="spellStart"/>
+            <w:r>
+              <w:t>listach</w:t>
+            </w:r>
+            <w:proofErr w:type="spellEnd"/>
+            <w:r>
+              <w:t xml:space="preserve">. </w:t>
+            </w:r>
+            <w:proofErr w:type="spellStart"/>
+            <w:r>
+              <w:t>Ofertę</w:t>
+            </w:r>
+            <w:proofErr w:type="spellEnd"/>
+            <w:r>
+              <w:t xml:space="preserve"> </w:t>
+            </w:r>
+            <w:proofErr w:type="spellStart"/>
+            <w:r>
+              <w:t>można</w:t>
+            </w:r>
+            <w:proofErr w:type="spellEnd"/>
+            <w:r>
+              <w:t xml:space="preserve"> </w:t>
+            </w:r>
+            <w:proofErr w:type="spellStart"/>
+            <w:r>
+              <w:t>znaleźć</w:t>
+            </w:r>
+            <w:proofErr w:type="spellEnd"/>
+            <w:r>
+              <w:t xml:space="preserve"> po </w:t>
+            </w:r>
+            <w:proofErr w:type="spellStart"/>
+            <w:r>
+              <w:t>nazwie</w:t>
+            </w:r>
+            <w:proofErr w:type="spellEnd"/>
+            <w:r>
+              <w:t xml:space="preserve"> </w:t>
+            </w:r>
+            <w:proofErr w:type="spellStart"/>
+            <w:r>
+              <w:t>własnej</w:t>
+            </w:r>
+            <w:proofErr w:type="spellEnd"/>
+            <w:r>
+              <w:t xml:space="preserve">, po </w:t>
+            </w:r>
+            <w:proofErr w:type="spellStart"/>
+            <w:r>
+              <w:t>nazwie</w:t>
+            </w:r>
+            <w:proofErr w:type="spellEnd"/>
+            <w:r>
+              <w:t xml:space="preserve"> </w:t>
+            </w:r>
+            <w:proofErr w:type="spellStart"/>
+            <w:r>
+              <w:t>zastępczej</w:t>
+            </w:r>
+            <w:proofErr w:type="spellEnd"/>
+            <w:r>
+              <w:t xml:space="preserve"> („offer_30”) </w:t>
+            </w:r>
+            <w:proofErr w:type="spellStart"/>
+            <w:r>
+              <w:t>oraz</w:t>
+            </w:r>
+            <w:proofErr w:type="spellEnd"/>
+            <w:r>
+              <w:t xml:space="preserve"> po </w:t>
+            </w:r>
+            <w:proofErr w:type="spellStart"/>
+            <w:r>
+              <w:t>samym</w:t>
+            </w:r>
+            <w:proofErr w:type="spellEnd"/>
+            <w:r>
+              <w:t xml:space="preserve"> </w:t>
+            </w:r>
+            <w:proofErr w:type="spellStart"/>
+            <w:r>
+              <w:t>numerze</w:t>
+            </w:r>
+            <w:proofErr w:type="spellEnd"/>
+            <w:r>
+              <w:t xml:space="preserve">. W </w:t>
+            </w:r>
+            <w:proofErr w:type="spellStart"/>
+            <w:r>
+              <w:t>panelu</w:t>
+            </w:r>
+            <w:proofErr w:type="spellEnd"/>
+            <w:r>
+              <w:t xml:space="preserve"> </w:t>
+            </w:r>
+            <w:proofErr w:type="spellStart"/>
+            <w:r>
+              <w:t>administratora</w:t>
+            </w:r>
+            <w:proofErr w:type="spellEnd"/>
+            <w:r>
+              <w:t xml:space="preserve"> </w:t>
+            </w:r>
+            <w:proofErr w:type="spellStart"/>
+            <w:r>
+              <w:t>wyszukiwanie</w:t>
+            </w:r>
+            <w:proofErr w:type="spellEnd"/>
+            <w:r>
+              <w:t xml:space="preserve"> </w:t>
+            </w:r>
+            <w:proofErr w:type="spellStart"/>
+            <w:r>
+              <w:t>łączy</w:t>
+            </w:r>
+            <w:proofErr w:type="spellEnd"/>
+            <w:r>
+              <w:t xml:space="preserve"> </w:t>
+            </w:r>
+            <w:proofErr w:type="spellStart"/>
+            <w:r>
+              <w:t>się</w:t>
+            </w:r>
+            <w:proofErr w:type="spellEnd"/>
+            <w:r>
+              <w:t xml:space="preserve"> z </w:t>
+            </w:r>
+            <w:proofErr w:type="spellStart"/>
+            <w:r>
+              <w:t>istniejącymi</w:t>
+            </w:r>
+            <w:proofErr w:type="spellEnd"/>
+            <w:r>
+              <w:t xml:space="preserve"> </w:t>
+            </w:r>
+            <w:proofErr w:type="spellStart"/>
+            <w:r>
+              <w:t>filtrami</w:t>
+            </w:r>
+            <w:proofErr w:type="spellEnd"/>
+            <w:r>
+              <w:t xml:space="preserve"> </w:t>
+            </w:r>
+            <w:proofErr w:type="spellStart"/>
+            <w:r>
+              <w:t>i</w:t>
+            </w:r>
+            <w:proofErr w:type="spellEnd"/>
+            <w:r>
+              <w:t xml:space="preserve"> </w:t>
+            </w:r>
+            <w:proofErr w:type="spellStart"/>
+            <w:r>
+              <w:t>zakładkami</w:t>
+            </w:r>
+            <w:proofErr w:type="spellEnd"/>
+            <w:r>
+              <w:t>.</w:t>
+            </w:r>
+          </w:p>
+        </w:tc>
+      </w:tr>
+      <w:tr>
+        <w:tc>
+          <w:tcPr>
+            <w:tcW w:w="1948" w:type="dxa"/>
+          </w:tcPr>
+          <w:p>
+            <w:proofErr w:type="spellStart"/>
+            <w:r>
+              <w:t>Poprawka</w:t>
+            </w:r>
+            <w:proofErr w:type="spellEnd"/>
+            <w:r>
+              <w:t xml:space="preserve"> </w:t>
+            </w:r>
+            <w:proofErr w:type="spellStart"/>
+            <w:r>
+              <w:t>błędu</w:t>
+            </w:r>
+            <w:proofErr w:type="spellEnd"/>
+          </w:p>
+        </w:tc>
+        <w:tc>
+          <w:tcPr>
+            <w:tcW w:w="6908" w:type="dxa"/>
+          </w:tcPr>
+          <w:p>
+            <w:proofErr w:type="spellStart"/>
+            <w:r>
+              <w:t>Oferta</w:t>
+            </w:r>
+            <w:proofErr w:type="spellEnd"/>
+            <w:r>
+              <w:t xml:space="preserve"> bez </w:t>
+            </w:r>
+            <w:proofErr w:type="spellStart"/>
+            <w:r>
+              <w:t>nazwy</w:t>
+            </w:r>
+            <w:proofErr w:type="spellEnd"/>
+            <w:r>
+              <w:t xml:space="preserve"> </w:t>
+            </w:r>
+            <w:proofErr w:type="spellStart"/>
+            <w:r>
+              <w:t>własnej</w:t>
+            </w:r>
+            <w:proofErr w:type="spellEnd"/>
+            <w:r>
+              <w:t xml:space="preserve"> po </w:t>
+            </w:r>
+            <w:proofErr w:type="spellStart"/>
+            <w:r>
+              <w:t>ponownym</w:t>
+            </w:r>
+            <w:proofErr w:type="spellEnd"/>
+            <w:r>
+              <w:t xml:space="preserve"> </w:t>
+            </w:r>
+            <w:proofErr w:type="spellStart"/>
+            <w:r>
+              <w:t>zapisie</w:t>
+            </w:r>
+            <w:proofErr w:type="spellEnd"/>
+            <w:r>
+              <w:t xml:space="preserve"> </w:t>
+            </w:r>
+            <w:proofErr w:type="spellStart"/>
+            <w:r>
+              <w:t>dostawała</w:t>
+            </w:r>
+            <w:proofErr w:type="spellEnd"/>
+            <w:r>
+              <w:t xml:space="preserve"> </w:t>
+            </w:r>
+            <w:proofErr w:type="spellStart"/>
+            <w:r>
+              <w:t>na</w:t>
+            </w:r>
+            <w:proofErr w:type="spellEnd"/>
+            <w:r>
+              <w:t xml:space="preserve"> </w:t>
+            </w:r>
+            <w:proofErr w:type="spellStart"/>
+            <w:r>
+              <w:t>stałe</w:t>
+            </w:r>
+            <w:proofErr w:type="spellEnd"/>
+            <w:r>
+              <w:t xml:space="preserve"> </w:t>
+            </w:r>
+            <w:proofErr w:type="spellStart"/>
+            <w:r>
+              <w:t>nazwę</w:t>
+            </w:r>
+            <w:proofErr w:type="spellEnd"/>
+            <w:r>
+              <w:t xml:space="preserve"> „offer_14”, a </w:t>
+            </w:r>
+            <w:proofErr w:type="spellStart"/>
+            <w:r>
+              <w:t>raz</w:t>
+            </w:r>
+            <w:proofErr w:type="spellEnd"/>
+            <w:r>
+              <w:t xml:space="preserve"> </w:t>
+            </w:r>
+            <w:proofErr w:type="spellStart"/>
+            <w:r>
+              <w:t>nadanej</w:t>
+            </w:r>
+            <w:proofErr w:type="spellEnd"/>
+            <w:r>
+              <w:t xml:space="preserve"> </w:t>
+            </w:r>
+            <w:proofErr w:type="spellStart"/>
+            <w:r>
+              <w:t>nazwy</w:t>
+            </w:r>
+            <w:proofErr w:type="spellEnd"/>
+            <w:r>
+              <w:t xml:space="preserve"> </w:t>
+            </w:r>
+            <w:proofErr w:type="spellStart"/>
+            <w:r>
+              <w:t>nie</w:t>
+            </w:r>
+            <w:proofErr w:type="spellEnd"/>
+            <w:r>
+              <w:t xml:space="preserve"> </w:t>
+            </w:r>
+            <w:proofErr w:type="spellStart"/>
+            <w:r>
+              <w:t>dało</w:t>
+            </w:r>
+            <w:proofErr w:type="spellEnd"/>
+            <w:r>
+              <w:t xml:space="preserve"> </w:t>
+            </w:r>
+            <w:proofErr w:type="spellStart"/>
+            <w:r>
+              <w:t>się</w:t>
+            </w:r>
+            <w:proofErr w:type="spellEnd"/>
+            <w:r>
+              <w:t xml:space="preserve"> </w:t>
+            </w:r>
+            <w:proofErr w:type="spellStart"/>
+            <w:r>
+              <w:t>wyczyścić</w:t>
+            </w:r>
+            <w:proofErr w:type="spellEnd"/>
+            <w:r>
+              <w:t xml:space="preserve"> — </w:t>
+            </w:r>
+            <w:proofErr w:type="spellStart"/>
+            <w:r>
+              <w:t>puste</w:t>
+            </w:r>
+            <w:proofErr w:type="spellEnd"/>
+            <w:r>
+              <w:t xml:space="preserve"> pole </w:t>
+            </w:r>
+            <w:proofErr w:type="spellStart"/>
+            <w:r>
+              <w:t>wracało</w:t>
+            </w:r>
+            <w:proofErr w:type="spellEnd"/>
+            <w:r>
+              <w:t xml:space="preserve"> do </w:t>
+            </w:r>
+            <w:proofErr w:type="spellStart"/>
+            <w:r>
+              <w:t>poprzedniej</w:t>
+            </w:r>
+            <w:proofErr w:type="spellEnd"/>
+            <w:r>
+              <w:t xml:space="preserve"> </w:t>
+            </w:r>
+            <w:proofErr w:type="spellStart"/>
+            <w:r>
+              <w:t>wartości</w:t>
+            </w:r>
+            <w:proofErr w:type="spellEnd"/>
+            <w:r>
+              <w:t xml:space="preserve">. </w:t>
+            </w:r>
+            <w:proofErr w:type="spellStart"/>
+            <w:r>
+              <w:t>Aplikacja</w:t>
+            </w:r>
+            <w:proofErr w:type="spellEnd"/>
+            <w:r>
+              <w:t xml:space="preserve"> </w:t>
+            </w:r>
+            <w:proofErr w:type="spellStart"/>
+            <w:r>
+              <w:t>rozróżnia</w:t>
+            </w:r>
+            <w:proofErr w:type="spellEnd"/>
+            <w:r>
+              <w:t xml:space="preserve"> </w:t>
+            </w:r>
+            <w:proofErr w:type="spellStart"/>
+            <w:r>
+              <w:t>teraz</w:t>
+            </w:r>
+            <w:proofErr w:type="spellEnd"/>
+            <w:r>
+              <w:t xml:space="preserve"> </w:t>
+            </w:r>
+            <w:proofErr w:type="spellStart"/>
+            <w:r>
+              <w:t>nazwę</w:t>
+            </w:r>
+            <w:proofErr w:type="spellEnd"/>
+            <w:r>
+              <w:t xml:space="preserve"> </w:t>
+            </w:r>
+            <w:proofErr w:type="spellStart"/>
+            <w:r>
+              <w:t>wpisaną</w:t>
+            </w:r>
+            <w:proofErr w:type="spellEnd"/>
+            <w:r>
+              <w:t xml:space="preserve"> </w:t>
+            </w:r>
+            <w:proofErr w:type="spellStart"/>
+            <w:r>
+              <w:t>przez</w:t>
+            </w:r>
+            <w:proofErr w:type="spellEnd"/>
+            <w:r>
+              <w:t xml:space="preserve"> </w:t>
+            </w:r>
+            <w:proofErr w:type="spellStart"/>
+            <w:r>
+              <w:t>handlowca</w:t>
+            </w:r>
+            <w:proofErr w:type="spellEnd"/>
+            <w:r>
+              <w:t xml:space="preserve"> </w:t>
+            </w:r>
+            <w:proofErr w:type="spellStart"/>
+            <w:r>
+              <w:t>od</w:t>
+            </w:r>
+            <w:proofErr w:type="spellEnd"/>
+            <w:r>
+              <w:t xml:space="preserve"> </w:t>
+            </w:r>
+            <w:proofErr w:type="spellStart"/>
+            <w:r>
+              <w:t>nazwy</w:t>
+            </w:r>
+            <w:proofErr w:type="spellEnd"/>
+            <w:r>
+              <w:t xml:space="preserve"> </w:t>
+            </w:r>
+            <w:proofErr w:type="spellStart"/>
+            <w:r>
+              <w:t>wyświetlanej</w:t>
+            </w:r>
+            <w:proofErr w:type="spellEnd"/>
+            <w:r>
+              <w:t>.</w:t>
+            </w:r>
+          </w:p>
+        </w:tc>
+      </w:tr>
+      <w:tr>
+        <w:tc>
+          <w:tcPr>
+            <w:tcW w:w="1948" w:type="dxa"/>
+          </w:tcPr>
+          <w:p>
+            <w:proofErr w:type="spellStart"/>
+            <w:r>
+              <w:t>Poprawka</w:t>
+            </w:r>
+            <w:proofErr w:type="spellEnd"/>
+            <w:r>
+              <w:t xml:space="preserve"> </w:t>
+            </w:r>
+            <w:proofErr w:type="spellStart"/>
+            <w:r>
+              <w:t>błędu</w:t>
+            </w:r>
+            <w:proofErr w:type="spellEnd"/>
+          </w:p>
+        </w:tc>
+        <w:tc>
+          <w:tcPr>
+            <w:tcW w:w="6908" w:type="dxa"/>
+          </w:tcPr>
+          <w:p>
+            <w:proofErr w:type="spellStart"/>
+            <w:r>
+              <w:t>Duplikat</w:t>
+            </w:r>
+            <w:proofErr w:type="spellEnd"/>
+            <w:r>
+              <w:t xml:space="preserve"> </w:t>
+            </w:r>
+            <w:proofErr w:type="spellStart"/>
+            <w:r>
+              <w:t>oferty</w:t>
+            </w:r>
+            <w:proofErr w:type="spellEnd"/>
+            <w:r>
+              <w:t xml:space="preserve"> bez </w:t>
+            </w:r>
+            <w:proofErr w:type="spellStart"/>
+            <w:r>
+              <w:t>nazwy</w:t>
+            </w:r>
+            <w:proofErr w:type="spellEnd"/>
+            <w:r>
+              <w:t xml:space="preserve"> </w:t>
+            </w:r>
+            <w:proofErr w:type="spellStart"/>
+            <w:r>
+              <w:t>własnej</w:t>
+            </w:r>
+            <w:proofErr w:type="spellEnd"/>
+            <w:r>
+              <w:t xml:space="preserve"> </w:t>
+            </w:r>
+            <w:proofErr w:type="spellStart"/>
+            <w:r>
+              <w:t>nazywał</w:t>
+            </w:r>
+            <w:proofErr w:type="spellEnd"/>
+            <w:r>
+              <w:t xml:space="preserve"> </w:t>
+            </w:r>
+            <w:proofErr w:type="spellStart"/>
+            <w:r>
+              <w:t>się</w:t>
+            </w:r>
+            <w:proofErr w:type="spellEnd"/>
+            <w:r>
+              <w:t xml:space="preserve"> </w:t>
+            </w:r>
+            <w:proofErr w:type="spellStart"/>
+            <w:r>
+              <w:t>dosłownie</w:t>
+            </w:r>
+            <w:proofErr w:type="spellEnd"/>
+            <w:r>
+              <w:t xml:space="preserve"> „Kopia null”. Kopia </w:t>
+            </w:r>
+            <w:proofErr w:type="spellStart"/>
+            <w:r>
+              <w:t>dziedziczy</w:t>
+            </w:r>
+            <w:proofErr w:type="spellEnd"/>
+            <w:r>
+              <w:t xml:space="preserve"> </w:t>
+            </w:r>
+            <w:proofErr w:type="spellStart"/>
+            <w:r>
+              <w:t>teraz</w:t>
+            </w:r>
+            <w:proofErr w:type="spellEnd"/>
+            <w:r>
+              <w:t xml:space="preserve"> </w:t>
+            </w:r>
+            <w:proofErr w:type="spellStart"/>
+            <w:r>
+              <w:t>nazwę</w:t>
+            </w:r>
+            <w:proofErr w:type="spellEnd"/>
+            <w:r>
+              <w:t xml:space="preserve"> </w:t>
+            </w:r>
+            <w:proofErr w:type="spellStart"/>
+            <w:r>
+              <w:t>wyświetlaną</w:t>
+            </w:r>
+            <w:proofErr w:type="spellEnd"/>
+            <w:r>
+              <w:t xml:space="preserve"> </w:t>
+            </w:r>
+            <w:proofErr w:type="spellStart"/>
+            <w:r>
+              <w:t>oryginału</w:t>
+            </w:r>
+            <w:proofErr w:type="spellEnd"/>
+            <w:r>
+              <w:t>.</w:t>
+            </w:r>
+          </w:p>
+        </w:tc>
+      </w:tr>
+      <w:tr>
+        <w:tc>
+          <w:tcPr>
+            <w:tcW w:w="1948" w:type="dxa"/>
+          </w:tcPr>
+          <w:p>
+            <w:r>
+              <w:t xml:space="preserve">Nowa </w:t>
+            </w:r>
+            <w:proofErr w:type="spellStart"/>
+            <w:r>
+              <w:t>funkcja</w:t>
+            </w:r>
+            <w:proofErr w:type="spellEnd"/>
+          </w:p>
+        </w:tc>
+        <w:tc>
+          <w:tcPr>
+            <w:tcW w:w="6908" w:type="dxa"/>
+          </w:tcPr>
+          <w:p>
+            <w:r>
+              <w:t xml:space="preserve">Administrator ma </w:t>
+            </w:r>
+            <w:proofErr w:type="spellStart"/>
+            <w:r>
+              <w:t>na</w:t>
+            </w:r>
+            <w:proofErr w:type="spellEnd"/>
+            <w:r>
+              <w:t xml:space="preserve"> </w:t>
+            </w:r>
+            <w:proofErr w:type="spellStart"/>
+            <w:r>
+              <w:t>własnych</w:t>
+            </w:r>
+            <w:proofErr w:type="spellEnd"/>
+            <w:r>
+              <w:t xml:space="preserve"> </w:t>
+            </w:r>
+            <w:proofErr w:type="spellStart"/>
+            <w:r>
+              <w:t>ofertach</w:t>
+            </w:r>
+            <w:proofErr w:type="spellEnd"/>
+            <w:r>
+              <w:t xml:space="preserve"> </w:t>
+            </w:r>
+            <w:proofErr w:type="spellStart"/>
+            <w:r>
+              <w:t>te</w:t>
+            </w:r>
+            <w:proofErr w:type="spellEnd"/>
+            <w:r>
+              <w:t xml:space="preserve"> same </w:t>
+            </w:r>
+            <w:proofErr w:type="spellStart"/>
+            <w:r>
+              <w:t>możliwości</w:t>
+            </w:r>
+            <w:proofErr w:type="spellEnd"/>
+            <w:r>
+              <w:t xml:space="preserve"> co </w:t>
+            </w:r>
+            <w:proofErr w:type="spellStart"/>
+            <w:r>
+              <w:t>starszy</w:t>
+            </w:r>
+            <w:proofErr w:type="spellEnd"/>
+            <w:r>
+              <w:t xml:space="preserve"> </w:t>
+            </w:r>
+            <w:proofErr w:type="spellStart"/>
+            <w:r>
+              <w:t>handlowiec</w:t>
+            </w:r>
+            <w:proofErr w:type="spellEnd"/>
+            <w:r>
+              <w:t xml:space="preserve">: </w:t>
+            </w:r>
+            <w:proofErr w:type="spellStart"/>
+            <w:r>
+              <w:t>edycja</w:t>
+            </w:r>
+            <w:proofErr w:type="spellEnd"/>
+            <w:r>
+              <w:t xml:space="preserve"> w </w:t>
+            </w:r>
+            <w:proofErr w:type="spellStart"/>
+            <w:r>
+              <w:t>kalkulatorze</w:t>
+            </w:r>
+            <w:proofErr w:type="spellEnd"/>
+            <w:r>
+              <w:t xml:space="preserve">, PDF, Excel, </w:t>
+            </w:r>
+            <w:proofErr w:type="spellStart"/>
+            <w:r>
+              <w:t>duplikowanie</w:t>
+            </w:r>
+            <w:proofErr w:type="spellEnd"/>
+            <w:r>
+              <w:t xml:space="preserve">, </w:t>
+            </w:r>
+            <w:proofErr w:type="spellStart"/>
+            <w:r>
+              <w:t>usuwanie</w:t>
+            </w:r>
+            <w:proofErr w:type="spellEnd"/>
+            <w:r>
+              <w:t xml:space="preserve"> </w:t>
+            </w:r>
+            <w:proofErr w:type="spellStart"/>
+            <w:r>
+              <w:t>i</w:t>
+            </w:r>
+            <w:proofErr w:type="spellEnd"/>
+            <w:r>
+              <w:t xml:space="preserve"> </w:t>
+            </w:r>
+            <w:proofErr w:type="spellStart"/>
+            <w:r>
+              <w:t>wysyłka</w:t>
+            </w:r>
+            <w:proofErr w:type="spellEnd"/>
+            <w:r>
+              <w:t xml:space="preserve"> do </w:t>
+            </w:r>
+            <w:proofErr w:type="spellStart"/>
+            <w:r>
+              <w:t>klienta</w:t>
+            </w:r>
+            <w:proofErr w:type="spellEnd"/>
+            <w:r>
+              <w:t xml:space="preserve">. </w:t>
+            </w:r>
+            <w:proofErr w:type="spellStart"/>
+            <w:r>
+              <w:t>Wcześniej</w:t>
+            </w:r>
+            <w:proofErr w:type="spellEnd"/>
+            <w:r>
+              <w:t xml:space="preserve"> administrator </w:t>
+            </w:r>
+            <w:proofErr w:type="spellStart"/>
+            <w:r>
+              <w:t>mógł</w:t>
+            </w:r>
+            <w:proofErr w:type="spellEnd"/>
+            <w:r>
+              <w:t xml:space="preserve"> </w:t>
+            </w:r>
+            <w:proofErr w:type="spellStart"/>
+            <w:r>
+              <w:t>stworzyć</w:t>
+            </w:r>
+            <w:proofErr w:type="spellEnd"/>
+            <w:r>
+              <w:t xml:space="preserve"> </w:t>
+            </w:r>
+            <w:proofErr w:type="spellStart"/>
+            <w:r>
+              <w:t>ofertę</w:t>
+            </w:r>
+            <w:proofErr w:type="spellEnd"/>
+            <w:r>
+              <w:t xml:space="preserve">, ale </w:t>
+            </w:r>
+            <w:proofErr w:type="spellStart"/>
+            <w:r>
+              <w:t>nie</w:t>
+            </w:r>
+            <w:proofErr w:type="spellEnd"/>
+            <w:r>
+              <w:t xml:space="preserve"> </w:t>
+            </w:r>
+            <w:proofErr w:type="spellStart"/>
+            <w:r>
+              <w:t>miał</w:t>
+            </w:r>
+            <w:proofErr w:type="spellEnd"/>
+            <w:r>
+              <w:t xml:space="preserve"> </w:t>
+            </w:r>
+            <w:proofErr w:type="spellStart"/>
+            <w:r>
+              <w:t>przy</w:t>
+            </w:r>
+            <w:proofErr w:type="spellEnd"/>
+            <w:r>
+              <w:t xml:space="preserve"> </w:t>
+            </w:r>
+            <w:proofErr w:type="spellStart"/>
+            <w:r>
+              <w:t>niej</w:t>
+            </w:r>
+            <w:proofErr w:type="spellEnd"/>
+            <w:r>
+              <w:t xml:space="preserve"> </w:t>
+            </w:r>
+            <w:proofErr w:type="spellStart"/>
+            <w:r>
+              <w:t>żadnych</w:t>
+            </w:r>
+            <w:proofErr w:type="spellEnd"/>
+            <w:r>
+              <w:t xml:space="preserve"> </w:t>
+            </w:r>
+            <w:proofErr w:type="spellStart"/>
+            <w:r>
+              <w:t>przycisków</w:t>
+            </w:r>
+            <w:proofErr w:type="spellEnd"/>
+            <w:r>
+              <w:t xml:space="preserve">. </w:t>
+            </w:r>
+            <w:proofErr w:type="spellStart"/>
+            <w:r>
+              <w:t>Oferty</w:t>
+            </w:r>
+            <w:proofErr w:type="spellEnd"/>
+            <w:r>
+              <w:t xml:space="preserve"> ze </w:t>
+            </w:r>
+            <w:proofErr w:type="spellStart"/>
+            <w:r>
+              <w:t>statusem</w:t>
+            </w:r>
+            <w:proofErr w:type="spellEnd"/>
+            <w:r>
+              <w:t xml:space="preserve"> „</w:t>
+            </w:r>
+            <w:proofErr w:type="spellStart"/>
+            <w:r>
+              <w:t>wysłana</w:t>
+            </w:r>
+            <w:proofErr w:type="spellEnd"/>
+            <w:r>
+              <w:t xml:space="preserve">” </w:t>
+            </w:r>
+            <w:proofErr w:type="spellStart"/>
+            <w:r>
+              <w:t>pozostają</w:t>
+            </w:r>
+            <w:proofErr w:type="spellEnd"/>
+            <w:r>
+              <w:t xml:space="preserve"> </w:t>
+            </w:r>
+            <w:proofErr w:type="spellStart"/>
+            <w:r>
+              <w:t>tylko</w:t>
+            </w:r>
+            <w:proofErr w:type="spellEnd"/>
+            <w:r>
+              <w:t xml:space="preserve"> do </w:t>
+            </w:r>
+            <w:proofErr w:type="spellStart"/>
+            <w:r>
+              <w:t>odczytu</w:t>
+            </w:r>
+            <w:proofErr w:type="spellEnd"/>
+            <w:r>
+              <w:t xml:space="preserve"> </w:t>
+            </w:r>
+            <w:proofErr w:type="spellStart"/>
+            <w:r>
+              <w:t>dla</w:t>
+            </w:r>
+            <w:proofErr w:type="spellEnd"/>
+            <w:r>
+              <w:t xml:space="preserve"> </w:t>
+            </w:r>
+            <w:proofErr w:type="spellStart"/>
+            <w:r>
+              <w:t>wszystkich</w:t>
+            </w:r>
+            <w:proofErr w:type="spellEnd"/>
+            <w:r>
+              <w:t xml:space="preserve"> </w:t>
+            </w:r>
+            <w:proofErr w:type="spellStart"/>
+            <w:r>
+              <w:t>ról</w:t>
+            </w:r>
+            <w:proofErr w:type="spellEnd"/>
+            <w:r>
+              <w:t xml:space="preserve">, </w:t>
+            </w:r>
+            <w:proofErr w:type="spellStart"/>
+            <w:r>
+              <w:t>łącznie</w:t>
+            </w:r>
+            <w:proofErr w:type="spellEnd"/>
+            <w:r>
+              <w:t xml:space="preserve"> z </w:t>
+            </w:r>
+            <w:proofErr w:type="spellStart"/>
+            <w:r>
+              <w:t>administratorem</w:t>
+            </w:r>
+            <w:proofErr w:type="spellEnd"/>
+            <w:r>
+              <w:t>.</w:t>
+            </w:r>
           </w:p>
         </w:tc>
       </w:tr>
@@ -2655,7 +6705,7 @@
           <w:color w:val="2B57A6"/>
           <w:sz w:val="26"/>
         </w:rPr>
-        <w:t>Zarządzanie</w:t>
+        <w:t>Eksport</w:t>
       </w:r>
       <w:proofErr w:type="spellEnd"/>
       <w:r>
@@ -2664,18 +6714,8 @@
           <w:color w:val="2B57A6"/>
           <w:sz w:val="26"/>
         </w:rPr>
-        <w:t xml:space="preserve"> </w:t>
-      </w:r>
-      <w:proofErr w:type="spellStart"/>
-      <w:r>
-        <w:rPr>
-          <w:b/>
-          <w:color w:val="2B57A6"/>
-          <w:sz w:val="26"/>
-        </w:rPr>
-        <w:t>ofertami</w:t>
-      </w:r>
-      <w:proofErr w:type="spellEnd"/>
+        <w:t xml:space="preserve"> PDF</w:t>
+      </w:r>
     </w:p>
     <w:p>
       <w:pPr>
@@ -2688,79 +6728,7 @@
           <w:color w:val="666666"/>
           <w:sz w:val="18"/>
         </w:rPr>
-        <w:t>Tworzenie</w:t>
-      </w:r>
-      <w:proofErr w:type="spellEnd"/>
-      <w:r>
-        <w:rPr>
-          <w:i/>
-          <w:color w:val="666666"/>
-          <w:sz w:val="18"/>
-        </w:rPr>
-        <w:t xml:space="preserve">, </w:t>
-      </w:r>
-      <w:proofErr w:type="spellStart"/>
-      <w:r>
-        <w:rPr>
-          <w:i/>
-          <w:color w:val="666666"/>
-          <w:sz w:val="18"/>
-        </w:rPr>
-        <w:t>zapis</w:t>
-      </w:r>
-      <w:proofErr w:type="spellEnd"/>
-      <w:r>
-        <w:rPr>
-          <w:i/>
-          <w:color w:val="666666"/>
-          <w:sz w:val="18"/>
-        </w:rPr>
-        <w:t xml:space="preserve">, </w:t>
-      </w:r>
-      <w:proofErr w:type="spellStart"/>
-      <w:r>
-        <w:rPr>
-          <w:i/>
-          <w:color w:val="666666"/>
-          <w:sz w:val="18"/>
-        </w:rPr>
-        <w:t>lista</w:t>
-      </w:r>
-      <w:proofErr w:type="spellEnd"/>
-      <w:r>
-        <w:rPr>
-          <w:i/>
-          <w:color w:val="666666"/>
-          <w:sz w:val="18"/>
-        </w:rPr>
-        <w:t xml:space="preserve">, </w:t>
-      </w:r>
-      <w:proofErr w:type="spellStart"/>
-      <w:r>
-        <w:rPr>
-          <w:i/>
-          <w:color w:val="666666"/>
-          <w:sz w:val="18"/>
-        </w:rPr>
-        <w:t>edycja</w:t>
-      </w:r>
-      <w:proofErr w:type="spellEnd"/>
-      <w:r>
-        <w:rPr>
-          <w:i/>
-          <w:color w:val="666666"/>
-          <w:sz w:val="18"/>
-        </w:rPr>
-        <w:t xml:space="preserve">, </w:t>
-      </w:r>
-      <w:proofErr w:type="spellStart"/>
-      <w:r>
-        <w:rPr>
-          <w:i/>
-          <w:color w:val="666666"/>
-          <w:sz w:val="18"/>
-        </w:rPr>
-        <w:t>duplikowanie</w:t>
+        <w:t>Wygląd</w:t>
       </w:r>
       <w:proofErr w:type="spellEnd"/>
       <w:r>
@@ -2796,7 +6764,7 @@
           <w:color w:val="666666"/>
           <w:sz w:val="18"/>
         </w:rPr>
-        <w:t>usuwanie</w:t>
+        <w:t>zawartość</w:t>
       </w:r>
       <w:proofErr w:type="spellEnd"/>
       <w:r>
@@ -2814,7 +6782,43 @@
           <w:color w:val="666666"/>
           <w:sz w:val="18"/>
         </w:rPr>
-        <w:t>ofert</w:t>
+        <w:t>oferty</w:t>
+      </w:r>
+      <w:proofErr w:type="spellEnd"/>
+      <w:r>
+        <w:rPr>
+          <w:i/>
+          <w:color w:val="666666"/>
+          <w:sz w:val="18"/>
+        </w:rPr>
+        <w:t xml:space="preserve"> PDF, </w:t>
+      </w:r>
+      <w:proofErr w:type="spellStart"/>
+      <w:r>
+        <w:rPr>
+          <w:i/>
+          <w:color w:val="666666"/>
+          <w:sz w:val="18"/>
+        </w:rPr>
+        <w:t>dane</w:t>
+      </w:r>
+      <w:proofErr w:type="spellEnd"/>
+      <w:r>
+        <w:rPr>
+          <w:i/>
+          <w:color w:val="666666"/>
+          <w:sz w:val="18"/>
+        </w:rPr>
+        <w:t xml:space="preserve"> </w:t>
+      </w:r>
+      <w:proofErr w:type="spellStart"/>
+      <w:r>
+        <w:rPr>
+          <w:i/>
+          <w:color w:val="666666"/>
+          <w:sz w:val="18"/>
+        </w:rPr>
+        <w:t>klienta</w:t>
       </w:r>
       <w:proofErr w:type="spellEnd"/>
       <w:r>
@@ -2833,8 +6837,8 @@
         <w:tblLook w:val="04A0" w:firstRow="1" w:lastRow="0" w:firstColumn="1" w:lastColumn="0" w:noHBand="0" w:noVBand="1"/>
       </w:tblPr>
       <w:tblGrid>
-        <w:gridCol w:w="1945"/>
-        <w:gridCol w:w="6911"/>
+        <w:gridCol w:w="1948"/>
+        <w:gridCol w:w="6908"/>
       </w:tblGrid>
       <w:tr>
         <w:tc>
@@ -2895,13 +6899,8 @@
           </w:tcPr>
           <w:p>
             <w:r>
-              <w:t xml:space="preserve">Nowa </w:t>
-            </w:r>
-            <w:proofErr w:type="spellStart"/>
-            <w:r>
-              <w:t>funkcja</w:t>
-            </w:r>
-            <w:proofErr w:type="spellEnd"/>
+              <w:t>Nowa funkcja</w:t>
+            </w:r>
           </w:p>
         </w:tc>
         <w:tc>
@@ -2910,7 +6909,15 @@
           </w:tcPr>
           <w:p>
             <w:r>
-              <w:t xml:space="preserve">Panel </w:t>
+              <w:t xml:space="preserve">PDF generuje się w walucie oferty. Przy ofercie w złotówkach w stopce dokumentu pojawia się użyty kurs przeliczeniowy (np. „1 EUR = 4,30 PLN — kurs z dnia wyceny”). PDF wygenerowany ponownie po zmianie kursu </w:t>
+            </w:r>
+            <w:proofErr w:type="spellStart"/>
+            <w:r>
+              <w:t>przez</w:t>
+            </w:r>
+            <w:proofErr w:type="spellEnd"/>
+            <w:r>
+              <w:t xml:space="preserve"> </w:t>
             </w:r>
             <w:proofErr w:type="spellStart"/>
             <w:r>
@@ -2918,171 +6925,35 @@
             </w:r>
             <w:proofErr w:type="spellEnd"/>
             <w:r>
-              <w:t xml:space="preserve"> (</w:t>
-            </w:r>
-            <w:proofErr w:type="spellStart"/>
-            <w:r>
-              <w:t>Oferty</w:t>
-            </w:r>
-            <w:proofErr w:type="spellEnd"/>
-            <w:r>
-              <w:t xml:space="preserve">) </w:t>
-            </w:r>
-            <w:proofErr w:type="spellStart"/>
-            <w:r>
-              <w:t>otrzymał</w:t>
-            </w:r>
-            <w:proofErr w:type="spellEnd"/>
-            <w:r>
-              <w:t xml:space="preserve"> </w:t>
-            </w:r>
-            <w:proofErr w:type="spellStart"/>
-            <w:r>
-              <w:t>przyciski</w:t>
-            </w:r>
-            <w:proofErr w:type="spellEnd"/>
-            <w:r>
-              <w:t xml:space="preserve"> </w:t>
-            </w:r>
-            <w:proofErr w:type="spellStart"/>
-            <w:r>
-              <w:t>Zatwierdź</w:t>
-            </w:r>
-            <w:proofErr w:type="spellEnd"/>
-            <w:r>
-              <w:t xml:space="preserve"> / </w:t>
-            </w:r>
-            <w:proofErr w:type="spellStart"/>
-            <w:r>
-              <w:t>Odrzuć</w:t>
-            </w:r>
-            <w:proofErr w:type="spellEnd"/>
-            <w:r>
-              <w:t xml:space="preserve"> / </w:t>
-            </w:r>
-            <w:proofErr w:type="spellStart"/>
-            <w:r>
-              <w:t>Edytuj</w:t>
-            </w:r>
-            <w:proofErr w:type="spellEnd"/>
-            <w:r>
-              <w:t xml:space="preserve"> </w:t>
-            </w:r>
-            <w:proofErr w:type="spellStart"/>
-            <w:r>
-              <w:t>dla</w:t>
-            </w:r>
-            <w:proofErr w:type="spellEnd"/>
-            <w:r>
-              <w:t xml:space="preserve"> </w:t>
-            </w:r>
-            <w:proofErr w:type="spellStart"/>
-            <w:r>
-              <w:t>ofert</w:t>
-            </w:r>
-            <w:proofErr w:type="spellEnd"/>
-            <w:r>
-              <w:t xml:space="preserve"> </w:t>
-            </w:r>
-            <w:proofErr w:type="spellStart"/>
-            <w:r>
-              <w:t>oczekujących</w:t>
-            </w:r>
-            <w:proofErr w:type="spellEnd"/>
-            <w:r>
-              <w:t xml:space="preserve"> </w:t>
-            </w:r>
-            <w:proofErr w:type="spellStart"/>
-            <w:r>
-              <w:t>na</w:t>
-            </w:r>
-            <w:proofErr w:type="spellEnd"/>
-            <w:r>
-              <w:t xml:space="preserve"> </w:t>
-            </w:r>
-            <w:proofErr w:type="spellStart"/>
-            <w:r>
-              <w:t>weryfikację</w:t>
-            </w:r>
-            <w:proofErr w:type="spellEnd"/>
-            <w:r>
-              <w:t xml:space="preserve">, </w:t>
-            </w:r>
-            <w:proofErr w:type="spellStart"/>
-            <w:r>
-              <w:t>wraz</w:t>
-            </w:r>
-            <w:proofErr w:type="spellEnd"/>
-            <w:r>
-              <w:t xml:space="preserve"> z </w:t>
-            </w:r>
-            <w:proofErr w:type="spellStart"/>
-            <w:r>
-              <w:t>modalem</w:t>
-            </w:r>
-            <w:proofErr w:type="spellEnd"/>
-            <w:r>
-              <w:t xml:space="preserve"> </w:t>
-            </w:r>
-            <w:proofErr w:type="spellStart"/>
-            <w:r>
-              <w:t>odrzucenia</w:t>
-            </w:r>
-            <w:proofErr w:type="spellEnd"/>
-            <w:r>
-              <w:t xml:space="preserve"> z </w:t>
-            </w:r>
-            <w:proofErr w:type="spellStart"/>
-            <w:r>
-              <w:t>wymaganym</w:t>
-            </w:r>
-            <w:proofErr w:type="spellEnd"/>
-            <w:r>
-              <w:t xml:space="preserve"> </w:t>
-            </w:r>
-            <w:proofErr w:type="spellStart"/>
-            <w:r>
-              <w:t>komentarzem</w:t>
-            </w:r>
-            <w:proofErr w:type="spellEnd"/>
-            <w:r>
-              <w:t xml:space="preserve"> </w:t>
-            </w:r>
-            <w:proofErr w:type="spellStart"/>
-            <w:r>
-              <w:t>i</w:t>
-            </w:r>
-            <w:proofErr w:type="spellEnd"/>
-            <w:r>
-              <w:t xml:space="preserve"> </w:t>
-            </w:r>
-            <w:proofErr w:type="spellStart"/>
-            <w:r>
-              <w:t>wyświetlaniem</w:t>
-            </w:r>
-            <w:proofErr w:type="spellEnd"/>
-            <w:r>
-              <w:t xml:space="preserve"> </w:t>
-            </w:r>
-            <w:proofErr w:type="spellStart"/>
-            <w:r>
-              <w:t>powodu</w:t>
-            </w:r>
-            <w:proofErr w:type="spellEnd"/>
-            <w:r>
-              <w:t xml:space="preserve"> </w:t>
-            </w:r>
-            <w:proofErr w:type="spellStart"/>
-            <w:r>
-              <w:t>odrzucenia</w:t>
-            </w:r>
-            <w:proofErr w:type="spellEnd"/>
-            <w:r>
-              <w:t xml:space="preserve"> pod </w:t>
-            </w:r>
-            <w:proofErr w:type="spellStart"/>
-            <w:r>
-              <w:t>statusem</w:t>
+              <w:t xml:space="preserve"> </w:t>
+            </w:r>
+            <w:proofErr w:type="spellStart"/>
+            <w:r>
+              <w:t>nadal</w:t>
+            </w:r>
+            <w:proofErr w:type="spellEnd"/>
+            <w:r>
+              <w:t xml:space="preserve"> </w:t>
+            </w:r>
+            <w:proofErr w:type="spellStart"/>
+            <w:r>
+              <w:t>pokazuje</w:t>
+            </w:r>
+            <w:proofErr w:type="spellEnd"/>
+            <w:r>
+              <w:t xml:space="preserve"> </w:t>
+            </w:r>
+            <w:proofErr w:type="spellStart"/>
+            <w:r>
+              <w:t>pierwotne</w:t>
+            </w:r>
+            <w:proofErr w:type="spellEnd"/>
+            <w:r>
+              <w:t xml:space="preserve"> </w:t>
+            </w:r>
+            <w:proofErr w:type="spellStart"/>
+            <w:r>
+              <w:t>kwoty</w:t>
             </w:r>
             <w:proofErr w:type="spellEnd"/>
             <w:r>
@@ -3106,13 +6977,8 @@
           </w:tcPr>
           <w:p>
             <w:r>
-              <w:t xml:space="preserve">Nowa </w:t>
-            </w:r>
-            <w:proofErr w:type="spellStart"/>
-            <w:r>
-              <w:t>funkcja</w:t>
-            </w:r>
-            <w:proofErr w:type="spellEnd"/>
+              <w:t>Porządki w kodzie</w:t>
+            </w:r>
           </w:p>
         </w:tc>
         <w:tc>
@@ -3120,61 +6986,8 @@
             <w:tcW w:w="6908" w:type="dxa"/>
           </w:tcPr>
           <w:p>
-            <w:proofErr w:type="spellStart"/>
-            <w:r>
-              <w:t>Wysyłka</w:t>
-            </w:r>
-            <w:proofErr w:type="spellEnd"/>
-            <w:r>
-              <w:t xml:space="preserve"> </w:t>
-            </w:r>
-            <w:proofErr w:type="spellStart"/>
-            <w:r>
-              <w:t>oferty</w:t>
-            </w:r>
-            <w:proofErr w:type="spellEnd"/>
-            <w:r>
-              <w:t xml:space="preserve"> do </w:t>
-            </w:r>
-            <w:proofErr w:type="spellStart"/>
-            <w:r>
-              <w:t>klienta</w:t>
-            </w:r>
-            <w:proofErr w:type="spellEnd"/>
-            <w:r>
-              <w:t xml:space="preserve"> </w:t>
-            </w:r>
-            <w:proofErr w:type="spellStart"/>
-            <w:r>
-              <w:t>rozszerzona</w:t>
-            </w:r>
-            <w:proofErr w:type="spellEnd"/>
-            <w:r>
-              <w:t xml:space="preserve"> </w:t>
-            </w:r>
-            <w:proofErr w:type="spellStart"/>
-            <w:r>
-              <w:t>na</w:t>
-            </w:r>
-            <w:proofErr w:type="spellEnd"/>
-            <w:r>
-              <w:t xml:space="preserve"> </w:t>
-            </w:r>
-            <w:proofErr w:type="spellStart"/>
-            <w:r>
-              <w:t>starszego</w:t>
-            </w:r>
-            <w:proofErr w:type="spellEnd"/>
-            <w:r>
-              <w:t xml:space="preserve"> </w:t>
-            </w:r>
-            <w:proofErr w:type="spellStart"/>
-            <w:r>
-              <w:t>handlowca</w:t>
-            </w:r>
-            <w:proofErr w:type="spellEnd"/>
-            <w:r>
-              <w:t xml:space="preserve"> </w:t>
+            <w:r>
+              <w:t xml:space="preserve">Usunięty martwy generator PDF po stronie klienta (lib/pdfGenerator.ts) wraz z nieużywanymi zależnościami jspdf, jspdf-autotable i @types/jspdf — realny eksport PDF działa wyłącznie po stronie serwera (lib/serverPdf.ts) </w:t>
             </w:r>
             <w:proofErr w:type="spellStart"/>
             <w:r>
@@ -3186,1099 +6999,36 @@
             </w:r>
             <w:proofErr w:type="spellStart"/>
             <w:r>
-              <w:t>administratora</w:t>
-            </w:r>
-            <w:proofErr w:type="spellEnd"/>
-            <w:r>
-              <w:t xml:space="preserve"> — senior </w:t>
-            </w:r>
-            <w:proofErr w:type="spellStart"/>
-            <w:r>
-              <w:t>może</w:t>
-            </w:r>
-            <w:proofErr w:type="spellEnd"/>
-            <w:r>
-              <w:t xml:space="preserve"> </w:t>
-            </w:r>
-            <w:proofErr w:type="spellStart"/>
-            <w:r>
-              <w:t>wysłać</w:t>
-            </w:r>
-            <w:proofErr w:type="spellEnd"/>
-            <w:r>
-              <w:t xml:space="preserve"> </w:t>
-            </w:r>
-            <w:proofErr w:type="spellStart"/>
-            <w:r>
-              <w:t>dowolną</w:t>
-            </w:r>
-            <w:proofErr w:type="spellEnd"/>
-            <w:r>
-              <w:t xml:space="preserve"> </w:t>
-            </w:r>
-            <w:proofErr w:type="spellStart"/>
-            <w:r>
-              <w:t>zatwierdzoną</w:t>
-            </w:r>
-            <w:proofErr w:type="spellEnd"/>
-            <w:r>
-              <w:t xml:space="preserve"> </w:t>
-            </w:r>
-            <w:proofErr w:type="spellStart"/>
-            <w:r>
-              <w:t>ofertę</w:t>
-            </w:r>
-            <w:proofErr w:type="spellEnd"/>
-            <w:r>
-              <w:t xml:space="preserve"> (</w:t>
-            </w:r>
-            <w:proofErr w:type="spellStart"/>
-            <w:r>
-              <w:t>także</w:t>
-            </w:r>
-            <w:proofErr w:type="spellEnd"/>
-            <w:r>
-              <w:t xml:space="preserve"> </w:t>
-            </w:r>
-            <w:proofErr w:type="spellStart"/>
-            <w:r>
-              <w:t>cudzą</w:t>
-            </w:r>
-            <w:proofErr w:type="spellEnd"/>
-            <w:r>
-              <w:t xml:space="preserve">, </w:t>
-            </w:r>
-            <w:proofErr w:type="spellStart"/>
-            <w:r>
-              <w:t>którą</w:t>
-            </w:r>
-            <w:proofErr w:type="spellEnd"/>
-            <w:r>
-              <w:t xml:space="preserve"> </w:t>
-            </w:r>
-            <w:proofErr w:type="spellStart"/>
-            <w:r>
-              <w:t>sam</w:t>
-            </w:r>
-            <w:proofErr w:type="spellEnd"/>
-            <w:r>
-              <w:t xml:space="preserve"> </w:t>
-            </w:r>
-            <w:proofErr w:type="spellStart"/>
-            <w:r>
-              <w:t>zrecenzował</w:t>
-            </w:r>
-            <w:proofErr w:type="spellEnd"/>
-            <w:r>
-              <w:t xml:space="preserve">), administrator </w:t>
-            </w:r>
-            <w:proofErr w:type="spellStart"/>
-            <w:r>
-              <w:t>może</w:t>
-            </w:r>
-            <w:proofErr w:type="spellEnd"/>
-            <w:r>
-              <w:t xml:space="preserve"> </w:t>
-            </w:r>
-            <w:proofErr w:type="spellStart"/>
-            <w:r>
-              <w:t>wysłać</w:t>
-            </w:r>
-            <w:proofErr w:type="spellEnd"/>
-            <w:r>
-              <w:t xml:space="preserve"> </w:t>
-            </w:r>
-            <w:proofErr w:type="spellStart"/>
-            <w:r>
-              <w:t>dowolną</w:t>
-            </w:r>
-            <w:proofErr w:type="spellEnd"/>
-            <w:r>
-              <w:t xml:space="preserve"> </w:t>
-            </w:r>
-            <w:proofErr w:type="spellStart"/>
-            <w:r>
-              <w:t>zatwierdzoną</w:t>
-            </w:r>
-            <w:proofErr w:type="spellEnd"/>
-            <w:r>
-              <w:t xml:space="preserve"> </w:t>
-            </w:r>
-            <w:proofErr w:type="spellStart"/>
-            <w:r>
-              <w:t>ofertę</w:t>
-            </w:r>
-            <w:proofErr w:type="spellEnd"/>
-            <w:r>
-              <w:t xml:space="preserve"> w </w:t>
-            </w:r>
-            <w:proofErr w:type="spellStart"/>
-            <w:r>
-              <w:t>systemie</w:t>
+              <w:t>nigdy</w:t>
+            </w:r>
+            <w:proofErr w:type="spellEnd"/>
+            <w:r>
+              <w:t xml:space="preserve"> z </w:t>
+            </w:r>
+            <w:proofErr w:type="spellStart"/>
+            <w:r>
+              <w:t>nich</w:t>
+            </w:r>
+            <w:proofErr w:type="spellEnd"/>
+            <w:r>
+              <w:t xml:space="preserve"> </w:t>
+            </w:r>
+            <w:proofErr w:type="spellStart"/>
+            <w:r>
+              <w:t>nie</w:t>
+            </w:r>
+            <w:proofErr w:type="spellEnd"/>
+            <w:r>
+              <w:t xml:space="preserve"> </w:t>
+            </w:r>
+            <w:proofErr w:type="spellStart"/>
+            <w:r>
+              <w:t>korzystał</w:t>
             </w:r>
             <w:proofErr w:type="spellEnd"/>
             <w:r>
               <w:t>.</w:t>
             </w:r>
-          </w:p>
-        </w:tc>
-      </w:tr>
-      <w:tr>
-        <w:tc>
-          <w:tcPr>
-            <w:tcW w:w="1948" w:type="dxa"/>
-          </w:tcPr>
-          <w:p>
-            <w:r>
-              <w:t xml:space="preserve">Nowa </w:t>
-            </w:r>
-            <w:proofErr w:type="spellStart"/>
-            <w:r>
-              <w:t>funkcja</w:t>
-            </w:r>
-            <w:proofErr w:type="spellEnd"/>
-          </w:p>
-        </w:tc>
-        <w:tc>
-          <w:tcPr>
-            <w:tcW w:w="6908" w:type="dxa"/>
-          </w:tcPr>
-          <w:p>
-            <w:proofErr w:type="spellStart"/>
-            <w:r>
-              <w:t>Zakładki</w:t>
-            </w:r>
-            <w:proofErr w:type="spellEnd"/>
-            <w:r>
-              <w:t xml:space="preserve"> </w:t>
-            </w:r>
-            <w:proofErr w:type="spellStart"/>
-            <w:r>
-              <w:t>szybkiego</w:t>
-            </w:r>
-            <w:proofErr w:type="spellEnd"/>
-            <w:r>
-              <w:t xml:space="preserve"> </w:t>
-            </w:r>
-            <w:proofErr w:type="spellStart"/>
-            <w:r>
-              <w:t>filtrowania</w:t>
-            </w:r>
-            <w:proofErr w:type="spellEnd"/>
-            <w:r>
-              <w:t xml:space="preserve"> w </w:t>
-            </w:r>
-            <w:proofErr w:type="spellStart"/>
-            <w:r>
-              <w:t>panelu</w:t>
-            </w:r>
-            <w:proofErr w:type="spellEnd"/>
-            <w:r>
-              <w:t xml:space="preserve"> </w:t>
-            </w:r>
-            <w:proofErr w:type="spellStart"/>
-            <w:r>
-              <w:t>seniora</w:t>
-            </w:r>
-            <w:proofErr w:type="spellEnd"/>
-            <w:r>
-              <w:t xml:space="preserve"> </w:t>
-            </w:r>
-            <w:proofErr w:type="spellStart"/>
-            <w:r>
-              <w:t>i</w:t>
-            </w:r>
-            <w:proofErr w:type="spellEnd"/>
-            <w:r>
-              <w:t xml:space="preserve"> </w:t>
-            </w:r>
-            <w:proofErr w:type="spellStart"/>
-            <w:r>
-              <w:t>administratora</w:t>
-            </w:r>
-            <w:proofErr w:type="spellEnd"/>
-            <w:r>
-              <w:t>: „</w:t>
-            </w:r>
-            <w:proofErr w:type="spellStart"/>
-            <w:r>
-              <w:t>Oczekujące</w:t>
-            </w:r>
-            <w:proofErr w:type="spellEnd"/>
-            <w:r>
-              <w:t xml:space="preserve"> </w:t>
-            </w:r>
-            <w:proofErr w:type="spellStart"/>
-            <w:r>
-              <w:t>na</w:t>
-            </w:r>
-            <w:proofErr w:type="spellEnd"/>
-            <w:r>
-              <w:t xml:space="preserve"> </w:t>
-            </w:r>
-            <w:proofErr w:type="spellStart"/>
-            <w:r>
-              <w:t>weryfikację</w:t>
-            </w:r>
-            <w:proofErr w:type="spellEnd"/>
-            <w:r>
-              <w:t>”, „</w:t>
-            </w:r>
-            <w:proofErr w:type="spellStart"/>
-            <w:r>
-              <w:t>Oczekujące</w:t>
-            </w:r>
-            <w:proofErr w:type="spellEnd"/>
-            <w:r>
-              <w:t xml:space="preserve"> </w:t>
-            </w:r>
-            <w:proofErr w:type="spellStart"/>
-            <w:r>
-              <w:t>na</w:t>
-            </w:r>
-            <w:proofErr w:type="spellEnd"/>
-            <w:r>
-              <w:t xml:space="preserve"> </w:t>
-            </w:r>
-            <w:proofErr w:type="spellStart"/>
-            <w:r>
-              <w:t>wysłanie</w:t>
-            </w:r>
-            <w:proofErr w:type="spellEnd"/>
-            <w:r>
-              <w:t>”, „</w:t>
-            </w:r>
-            <w:proofErr w:type="spellStart"/>
-            <w:r>
-              <w:t>Zweryfikowane</w:t>
-            </w:r>
-            <w:proofErr w:type="spellEnd"/>
-            <w:r>
-              <w:t xml:space="preserve"> </w:t>
-            </w:r>
-            <w:proofErr w:type="spellStart"/>
-            <w:r>
-              <w:t>przeze</w:t>
-            </w:r>
-            <w:proofErr w:type="spellEnd"/>
-            <w:r>
-              <w:t xml:space="preserve"> </w:t>
-            </w:r>
-            <w:proofErr w:type="spellStart"/>
-            <w:r>
-              <w:t>mnie</w:t>
-            </w:r>
-            <w:proofErr w:type="spellEnd"/>
-            <w:r>
-              <w:t>”, „</w:t>
-            </w:r>
-            <w:proofErr w:type="spellStart"/>
-            <w:r>
-              <w:t>Wszystkie</w:t>
-            </w:r>
-            <w:proofErr w:type="spellEnd"/>
-            <w:r>
-              <w:t>”.</w:t>
-            </w:r>
-          </w:p>
-        </w:tc>
-      </w:tr>
-      <w:tr>
-        <w:tc>
-          <w:tcPr>
-            <w:tcW w:w="1948" w:type="dxa"/>
-          </w:tcPr>
-          <w:p>
-            <w:r>
-              <w:t xml:space="preserve">Nowa </w:t>
-            </w:r>
-            <w:proofErr w:type="spellStart"/>
-            <w:r>
-              <w:t>funkcja</w:t>
-            </w:r>
-            <w:proofErr w:type="spellEnd"/>
-          </w:p>
-        </w:tc>
-        <w:tc>
-          <w:tcPr>
-            <w:tcW w:w="6908" w:type="dxa"/>
-          </w:tcPr>
-          <w:p>
-            <w:proofErr w:type="spellStart"/>
-            <w:r>
-              <w:t>Sortowanie</w:t>
-            </w:r>
-            <w:proofErr w:type="spellEnd"/>
-            <w:r>
-              <w:t xml:space="preserve"> </w:t>
-            </w:r>
-            <w:proofErr w:type="spellStart"/>
-            <w:r>
-              <w:t>listy</w:t>
-            </w:r>
-            <w:proofErr w:type="spellEnd"/>
-            <w:r>
-              <w:t xml:space="preserve"> w „Moje </w:t>
-            </w:r>
-            <w:proofErr w:type="spellStart"/>
-            <w:r>
-              <w:t>Oferty</w:t>
-            </w:r>
-            <w:proofErr w:type="spellEnd"/>
-            <w:r>
-              <w:t xml:space="preserve">” po </w:t>
-            </w:r>
-            <w:proofErr w:type="spellStart"/>
-            <w:r>
-              <w:t>dacie</w:t>
-            </w:r>
-            <w:proofErr w:type="spellEnd"/>
-            <w:r>
-              <w:t xml:space="preserve">, </w:t>
-            </w:r>
-            <w:proofErr w:type="spellStart"/>
-            <w:r>
-              <w:t>nazwie</w:t>
-            </w:r>
-            <w:proofErr w:type="spellEnd"/>
-            <w:r>
-              <w:t xml:space="preserve">, </w:t>
-            </w:r>
-            <w:proofErr w:type="spellStart"/>
-            <w:r>
-              <w:t>wartości</w:t>
-            </w:r>
-            <w:proofErr w:type="spellEnd"/>
-            <w:r>
-              <w:t xml:space="preserve"> </w:t>
-            </w:r>
-            <w:proofErr w:type="spellStart"/>
-            <w:r>
-              <w:t>i</w:t>
-            </w:r>
-            <w:proofErr w:type="spellEnd"/>
-            <w:r>
-              <w:t xml:space="preserve"> </w:t>
-            </w:r>
-            <w:proofErr w:type="spellStart"/>
-            <w:r>
-              <w:t>statusie</w:t>
-            </w:r>
-            <w:proofErr w:type="spellEnd"/>
-            <w:r>
-              <w:t xml:space="preserve"> (</w:t>
-            </w:r>
-            <w:proofErr w:type="spellStart"/>
-            <w:r>
-              <w:t>rosnąco</w:t>
-            </w:r>
-            <w:proofErr w:type="spellEnd"/>
-            <w:r>
-              <w:t>/</w:t>
-            </w:r>
-            <w:proofErr w:type="spellStart"/>
-            <w:r>
-              <w:t>malejąco</w:t>
-            </w:r>
-            <w:proofErr w:type="spellEnd"/>
-            <w:r>
-              <w:t xml:space="preserve">), </w:t>
-            </w:r>
-            <w:proofErr w:type="spellStart"/>
-            <w:r>
-              <w:t>domyślnie</w:t>
-            </w:r>
-            <w:proofErr w:type="spellEnd"/>
-            <w:r>
-              <w:t xml:space="preserve"> </w:t>
-            </w:r>
-            <w:proofErr w:type="spellStart"/>
-            <w:r>
-              <w:t>najnowsze</w:t>
-            </w:r>
-            <w:proofErr w:type="spellEnd"/>
-            <w:r>
-              <w:t xml:space="preserve"> </w:t>
-            </w:r>
-            <w:proofErr w:type="spellStart"/>
-            <w:r>
-              <w:t>oferty</w:t>
-            </w:r>
-            <w:proofErr w:type="spellEnd"/>
-            <w:r>
-              <w:t xml:space="preserve"> </w:t>
-            </w:r>
-            <w:proofErr w:type="spellStart"/>
-            <w:r>
-              <w:t>na</w:t>
-            </w:r>
-            <w:proofErr w:type="spellEnd"/>
-            <w:r>
-              <w:t xml:space="preserve"> </w:t>
-            </w:r>
-            <w:proofErr w:type="spellStart"/>
-            <w:r>
-              <w:t>górze</w:t>
-            </w:r>
-            <w:proofErr w:type="spellEnd"/>
-            <w:r>
-              <w:t>.</w:t>
-            </w:r>
-          </w:p>
-        </w:tc>
-      </w:tr>
-      <w:tr>
-        <w:tc>
-          <w:tcPr>
-            <w:tcW w:w="1948" w:type="dxa"/>
-          </w:tcPr>
-          <w:p>
-            <w:r>
-              <w:t>Nowa funkcja</w:t>
-            </w:r>
-            <w:proofErr w:type="spellStart"/>
-            <w:proofErr w:type="spellEnd"/>
-          </w:p>
-        </w:tc>
-        <w:tc>
-          <w:tcPr>
-            <w:tcW w:w="6908" w:type="dxa"/>
-          </w:tcPr>
-          <w:p>
-            <w:proofErr w:type="spellStart"/>
-            <w:r>
-              <w:t>Oferta zapisuje walutę wybraną przez handlowca oraz kurs EUR/PLN z chwili zapisu. Listy ofert (Moje Oferty, panel starszego, panel administratora) pokazują każdą ofertę w jej własnej walucie.</w:t>
-            </w:r>
-            <w:proofErr w:type="spellEnd"/>
-            <w:proofErr w:type="spellStart"/>
-            <w:proofErr w:type="spellEnd"/>
-            <w:proofErr w:type="spellStart"/>
-            <w:proofErr w:type="spellEnd"/>
-            <w:proofErr w:type="spellStart"/>
-            <w:proofErr w:type="spellEnd"/>
-            <w:proofErr w:type="spellStart"/>
-            <w:proofErr w:type="spellEnd"/>
-            <w:proofErr w:type="spellStart"/>
-            <w:proofErr w:type="spellEnd"/>
-            <w:proofErr w:type="spellStart"/>
-            <w:proofErr w:type="spellEnd"/>
-            <w:proofErr w:type="spellStart"/>
-            <w:proofErr w:type="spellEnd"/>
-            <w:proofErr w:type="spellStart"/>
-            <w:proofErr w:type="spellEnd"/>
-            <w:proofErr w:type="spellStart"/>
-            <w:proofErr w:type="spellEnd"/>
-            <w:proofErr w:type="spellStart"/>
-            <w:proofErr w:type="spellEnd"/>
-            <w:proofErr w:type="spellStart"/>
-            <w:proofErr w:type="spellEnd"/>
-            <w:proofErr w:type="spellStart"/>
-            <w:proofErr w:type="spellEnd"/>
-            <w:proofErr w:type="spellStart"/>
-            <w:proofErr w:type="spellEnd"/>
-            <w:proofErr w:type="spellStart"/>
-            <w:proofErr w:type="spellEnd"/>
-          </w:p>
-        </w:tc>
-      </w:tr>
-      <w:tr>
-        <w:tc>
-          <w:tcPr>
-            <w:tcW w:w="1948" w:type="dxa"/>
-          </w:tcPr>
-          <w:p>
-            <w:r>
-              <w:t>Nowa funkcja</w:t>
-            </w:r>
-            <w:proofErr w:type="spellStart"/>
-            <w:proofErr w:type="spellEnd"/>
-          </w:p>
-        </w:tc>
-        <w:tc>
-          <w:tcPr>
-            <w:tcW w:w="6908" w:type="dxa"/>
-          </w:tcPr>
-          <w:p>
-            <w:proofErr w:type="spellStart"/>
-            <w:r>
-              <w:t>Kurs zamrożony w ofercie. Późniejsza zmiana kursu przez administratora nie przelicza ofert zapisanych, oczekujących na zatwierdzenie ani wysłanych — kwoty raz przedstawione klientowi pozostają niezmienione.</w:t>
-            </w:r>
-            <w:proofErr w:type="spellEnd"/>
-            <w:proofErr w:type="spellStart"/>
-            <w:proofErr w:type="spellEnd"/>
-            <w:proofErr w:type="spellStart"/>
-            <w:proofErr w:type="spellEnd"/>
-            <w:proofErr w:type="spellStart"/>
-            <w:proofErr w:type="spellEnd"/>
-            <w:proofErr w:type="spellStart"/>
-            <w:proofErr w:type="spellEnd"/>
-            <w:proofErr w:type="spellStart"/>
-            <w:proofErr w:type="spellEnd"/>
-            <w:proofErr w:type="spellStart"/>
-            <w:proofErr w:type="spellEnd"/>
-            <w:proofErr w:type="spellStart"/>
-            <w:proofErr w:type="spellEnd"/>
-            <w:proofErr w:type="spellStart"/>
-            <w:proofErr w:type="spellEnd"/>
-            <w:proofErr w:type="spellStart"/>
-            <w:proofErr w:type="spellEnd"/>
-            <w:proofErr w:type="spellStart"/>
-            <w:proofErr w:type="spellEnd"/>
-            <w:proofErr w:type="spellStart"/>
-            <w:proofErr w:type="spellEnd"/>
-            <w:proofErr w:type="spellStart"/>
-            <w:proofErr w:type="spellEnd"/>
-            <w:proofErr w:type="spellStart"/>
-            <w:proofErr w:type="spellEnd"/>
-            <w:proofErr w:type="spellStart"/>
-            <w:proofErr w:type="spellEnd"/>
-          </w:p>
-        </w:tc>
-      </w:tr>
-      <w:tr>
-        <w:tc>
-          <w:tcPr>
-            <w:tcW w:w="1948" w:type="dxa"/>
-          </w:tcPr>
-          <w:p>
-            <w:r>
-              <w:t>Nowa funkcja</w:t>
-            </w:r>
-            <w:proofErr w:type="spellStart"/>
-            <w:proofErr w:type="spellEnd"/>
-          </w:p>
-        </w:tc>
-        <w:tc>
-          <w:tcPr>
-            <w:tcW w:w="6908" w:type="dxa"/>
-          </w:tcPr>
-          <w:p>
-            <w:proofErr w:type="spellStart"/>
-            <w:r>
-              <w:t>Nazwa oferty jest opcjonalna. Jeśli handlowiec jej nie poda, oferta otrzymuje automatyczną nazwę zastępczą „offer_&lt;numer&gt;” (np. offer_30) — nie ma już ofert bez tytułu.</w:t>
-            </w:r>
-            <w:proofErr w:type="spellEnd"/>
-            <w:proofErr w:type="spellStart"/>
-            <w:proofErr w:type="spellEnd"/>
-            <w:proofErr w:type="spellStart"/>
-            <w:proofErr w:type="spellEnd"/>
-            <w:proofErr w:type="spellStart"/>
-            <w:proofErr w:type="spellEnd"/>
-            <w:proofErr w:type="spellStart"/>
-            <w:proofErr w:type="spellEnd"/>
-            <w:proofErr w:type="spellStart"/>
-            <w:proofErr w:type="spellEnd"/>
-            <w:proofErr w:type="spellStart"/>
-            <w:proofErr w:type="spellEnd"/>
-            <w:proofErr w:type="spellStart"/>
-            <w:proofErr w:type="spellEnd"/>
-            <w:proofErr w:type="spellStart"/>
-            <w:proofErr w:type="spellEnd"/>
-            <w:proofErr w:type="spellStart"/>
-            <w:proofErr w:type="spellEnd"/>
-            <w:proofErr w:type="spellStart"/>
-            <w:proofErr w:type="spellEnd"/>
-            <w:proofErr w:type="spellStart"/>
-            <w:proofErr w:type="spellEnd"/>
-            <w:proofErr w:type="spellStart"/>
-            <w:proofErr w:type="spellEnd"/>
-            <w:proofErr w:type="spellStart"/>
-            <w:proofErr w:type="spellEnd"/>
-            <w:proofErr w:type="spellStart"/>
-            <w:proofErr w:type="spellEnd"/>
-          </w:p>
-        </w:tc>
-      </w:tr>
-      <w:tr>
-        <w:tc>
-          <w:tcPr>
-            <w:tcW w:w="1948" w:type="dxa"/>
-          </w:tcPr>
-          <w:p>
-            <w:r>
-              <w:t>Nowa funkcja</w:t>
-            </w:r>
-            <w:proofErr w:type="spellStart"/>
-            <w:proofErr w:type="spellEnd"/>
-          </w:p>
-        </w:tc>
-        <w:tc>
-          <w:tcPr>
-            <w:tcW w:w="6908" w:type="dxa"/>
-          </w:tcPr>
-          <w:p>
-            <w:proofErr w:type="spellStart"/>
-            <w:r>
-              <w:t>Pod nazwą każdej oferty — w „Moje Oferty”, panelu starszego handlowca i panelu administratora — wyświetlany jest jej numer w formacie „offer_&lt;ID&gt;”, drobnym, wyszarzonym drukiem. Numer stoi zawsze w tym samym miejscu, także wtedy, gdy jest jednocześnie tytułem oferty, dzięki czemu listę można skanować wzrokiem po jednej kolumnie.</w:t>
-            </w:r>
-            <w:proofErr w:type="spellEnd"/>
-            <w:proofErr w:type="spellStart"/>
-            <w:proofErr w:type="spellEnd"/>
-            <w:proofErr w:type="spellStart"/>
-            <w:proofErr w:type="spellEnd"/>
-            <w:proofErr w:type="spellStart"/>
-            <w:proofErr w:type="spellEnd"/>
-            <w:proofErr w:type="spellStart"/>
-            <w:proofErr w:type="spellEnd"/>
-            <w:proofErr w:type="spellStart"/>
-            <w:proofErr w:type="spellEnd"/>
-            <w:proofErr w:type="spellStart"/>
-            <w:proofErr w:type="spellEnd"/>
-            <w:proofErr w:type="spellStart"/>
-            <w:proofErr w:type="spellEnd"/>
-            <w:proofErr w:type="spellStart"/>
-            <w:proofErr w:type="spellEnd"/>
-            <w:proofErr w:type="spellStart"/>
-            <w:proofErr w:type="spellEnd"/>
-            <w:proofErr w:type="spellStart"/>
-            <w:proofErr w:type="spellEnd"/>
-            <w:proofErr w:type="spellStart"/>
-            <w:proofErr w:type="spellEnd"/>
-            <w:proofErr w:type="spellStart"/>
-            <w:proofErr w:type="spellEnd"/>
-            <w:proofErr w:type="spellStart"/>
-            <w:proofErr w:type="spellEnd"/>
-            <w:proofErr w:type="spellStart"/>
-            <w:proofErr w:type="spellEnd"/>
-          </w:p>
-        </w:tc>
-      </w:tr>
-      <w:tr>
-        <w:tc>
-          <w:tcPr>
-            <w:tcW w:w="1948" w:type="dxa"/>
-          </w:tcPr>
-          <w:p>
-            <w:r>
-              <w:t>Nowa funkcja</w:t>
-            </w:r>
-            <w:proofErr w:type="spellStart"/>
-            <w:proofErr w:type="spellEnd"/>
-          </w:p>
-        </w:tc>
-        <w:tc>
-          <w:tcPr>
-            <w:tcW w:w="6908" w:type="dxa"/>
-          </w:tcPr>
-          <w:p>
-            <w:proofErr w:type="spellStart"/>
-            <w:r>
-              <w:t>Wyszukiwarka ofert na wszystkich trzech listach. Ofertę można znaleźć po nazwie własnej, po nazwie zastępczej („offer_30”) oraz po samym numerze. W panelu administratora wyszukiwanie łączy się z istniejącymi filtrami i zakładkami.</w:t>
-            </w:r>
-            <w:proofErr w:type="spellEnd"/>
-            <w:proofErr w:type="spellStart"/>
-            <w:proofErr w:type="spellEnd"/>
-            <w:proofErr w:type="spellStart"/>
-            <w:proofErr w:type="spellEnd"/>
-            <w:proofErr w:type="spellStart"/>
-            <w:proofErr w:type="spellEnd"/>
-            <w:proofErr w:type="spellStart"/>
-            <w:proofErr w:type="spellEnd"/>
-            <w:proofErr w:type="spellStart"/>
-            <w:proofErr w:type="spellEnd"/>
-            <w:proofErr w:type="spellStart"/>
-            <w:proofErr w:type="spellEnd"/>
-            <w:proofErr w:type="spellStart"/>
-            <w:proofErr w:type="spellEnd"/>
-            <w:proofErr w:type="spellStart"/>
-            <w:proofErr w:type="spellEnd"/>
-            <w:proofErr w:type="spellStart"/>
-            <w:proofErr w:type="spellEnd"/>
-            <w:proofErr w:type="spellStart"/>
-            <w:proofErr w:type="spellEnd"/>
-            <w:proofErr w:type="spellStart"/>
-            <w:proofErr w:type="spellEnd"/>
-            <w:proofErr w:type="spellStart"/>
-            <w:proofErr w:type="spellEnd"/>
-            <w:proofErr w:type="spellStart"/>
-            <w:proofErr w:type="spellEnd"/>
-            <w:proofErr w:type="spellStart"/>
-            <w:proofErr w:type="spellEnd"/>
-          </w:p>
-        </w:tc>
-      </w:tr>
-      <w:tr>
-        <w:tc>
-          <w:tcPr>
-            <w:tcW w:w="1948" w:type="dxa"/>
-          </w:tcPr>
-          <w:p>
-            <w:r>
-              <w:t>Poprawka błędu</w:t>
-            </w:r>
-            <w:proofErr w:type="spellStart"/>
-            <w:proofErr w:type="spellEnd"/>
-          </w:p>
-        </w:tc>
-        <w:tc>
-          <w:tcPr>
-            <w:tcW w:w="6908" w:type="dxa"/>
-          </w:tcPr>
-          <w:p>
-            <w:proofErr w:type="spellStart"/>
-            <w:r>
-              <w:t>Oferta bez nazwy własnej po ponownym zapisie dostawała na stałe nazwę „offer_14”, a raz nadanej nazwy nie dało się wyczyścić — puste pole wracało do poprzedniej wartości. Aplikacja rozróżnia teraz nazwę wpisaną przez handlowca od nazwy wyświetlanej.</w:t>
-            </w:r>
-            <w:proofErr w:type="spellEnd"/>
-            <w:proofErr w:type="spellStart"/>
-            <w:proofErr w:type="spellEnd"/>
-            <w:proofErr w:type="spellStart"/>
-            <w:proofErr w:type="spellEnd"/>
-            <w:proofErr w:type="spellStart"/>
-            <w:proofErr w:type="spellEnd"/>
-            <w:proofErr w:type="spellStart"/>
-            <w:proofErr w:type="spellEnd"/>
-            <w:proofErr w:type="spellStart"/>
-            <w:proofErr w:type="spellEnd"/>
-            <w:proofErr w:type="spellStart"/>
-            <w:proofErr w:type="spellEnd"/>
-            <w:proofErr w:type="spellStart"/>
-            <w:proofErr w:type="spellEnd"/>
-            <w:proofErr w:type="spellStart"/>
-            <w:proofErr w:type="spellEnd"/>
-            <w:proofErr w:type="spellStart"/>
-            <w:proofErr w:type="spellEnd"/>
-            <w:proofErr w:type="spellStart"/>
-            <w:proofErr w:type="spellEnd"/>
-            <w:proofErr w:type="spellStart"/>
-            <w:proofErr w:type="spellEnd"/>
-            <w:proofErr w:type="spellStart"/>
-            <w:proofErr w:type="spellEnd"/>
-            <w:proofErr w:type="spellStart"/>
-            <w:proofErr w:type="spellEnd"/>
-            <w:proofErr w:type="spellStart"/>
-            <w:proofErr w:type="spellEnd"/>
-          </w:p>
-        </w:tc>
-      </w:tr>
-      <w:tr>
-        <w:tc>
-          <w:tcPr>
-            <w:tcW w:w="1948" w:type="dxa"/>
-          </w:tcPr>
-          <w:p>
-            <w:r>
-              <w:t>Poprawka błędu</w:t>
-            </w:r>
-            <w:proofErr w:type="spellStart"/>
-            <w:proofErr w:type="spellEnd"/>
-          </w:p>
-        </w:tc>
-        <w:tc>
-          <w:tcPr>
-            <w:tcW w:w="6908" w:type="dxa"/>
-          </w:tcPr>
-          <w:p>
-            <w:proofErr w:type="spellStart"/>
-            <w:r>
-              <w:t>Duplikat oferty bez nazwy własnej nazywał się dosłownie „Kopia null”. Kopia dziedziczy teraz nazwę wyświetlaną oryginału.</w:t>
-            </w:r>
-            <w:proofErr w:type="spellEnd"/>
-            <w:proofErr w:type="spellStart"/>
-            <w:proofErr w:type="spellEnd"/>
-            <w:proofErr w:type="spellStart"/>
-            <w:proofErr w:type="spellEnd"/>
-            <w:proofErr w:type="spellStart"/>
-            <w:proofErr w:type="spellEnd"/>
-            <w:proofErr w:type="spellStart"/>
-            <w:proofErr w:type="spellEnd"/>
-            <w:proofErr w:type="spellStart"/>
-            <w:proofErr w:type="spellEnd"/>
-            <w:proofErr w:type="spellStart"/>
-            <w:proofErr w:type="spellEnd"/>
-            <w:proofErr w:type="spellStart"/>
-            <w:proofErr w:type="spellEnd"/>
-            <w:proofErr w:type="spellStart"/>
-            <w:proofErr w:type="spellEnd"/>
-            <w:proofErr w:type="spellStart"/>
-            <w:proofErr w:type="spellEnd"/>
-            <w:proofErr w:type="spellStart"/>
-            <w:proofErr w:type="spellEnd"/>
-            <w:proofErr w:type="spellStart"/>
-            <w:proofErr w:type="spellEnd"/>
-            <w:proofErr w:type="spellStart"/>
-            <w:proofErr w:type="spellEnd"/>
-            <w:proofErr w:type="spellStart"/>
-            <w:proofErr w:type="spellEnd"/>
-            <w:proofErr w:type="spellStart"/>
-            <w:proofErr w:type="spellEnd"/>
-          </w:p>
-        </w:tc>
-      </w:tr>
-      <w:tr>
-        <w:tc>
-          <w:tcPr>
-            <w:tcW w:w="1948" w:type="dxa"/>
-          </w:tcPr>
-          <w:p>
-            <w:r>
-              <w:t>Nowa funkcja</w:t>
-            </w:r>
-            <w:proofErr w:type="spellStart"/>
-            <w:proofErr w:type="spellEnd"/>
-          </w:p>
-        </w:tc>
-        <w:tc>
-          <w:tcPr>
-            <w:tcW w:w="6908" w:type="dxa"/>
-          </w:tcPr>
-          <w:p>
-            <w:proofErr w:type="spellStart"/>
-            <w:r>
-              <w:t>Administrator ma na własnych ofertach te same możliwości co starszy handlowiec: edycja w kalkulatorze, PDF, Excel, duplikowanie, usuwanie i wysyłka do klienta. Wcześniej administrator mógł stworzyć ofertę, ale nie miał przy niej żadnych przycisków. Oferty ze statusem „wysłana” pozostają tylko do odczytu dla wszystkich ról, łącznie z administratorem.</w:t>
-            </w:r>
-            <w:proofErr w:type="spellEnd"/>
-            <w:proofErr w:type="spellStart"/>
-            <w:proofErr w:type="spellEnd"/>
-            <w:proofErr w:type="spellStart"/>
-            <w:proofErr w:type="spellEnd"/>
-            <w:proofErr w:type="spellStart"/>
-            <w:proofErr w:type="spellEnd"/>
-            <w:proofErr w:type="spellStart"/>
-            <w:proofErr w:type="spellEnd"/>
-            <w:proofErr w:type="spellStart"/>
-            <w:proofErr w:type="spellEnd"/>
-            <w:proofErr w:type="spellStart"/>
-            <w:proofErr w:type="spellEnd"/>
-            <w:proofErr w:type="spellStart"/>
-            <w:proofErr w:type="spellEnd"/>
-            <w:proofErr w:type="spellStart"/>
-            <w:proofErr w:type="spellEnd"/>
-            <w:proofErr w:type="spellStart"/>
-            <w:proofErr w:type="spellEnd"/>
-            <w:proofErr w:type="spellStart"/>
-            <w:proofErr w:type="spellEnd"/>
-            <w:proofErr w:type="spellStart"/>
-            <w:proofErr w:type="spellEnd"/>
-            <w:proofErr w:type="spellStart"/>
-            <w:proofErr w:type="spellEnd"/>
-            <w:proofErr w:type="spellStart"/>
-            <w:proofErr w:type="spellEnd"/>
-            <w:proofErr w:type="spellStart"/>
-            <w:proofErr w:type="spellEnd"/>
-          </w:p>
-        </w:tc>
-      </w:tr>
-    </w:tbl>
-    <w:p>
-      <w:pPr>
-        <w:spacing w:before="240" w:after="40"/>
-      </w:pPr>
-      <w:proofErr w:type="spellStart"/>
-      <w:r>
-        <w:rPr>
-          <w:b/>
-          <w:color w:val="2B57A6"/>
-          <w:sz w:val="26"/>
-        </w:rPr>
-        <w:t>Eksport</w:t>
-      </w:r>
-      <w:proofErr w:type="spellEnd"/>
-      <w:r>
-        <w:rPr>
-          <w:b/>
-          <w:color w:val="2B57A6"/>
-          <w:sz w:val="26"/>
-        </w:rPr>
-        <w:t xml:space="preserve"> PDF</w:t>
-      </w:r>
-    </w:p>
-    <w:p>
-      <w:pPr>
-        <w:spacing w:after="80"/>
-      </w:pPr>
-      <w:proofErr w:type="spellStart"/>
-      <w:r>
-        <w:rPr>
-          <w:i/>
-          <w:color w:val="666666"/>
-          <w:sz w:val="18"/>
-        </w:rPr>
-        <w:t>Wygląd</w:t>
-      </w:r>
-      <w:proofErr w:type="spellEnd"/>
-      <w:r>
-        <w:rPr>
-          <w:i/>
-          <w:color w:val="666666"/>
-          <w:sz w:val="18"/>
-        </w:rPr>
-        <w:t xml:space="preserve"> </w:t>
-      </w:r>
-      <w:proofErr w:type="spellStart"/>
-      <w:r>
-        <w:rPr>
-          <w:i/>
-          <w:color w:val="666666"/>
-          <w:sz w:val="18"/>
-        </w:rPr>
-        <w:t>i</w:t>
-      </w:r>
-      <w:proofErr w:type="spellEnd"/>
-      <w:r>
-        <w:rPr>
-          <w:i/>
-          <w:color w:val="666666"/>
-          <w:sz w:val="18"/>
-        </w:rPr>
-        <w:t xml:space="preserve"> </w:t>
-      </w:r>
-      <w:proofErr w:type="spellStart"/>
-      <w:r>
-        <w:rPr>
-          <w:i/>
-          <w:color w:val="666666"/>
-          <w:sz w:val="18"/>
-        </w:rPr>
-        <w:t>zawartość</w:t>
-      </w:r>
-      <w:proofErr w:type="spellEnd"/>
-      <w:r>
-        <w:rPr>
-          <w:i/>
-          <w:color w:val="666666"/>
-          <w:sz w:val="18"/>
-        </w:rPr>
-        <w:t xml:space="preserve"> </w:t>
-      </w:r>
-      <w:proofErr w:type="spellStart"/>
-      <w:r>
-        <w:rPr>
-          <w:i/>
-          <w:color w:val="666666"/>
-          <w:sz w:val="18"/>
-        </w:rPr>
-        <w:t>oferty</w:t>
-      </w:r>
-      <w:proofErr w:type="spellEnd"/>
-      <w:r>
-        <w:rPr>
-          <w:i/>
-          <w:color w:val="666666"/>
-          <w:sz w:val="18"/>
-        </w:rPr>
-        <w:t xml:space="preserve"> PDF, </w:t>
-      </w:r>
-      <w:proofErr w:type="spellStart"/>
-      <w:r>
-        <w:rPr>
-          <w:i/>
-          <w:color w:val="666666"/>
-          <w:sz w:val="18"/>
-        </w:rPr>
-        <w:t>dane</w:t>
-      </w:r>
-      <w:proofErr w:type="spellEnd"/>
-      <w:r>
-        <w:rPr>
-          <w:i/>
-          <w:color w:val="666666"/>
-          <w:sz w:val="18"/>
-        </w:rPr>
-        <w:t xml:space="preserve"> </w:t>
-      </w:r>
-      <w:proofErr w:type="spellStart"/>
-      <w:r>
-        <w:rPr>
-          <w:i/>
-          <w:color w:val="666666"/>
-          <w:sz w:val="18"/>
-        </w:rPr>
-        <w:t>klienta</w:t>
-      </w:r>
-      <w:proofErr w:type="spellEnd"/>
-      <w:r>
-        <w:rPr>
-          <w:i/>
-          <w:color w:val="666666"/>
-          <w:sz w:val="18"/>
-        </w:rPr>
-        <w:t>.</w:t>
-      </w:r>
-    </w:p>
-    <w:tbl>
-      <w:tblPr>
-        <w:tblStyle w:val="Tabela-Siatka"/>
-        <w:tblW w:w="0" w:type="auto"/>
-        <w:tblLook w:val="04A0" w:firstRow="1" w:lastRow="0" w:firstColumn="1" w:lastColumn="0" w:noHBand="0" w:noVBand="1"/>
-      </w:tblPr>
-      <w:tblGrid>
-        <w:gridCol w:w="1944"/>
-        <w:gridCol w:w="6912"/>
-      </w:tblGrid>
-      <w:tr>
-        <w:tc>
-          <w:tcPr>
-            <w:tcW w:w="1984" w:type="dxa"/>
-            <w:shd w:val="clear" w:color="auto" w:fill="EEF2F8"/>
-          </w:tcPr>
-          <w:p>
-            <w:proofErr w:type="spellStart"/>
-            <w:r>
-              <w:rPr>
-                <w:b/>
-                <w:color w:val="1F2A44"/>
-              </w:rPr>
-              <w:t>Typ</w:t>
-            </w:r>
-            <w:proofErr w:type="spellEnd"/>
-          </w:p>
-        </w:tc>
-        <w:tc>
-          <w:tcPr>
-            <w:tcW w:w="7087" w:type="dxa"/>
-            <w:shd w:val="clear" w:color="auto" w:fill="EEF2F8"/>
-          </w:tcPr>
-          <w:p>
-            <w:proofErr w:type="spellStart"/>
-            <w:r>
-              <w:rPr>
-                <w:b/>
-                <w:color w:val="1F2A44"/>
-              </w:rPr>
-              <w:t>Opis</w:t>
-            </w:r>
-            <w:proofErr w:type="spellEnd"/>
-            <w:r>
-              <w:rPr>
-                <w:b/>
-                <w:color w:val="1F2A44"/>
-              </w:rPr>
-              <w:t xml:space="preserve"> </w:t>
-            </w:r>
-            <w:proofErr w:type="spellStart"/>
-            <w:r>
-              <w:rPr>
-                <w:b/>
-                <w:color w:val="1F2A44"/>
-              </w:rPr>
-              <w:t>zmiany</w:t>
-            </w:r>
-            <w:proofErr w:type="spellEnd"/>
-          </w:p>
-        </w:tc>
-      </w:tr>
-      <w:tr>
-        <w:tc>
-          <w:tcPr>
-            <w:tcW w:w="1948" w:type="dxa"/>
-          </w:tcPr>
-          <w:p>
-            <w:r>
-              <w:t>Nowa funkcja</w:t>
-            </w:r>
-          </w:p>
-        </w:tc>
-        <w:tc>
-          <w:tcPr>
-            <w:tcW w:w="6908" w:type="dxa"/>
-          </w:tcPr>
-          <w:p>
-            <w:r>
-              <w:t>PDF generuje się w walucie oferty. Przy ofercie w złotówkach w stopce dokumentu pojawia się użyty kurs przeliczeniowy (np. „1 EUR = 4,30 PLN — kurs z dnia wyceny”). PDF wygenerowany ponownie po zmianie kursu przez administratora nadal pokazuje pierwotne kwoty oferty.</w:t>
-            </w:r>
-            <w:proofErr w:type="spellStart"/>
-            <w:proofErr w:type="spellEnd"/>
           </w:p>
         </w:tc>
       </w:tr>
@@ -4576,7 +7326,6 @@
             </w:r>
             <w:proofErr w:type="spellStart"/>
             <w:r>
-              <w:lastRenderedPageBreak/>
               <w:t>komplet</w:t>
             </w:r>
             <w:proofErr w:type="spellEnd"/>
@@ -4665,9 +7414,13 @@
           </w:tcPr>
           <w:p>
             <w:r>
-              <w:t>Nowa funkcja</w:t>
-            </w:r>
-            <w:proofErr w:type="spellStart"/>
+              <w:lastRenderedPageBreak/>
+              <w:t xml:space="preserve">Nowa </w:t>
+            </w:r>
+            <w:proofErr w:type="spellStart"/>
+            <w:r>
+              <w:t>funkcja</w:t>
+            </w:r>
             <w:proofErr w:type="spellEnd"/>
           </w:p>
         </w:tc>
@@ -4678,47 +7431,108 @@
           <w:p>
             <w:proofErr w:type="spellStart"/>
             <w:r>
-              <w:t>Przełącznik EURO / PLN oraz ekran „Ustawienia” przetłumaczone na wszystkie cztery języki (polski, angielski, czeski, niemiecki).</w:t>
-            </w:r>
-            <w:proofErr w:type="spellEnd"/>
-            <w:proofErr w:type="spellStart"/>
-            <w:proofErr w:type="spellEnd"/>
-            <w:proofErr w:type="spellStart"/>
-            <w:proofErr w:type="spellEnd"/>
-            <w:proofErr w:type="spellStart"/>
-            <w:proofErr w:type="spellEnd"/>
-            <w:proofErr w:type="spellStart"/>
-            <w:proofErr w:type="spellEnd"/>
-            <w:proofErr w:type="spellStart"/>
-            <w:proofErr w:type="spellEnd"/>
-            <w:proofErr w:type="spellStart"/>
-            <w:proofErr w:type="spellEnd"/>
-            <w:proofErr w:type="spellStart"/>
-            <w:proofErr w:type="spellEnd"/>
-            <w:proofErr w:type="spellStart"/>
-            <w:proofErr w:type="spellEnd"/>
-            <w:proofErr w:type="spellStart"/>
-            <w:proofErr w:type="spellEnd"/>
-            <w:proofErr w:type="spellStart"/>
-            <w:proofErr w:type="spellEnd"/>
-            <w:proofErr w:type="spellStart"/>
-            <w:proofErr w:type="spellEnd"/>
-            <w:proofErr w:type="spellStart"/>
-            <w:proofErr w:type="spellEnd"/>
-            <w:proofErr w:type="spellStart"/>
-            <w:proofErr w:type="spellEnd"/>
-            <w:proofErr w:type="spellStart"/>
-            <w:proofErr w:type="spellEnd"/>
-            <w:proofErr w:type="spellStart"/>
-            <w:proofErr w:type="spellEnd"/>
-            <w:proofErr w:type="spellStart"/>
-            <w:proofErr w:type="spellEnd"/>
-            <w:proofErr w:type="spellStart"/>
-            <w:proofErr w:type="spellEnd"/>
-            <w:proofErr w:type="spellStart"/>
-            <w:proofErr w:type="spellEnd"/>
-            <w:proofErr w:type="spellStart"/>
-            <w:proofErr w:type="spellEnd"/>
+              <w:t>Przełącznik</w:t>
+            </w:r>
+            <w:proofErr w:type="spellEnd"/>
+            <w:r>
+              <w:t xml:space="preserve"> EURO / PLN </w:t>
+            </w:r>
+            <w:proofErr w:type="spellStart"/>
+            <w:r>
+              <w:t>oraz</w:t>
+            </w:r>
+            <w:proofErr w:type="spellEnd"/>
+            <w:r>
+              <w:t xml:space="preserve"> </w:t>
+            </w:r>
+            <w:proofErr w:type="spellStart"/>
+            <w:r>
+              <w:t>ekran</w:t>
+            </w:r>
+            <w:proofErr w:type="spellEnd"/>
+            <w:r>
+              <w:t xml:space="preserve"> „</w:t>
+            </w:r>
+            <w:proofErr w:type="spellStart"/>
+            <w:r>
+              <w:t>Ustawienia</w:t>
+            </w:r>
+            <w:proofErr w:type="spellEnd"/>
+            <w:r>
+              <w:t xml:space="preserve">” </w:t>
+            </w:r>
+            <w:proofErr w:type="spellStart"/>
+            <w:r>
+              <w:t>przetłumaczone</w:t>
+            </w:r>
+            <w:proofErr w:type="spellEnd"/>
+            <w:r>
+              <w:t xml:space="preserve"> </w:t>
+            </w:r>
+            <w:proofErr w:type="spellStart"/>
+            <w:r>
+              <w:t>na</w:t>
+            </w:r>
+            <w:proofErr w:type="spellEnd"/>
+            <w:r>
+              <w:t xml:space="preserve"> </w:t>
+            </w:r>
+            <w:proofErr w:type="spellStart"/>
+            <w:r>
+              <w:t>wszystkie</w:t>
+            </w:r>
+            <w:proofErr w:type="spellEnd"/>
+            <w:r>
+              <w:t xml:space="preserve"> </w:t>
+            </w:r>
+            <w:proofErr w:type="spellStart"/>
+            <w:r>
+              <w:t>cztery</w:t>
+            </w:r>
+            <w:proofErr w:type="spellEnd"/>
+            <w:r>
+              <w:t xml:space="preserve"> </w:t>
+            </w:r>
+            <w:proofErr w:type="spellStart"/>
+            <w:r>
+              <w:t>języki</w:t>
+            </w:r>
+            <w:proofErr w:type="spellEnd"/>
+            <w:r>
+              <w:t xml:space="preserve"> (</w:t>
+            </w:r>
+            <w:proofErr w:type="spellStart"/>
+            <w:r>
+              <w:t>polski</w:t>
+            </w:r>
+            <w:proofErr w:type="spellEnd"/>
+            <w:r>
+              <w:t xml:space="preserve">, </w:t>
+            </w:r>
+            <w:proofErr w:type="spellStart"/>
+            <w:r>
+              <w:t>angielski</w:t>
+            </w:r>
+            <w:proofErr w:type="spellEnd"/>
+            <w:r>
+              <w:t xml:space="preserve">, </w:t>
+            </w:r>
+            <w:proofErr w:type="spellStart"/>
+            <w:r>
+              <w:t>czeski</w:t>
+            </w:r>
+            <w:proofErr w:type="spellEnd"/>
+            <w:r>
+              <w:t xml:space="preserve">, </w:t>
+            </w:r>
+            <w:proofErr w:type="spellStart"/>
+            <w:r>
+              <w:t>niemiecki</w:t>
+            </w:r>
+            <w:proofErr w:type="spellEnd"/>
+            <w:r>
+              <w:t>).</w:t>
+            </w:r>
           </w:p>
         </w:tc>
       </w:tr>
@@ -4734,7 +7548,6 @@
           <w:color w:val="1F2A44"/>
           <w:sz w:val="26"/>
         </w:rPr>
-        <w:lastRenderedPageBreak/>
         <w:t>Znane</w:t>
       </w:r>
       <w:proofErr w:type="spellEnd"/>
@@ -4790,6 +7603,75 @@
           <w:sz w:val="26"/>
         </w:rPr>
         <w:t>toku</w:t>
+      </w:r>
+      <w:proofErr w:type="spellEnd"/>
+    </w:p>
+    <w:p>
+      <w:pPr>
+        <w:pStyle w:val="Listapunktowana"/>
+      </w:pPr>
+      <w:r>
+        <w:t xml:space="preserve">Import </w:t>
+      </w:r>
+      <w:proofErr w:type="spellStart"/>
+      <w:r>
+        <w:t>ofert</w:t>
+      </w:r>
+      <w:proofErr w:type="spellEnd"/>
+      <w:r>
+        <w:t xml:space="preserve"> z </w:t>
+      </w:r>
+      <w:proofErr w:type="spellStart"/>
+      <w:r>
+        <w:t>pliku</w:t>
+      </w:r>
+      <w:proofErr w:type="spellEnd"/>
+      <w:r>
+        <w:t xml:space="preserve"> Excel (format KTS/GPAO) — </w:t>
+      </w:r>
+      <w:proofErr w:type="spellStart"/>
+      <w:r>
+        <w:t>przeanalizowany</w:t>
+      </w:r>
+      <w:proofErr w:type="spellEnd"/>
+      <w:r>
+        <w:t xml:space="preserve">, </w:t>
+      </w:r>
+      <w:proofErr w:type="spellStart"/>
+      <w:r>
+        <w:t>budowa</w:t>
+      </w:r>
+      <w:proofErr w:type="spellEnd"/>
+      <w:r>
+        <w:t xml:space="preserve"> </w:t>
+      </w:r>
+      <w:proofErr w:type="spellStart"/>
+      <w:r>
+        <w:t>świadomie</w:t>
+      </w:r>
+      <w:proofErr w:type="spellEnd"/>
+      <w:r>
+        <w:t xml:space="preserve"> </w:t>
+      </w:r>
+      <w:proofErr w:type="spellStart"/>
+      <w:r>
+        <w:t>odłożona</w:t>
+      </w:r>
+      <w:proofErr w:type="spellEnd"/>
+      <w:r>
+        <w:t xml:space="preserve"> </w:t>
+      </w:r>
+      <w:proofErr w:type="spellStart"/>
+      <w:r>
+        <w:t>na</w:t>
+      </w:r>
+      <w:proofErr w:type="spellEnd"/>
+      <w:r>
+        <w:t xml:space="preserve"> </w:t>
+      </w:r>
+      <w:proofErr w:type="spellStart"/>
+      <w:r>
+        <w:t>później</w:t>
       </w:r>
       <w:proofErr w:type="spellEnd"/>
     </w:p>
@@ -4799,39 +7681,55 @@
       </w:pPr>
       <w:proofErr w:type="spellStart"/>
       <w:r>
-        <w:t>Powłoka</w:t>
+        <w:t>Hasła</w:t>
       </w:r>
       <w:proofErr w:type="spellEnd"/>
       <w:r>
-        <w:t xml:space="preserve"> (np. Z275) </w:t>
+        <w:t xml:space="preserve"> </w:t>
       </w:r>
       <w:proofErr w:type="spellStart"/>
       <w:r>
-        <w:t>nie</w:t>
+        <w:t>kont</w:t>
       </w:r>
       <w:proofErr w:type="spellEnd"/>
       <w:r>
-        <w:t xml:space="preserve"> jest </w:t>
+        <w:t xml:space="preserve"> </w:t>
       </w:r>
       <w:proofErr w:type="spellStart"/>
       <w:r>
-        <w:t>zapisywana</w:t>
+        <w:t>testowych</w:t>
       </w:r>
       <w:proofErr w:type="spellEnd"/>
       <w:r>
-        <w:t xml:space="preserve"> per </w:t>
+        <w:t xml:space="preserve"> o </w:t>
       </w:r>
       <w:proofErr w:type="spellStart"/>
       <w:r>
-        <w:t>pozycja</w:t>
+        <w:t>długości</w:t>
       </w:r>
       <w:proofErr w:type="spellEnd"/>
       <w:r>
+        <w:t xml:space="preserve"> 4 </w:t>
+      </w:r>
+      <w:proofErr w:type="spellStart"/>
+      <w:r>
+        <w:t>znaków</w:t>
+      </w:r>
+      <w:proofErr w:type="spellEnd"/>
+      <w:r>
+        <w:t xml:space="preserve"> (</w:t>
+      </w:r>
+      <w:proofErr w:type="spellStart"/>
+      <w:r>
+        <w:t>celowo</w:t>
+      </w:r>
+      <w:proofErr w:type="spellEnd"/>
+      <w:r>
         <w:t xml:space="preserve"> </w:t>
       </w:r>
       <w:proofErr w:type="spellStart"/>
       <w:r>
-        <w:t>i</w:t>
+        <w:t>obniżone</w:t>
       </w:r>
       <w:proofErr w:type="spellEnd"/>
       <w:r>
@@ -4839,7 +7737,7 @@
       </w:r>
       <w:proofErr w:type="spellStart"/>
       <w:r>
-        <w:t>nie</w:t>
+        <w:t>na</w:t>
       </w:r>
       <w:proofErr w:type="spellEnd"/>
       <w:r>
@@ -4847,7 +7745,7 @@
       </w:r>
       <w:proofErr w:type="spellStart"/>
       <w:r>
-        <w:t>pojawia</w:t>
+        <w:t>czas</w:t>
       </w:r>
       <w:proofErr w:type="spellEnd"/>
       <w:r>
@@ -4855,36 +7753,31 @@
       </w:r>
       <w:proofErr w:type="spellStart"/>
       <w:r>
-        <w:t>się</w:t>
+        <w:t>testów</w:t>
       </w:r>
       <w:proofErr w:type="spellEnd"/>
       <w:r>
-        <w:t xml:space="preserve"> w </w:t>
+        <w:t xml:space="preserve">) — </w:t>
       </w:r>
       <w:proofErr w:type="spellStart"/>
       <w:r>
-        <w:t>eksporcie</w:t>
+        <w:t>docelowo</w:t>
       </w:r>
       <w:proofErr w:type="spellEnd"/>
       <w:r>
-        <w:t xml:space="preserve"> PDF</w:t>
-      </w:r>
-    </w:p>
-    <w:p>
-      <w:pPr>
-        <w:pStyle w:val="Listapunktowana"/>
-      </w:pPr>
+        <w:t xml:space="preserve"> </w:t>
+      </w:r>
       <w:proofErr w:type="spellStart"/>
       <w:r>
-        <w:t>Pokrywa</w:t>
+        <w:t>wymaga</w:t>
       </w:r>
       <w:proofErr w:type="spellEnd"/>
       <w:r>
-        <w:t xml:space="preserve"> jest </w:t>
+        <w:t xml:space="preserve"> </w:t>
       </w:r>
       <w:proofErr w:type="spellStart"/>
       <w:r>
-        <w:t>inną</w:t>
+        <w:t>blokady</w:t>
       </w:r>
       <w:proofErr w:type="spellEnd"/>
       <w:r>
@@ -4892,7 +7785,7 @@
       </w:r>
       <w:proofErr w:type="spellStart"/>
       <w:r>
-        <w:t>czcionką</w:t>
+        <w:t>prób</w:t>
       </w:r>
       <w:proofErr w:type="spellEnd"/>
       <w:r>
@@ -4900,79 +7793,39 @@
       </w:r>
       <w:proofErr w:type="spellStart"/>
       <w:r>
-        <w:t>przy</w:t>
+        <w:t>logowania</w:t>
       </w:r>
       <w:proofErr w:type="spellEnd"/>
       <w:r>
-        <w:t xml:space="preserve"> HDG</w:t>
-      </w:r>
-    </w:p>
-    <w:p>
-      <w:pPr>
-        <w:pStyle w:val="Listapunktowana"/>
-      </w:pPr>
-      <w:r>
-        <w:t xml:space="preserve">Import </w:t>
+        <w:t xml:space="preserve"> </w:t>
       </w:r>
       <w:proofErr w:type="spellStart"/>
       <w:r>
-        <w:t>ofert</w:t>
+        <w:t>zamiast</w:t>
       </w:r>
       <w:proofErr w:type="spellEnd"/>
       <w:r>
-        <w:t xml:space="preserve"> z </w:t>
+        <w:t xml:space="preserve"> </w:t>
       </w:r>
       <w:proofErr w:type="spellStart"/>
       <w:r>
-        <w:t>pliku</w:t>
+        <w:t>podnoszenia</w:t>
       </w:r>
       <w:proofErr w:type="spellEnd"/>
       <w:r>
-        <w:t xml:space="preserve"> Excel (format KTS/GPAO) — </w:t>
+        <w:t xml:space="preserve"> </w:t>
       </w:r>
       <w:proofErr w:type="spellStart"/>
       <w:r>
-        <w:t>przeanalizowany</w:t>
+        <w:t>wymogu</w:t>
       </w:r>
       <w:proofErr w:type="spellEnd"/>
       <w:r>
-        <w:t xml:space="preserve">, </w:t>
+        <w:t xml:space="preserve"> </w:t>
       </w:r>
       <w:proofErr w:type="spellStart"/>
       <w:r>
-        <w:t>budowa</w:t>
-      </w:r>
-      <w:proofErr w:type="spellEnd"/>
-      <w:r>
-        <w:t xml:space="preserve"> </w:t>
-      </w:r>
-      <w:proofErr w:type="spellStart"/>
-      <w:r>
-        <w:t>świadomie</w:t>
-      </w:r>
-      <w:proofErr w:type="spellEnd"/>
-      <w:r>
-        <w:t xml:space="preserve"> </w:t>
-      </w:r>
-      <w:proofErr w:type="spellStart"/>
-      <w:r>
-        <w:t>odłożona</w:t>
-      </w:r>
-      <w:proofErr w:type="spellEnd"/>
-      <w:r>
-        <w:t xml:space="preserve"> </w:t>
-      </w:r>
-      <w:proofErr w:type="spellStart"/>
-      <w:r>
-        <w:t>na</w:t>
-      </w:r>
-      <w:proofErr w:type="spellEnd"/>
-      <w:r>
-        <w:t xml:space="preserve"> </w:t>
-      </w:r>
-      <w:proofErr w:type="spellStart"/>
-      <w:r>
-        <w:t>później</w:t>
+        <w:t>długości</w:t>
       </w:r>
       <w:proofErr w:type="spellEnd"/>
     </w:p>
@@ -4982,151 +7835,23 @@
       </w:pPr>
       <w:proofErr w:type="spellStart"/>
       <w:r>
-        <w:t>Hasła</w:t>
+        <w:t>Uśpiony</w:t>
       </w:r>
       <w:proofErr w:type="spellEnd"/>
       <w:r>
-        <w:t xml:space="preserve"> </w:t>
+        <w:t xml:space="preserve"> Prisma/</w:t>
       </w:r>
       <w:proofErr w:type="spellStart"/>
       <w:r>
-        <w:t>kont</w:t>
+        <w:t>NextAuth</w:t>
       </w:r>
       <w:proofErr w:type="spellEnd"/>
       <w:r>
-        <w:t xml:space="preserve"> </w:t>
+        <w:t xml:space="preserve"> do </w:t>
       </w:r>
       <w:proofErr w:type="spellStart"/>
       <w:r>
-        <w:t>testowych</w:t>
-      </w:r>
-      <w:proofErr w:type="spellEnd"/>
-      <w:r>
-        <w:t xml:space="preserve"> o </w:t>
-      </w:r>
-      <w:proofErr w:type="spellStart"/>
-      <w:r>
-        <w:t>długości</w:t>
-      </w:r>
-      <w:proofErr w:type="spellEnd"/>
-      <w:r>
-        <w:t xml:space="preserve"> 4 </w:t>
-      </w:r>
-      <w:proofErr w:type="spellStart"/>
-      <w:r>
-        <w:t>znaków</w:t>
-      </w:r>
-      <w:proofErr w:type="spellEnd"/>
-      <w:r>
-        <w:t xml:space="preserve"> (</w:t>
-      </w:r>
-      <w:proofErr w:type="spellStart"/>
-      <w:r>
-        <w:t>celowo</w:t>
-      </w:r>
-      <w:proofErr w:type="spellEnd"/>
-      <w:r>
-        <w:t xml:space="preserve"> </w:t>
-      </w:r>
-      <w:proofErr w:type="spellStart"/>
-      <w:r>
-        <w:t>obniżone</w:t>
-      </w:r>
-      <w:proofErr w:type="spellEnd"/>
-      <w:r>
-        <w:t xml:space="preserve"> </w:t>
-      </w:r>
-      <w:proofErr w:type="spellStart"/>
-      <w:r>
-        <w:t>na</w:t>
-      </w:r>
-      <w:proofErr w:type="spellEnd"/>
-      <w:r>
-        <w:t xml:space="preserve"> </w:t>
-      </w:r>
-      <w:proofErr w:type="spellStart"/>
-      <w:r>
-        <w:t>czas</w:t>
-      </w:r>
-      <w:proofErr w:type="spellEnd"/>
-      <w:r>
-        <w:t xml:space="preserve"> </w:t>
-      </w:r>
-      <w:proofErr w:type="spellStart"/>
-      <w:r>
-        <w:t>testów</w:t>
-      </w:r>
-      <w:proofErr w:type="spellEnd"/>
-      <w:r>
-        <w:t xml:space="preserve">) — </w:t>
-      </w:r>
-      <w:proofErr w:type="spellStart"/>
-      <w:r>
-        <w:t>docelowo</w:t>
-      </w:r>
-      <w:proofErr w:type="spellEnd"/>
-      <w:r>
-        <w:t xml:space="preserve"> </w:t>
-      </w:r>
-      <w:proofErr w:type="spellStart"/>
-      <w:r>
-        <w:t>wymaga</w:t>
-      </w:r>
-      <w:proofErr w:type="spellEnd"/>
-      <w:r>
-        <w:t xml:space="preserve"> </w:t>
-      </w:r>
-      <w:proofErr w:type="spellStart"/>
-      <w:r>
-        <w:t>blokady</w:t>
-      </w:r>
-      <w:proofErr w:type="spellEnd"/>
-      <w:r>
-        <w:t xml:space="preserve"> </w:t>
-      </w:r>
-      <w:proofErr w:type="spellStart"/>
-      <w:r>
-        <w:t>prób</w:t>
-      </w:r>
-      <w:proofErr w:type="spellEnd"/>
-      <w:r>
-        <w:t xml:space="preserve"> </w:t>
-      </w:r>
-      <w:proofErr w:type="spellStart"/>
-      <w:r>
-        <w:t>logowania</w:t>
-      </w:r>
-      <w:proofErr w:type="spellEnd"/>
-      <w:r>
-        <w:t xml:space="preserve"> </w:t>
-      </w:r>
-      <w:proofErr w:type="spellStart"/>
-      <w:r>
-        <w:t>zamiast</w:t>
-      </w:r>
-      <w:proofErr w:type="spellEnd"/>
-      <w:r>
-        <w:t xml:space="preserve"> </w:t>
-      </w:r>
-      <w:proofErr w:type="spellStart"/>
-      <w:r>
-        <w:t>podnoszenia</w:t>
-      </w:r>
-      <w:proofErr w:type="spellEnd"/>
-      <w:r>
-        <w:t xml:space="preserve"> </w:t>
-      </w:r>
-      <w:proofErr w:type="spellStart"/>
-      <w:r>
-        <w:t>wymogu</w:t>
-      </w:r>
-      <w:proofErr w:type="spellEnd"/>
-      <w:r>
-        <w:t xml:space="preserve"> </w:t>
-      </w:r>
-      <w:proofErr w:type="spellStart"/>
-      <w:r>
-        <w:t>długości</w:t>
+        <w:t>uporządkowania</w:t>
       </w:r>
       <w:proofErr w:type="spellEnd"/>
     </w:p>
@@ -5136,23 +7861,39 @@
       </w:pPr>
       <w:proofErr w:type="spellStart"/>
       <w:r>
-        <w:t>Uśpiony</w:t>
+        <w:t>Wysyłka</w:t>
       </w:r>
       <w:proofErr w:type="spellEnd"/>
       <w:r>
-        <w:t xml:space="preserve"> Prisma/</w:t>
+        <w:t xml:space="preserve"> </w:t>
       </w:r>
       <w:proofErr w:type="spellStart"/>
       <w:r>
-        <w:t>NextAuth</w:t>
+        <w:t>oferty</w:t>
       </w:r>
       <w:proofErr w:type="spellEnd"/>
       <w:r>
+        <w:t xml:space="preserve"> do </w:t>
+      </w:r>
+      <w:proofErr w:type="spellStart"/>
+      <w:r>
+        <w:t>klienta</w:t>
+      </w:r>
+      <w:proofErr w:type="spellEnd"/>
+      <w:r>
+        <w:t xml:space="preserve"> to </w:t>
+      </w:r>
+      <w:proofErr w:type="spellStart"/>
+      <w:r>
+        <w:t>na</w:t>
+      </w:r>
+      <w:proofErr w:type="spellEnd"/>
+      <w:r>
         <w:t xml:space="preserve"> </w:t>
       </w:r>
       <w:proofErr w:type="spellStart"/>
       <w:r>
-        <w:t>oraz</w:t>
+        <w:t>razie</w:t>
       </w:r>
       <w:proofErr w:type="spellEnd"/>
       <w:r>
@@ -5160,7 +7901,7 @@
       </w:r>
       <w:proofErr w:type="spellStart"/>
       <w:r>
-        <w:t>zdublowane</w:t>
+        <w:t>wyłącznie</w:t>
       </w:r>
       <w:proofErr w:type="spellEnd"/>
       <w:r>
@@ -5168,7 +7909,7 @@
       </w:r>
       <w:proofErr w:type="spellStart"/>
       <w:r>
-        <w:t>pliki</w:t>
+        <w:t>zmiana</w:t>
       </w:r>
       <w:proofErr w:type="spellEnd"/>
       <w:r>
@@ -5176,7 +7917,7 @@
       </w:r>
       <w:proofErr w:type="spellStart"/>
       <w:r>
-        <w:t>danych</w:t>
+        <w:t>statusu</w:t>
       </w:r>
       <w:proofErr w:type="spellEnd"/>
       <w:r>
@@ -5184,31 +7925,151 @@
       </w:r>
       <w:proofErr w:type="spellStart"/>
       <w:r>
-        <w:t>kalkulatora</w:t>
+        <w:t>na</w:t>
       </w:r>
       <w:proofErr w:type="spellEnd"/>
       <w:r>
-        <w:t xml:space="preserve"> (calc-</w:t>
+        <w:t xml:space="preserve"> „</w:t>
       </w:r>
       <w:proofErr w:type="spellStart"/>
       <w:r>
-        <w:t>data.ts</w:t>
+        <w:t>wysłana</w:t>
       </w:r>
       <w:proofErr w:type="spellEnd"/>
       <w:r>
-        <w:t xml:space="preserve"> / </w:t>
+        <w:t xml:space="preserve">” — </w:t>
       </w:r>
       <w:proofErr w:type="spellStart"/>
       <w:r>
-        <w:t>calculatorData.ts</w:t>
+        <w:t>rzeczywista</w:t>
       </w:r>
       <w:proofErr w:type="spellEnd"/>
       <w:r>
-        <w:t xml:space="preserve">) do </w:t>
+        <w:t xml:space="preserve"> </w:t>
       </w:r>
       <w:proofErr w:type="spellStart"/>
       <w:r>
-        <w:t>uporządkowania</w:t>
+        <w:t>dostawa</w:t>
+      </w:r>
+      <w:proofErr w:type="spellEnd"/>
+      <w:r>
+        <w:t xml:space="preserve"> e-</w:t>
+      </w:r>
+      <w:proofErr w:type="spellStart"/>
+      <w:r>
+        <w:t>mailem</w:t>
+      </w:r>
+      <w:proofErr w:type="spellEnd"/>
+      <w:r>
+        <w:t xml:space="preserve"> / PDF do </w:t>
+      </w:r>
+      <w:proofErr w:type="spellStart"/>
+      <w:r>
+        <w:t>klienta</w:t>
+      </w:r>
+      <w:proofErr w:type="spellEnd"/>
+      <w:r>
+        <w:t xml:space="preserve"> </w:t>
+      </w:r>
+      <w:proofErr w:type="spellStart"/>
+      <w:r>
+        <w:t>jeszcze</w:t>
+      </w:r>
+      <w:proofErr w:type="spellEnd"/>
+      <w:r>
+        <w:t xml:space="preserve"> </w:t>
+      </w:r>
+      <w:proofErr w:type="spellStart"/>
+      <w:r>
+        <w:t>niezaimplementowana</w:t>
+      </w:r>
+      <w:proofErr w:type="spellEnd"/>
+      <w:r>
+        <w:t xml:space="preserve"> (</w:t>
+      </w:r>
+      <w:proofErr w:type="spellStart"/>
+      <w:r>
+        <w:t>świadomie</w:t>
+      </w:r>
+      <w:proofErr w:type="spellEnd"/>
+      <w:r>
+        <w:t xml:space="preserve"> </w:t>
+      </w:r>
+      <w:proofErr w:type="spellStart"/>
+      <w:r>
+        <w:t>odłożona</w:t>
+      </w:r>
+      <w:proofErr w:type="spellEnd"/>
+      <w:r>
+        <w:t>).</w:t>
+      </w:r>
+    </w:p>
+    <w:p>
+      <w:pPr>
+        <w:spacing w:before="200" w:after="120"/>
+      </w:pPr>
+      <w:proofErr w:type="spellStart"/>
+      <w:r>
+        <w:rPr>
+          <w:b/>
+          <w:color w:val="1F2A44"/>
+          <w:sz w:val="26"/>
+        </w:rPr>
+        <w:t>Plany</w:t>
+      </w:r>
+      <w:proofErr w:type="spellEnd"/>
+      <w:r>
+        <w:rPr>
+          <w:b/>
+          <w:color w:val="1F2A44"/>
+          <w:sz w:val="26"/>
+        </w:rPr>
+        <w:t xml:space="preserve"> </w:t>
+      </w:r>
+      <w:proofErr w:type="spellStart"/>
+      <w:r>
+        <w:rPr>
+          <w:b/>
+          <w:color w:val="1F2A44"/>
+          <w:sz w:val="26"/>
+        </w:rPr>
+        <w:t>na</w:t>
+      </w:r>
+      <w:proofErr w:type="spellEnd"/>
+      <w:r>
+        <w:rPr>
+          <w:b/>
+          <w:color w:val="1F2A44"/>
+          <w:sz w:val="26"/>
+        </w:rPr>
+        <w:t xml:space="preserve"> </w:t>
+      </w:r>
+      <w:proofErr w:type="spellStart"/>
+      <w:r>
+        <w:rPr>
+          <w:b/>
+          <w:color w:val="1F2A44"/>
+          <w:sz w:val="26"/>
+        </w:rPr>
+        <w:t>kolejny</w:t>
+      </w:r>
+      <w:proofErr w:type="spellEnd"/>
+      <w:r>
+        <w:rPr>
+          <w:b/>
+          <w:color w:val="1F2A44"/>
+          <w:sz w:val="26"/>
+        </w:rPr>
+        <w:t xml:space="preserve"> </w:t>
+      </w:r>
+      <w:proofErr w:type="spellStart"/>
+      <w:r>
+        <w:rPr>
+          <w:b/>
+          <w:color w:val="1F2A44"/>
+          <w:sz w:val="26"/>
+        </w:rPr>
+        <w:t>tydzień</w:t>
       </w:r>
       <w:proofErr w:type="spellEnd"/>
     </w:p>
@@ -5218,7 +8079,7 @@
       </w:pPr>
       <w:proofErr w:type="spellStart"/>
       <w:r>
-        <w:t>Wysyłka</w:t>
+        <w:t>Wybór</w:t>
       </w:r>
       <w:proofErr w:type="spellEnd"/>
       <w:r>
@@ -5226,23 +8087,23 @@
       </w:r>
       <w:proofErr w:type="spellStart"/>
       <w:r>
-        <w:t>oferty</w:t>
+        <w:t>klienta</w:t>
       </w:r>
       <w:proofErr w:type="spellEnd"/>
       <w:r>
-        <w:t xml:space="preserve"> do </w:t>
+        <w:t xml:space="preserve"> z </w:t>
       </w:r>
       <w:proofErr w:type="spellStart"/>
       <w:r>
-        <w:t>klienta</w:t>
+        <w:t>bazy</w:t>
       </w:r>
       <w:proofErr w:type="spellEnd"/>
       <w:r>
-        <w:t xml:space="preserve"> to </w:t>
+        <w:t xml:space="preserve"> w </w:t>
       </w:r>
       <w:proofErr w:type="spellStart"/>
       <w:r>
-        <w:t>na</w:t>
+        <w:t>kalkulatorze</w:t>
       </w:r>
       <w:proofErr w:type="spellEnd"/>
       <w:r>
@@ -5250,7 +8111,7 @@
       </w:r>
       <w:proofErr w:type="spellStart"/>
       <w:r>
-        <w:t>razie</w:t>
+        <w:t>zamiast</w:t>
       </w:r>
       <w:proofErr w:type="spellEnd"/>
       <w:r>
@@ -5258,7 +8119,7 @@
       </w:r>
       <w:proofErr w:type="spellStart"/>
       <w:r>
-        <w:t>wyłącznie</w:t>
+        <w:t>ręcznego</w:t>
       </w:r>
       <w:proofErr w:type="spellEnd"/>
       <w:r>
@@ -5266,7 +8127,7 @@
       </w:r>
       <w:proofErr w:type="spellStart"/>
       <w:r>
-        <w:t>zmiana</w:t>
+        <w:t>wpisywania</w:t>
       </w:r>
       <w:proofErr w:type="spellEnd"/>
       <w:r>
@@ -5274,159 +8135,116 @@
       </w:r>
       <w:proofErr w:type="spellStart"/>
       <w:r>
-        <w:t>statusu</w:t>
+        <w:t>danych</w:t>
       </w:r>
       <w:proofErr w:type="spellEnd"/>
       <w:r>
+        <w:t xml:space="preserve"> w </w:t>
+      </w:r>
+      <w:proofErr w:type="spellStart"/>
+      <w:r>
+        <w:t>każdej</w:t>
+      </w:r>
+      <w:proofErr w:type="spellEnd"/>
+      <w:r>
         <w:t xml:space="preserve"> </w:t>
       </w:r>
       <w:proofErr w:type="spellStart"/>
       <w:r>
-        <w:t>na</w:t>
+        <w:t>ofercie</w:t>
       </w:r>
       <w:proofErr w:type="spellEnd"/>
-      <w:r>
-        <w:t xml:space="preserve"> „</w:t>
-      </w:r>
-      <w:proofErr w:type="spellStart"/>
-      <w:r>
-        <w:t>wysłana</w:t>
-      </w:r>
-      <w:proofErr w:type="spellEnd"/>
-      <w:r>
-        <w:t xml:space="preserve">” — </w:t>
-      </w:r>
-      <w:proofErr w:type="spellStart"/>
-      <w:r>
-        <w:t>rzeczywista</w:t>
-      </w:r>
-      <w:proofErr w:type="spellEnd"/>
-      <w:r>
-        <w:t xml:space="preserve"> </w:t>
-      </w:r>
-      <w:proofErr w:type="spellStart"/>
-      <w:r>
-        <w:t>dostawa</w:t>
-      </w:r>
-      <w:proofErr w:type="spellEnd"/>
-      <w:r>
-        <w:t xml:space="preserve"> e-</w:t>
-      </w:r>
-      <w:proofErr w:type="spellStart"/>
-      <w:r>
-        <w:t>mailem</w:t>
-      </w:r>
-      <w:proofErr w:type="spellEnd"/>
-      <w:r>
-        <w:t xml:space="preserve"> / PDF do </w:t>
-      </w:r>
-      <w:proofErr w:type="spellStart"/>
-      <w:r>
-        <w:t>klienta</w:t>
-      </w:r>
-      <w:proofErr w:type="spellEnd"/>
-      <w:r>
-        <w:t xml:space="preserve"> </w:t>
-      </w:r>
-      <w:proofErr w:type="spellStart"/>
-      <w:r>
-        <w:t>jeszcze</w:t>
-      </w:r>
-      <w:proofErr w:type="spellEnd"/>
-      <w:r>
-        <w:t xml:space="preserve"> </w:t>
-      </w:r>
-      <w:proofErr w:type="spellStart"/>
-      <w:r>
-        <w:t>niezaimplementowana</w:t>
-      </w:r>
-      <w:proofErr w:type="spellEnd"/>
-      <w:r>
-        <w:t xml:space="preserve"> (</w:t>
-      </w:r>
-      <w:proofErr w:type="spellStart"/>
-      <w:r>
-        <w:t>świadomie</w:t>
-      </w:r>
-      <w:proofErr w:type="spellEnd"/>
-      <w:r>
-        <w:t xml:space="preserve"> </w:t>
-      </w:r>
-      <w:proofErr w:type="spellStart"/>
-      <w:r>
-        <w:t>odłożona</w:t>
-      </w:r>
-      <w:proofErr w:type="spellEnd"/>
-      <w:r>
-        <w:t>).</w:t>
-      </w:r>
     </w:p>
     <w:p>
       <w:pPr>
-        <w:spacing w:before="200" w:after="120"/>
+        <w:pStyle w:val="Listapunktowana"/>
       </w:pPr>
+      <w:r>
+        <w:t xml:space="preserve">Testy </w:t>
+      </w:r>
       <w:proofErr w:type="spellStart"/>
       <w:r>
-        <w:rPr>
-          <w:b/>
-          <w:color w:val="1F2A44"/>
-          <w:sz w:val="26"/>
-        </w:rPr>
-        <w:t>Plany</w:t>
+        <w:t>ręczne</w:t>
       </w:r>
       <w:proofErr w:type="spellEnd"/>
       <w:r>
-        <w:rPr>
-          <w:b/>
-          <w:color w:val="1F2A44"/>
-          <w:sz w:val="26"/>
-        </w:rPr>
+        <w:t xml:space="preserve"> end-to-end </w:t>
+      </w:r>
+      <w:proofErr w:type="spellStart"/>
+      <w:r>
+        <w:t>wszystkich</w:t>
+      </w:r>
+      <w:proofErr w:type="spellEnd"/>
+      <w:r>
         <w:t xml:space="preserve"> </w:t>
       </w:r>
       <w:proofErr w:type="spellStart"/>
       <w:r>
-        <w:rPr>
-          <w:b/>
-          <w:color w:val="1F2A44"/>
-          <w:sz w:val="26"/>
-        </w:rPr>
+        <w:t>trzech</w:t>
+      </w:r>
+      <w:proofErr w:type="spellEnd"/>
+      <w:r>
+        <w:t xml:space="preserve"> </w:t>
+      </w:r>
+      <w:proofErr w:type="spellStart"/>
+      <w:r>
+        <w:t>ról</w:t>
+      </w:r>
+      <w:proofErr w:type="spellEnd"/>
+      <w:r>
+        <w:t xml:space="preserve"> </w:t>
+      </w:r>
+      <w:proofErr w:type="spellStart"/>
+      <w:r>
+        <w:t>i</w:t>
+      </w:r>
+      <w:proofErr w:type="spellEnd"/>
+      <w:r>
+        <w:t xml:space="preserve"> </w:t>
+      </w:r>
+      <w:proofErr w:type="spellStart"/>
+      <w:r>
+        <w:t>pełnego</w:t>
+      </w:r>
+      <w:proofErr w:type="spellEnd"/>
+      <w:r>
+        <w:t xml:space="preserve"> </w:t>
+      </w:r>
+      <w:proofErr w:type="spellStart"/>
+      <w:r>
+        <w:t>obiegu</w:t>
+      </w:r>
+      <w:proofErr w:type="spellEnd"/>
+      <w:r>
+        <w:t xml:space="preserve"> </w:t>
+      </w:r>
+      <w:proofErr w:type="spellStart"/>
+      <w:r>
+        <w:t>oferty</w:t>
+      </w:r>
+      <w:proofErr w:type="spellEnd"/>
+      <w:r>
+        <w:t xml:space="preserve"> </w:t>
+      </w:r>
+      <w:proofErr w:type="spellStart"/>
+      <w:r>
         <w:t>na</w:t>
       </w:r>
       <w:proofErr w:type="spellEnd"/>
       <w:r>
-        <w:rPr>
-          <w:b/>
-          <w:color w:val="1F2A44"/>
-          <w:sz w:val="26"/>
-        </w:rPr>
         <w:t xml:space="preserve"> </w:t>
       </w:r>
       <w:proofErr w:type="spellStart"/>
       <w:r>
-        <w:rPr>
-          <w:b/>
-          <w:color w:val="1F2A44"/>
-          <w:sz w:val="26"/>
-        </w:rPr>
-        <w:t>kolejny</w:t>
+        <w:t>środowisku</w:t>
       </w:r>
       <w:proofErr w:type="spellEnd"/>
       <w:r>
-        <w:rPr>
-          <w:b/>
-          <w:color w:val="1F2A44"/>
-          <w:sz w:val="26"/>
-        </w:rPr>
         <w:t xml:space="preserve"> </w:t>
       </w:r>
       <w:proofErr w:type="spellStart"/>
       <w:r>
-        <w:rPr>
-          <w:b/>
-          <w:color w:val="1F2A44"/>
-          <w:sz w:val="26"/>
-        </w:rPr>
-        <w:t>tydzień</w:t>
+        <w:t>hostingowym</w:t>
       </w:r>
       <w:proofErr w:type="spellEnd"/>
     </w:p>
@@ -5436,7 +8254,7 @@
       </w:pPr>
       <w:proofErr w:type="spellStart"/>
       <w:r>
-        <w:t>Wybór</w:t>
+        <w:t>Automatyczne</w:t>
       </w:r>
       <w:proofErr w:type="spellEnd"/>
       <w:r>
@@ -5444,31 +8262,39 @@
       </w:r>
       <w:proofErr w:type="spellStart"/>
       <w:r>
-        <w:t>klienta</w:t>
+        <w:t>pobieranie</w:t>
       </w:r>
       <w:proofErr w:type="spellEnd"/>
       <w:r>
-        <w:t xml:space="preserve"> z </w:t>
+        <w:t xml:space="preserve"> </w:t>
       </w:r>
       <w:proofErr w:type="spellStart"/>
       <w:r>
-        <w:t>bazy</w:t>
+        <w:t>kursu</w:t>
       </w:r>
       <w:proofErr w:type="spellEnd"/>
       <w:r>
-        <w:t xml:space="preserve"> w </w:t>
+        <w:t xml:space="preserve"> EUR/PLN z API </w:t>
       </w:r>
       <w:proofErr w:type="spellStart"/>
       <w:r>
-        <w:t>kalkulatorze</w:t>
+        <w:t>giełdowego</w:t>
       </w:r>
       <w:proofErr w:type="spellEnd"/>
       <w:r>
+        <w:t xml:space="preserve"> (</w:t>
+      </w:r>
+      <w:proofErr w:type="spellStart"/>
+      <w:r>
+        <w:t>ręczne</w:t>
+      </w:r>
+      <w:proofErr w:type="spellEnd"/>
+      <w:r>
         <w:t xml:space="preserve"> </w:t>
       </w:r>
       <w:proofErr w:type="spellStart"/>
       <w:r>
-        <w:t>zamiast</w:t>
+        <w:t>ustawianie</w:t>
       </w:r>
       <w:proofErr w:type="spellEnd"/>
       <w:r>
@@ -5476,7 +8302,7 @@
       </w:r>
       <w:proofErr w:type="spellStart"/>
       <w:r>
-        <w:t>ręcznego</w:t>
+        <w:t>kursu</w:t>
       </w:r>
       <w:proofErr w:type="spellEnd"/>
       <w:r>
@@ -5484,7 +8310,7 @@
       </w:r>
       <w:proofErr w:type="spellStart"/>
       <w:r>
-        <w:t>wpisywania</w:t>
+        <w:t>przez</w:t>
       </w:r>
       <w:proofErr w:type="spellEnd"/>
       <w:r>
@@ -5492,134 +8318,20 @@
       </w:r>
       <w:proofErr w:type="spellStart"/>
       <w:r>
-        <w:t>danych</w:t>
+        <w:t>administratora</w:t>
       </w:r>
       <w:proofErr w:type="spellEnd"/>
       <w:r>
-        <w:t xml:space="preserve"> w </w:t>
+        <w:t xml:space="preserve"> — </w:t>
       </w:r>
       <w:proofErr w:type="spellStart"/>
       <w:r>
-        <w:t>każdej</w:t>
+        <w:t>zrealizowane</w:t>
       </w:r>
       <w:proofErr w:type="spellEnd"/>
       <w:r>
-        <w:t xml:space="preserve"> </w:t>
-      </w:r>
-      <w:proofErr w:type="spellStart"/>
-      <w:r>
-        <w:t>ofercie</w:t>
-      </w:r>
-      <w:proofErr w:type="spellEnd"/>
-    </w:p>
-    <w:p>
-      <w:pPr>
-        <w:pStyle w:val="Listapunktowana"/>
-      </w:pPr>
-      <w:r>
-        <w:t xml:space="preserve">Testy </w:t>
-      </w:r>
-      <w:proofErr w:type="spellStart"/>
-      <w:r>
-        <w:t>ręczne</w:t>
-      </w:r>
-      <w:proofErr w:type="spellEnd"/>
-      <w:r>
-        <w:t xml:space="preserve"> end-to-end </w:t>
-      </w:r>
-      <w:proofErr w:type="spellStart"/>
-      <w:r>
-        <w:t>wszystkich</w:t>
-      </w:r>
-      <w:proofErr w:type="spellEnd"/>
-      <w:r>
-        <w:t xml:space="preserve"> </w:t>
-      </w:r>
-      <w:proofErr w:type="spellStart"/>
-      <w:r>
-        <w:t>trzech</w:t>
-      </w:r>
-      <w:proofErr w:type="spellEnd"/>
-      <w:r>
-        <w:t xml:space="preserve"> </w:t>
-      </w:r>
-      <w:proofErr w:type="spellStart"/>
-      <w:r>
-        <w:t>ról</w:t>
-      </w:r>
-      <w:proofErr w:type="spellEnd"/>
-      <w:r>
-        <w:t xml:space="preserve"> </w:t>
-      </w:r>
-      <w:proofErr w:type="spellStart"/>
-      <w:r>
-        <w:t>i</w:t>
-      </w:r>
-      <w:proofErr w:type="spellEnd"/>
-      <w:r>
-        <w:t xml:space="preserve"> </w:t>
-      </w:r>
-      <w:proofErr w:type="spellStart"/>
-      <w:r>
-        <w:t>pełnego</w:t>
-      </w:r>
-      <w:proofErr w:type="spellEnd"/>
-      <w:r>
-        <w:t xml:space="preserve"> </w:t>
-      </w:r>
-      <w:proofErr w:type="spellStart"/>
-      <w:r>
-        <w:t>obiegu</w:t>
-      </w:r>
-      <w:proofErr w:type="spellEnd"/>
-      <w:r>
-        <w:t xml:space="preserve"> </w:t>
-      </w:r>
-      <w:proofErr w:type="spellStart"/>
-      <w:r>
-        <w:t>oferty</w:t>
-      </w:r>
-      <w:proofErr w:type="spellEnd"/>
-      <w:r>
-        <w:t xml:space="preserve"> </w:t>
-      </w:r>
-      <w:proofErr w:type="spellStart"/>
-      <w:r>
-        <w:t>na</w:t>
-      </w:r>
-      <w:proofErr w:type="spellEnd"/>
-      <w:r>
-        <w:t xml:space="preserve"> </w:t>
-      </w:r>
-      <w:proofErr w:type="spellStart"/>
-      <w:r>
-        <w:t>środowisku</w:t>
-      </w:r>
-      <w:proofErr w:type="spellEnd"/>
-      <w:r>
-        <w:t xml:space="preserve"> </w:t>
-      </w:r>
-      <w:proofErr w:type="spellStart"/>
-      <w:r>
-        <w:t>hostingowym</w:t>
-      </w:r>
-      <w:proofErr w:type="spellEnd"/>
-    </w:p>
-    <w:p>
-      <w:pPr>
-        <w:pStyle w:val="Listapunktowana"/>
-      </w:pPr>
-      <w:proofErr w:type="spellStart"/>
-      <w:r>
-        <w:t>Automatyczne pobieranie kursu EUR/PLN z API giełdowego (ręczne ustawianie kursu przez administratora — zrealizowane w 1.3)</w:t>
-      </w:r>
-      <w:proofErr w:type="spellEnd"/>
-      <w:proofErr w:type="spellStart"/>
-      <w:proofErr w:type="spellEnd"/>
-      <w:proofErr w:type="spellStart"/>
-      <w:proofErr w:type="spellEnd"/>
-      <w:proofErr w:type="spellStart"/>
-      <w:proofErr w:type="spellEnd"/>
+        <w:t xml:space="preserve"> w 1.3)</w:t>
+      </w:r>
     </w:p>
     <w:p>
       <w:pPr>
@@ -5860,7 +8572,7 @@
 </file>
 
 <file path=word/endnotes.xml><?xml version="1.0" encoding="utf-8"?>
-<w:endnotes xmlns:wpc="http://schemas.microsoft.com/office/word/2010/wordprocessingCanvas" xmlns:cx="http://schemas.microsoft.com/office/drawing/2014/chartex" xmlns:cx1="http://schemas.microsoft.com/office/drawing/2015/9/8/chartex" xmlns:cx2="http://schemas.microsoft.com/office/drawing/2015/10/21/chartex" xmlns:cx3="http://schemas.microsoft.com/office/drawing/2016/5/9/chartex" xmlns:cx4="http://schemas.microsoft.com/office/drawing/2016/5/10/chartex" xmlns:cx5="http://schemas.microsoft.com/office/drawing/2016/5/11/chartex" xmlns:cx6="http://schemas.microsoft.com/office/drawing/2016/5/12/chartex" xmlns:cx7="http://schemas.microsoft.com/office/drawing/2016/5/13/chartex" xmlns:cx8="http://schemas.microsoft.com/office/drawing/2016/5/14/chartex" xmlns:mc="http://schemas.openxmlformats.org/markup-compatibility/2006" xmlns:aink="http://schemas.microsoft.com/office/drawing/2016/ink" xmlns:am3d="http://schemas.microsoft.com/office/drawing/2017/model3d" xmlns:o="urn:schemas-microsoft-com:office:office" xmlns:oel="http://schemas.microsoft.com/office/2019/extlst" xmlns:r="http://schemas.openxmlformats.org/officeDocument/2006/relationships" xmlns:m="http://schemas.openxmlformats.org/officeDocument/2006/math" xmlns:v="urn:schemas-microsoft-com:vml" xmlns:wp14="http://schemas.microsoft.com/office/word/2010/wordprocessingDrawing" xmlns:wp="http://schemas.openxmlformats.org/drawingml/2006/wordprocessingDrawing" xmlns:w10="urn:schemas-microsoft-com:office:word" xmlns:w="http://schemas.openxmlformats.org/wordprocessingml/2006/main" xmlns:w14="http://schemas.microsoft.com/office/word/2010/wordml" xmlns:w15="http://schemas.microsoft.com/office/word/2012/wordml" xmlns:w16cex="http://schemas.microsoft.com/office/word/2018/wordml/cex" xmlns:w16cid="http://schemas.microsoft.com/office/word/2016/wordml/cid" xmlns:w16="http://schemas.microsoft.com/office/word/2018/wordml" xmlns:w16du="http://schemas.microsoft.com/office/word/2023/wordml/word16du" xmlns:w16sdtdh="http://schemas.microsoft.com/office/word/2020/wordml/sdtdatahash" xmlns:w16sdtfl="http://schemas.microsoft.com/office/word/2024/wordml/sdtformatlock" xmlns:w16se="http://schemas.microsoft.com/office/word/2015/wordml/symex" xmlns:wpg="http://schemas.microsoft.com/office/word/2010/wordprocessingGroup" xmlns:wpi="http://schemas.microsoft.com/office/word/2010/wordprocessingInk" xmlns:wne="http://schemas.microsoft.com/office/word/2006/wordml" xmlns:wps="http://schemas.microsoft.com/office/word/2010/wordprocessingShape" mc:Ignorable="w14 w15 w16se w16cid w16 w16cex w16sdtdh w16sdtfl w16du wp14">
+<w:endnotes xmlns:wpc="http://schemas.microsoft.com/office/word/2010/wordprocessingCanvas" xmlns:cx="http://schemas.microsoft.com/office/drawing/2014/chartex" xmlns:cx1="http://schemas.microsoft.com/office/drawing/2015/9/8/chartex" xmlns:cx2="http://schemas.microsoft.com/office/drawing/2015/10/21/chartex" xmlns:cx3="http://schemas.microsoft.com/office/drawing/2016/5/9/chartex" xmlns:cx4="http://schemas.microsoft.com/office/drawing/2016/5/10/chartex" xmlns:cx5="http://schemas.microsoft.com/office/drawing/2016/5/11/chartex" xmlns:cx6="http://schemas.microsoft.com/office/drawing/2016/5/12/chartex" xmlns:cx7="http://schemas.microsoft.com/office/drawing/2016/5/13/chartex" xmlns:cx8="http://schemas.microsoft.com/office/drawing/2016/5/14/chartex" xmlns:mc="http://schemas.openxmlformats.org/markup-compatibility/2006" xmlns:aink="http://schemas.microsoft.com/office/drawing/2016/ink" xmlns:am3d="http://schemas.microsoft.com/office/drawing/2017/model3d" xmlns:o="urn:schemas-microsoft-com:office:office" xmlns:oel="http://schemas.microsoft.com/office/2019/extlst" xmlns:r="http://schemas.openxmlformats.org/officeDocument/2006/relationships" xmlns:m="http://schemas.openxmlformats.org/officeDocument/2006/math" xmlns:v="urn:schemas-microsoft-com:vml" xmlns:wp14="http://schemas.microsoft.com/office/word/2010/wordprocessingDrawing" xmlns:wp="http://schemas.openxmlformats.org/drawingml/2006/wordprocessingDrawing" xmlns:w10="urn:schemas-microsoft-com:office:word" xmlns:w="http://schemas.openxmlformats.org/wordprocessingml/2006/main" xmlns:w14="http://schemas.microsoft.com/office/word/2010/wordml" xmlns:w15="http://schemas.microsoft.com/office/word/2012/wordml" xmlns:w16cei="http://schemas.microsoft.com/office/word/2026/wordml/cei" xmlns:w16cex="http://schemas.microsoft.com/office/word/2018/wordml/cex" xmlns:w16cid="http://schemas.microsoft.com/office/word/2016/wordml/cid" xmlns:w16="http://schemas.microsoft.com/office/word/2018/wordml" xmlns:w16du="http://schemas.microsoft.com/office/word/2023/wordml/word16du" xmlns:w16sdtdh="http://schemas.microsoft.com/office/word/2020/wordml/sdtdatahash" xmlns:w16sdtfl="http://schemas.microsoft.com/office/word/2024/wordml/sdtformatlock" xmlns:w16se="http://schemas.microsoft.com/office/word/2015/wordml/symex" xmlns:wpg="http://schemas.microsoft.com/office/word/2010/wordprocessingGroup" xmlns:wpi="http://schemas.microsoft.com/office/word/2010/wordprocessingInk" xmlns:wne="http://schemas.microsoft.com/office/word/2006/wordml" xmlns:wps="http://schemas.microsoft.com/office/word/2010/wordprocessingShape" mc:Ignorable="w14 w15 w16se w16cid w16 w16cex w16sdtdh w16sdtfl w16du wp14">
   <w:endnote w:type="separator" w:id="-1">
     <w:p>
       <w:pPr>
@@ -5885,7 +8597,7 @@
 </file>
 
 <file path=word/footer1.xml><?xml version="1.0" encoding="utf-8"?>
-<w:ftr xmlns:wpc="http://schemas.microsoft.com/office/word/2010/wordprocessingCanvas" xmlns:cx="http://schemas.microsoft.com/office/drawing/2014/chartex" xmlns:cx1="http://schemas.microsoft.com/office/drawing/2015/9/8/chartex" xmlns:cx2="http://schemas.microsoft.com/office/drawing/2015/10/21/chartex" xmlns:cx3="http://schemas.microsoft.com/office/drawing/2016/5/9/chartex" xmlns:cx4="http://schemas.microsoft.com/office/drawing/2016/5/10/chartex" xmlns:cx5="http://schemas.microsoft.com/office/drawing/2016/5/11/chartex" xmlns:cx6="http://schemas.microsoft.com/office/drawing/2016/5/12/chartex" xmlns:cx7="http://schemas.microsoft.com/office/drawing/2016/5/13/chartex" xmlns:cx8="http://schemas.microsoft.com/office/drawing/2016/5/14/chartex" xmlns:mc="http://schemas.openxmlformats.org/markup-compatibility/2006" xmlns:aink="http://schemas.microsoft.com/office/drawing/2016/ink" xmlns:am3d="http://schemas.microsoft.com/office/drawing/2017/model3d" xmlns:o="urn:schemas-microsoft-com:office:office" xmlns:oel="http://schemas.microsoft.com/office/2019/extlst" xmlns:r="http://schemas.openxmlformats.org/officeDocument/2006/relationships" xmlns:m="http://schemas.openxmlformats.org/officeDocument/2006/math" xmlns:v="urn:schemas-microsoft-com:vml" xmlns:wp14="http://schemas.microsoft.com/office/word/2010/wordprocessingDrawing" xmlns:wp="http://schemas.openxmlformats.org/drawingml/2006/wordprocessingDrawing" xmlns:w10="urn:schemas-microsoft-com:office:word" xmlns:w="http://schemas.openxmlformats.org/wordprocessingml/2006/main" xmlns:w14="http://schemas.microsoft.com/office/word/2010/wordml" xmlns:w15="http://schemas.microsoft.com/office/word/2012/wordml" xmlns:w16cex="http://schemas.microsoft.com/office/word/2018/wordml/cex" xmlns:w16cid="http://schemas.microsoft.com/office/word/2016/wordml/cid" xmlns:w16="http://schemas.microsoft.com/office/word/2018/wordml" xmlns:w16du="http://schemas.microsoft.com/office/word/2023/wordml/word16du" xmlns:w16sdtdh="http://schemas.microsoft.com/office/word/2020/wordml/sdtdatahash" xmlns:w16sdtfl="http://schemas.microsoft.com/office/word/2024/wordml/sdtformatlock" xmlns:w16se="http://schemas.microsoft.com/office/word/2015/wordml/symex" xmlns:wpg="http://schemas.microsoft.com/office/word/2010/wordprocessingGroup" xmlns:wpi="http://schemas.microsoft.com/office/word/2010/wordprocessingInk" xmlns:wne="http://schemas.microsoft.com/office/word/2006/wordml" xmlns:wps="http://schemas.microsoft.com/office/word/2010/wordprocessingShape" mc:Ignorable="w14 w15 w16se w16cid w16 w16cex w16sdtdh w16sdtfl w16du wp14">
+<w:ftr xmlns:wpc="http://schemas.microsoft.com/office/word/2010/wordprocessingCanvas" xmlns:cx="http://schemas.microsoft.com/office/drawing/2014/chartex" xmlns:cx1="http://schemas.microsoft.com/office/drawing/2015/9/8/chartex" xmlns:cx2="http://schemas.microsoft.com/office/drawing/2015/10/21/chartex" xmlns:cx3="http://schemas.microsoft.com/office/drawing/2016/5/9/chartex" xmlns:cx4="http://schemas.microsoft.com/office/drawing/2016/5/10/chartex" xmlns:cx5="http://schemas.microsoft.com/office/drawing/2016/5/11/chartex" xmlns:cx6="http://schemas.microsoft.com/office/drawing/2016/5/12/chartex" xmlns:cx7="http://schemas.microsoft.com/office/drawing/2016/5/13/chartex" xmlns:cx8="http://schemas.microsoft.com/office/drawing/2016/5/14/chartex" xmlns:mc="http://schemas.openxmlformats.org/markup-compatibility/2006" xmlns:aink="http://schemas.microsoft.com/office/drawing/2016/ink" xmlns:am3d="http://schemas.microsoft.com/office/drawing/2017/model3d" xmlns:o="urn:schemas-microsoft-com:office:office" xmlns:oel="http://schemas.microsoft.com/office/2019/extlst" xmlns:r="http://schemas.openxmlformats.org/officeDocument/2006/relationships" xmlns:m="http://schemas.openxmlformats.org/officeDocument/2006/math" xmlns:v="urn:schemas-microsoft-com:vml" xmlns:wp14="http://schemas.microsoft.com/office/word/2010/wordprocessingDrawing" xmlns:wp="http://schemas.openxmlformats.org/drawingml/2006/wordprocessingDrawing" xmlns:w10="urn:schemas-microsoft-com:office:word" xmlns:w="http://schemas.openxmlformats.org/wordprocessingml/2006/main" xmlns:w14="http://schemas.microsoft.com/office/word/2010/wordml" xmlns:w15="http://schemas.microsoft.com/office/word/2012/wordml" xmlns:w16cei="http://schemas.microsoft.com/office/word/2026/wordml/cei" xmlns:w16cex="http://schemas.microsoft.com/office/word/2018/wordml/cex" xmlns:w16cid="http://schemas.microsoft.com/office/word/2016/wordml/cid" xmlns:w16="http://schemas.microsoft.com/office/word/2018/wordml" xmlns:w16du="http://schemas.microsoft.com/office/word/2023/wordml/word16du" xmlns:w16sdtdh="http://schemas.microsoft.com/office/word/2020/wordml/sdtdatahash" xmlns:w16sdtfl="http://schemas.microsoft.com/office/word/2024/wordml/sdtformatlock" xmlns:w16se="http://schemas.microsoft.com/office/word/2015/wordml/symex" xmlns:wpg="http://schemas.microsoft.com/office/word/2010/wordprocessingGroup" xmlns:wpi="http://schemas.microsoft.com/office/word/2010/wordprocessingInk" xmlns:wne="http://schemas.microsoft.com/office/word/2006/wordml" xmlns:wps="http://schemas.microsoft.com/office/word/2010/wordprocessingShape" mc:Ignorable="w14 w15 w16se w16cid w16 w16cex w16sdtdh w16sdtfl w16du wp14">
   <w:p>
     <w:pPr>
       <w:pStyle w:val="Stopka"/>
@@ -5990,7 +8702,7 @@
 </file>
 
 <file path=word/footnotes.xml><?xml version="1.0" encoding="utf-8"?>
-<w:footnotes xmlns:wpc="http://schemas.microsoft.com/office/word/2010/wordprocessingCanvas" xmlns:cx="http://schemas.microsoft.com/office/drawing/2014/chartex" xmlns:cx1="http://schemas.microsoft.com/office/drawing/2015/9/8/chartex" xmlns:cx2="http://schemas.microsoft.com/office/drawing/2015/10/21/chartex" xmlns:cx3="http://schemas.microsoft.com/office/drawing/2016/5/9/chartex" xmlns:cx4="http://schemas.microsoft.com/office/drawing/2016/5/10/chartex" xmlns:cx5="http://schemas.microsoft.com/office/drawing/2016/5/11/chartex" xmlns:cx6="http://schemas.microsoft.com/office/drawing/2016/5/12/chartex" xmlns:cx7="http://schemas.microsoft.com/office/drawing/2016/5/13/chartex" xmlns:cx8="http://schemas.microsoft.com/office/drawing/2016/5/14/chartex" xmlns:mc="http://schemas.openxmlformats.org/markup-compatibility/2006" xmlns:aink="http://schemas.microsoft.com/office/drawing/2016/ink" xmlns:am3d="http://schemas.microsoft.com/office/drawing/2017/model3d" xmlns:o="urn:schemas-microsoft-com:office:office" xmlns:oel="http://schemas.microsoft.com/office/2019/extlst" xmlns:r="http://schemas.openxmlformats.org/officeDocument/2006/relationships" xmlns:m="http://schemas.openxmlformats.org/officeDocument/2006/math" xmlns:v="urn:schemas-microsoft-com:vml" xmlns:wp14="http://schemas.microsoft.com/office/word/2010/wordprocessingDrawing" xmlns:wp="http://schemas.openxmlformats.org/drawingml/2006/wordprocessingDrawing" xmlns:w10="urn:schemas-microsoft-com:office:word" xmlns:w="http://schemas.openxmlformats.org/wordprocessingml/2006/main" xmlns:w14="http://schemas.microsoft.com/office/word/2010/wordml" xmlns:w15="http://schemas.microsoft.com/office/word/2012/wordml" xmlns:w16cex="http://schemas.microsoft.com/office/word/2018/wordml/cex" xmlns:w16cid="http://schemas.microsoft.com/office/word/2016/wordml/cid" xmlns:w16="http://schemas.microsoft.com/office/word/2018/wordml" xmlns:w16du="http://schemas.microsoft.com/office/word/2023/wordml/word16du" xmlns:w16sdtdh="http://schemas.microsoft.com/office/word/2020/wordml/sdtdatahash" xmlns:w16sdtfl="http://schemas.microsoft.com/office/word/2024/wordml/sdtformatlock" xmlns:w16se="http://schemas.microsoft.com/office/word/2015/wordml/symex" xmlns:wpg="http://schemas.microsoft.com/office/word/2010/wordprocessingGroup" xmlns:wpi="http://schemas.microsoft.com/office/word/2010/wordprocessingInk" xmlns:wne="http://schemas.microsoft.com/office/word/2006/wordml" xmlns:wps="http://schemas.microsoft.com/office/word/2010/wordprocessingShape" mc:Ignorable="w14 w15 w16se w16cid w16 w16cex w16sdtdh w16sdtfl w16du wp14">
+<w:footnotes xmlns:wpc="http://schemas.microsoft.com/office/word/2010/wordprocessingCanvas" xmlns:cx="http://schemas.microsoft.com/office/drawing/2014/chartex" xmlns:cx1="http://schemas.microsoft.com/office/drawing/2015/9/8/chartex" xmlns:cx2="http://schemas.microsoft.com/office/drawing/2015/10/21/chartex" xmlns:cx3="http://schemas.microsoft.com/office/drawing/2016/5/9/chartex" xmlns:cx4="http://schemas.microsoft.com/office/drawing/2016/5/10/chartex" xmlns:cx5="http://schemas.microsoft.com/office/drawing/2016/5/11/chartex" xmlns:cx6="http://schemas.microsoft.com/office/drawing/2016/5/12/chartex" xmlns:cx7="http://schemas.microsoft.com/office/drawing/2016/5/13/chartex" xmlns:cx8="http://schemas.microsoft.com/office/drawing/2016/5/14/chartex" xmlns:mc="http://schemas.openxmlformats.org/markup-compatibility/2006" xmlns:aink="http://schemas.microsoft.com/office/drawing/2016/ink" xmlns:am3d="http://schemas.microsoft.com/office/drawing/2017/model3d" xmlns:o="urn:schemas-microsoft-com:office:office" xmlns:oel="http://schemas.microsoft.com/office/2019/extlst" xmlns:r="http://schemas.openxmlformats.org/officeDocument/2006/relationships" xmlns:m="http://schemas.openxmlformats.org/officeDocument/2006/math" xmlns:v="urn:schemas-microsoft-com:vml" xmlns:wp14="http://schemas.microsoft.com/office/word/2010/wordprocessingDrawing" xmlns:wp="http://schemas.openxmlformats.org/drawingml/2006/wordprocessingDrawing" xmlns:w10="urn:schemas-microsoft-com:office:word" xmlns:w="http://schemas.openxmlformats.org/wordprocessingml/2006/main" xmlns:w14="http://schemas.microsoft.com/office/word/2010/wordml" xmlns:w15="http://schemas.microsoft.com/office/word/2012/wordml" xmlns:w16cei="http://schemas.microsoft.com/office/word/2026/wordml/cei" xmlns:w16cex="http://schemas.microsoft.com/office/word/2018/wordml/cex" xmlns:w16cid="http://schemas.microsoft.com/office/word/2016/wordml/cid" xmlns:w16="http://schemas.microsoft.com/office/word/2018/wordml" xmlns:w16du="http://schemas.microsoft.com/office/word/2023/wordml/word16du" xmlns:w16sdtdh="http://schemas.microsoft.com/office/word/2020/wordml/sdtdatahash" xmlns:w16sdtfl="http://schemas.microsoft.com/office/word/2024/wordml/sdtformatlock" xmlns:w16se="http://schemas.microsoft.com/office/word/2015/wordml/symex" xmlns:wpg="http://schemas.microsoft.com/office/word/2010/wordprocessingGroup" xmlns:wpi="http://schemas.microsoft.com/office/word/2010/wordprocessingInk" xmlns:wne="http://schemas.microsoft.com/office/word/2006/wordml" xmlns:wps="http://schemas.microsoft.com/office/word/2010/wordprocessingShape" mc:Ignorable="w14 w15 w16se w16cid w16 w16cex w16sdtdh w16sdtfl w16du wp14">
   <w:footnote w:type="separator" w:id="-1">
     <w:p>
       <w:pPr>
@@ -6015,7 +8727,7 @@
 </file>
 
 <file path=word/numbering.xml><?xml version="1.0" encoding="utf-8"?>
-<w:numbering xmlns:wpc="http://schemas.microsoft.com/office/word/2010/wordprocessingCanvas" xmlns:cx="http://schemas.microsoft.com/office/drawing/2014/chartex" xmlns:cx1="http://schemas.microsoft.com/office/drawing/2015/9/8/chartex" xmlns:cx2="http://schemas.microsoft.com/office/drawing/2015/10/21/chartex" xmlns:cx3="http://schemas.microsoft.com/office/drawing/2016/5/9/chartex" xmlns:cx4="http://schemas.microsoft.com/office/drawing/2016/5/10/chartex" xmlns:cx5="http://schemas.microsoft.com/office/drawing/2016/5/11/chartex" xmlns:cx6="http://schemas.microsoft.com/office/drawing/2016/5/12/chartex" xmlns:cx7="http://schemas.microsoft.com/office/drawing/2016/5/13/chartex" xmlns:cx8="http://schemas.microsoft.com/office/drawing/2016/5/14/chartex" xmlns:mc="http://schemas.openxmlformats.org/markup-compatibility/2006" xmlns:aink="http://schemas.microsoft.com/office/drawing/2016/ink" xmlns:am3d="http://schemas.microsoft.com/office/drawing/2017/model3d" xmlns:o="urn:schemas-microsoft-com:office:office" xmlns:oel="http://schemas.microsoft.com/office/2019/extlst" xmlns:r="http://schemas.openxmlformats.org/officeDocument/2006/relationships" xmlns:m="http://schemas.openxmlformats.org/officeDocument/2006/math" xmlns:v="urn:schemas-microsoft-com:vml" xmlns:wp14="http://schemas.microsoft.com/office/word/2010/wordprocessingDrawing" xmlns:wp="http://schemas.openxmlformats.org/drawingml/2006/wordprocessingDrawing" xmlns:w10="urn:schemas-microsoft-com:office:word" xmlns:w="http://schemas.openxmlformats.org/wordprocessingml/2006/main" xmlns:w14="http://schemas.microsoft.com/office/word/2010/wordml" xmlns:w15="http://schemas.microsoft.com/office/word/2012/wordml" xmlns:w16cex="http://schemas.microsoft.com/office/word/2018/wordml/cex" xmlns:w16cid="http://schemas.microsoft.com/office/word/2016/wordml/cid" xmlns:w16="http://schemas.microsoft.com/office/word/2018/wordml" xmlns:w16du="http://schemas.microsoft.com/office/word/2023/wordml/word16du" xmlns:w16sdtdh="http://schemas.microsoft.com/office/word/2020/wordml/sdtdatahash" xmlns:w16sdtfl="http://schemas.microsoft.com/office/word/2024/wordml/sdtformatlock" xmlns:w16se="http://schemas.microsoft.com/office/word/2015/wordml/symex" xmlns:wpg="http://schemas.microsoft.com/office/word/2010/wordprocessingGroup" xmlns:wpi="http://schemas.microsoft.com/office/word/2010/wordprocessingInk" xmlns:wne="http://schemas.microsoft.com/office/word/2006/wordml" xmlns:wps="http://schemas.microsoft.com/office/word/2010/wordprocessingShape" mc:Ignorable="w14 w15 w16se w16cid w16 w16cex w16sdtdh w16sdtfl w16du wp14">
+<w:numbering xmlns:wpc="http://schemas.microsoft.com/office/word/2010/wordprocessingCanvas" xmlns:cx="http://schemas.microsoft.com/office/drawing/2014/chartex" xmlns:cx1="http://schemas.microsoft.com/office/drawing/2015/9/8/chartex" xmlns:cx2="http://schemas.microsoft.com/office/drawing/2015/10/21/chartex" xmlns:cx3="http://schemas.microsoft.com/office/drawing/2016/5/9/chartex" xmlns:cx4="http://schemas.microsoft.com/office/drawing/2016/5/10/chartex" xmlns:cx5="http://schemas.microsoft.com/office/drawing/2016/5/11/chartex" xmlns:cx6="http://schemas.microsoft.com/office/drawing/2016/5/12/chartex" xmlns:cx7="http://schemas.microsoft.com/office/drawing/2016/5/13/chartex" xmlns:cx8="http://schemas.microsoft.com/office/drawing/2016/5/14/chartex" xmlns:mc="http://schemas.openxmlformats.org/markup-compatibility/2006" xmlns:aink="http://schemas.microsoft.com/office/drawing/2016/ink" xmlns:am3d="http://schemas.microsoft.com/office/drawing/2017/model3d" xmlns:o="urn:schemas-microsoft-com:office:office" xmlns:oel="http://schemas.microsoft.com/office/2019/extlst" xmlns:r="http://schemas.openxmlformats.org/officeDocument/2006/relationships" xmlns:m="http://schemas.openxmlformats.org/officeDocument/2006/math" xmlns:v="urn:schemas-microsoft-com:vml" xmlns:wp14="http://schemas.microsoft.com/office/word/2010/wordprocessingDrawing" xmlns:wp="http://schemas.openxmlformats.org/drawingml/2006/wordprocessingDrawing" xmlns:w10="urn:schemas-microsoft-com:office:word" xmlns:w="http://schemas.openxmlformats.org/wordprocessingml/2006/main" xmlns:w14="http://schemas.microsoft.com/office/word/2010/wordml" xmlns:w15="http://schemas.microsoft.com/office/word/2012/wordml" xmlns:w16cei="http://schemas.microsoft.com/office/word/2026/wordml/cei" xmlns:w16cex="http://schemas.microsoft.com/office/word/2018/wordml/cex" xmlns:w16cid="http://schemas.microsoft.com/office/word/2016/wordml/cid" xmlns:w16="http://schemas.microsoft.com/office/word/2018/wordml" xmlns:w16du="http://schemas.microsoft.com/office/word/2023/wordml/word16du" xmlns:w16sdtdh="http://schemas.microsoft.com/office/word/2020/wordml/sdtdatahash" xmlns:w16sdtfl="http://schemas.microsoft.com/office/word/2024/wordml/sdtformatlock" xmlns:w16se="http://schemas.microsoft.com/office/word/2015/wordml/symex" xmlns:wpg="http://schemas.microsoft.com/office/word/2010/wordprocessingGroup" xmlns:wpi="http://schemas.microsoft.com/office/word/2010/wordprocessingInk" xmlns:wne="http://schemas.microsoft.com/office/word/2006/wordml" xmlns:wps="http://schemas.microsoft.com/office/word/2010/wordprocessingShape" mc:Ignorable="w14 w15 w16se w16cid w16 w16cex w16sdtdh w16sdtfl w16du wp14">
   <w:abstractNum w:abstractNumId="0" w15:restartNumberingAfterBreak="0">
     <w:nsid w:val="FFFFFF7C"/>
     <w:multiLevelType w:val="singleLevel"/>
